--- a/oposicion/temario/tercer-ejercicio/3A21.docx
+++ b/oposicion/temario/tercer-ejercicio/3A21.docx
@@ -31,7 +31,7 @@
         <w:pStyle w:val="Paginasdeltema"/>
       </w:pPr>
       <w:r>
-        <w:t xml:space="preserve">Tema: 29 págs. · Anexos: 9 · Bibliografía: 6 (PDF)</w:t>
+        <w:t xml:space="preserve">Tema: 29 págs. · Anexos: 9 · Bibliografía: 7 (PDF)</w:t>
       </w:r>
     </w:p>
     <w:bookmarkStart w:id="26" w:name="introducción"/>
@@ -772,38 +772,6 @@
       </w:r>
       <w:r>
         <w:t xml:space="preserve">.</w:t>
-      </w:r>
-      <w:r>
-        <w:t xml:space="preserve"> </w:t>
-      </w:r>
-      <w:r>
-        <w:rPr>
-          <w:smallCaps/>
-        </w:rPr>
-        <w:t xml:space="preserve">Cournot</w:t>
-      </w:r>
-      <w:r>
-        <w:t xml:space="preserve"> </w:t>
-      </w:r>
-      <w:r>
-        <w:t xml:space="preserve">(</w:t>
-      </w:r>
-      <w:hyperlink w:anchor="ref-Cournot1838Recherches">
-        <w:r>
-          <w:rPr>
-            <w:rStyle w:val="Hyperlink"/>
-          </w:rPr>
-          <w:t xml:space="preserve">1838</w:t>
-        </w:r>
-      </w:hyperlink>
-      <w:r>
-        <w:t xml:space="preserve">)</w:t>
-      </w:r>
-      <w:r>
-        <w:t xml:space="preserve"> </w:t>
-      </w:r>
-      <w:r>
-        <w:t xml:space="preserve">advierte ya de que el problema completo, con todos los mercados a la vez, excede el análisis matemático de su tiempo.</w:t>
       </w:r>
     </w:p>
     <w:p>
@@ -13432,6 +13400,45 @@
         <w:t xml:space="preserve">: con agentes precio-aceptantes y preferencias y tecnologías convexas, el modelo se reduce a un sistema de excesos de demanda que dependen solo de los precios relativos, y el equilibrio general competitivo está bien definido. Pero ¿existe?, ¿es único?, ¿se alcanza?, ¿es bueno? Son las preguntas del bloque II.</w:t>
       </w:r>
     </w:p>
+    <w:p>
+      <w:pPr>
+        <w:pStyle w:val="Notaalopositor"/>
+      </w:pPr>
+      <w:r>
+        <w:rPr>
+          <w:b/>
+          <w:bCs/>
+        </w:rPr>
+        <w:t xml:space="preserve">Nota al opositor. </w:t>
+      </w:r>
+      <w:r>
+        <w:t xml:space="preserve">Qué es de este tema y qué del vecino: la competencia perfecta en un mercado aislado (equilibrio parcial, corto y largo plazo, ajuste y estabilidad de ese mercado) es materia del equilibrio parcial</w:t>
+      </w:r>
+      <w:r>
+        <w:t xml:space="preserve"> </w:t>
+      </w:r>
+      <w:r>
+        <w:rPr>
+          <w:rStyle w:val="Referenciaatema"/>
+        </w:rPr>
+        <w:t xml:space="preserve">[ver tema 3.A.16]</w:t>
+      </w:r>
+      <w:r>
+        <w:t xml:space="preserve">. Aquí lo propio es la interdependencia: la economía como un sistema de ecuaciones simultáneas en el que todos los precios son endógenos y se determinan a la vez, el recuento de ecuaciones e incógnitas, el exceso de demanda y la ley de</w:t>
+      </w:r>
+      <w:r>
+        <w:t xml:space="preserve"> </w:t>
+      </w:r>
+      <w:r>
+        <w:rPr>
+          <w:smallCaps/>
+        </w:rPr>
+        <w:t xml:space="preserve">Walras</w:t>
+      </w:r>
+      <w:r>
+        <w:t xml:space="preserve">. Conviene subrayarlo en el cante para que no parezca el equilibrio parcial con más mercados.</w:t>
+      </w:r>
+    </w:p>
     <w:bookmarkEnd w:id="62"/>
     <w:bookmarkEnd w:id="63"/>
     <w:bookmarkEnd w:id="64"/>
@@ -20099,6 +20106,94 @@
         <w:t xml:space="preserve">: el equilibrio competitivo existe con supuestos razonables, pero su unicidad y su estabilidad exigen condiciones fuertes, y es eficiente si los mercados son completos y competitivos. El bloque III relaja precisamente esos supuestos: el precio dado, la convexidad, la ausencia de dinero y la de tiempo e incertidumbre.</w:t>
       </w:r>
     </w:p>
+    <w:p>
+      <w:pPr>
+        <w:pStyle w:val="Notaalopositor"/>
+      </w:pPr>
+      <w:r>
+        <w:rPr>
+          <w:b/>
+          <w:bCs/>
+        </w:rPr>
+        <w:t xml:space="preserve">Nota al opositor. </w:t>
+      </w:r>
+      <w:r>
+        <w:t xml:space="preserve">Reparto con los temas del bienestar. Aquí, el óptimo de</w:t>
+      </w:r>
+      <w:r>
+        <w:t xml:space="preserve"> </w:t>
+      </w:r>
+      <w:r>
+        <w:rPr>
+          <w:smallCaps/>
+        </w:rPr>
+        <w:t xml:space="preserve">Pareto</w:t>
+      </w:r>
+      <w:r>
+        <w:t xml:space="preserve"> </w:t>
+      </w:r>
+      <w:r>
+        <w:t xml:space="preserve">y los 2 teoremas van en enunciados y sobre la caja, como propiedades del equilibrio general competitivo. Su desarrollo es de los temas vecinos: el criterio de</w:t>
+      </w:r>
+      <w:r>
+        <w:t xml:space="preserve"> </w:t>
+      </w:r>
+      <w:r>
+        <w:rPr>
+          <w:smallCaps/>
+        </w:rPr>
+        <w:t xml:space="preserve">Pareto</w:t>
+      </w:r>
+      <w:r>
+        <w:t xml:space="preserve">, las condiciones del óptimo, los 2 teoremas (también el segundo) con sus supuestos y el</w:t>
+      </w:r>
+      <w:r>
+        <w:t xml:space="preserve"> </w:t>
+      </w:r>
+      <w:r>
+        <w:rPr>
+          <w:i/>
+          <w:iCs/>
+        </w:rPr>
+        <w:t xml:space="preserve">second best</w:t>
+      </w:r>
+      <w:r>
+        <w:t xml:space="preserve"> </w:t>
+      </w:r>
+      <w:r>
+        <w:rPr>
+          <w:rStyle w:val="Referenciaatema"/>
+        </w:rPr>
+        <w:t xml:space="preserve">[ver tema 3.A.22]</w:t>
+      </w:r>
+      <w:r>
+        <w:t xml:space="preserve">; los fallos de mercado (externalidades y bienes públicos) por los que el equilibrio competitivo deja de ser eficiente, y la intervención</w:t>
+      </w:r>
+      <w:r>
+        <w:t xml:space="preserve"> </w:t>
+      </w:r>
+      <w:r>
+        <w:rPr>
+          <w:rStyle w:val="Referenciaatema"/>
+        </w:rPr>
+        <w:t xml:space="preserve">[ver tema 3.A.23]</w:t>
+      </w:r>
+      <w:r>
+        <w:t xml:space="preserve">, y cómo elegir entre los óptimos con una función de bienestar social, que no tiene por qué coincidir con el equilibrio alcanzado, y la elección colectiva</w:t>
+      </w:r>
+      <w:r>
+        <w:t xml:space="preserve"> </w:t>
+      </w:r>
+      <w:r>
+        <w:rPr>
+          <w:rStyle w:val="Referenciaatema"/>
+        </w:rPr>
+        <w:t xml:space="preserve">[ver tema 3.A.24]</w:t>
+      </w:r>
+      <w:r>
+        <w:t xml:space="preserve">.</w:t>
+      </w:r>
+    </w:p>
     <w:bookmarkEnd w:id="106"/>
     <w:bookmarkEnd w:id="107"/>
     <w:bookmarkEnd w:id="108"/>
@@ -41143,7 +41238,7 @@
     </w:p>
     <w:bookmarkEnd w:id="177"/>
     <w:bookmarkEnd w:id="178"/>
-    <w:bookmarkStart w:id="351" w:name="bibliography"/>
+    <w:bookmarkStart w:id="356" w:name="bibliography"/>
     <w:p>
       <w:pPr>
         <w:pStyle w:val="Heading1"/>
@@ -41152,7 +41247,7 @@
         <w:t xml:space="preserve">Bibliografía</w:t>
       </w:r>
     </w:p>
-    <w:bookmarkStart w:id="350" w:name="refs"/>
+    <w:bookmarkStart w:id="355" w:name="refs"/>
     <w:bookmarkStart w:id="180" w:name="ref-AguiarEtAl2025GTAP12"/>
     <w:p>
       <w:pPr>
@@ -42217,13 +42312,22 @@
       </w:r>
     </w:p>
     <w:bookmarkEnd w:id="221"/>
-    <w:bookmarkStart w:id="222" w:name="ref-Cournot1838Recherches"/>
+    <w:bookmarkStart w:id="222" w:name="ref-DeVroey2004History"/>
     <w:p>
       <w:pPr>
         <w:pStyle w:val="Bibliography"/>
       </w:pPr>
       <w:r>
-        <w:t xml:space="preserve">Cournot, Antoine Augustin. 1838.</w:t>
+        <w:t xml:space="preserve">De Vroey, Michel. 2004.</w:t>
+      </w:r>
+      <w:r>
+        <w:t xml:space="preserve"> </w:t>
+      </w:r>
+      <w:r>
+        <w:t xml:space="preserve">«The History of Macroeconomics Viewed against the Background of the Marshall-Walras Divide»</w:t>
+      </w:r>
+      <w:r>
+        <w:t xml:space="preserve">.</w:t>
       </w:r>
       <w:r>
         <w:t xml:space="preserve"> </w:t>
@@ -42233,26 +42337,29 @@
           <w:i/>
           <w:iCs/>
         </w:rPr>
-        <w:t xml:space="preserve">Recherches sur les principes mathématiques de la théorie des richesses</w:t>
-      </w:r>
-      <w:r>
-        <w:t xml:space="preserve">. París: Hachette.</w:t>
+        <w:t xml:space="preserve">History of Political Economy</w:t>
+      </w:r>
+      <w:r>
+        <w:t xml:space="preserve"> </w:t>
+      </w:r>
+      <w:r>
+        <w:t xml:space="preserve">36 (5 (suplemento)): 57-91.</w:t>
       </w:r>
     </w:p>
     <w:bookmarkEnd w:id="222"/>
-    <w:bookmarkStart w:id="223" w:name="ref-DeVroey2004History"/>
+    <w:bookmarkStart w:id="224" w:name="ref-Debreu1951Coefficient"/>
     <w:p>
       <w:pPr>
         <w:pStyle w:val="Bibliography"/>
       </w:pPr>
       <w:r>
-        <w:t xml:space="preserve">De Vroey, Michel. 2004.</w:t>
-      </w:r>
-      <w:r>
-        <w:t xml:space="preserve"> </w:t>
-      </w:r>
-      <w:r>
-        <w:t xml:space="preserve">«The History of Macroeconomics Viewed against the Background of the Marshall-Walras Divide»</w:t>
+        <w:t xml:space="preserve">Debreu, Gérard. 1951.</w:t>
+      </w:r>
+      <w:r>
+        <w:t xml:space="preserve"> </w:t>
+      </w:r>
+      <w:r>
+        <w:t xml:space="preserve">«The Coefficient of Resource Utilization»</w:t>
       </w:r>
       <w:r>
         <w:t xml:space="preserve">.</w:t>
@@ -42265,41 +42372,6 @@
           <w:i/>
           <w:iCs/>
         </w:rPr>
-        <w:t xml:space="preserve">History of Political Economy</w:t>
-      </w:r>
-      <w:r>
-        <w:t xml:space="preserve"> </w:t>
-      </w:r>
-      <w:r>
-        <w:t xml:space="preserve">36 (5 (suplemento)): 57-91.</w:t>
-      </w:r>
-    </w:p>
-    <w:bookmarkEnd w:id="223"/>
-    <w:bookmarkStart w:id="225" w:name="ref-Debreu1951Coefficient"/>
-    <w:p>
-      <w:pPr>
-        <w:pStyle w:val="Bibliography"/>
-      </w:pPr>
-      <w:r>
-        <w:t xml:space="preserve">Debreu, Gérard. 1951.</w:t>
-      </w:r>
-      <w:r>
-        <w:t xml:space="preserve"> </w:t>
-      </w:r>
-      <w:r>
-        <w:t xml:space="preserve">«The Coefficient of Resource Utilization»</w:t>
-      </w:r>
-      <w:r>
-        <w:t xml:space="preserve">.</w:t>
-      </w:r>
-      <w:r>
-        <w:t xml:space="preserve"> </w:t>
-      </w:r>
-      <w:r>
-        <w:rPr>
-          <w:i/>
-          <w:iCs/>
-        </w:rPr>
         <w:t xml:space="preserve">Econometrica</w:t>
       </w:r>
       <w:r>
@@ -42311,7 +42383,7 @@
       <w:r>
         <w:t xml:space="preserve"> </w:t>
       </w:r>
-      <w:hyperlink r:id="rId224">
+      <w:hyperlink r:id="rId223">
         <w:r>
           <w:rPr>
             <w:rStyle w:val="Hyperlink"/>
@@ -42323,8 +42395,8 @@
         <w:t xml:space="preserve">.</w:t>
       </w:r>
     </w:p>
-    <w:bookmarkEnd w:id="225"/>
-    <w:bookmarkStart w:id="227" w:name="ref-Debreu1959Theory"/>
+    <w:bookmarkEnd w:id="224"/>
+    <w:bookmarkStart w:id="226" w:name="ref-Debreu1959Theory"/>
     <w:p>
       <w:pPr>
         <w:pStyle w:val="Bibliography"/>
@@ -42348,7 +42420,7 @@
       <w:r>
         <w:t xml:space="preserve"> </w:t>
       </w:r>
-      <w:hyperlink r:id="rId226">
+      <w:hyperlink r:id="rId225">
         <w:r>
           <w:rPr>
             <w:rStyle w:val="Hyperlink"/>
@@ -42360,8 +42432,8 @@
         <w:t xml:space="preserve">.</w:t>
       </w:r>
     </w:p>
-    <w:bookmarkEnd w:id="227"/>
-    <w:bookmarkStart w:id="229" w:name="ref-Debreu1970Economies"/>
+    <w:bookmarkEnd w:id="226"/>
+    <w:bookmarkStart w:id="228" w:name="ref-Debreu1970Economies"/>
     <w:p>
       <w:pPr>
         <w:pStyle w:val="Bibliography"/>
@@ -42397,7 +42469,7 @@
       <w:r>
         <w:t xml:space="preserve"> </w:t>
       </w:r>
-      <w:hyperlink r:id="rId228">
+      <w:hyperlink r:id="rId227">
         <w:r>
           <w:rPr>
             <w:rStyle w:val="Hyperlink"/>
@@ -42409,8 +42481,8 @@
         <w:t xml:space="preserve">.</w:t>
       </w:r>
     </w:p>
-    <w:bookmarkEnd w:id="229"/>
-    <w:bookmarkStart w:id="231" w:name="ref-Debreu1974Excess"/>
+    <w:bookmarkEnd w:id="228"/>
+    <w:bookmarkStart w:id="230" w:name="ref-Debreu1974Excess"/>
     <w:p>
       <w:pPr>
         <w:pStyle w:val="Bibliography"/>
@@ -42446,7 +42518,7 @@
       <w:r>
         <w:t xml:space="preserve"> </w:t>
       </w:r>
-      <w:hyperlink r:id="rId230">
+      <w:hyperlink r:id="rId229">
         <w:r>
           <w:rPr>
             <w:rStyle w:val="Hyperlink"/>
@@ -42458,8 +42530,8 @@
         <w:t xml:space="preserve">.</w:t>
       </w:r>
     </w:p>
-    <w:bookmarkEnd w:id="231"/>
-    <w:bookmarkStart w:id="233" w:name="ref-DebreuScarf1963Limit"/>
+    <w:bookmarkEnd w:id="230"/>
+    <w:bookmarkStart w:id="232" w:name="ref-DebreuScarf1963Limit"/>
     <w:p>
       <w:pPr>
         <w:pStyle w:val="Bibliography"/>
@@ -42495,7 +42567,7 @@
       <w:r>
         <w:t xml:space="preserve"> </w:t>
       </w:r>
-      <w:hyperlink r:id="rId232">
+      <w:hyperlink r:id="rId231">
         <w:r>
           <w:rPr>
             <w:rStyle w:val="Hyperlink"/>
@@ -42507,8 +42579,8 @@
         <w:t xml:space="preserve">.</w:t>
       </w:r>
     </w:p>
-    <w:bookmarkEnd w:id="233"/>
-    <w:bookmarkStart w:id="234" w:name="ref-DelgadoToral2014Introduccion"/>
+    <w:bookmarkEnd w:id="232"/>
+    <w:bookmarkStart w:id="233" w:name="ref-DelgadoToral2014Introduccion"/>
     <w:p>
       <w:pPr>
         <w:pStyle w:val="Bibliography"/>
@@ -42553,8 +42625,8 @@
         <w:t xml:space="preserve">.</w:t>
       </w:r>
     </w:p>
-    <w:bookmarkEnd w:id="234"/>
-    <w:bookmarkStart w:id="235" w:name="ref-Dierker1972Two"/>
+    <w:bookmarkEnd w:id="233"/>
+    <w:bookmarkStart w:id="234" w:name="ref-Dierker1972Two"/>
     <w:p>
       <w:pPr>
         <w:pStyle w:val="Bibliography"/>
@@ -42588,8 +42660,8 @@
         <w:t xml:space="preserve">40 (5): 951-53.</w:t>
       </w:r>
     </w:p>
-    <w:bookmarkEnd w:id="235"/>
-    <w:bookmarkStart w:id="236" w:name="ref-Edgeworth1881Mathematical"/>
+    <w:bookmarkEnd w:id="234"/>
+    <w:bookmarkStart w:id="235" w:name="ref-Edgeworth1881Mathematical"/>
     <w:p>
       <w:pPr>
         <w:pStyle w:val="Bibliography"/>
@@ -42611,14 +42683,14 @@
         <w:t xml:space="preserve">. Londres: C. Kegan Paul.</w:t>
       </w:r>
     </w:p>
-    <w:bookmarkEnd w:id="236"/>
-    <w:bookmarkStart w:id="237" w:name="ref-EkelundHebert2013History"/>
+    <w:bookmarkEnd w:id="235"/>
+    <w:bookmarkStart w:id="236" w:name="ref-EkelundHebert2013History"/>
     <w:p>
       <w:pPr>
         <w:pStyle w:val="Bibliography"/>
       </w:pPr>
       <w:r>
-        <w:t xml:space="preserve">Ekelund, Robert B. y Robert F. Hébert. 2013.</w:t>
+        <w:t xml:space="preserve">Ekelund, Robert B. y Robert F. Hébert. 2014.</w:t>
       </w:r>
       <w:r>
         <w:t xml:space="preserve"> </w:t>
@@ -42634,8 +42706,8 @@
         <w:t xml:space="preserve">. 6.ª ed. Long Grove (Illinois): Waveland Press.</w:t>
       </w:r>
     </w:p>
-    <w:bookmarkEnd w:id="237"/>
-    <w:bookmarkStart w:id="238" w:name="ref-Feldman1987Welfare"/>
+    <w:bookmarkEnd w:id="236"/>
+    <w:bookmarkStart w:id="237" w:name="ref-Feldman1987Welfare"/>
     <w:p>
       <w:pPr>
         <w:pStyle w:val="Bibliography"/>
@@ -42666,8 +42738,8 @@
         <w:t xml:space="preserve">, editado por John Eatwell, Murray Milgate y Peter Newman. Vol. 4. Londres: Macmillan.</w:t>
       </w:r>
     </w:p>
-    <w:bookmarkEnd w:id="238"/>
-    <w:bookmarkStart w:id="239" w:name="ref-Foley1967Resource"/>
+    <w:bookmarkEnd w:id="237"/>
+    <w:bookmarkStart w:id="238" w:name="ref-Foley1967Resource"/>
     <w:p>
       <w:pPr>
         <w:pStyle w:val="Bibliography"/>
@@ -42701,8 +42773,8 @@
         <w:t xml:space="preserve">7 (1): 45-98.</w:t>
       </w:r>
     </w:p>
-    <w:bookmarkEnd w:id="239"/>
-    <w:bookmarkStart w:id="241" w:name="ref-FrancoisEtAl2013TTIP"/>
+    <w:bookmarkEnd w:id="238"/>
+    <w:bookmarkStart w:id="240" w:name="ref-FrancoisEtAl2013TTIP"/>
     <w:p>
       <w:pPr>
         <w:pStyle w:val="Bibliography"/>
@@ -42722,7 +42794,7 @@
       <w:r>
         <w:t xml:space="preserve"> </w:t>
       </w:r>
-      <w:hyperlink r:id="rId240">
+      <w:hyperlink r:id="rId239">
         <w:r>
           <w:rPr>
             <w:rStyle w:val="Hyperlink"/>
@@ -42734,8 +42806,8 @@
         <w:t xml:space="preserve">.</w:t>
       </w:r>
     </w:p>
-    <w:bookmarkEnd w:id="241"/>
-    <w:bookmarkStart w:id="242" w:name="ref-GabszewiczVial1972Oligopoly"/>
+    <w:bookmarkEnd w:id="240"/>
+    <w:bookmarkStart w:id="241" w:name="ref-GabszewiczVial1972Oligopoly"/>
     <w:p>
       <w:pPr>
         <w:pStyle w:val="Bibliography"/>
@@ -42769,8 +42841,8 @@
         <w:t xml:space="preserve">4 (3): 381-400.</w:t>
       </w:r>
     </w:p>
-    <w:bookmarkEnd w:id="242"/>
-    <w:bookmarkStart w:id="244" w:name="ref-Gale1955Law"/>
+    <w:bookmarkEnd w:id="241"/>
+    <w:bookmarkStart w:id="243" w:name="ref-Gale1955Law"/>
     <w:p>
       <w:pPr>
         <w:pStyle w:val="Bibliography"/>
@@ -42806,7 +42878,7 @@
       <w:r>
         <w:t xml:space="preserve"> </w:t>
       </w:r>
-      <w:hyperlink r:id="rId243">
+      <w:hyperlink r:id="rId242">
         <w:r>
           <w:rPr>
             <w:rStyle w:val="Hyperlink"/>
@@ -42818,8 +42890,8 @@
         <w:t xml:space="preserve">.</w:t>
       </w:r>
     </w:p>
-    <w:bookmarkEnd w:id="244"/>
-    <w:bookmarkStart w:id="246" w:name="ref-Gale1976Linear"/>
+    <w:bookmarkEnd w:id="243"/>
+    <w:bookmarkStart w:id="245" w:name="ref-Gale1976Linear"/>
     <w:p>
       <w:pPr>
         <w:pStyle w:val="Bibliography"/>
@@ -42855,7 +42927,7 @@
       <w:r>
         <w:t xml:space="preserve"> </w:t>
       </w:r>
-      <w:hyperlink r:id="rId245">
+      <w:hyperlink r:id="rId244">
         <w:r>
           <w:rPr>
             <w:rStyle w:val="Hyperlink"/>
@@ -42867,8 +42939,8 @@
         <w:t xml:space="preserve">.</w:t>
       </w:r>
     </w:p>
-    <w:bookmarkEnd w:id="246"/>
-    <w:bookmarkStart w:id="247" w:name="X5282c39af3d56c258586e1f0ea5992ba9b44b54"/>
+    <w:bookmarkEnd w:id="245"/>
+    <w:bookmarkStart w:id="246" w:name="X5282c39af3d56c258586e1f0ea5992ba9b44b54"/>
     <w:p>
       <w:pPr>
         <w:pStyle w:val="Bibliography"/>
@@ -42899,8 +42971,8 @@
         <w:t xml:space="preserve">, editado por Walter P. Heller, Ross M. Starr y David A. Starrett, 3:65-95. Cambridge: Cambridge University Press.</w:t>
       </w:r>
     </w:p>
-    <w:bookmarkEnd w:id="247"/>
-    <w:bookmarkStart w:id="248" w:name="ref-GeanakoplosMasColell1989Real"/>
+    <w:bookmarkEnd w:id="246"/>
+    <w:bookmarkStart w:id="247" w:name="ref-GeanakoplosMasColell1989Real"/>
     <w:p>
       <w:pPr>
         <w:pStyle w:val="Bibliography"/>
@@ -42934,8 +43006,8 @@
         <w:t xml:space="preserve">47 (1): 22-38.</w:t>
       </w:r>
     </w:p>
-    <w:bookmarkEnd w:id="248"/>
-    <w:bookmarkStart w:id="249" w:name="ref-Gillies1959Solutions"/>
+    <w:bookmarkEnd w:id="247"/>
+    <w:bookmarkStart w:id="248" w:name="ref-Gillies1959Solutions"/>
     <w:p>
       <w:pPr>
         <w:pStyle w:val="Bibliography"/>
@@ -42966,8 +43038,8 @@
         <w:t xml:space="preserve">, editado por Albert W. Tucker y R. Duncan Luce, 47-85. Annals of Mathematics Studies 40. Princeton: Princeton University Press.</w:t>
       </w:r>
     </w:p>
-    <w:bookmarkEnd w:id="249"/>
-    <w:bookmarkStart w:id="250" w:name="ref-GravelleRees2004Microeconomics"/>
+    <w:bookmarkEnd w:id="248"/>
+    <w:bookmarkStart w:id="249" w:name="ref-GravelleRees2004Microeconomics"/>
     <w:p>
       <w:pPr>
         <w:pStyle w:val="Bibliography"/>
@@ -42989,8 +43061,8 @@
         <w:t xml:space="preserve">. 3.ª ed. Harlow: Financial Times/Prentice Hall.</w:t>
       </w:r>
     </w:p>
-    <w:bookmarkEnd w:id="250"/>
-    <w:bookmarkStart w:id="252" w:name="ref-Gronau1977Leisure"/>
+    <w:bookmarkEnd w:id="249"/>
+    <w:bookmarkStart w:id="251" w:name="ref-Gronau1977Leisure"/>
     <w:p>
       <w:pPr>
         <w:pStyle w:val="Bibliography"/>
@@ -43026,7 +43098,7 @@
       <w:r>
         <w:t xml:space="preserve"> </w:t>
       </w:r>
-      <w:hyperlink r:id="rId251">
+      <w:hyperlink r:id="rId250">
         <w:r>
           <w:rPr>
             <w:rStyle w:val="Hyperlink"/>
@@ -43038,8 +43110,8 @@
         <w:t xml:space="preserve">.</w:t>
       </w:r>
     </w:p>
-    <w:bookmarkEnd w:id="252"/>
-    <w:bookmarkStart w:id="253" w:name="ref-Hahn1965Problems"/>
+    <w:bookmarkEnd w:id="251"/>
+    <w:bookmarkStart w:id="252" w:name="ref-Hahn1965Problems"/>
     <w:p>
       <w:pPr>
         <w:pStyle w:val="Bibliography"/>
@@ -43070,8 +43142,8 @@
         <w:t xml:space="preserve">, editado por Frank H. Hahn y F. P. R. Brechling, 126-35. Londres: Macmillan.</w:t>
       </w:r>
     </w:p>
-    <w:bookmarkEnd w:id="253"/>
-    <w:bookmarkStart w:id="254" w:name="ref-Hahn1982Money"/>
+    <w:bookmarkEnd w:id="252"/>
+    <w:bookmarkStart w:id="253" w:name="ref-Hahn1982Money"/>
     <w:p>
       <w:pPr>
         <w:pStyle w:val="Bibliography"/>
@@ -43093,8 +43165,8 @@
         <w:t xml:space="preserve">. Oxford: Basil Blackwell.</w:t>
       </w:r>
     </w:p>
-    <w:bookmarkEnd w:id="254"/>
-    <w:bookmarkStart w:id="255" w:name="ref-Hart1975Optimality"/>
+    <w:bookmarkEnd w:id="253"/>
+    <w:bookmarkStart w:id="254" w:name="ref-Hart1975Optimality"/>
     <w:p>
       <w:pPr>
         <w:pStyle w:val="Bibliography"/>
@@ -43128,8 +43200,8 @@
         <w:t xml:space="preserve">11 (3): 418-43.</w:t>
       </w:r>
     </w:p>
-    <w:bookmarkEnd w:id="255"/>
-    <w:bookmarkStart w:id="256" w:name="ref-Hayek1945Use"/>
+    <w:bookmarkEnd w:id="254"/>
+    <w:bookmarkStart w:id="255" w:name="ref-Hayek1945Use"/>
     <w:p>
       <w:pPr>
         <w:pStyle w:val="Bibliography"/>
@@ -43163,8 +43235,8 @@
         <w:t xml:space="preserve">35 (4): 519-30.</w:t>
       </w:r>
     </w:p>
-    <w:bookmarkEnd w:id="256"/>
-    <w:bookmarkStart w:id="257" w:name="ref-Hicks1939Value"/>
+    <w:bookmarkEnd w:id="255"/>
+    <w:bookmarkStart w:id="256" w:name="ref-Hicks1939Value"/>
     <w:p>
       <w:pPr>
         <w:pStyle w:val="Bibliography"/>
@@ -43186,8 +43258,8 @@
         <w:t xml:space="preserve">. Oxford: Clarendon Press.</w:t>
       </w:r>
     </w:p>
-    <w:bookmarkEnd w:id="257"/>
-    <w:bookmarkStart w:id="258" w:name="ref-Hurwicz1972Informationally"/>
+    <w:bookmarkEnd w:id="256"/>
+    <w:bookmarkStart w:id="257" w:name="ref-Hurwicz1972Informationally"/>
     <w:p>
       <w:pPr>
         <w:pStyle w:val="Bibliography"/>
@@ -43218,27 +43290,27 @@
         <w:t xml:space="preserve">, editado por C. B. McGuire y Roy Radner, 297-336. Ámsterdam: North-Holland.</w:t>
       </w:r>
     </w:p>
+    <w:bookmarkEnd w:id="257"/>
+    <w:bookmarkStart w:id="258" w:name="ref-ICEXCECO3A21"/>
+    <w:p>
+      <w:pPr>
+        <w:pStyle w:val="Bibliography"/>
+      </w:pPr>
+      <w:r>
+        <w:t xml:space="preserve">ICEX-CECO. s. f.</w:t>
+      </w:r>
+      <w:r>
+        <w:t xml:space="preserve"> </w:t>
+      </w:r>
+      <w:r>
+        <w:t xml:space="preserve">«Tema 3.A.21: La teoría del equilibrio general»</w:t>
+      </w:r>
+      <w:r>
+        <w:t xml:space="preserve">. ICEX-CECO.</w:t>
+      </w:r>
+    </w:p>
     <w:bookmarkEnd w:id="258"/>
-    <w:bookmarkStart w:id="259" w:name="ref-ICEXCECO3A21"/>
-    <w:p>
-      <w:pPr>
-        <w:pStyle w:val="Bibliography"/>
-      </w:pPr>
-      <w:r>
-        <w:t xml:space="preserve">ICEX-CECO. s. f.</w:t>
-      </w:r>
-      <w:r>
-        <w:t xml:space="preserve"> </w:t>
-      </w:r>
-      <w:r>
-        <w:t xml:space="preserve">«Tema 3.A.21: La teoría del equilibrio general»</w:t>
-      </w:r>
-      <w:r>
-        <w:t xml:space="preserve">. ICEX-CECO.</w:t>
-      </w:r>
-    </w:p>
-    <w:bookmarkEnd w:id="259"/>
-    <w:bookmarkStart w:id="260" w:name="ref-JehleReny2011Advanced"/>
+    <w:bookmarkStart w:id="259" w:name="ref-JehleReny2011Advanced"/>
     <w:p>
       <w:pPr>
         <w:pStyle w:val="Bibliography"/>
@@ -43260,8 +43332,8 @@
         <w:t xml:space="preserve">. 3.ª ed. Harlow: Financial Times/Prentice Hall.</w:t>
       </w:r>
     </w:p>
-    <w:bookmarkEnd w:id="260"/>
-    <w:bookmarkStart w:id="261" w:name="ref-Jones1965Structure"/>
+    <w:bookmarkEnd w:id="259"/>
+    <w:bookmarkStart w:id="260" w:name="ref-Jones1965Structure"/>
     <w:p>
       <w:pPr>
         <w:pStyle w:val="Bibliography"/>
@@ -43295,8 +43367,8 @@
         <w:t xml:space="preserve">73 (6): 557-72.</w:t>
       </w:r>
     </w:p>
-    <w:bookmarkEnd w:id="261"/>
-    <w:bookmarkStart w:id="263" w:name="ref-Kakutani1941Generalization"/>
+    <w:bookmarkEnd w:id="260"/>
+    <w:bookmarkStart w:id="262" w:name="ref-Kakutani1941Generalization"/>
     <w:p>
       <w:pPr>
         <w:pStyle w:val="Bibliography"/>
@@ -43332,7 +43404,7 @@
       <w:r>
         <w:t xml:space="preserve"> </w:t>
       </w:r>
-      <w:hyperlink r:id="rId262">
+      <w:hyperlink r:id="rId261">
         <w:r>
           <w:rPr>
             <w:rStyle w:val="Hyperlink"/>
@@ -43344,8 +43416,8 @@
         <w:t xml:space="preserve">.</w:t>
       </w:r>
     </w:p>
-    <w:bookmarkEnd w:id="263"/>
-    <w:bookmarkStart w:id="265" w:name="ref-Kehoe2005Evaluation"/>
+    <w:bookmarkEnd w:id="262"/>
+    <w:bookmarkStart w:id="264" w:name="ref-Kehoe2005Evaluation"/>
     <w:p>
       <w:pPr>
         <w:pStyle w:val="Bibliography"/>
@@ -43378,7 +43450,7 @@
       <w:r>
         <w:t xml:space="preserve"> </w:t>
       </w:r>
-      <w:hyperlink r:id="rId264">
+      <w:hyperlink r:id="rId263">
         <w:r>
           <w:rPr>
             <w:rStyle w:val="Hyperlink"/>
@@ -43390,8 +43462,8 @@
         <w:t xml:space="preserve">.</w:t>
       </w:r>
     </w:p>
-    <w:bookmarkEnd w:id="265"/>
-    <w:bookmarkStart w:id="267" w:name="ref-Kirman1992Whom"/>
+    <w:bookmarkEnd w:id="264"/>
+    <w:bookmarkStart w:id="266" w:name="ref-Kirman1992Whom"/>
     <w:p>
       <w:pPr>
         <w:pStyle w:val="Bibliography"/>
@@ -43424,7 +43496,7 @@
       <w:r>
         <w:t xml:space="preserve"> </w:t>
       </w:r>
-      <w:hyperlink r:id="rId266">
+      <w:hyperlink r:id="rId265">
         <w:r>
           <w:rPr>
             <w:rStyle w:val="Hyperlink"/>
@@ -43436,8 +43508,8 @@
         <w:t xml:space="preserve">.</w:t>
       </w:r>
     </w:p>
-    <w:bookmarkEnd w:id="267"/>
-    <w:bookmarkStart w:id="268" w:name="ref-KiyotakiWright1989Money"/>
+    <w:bookmarkEnd w:id="266"/>
+    <w:bookmarkStart w:id="267" w:name="ref-KiyotakiWright1989Money"/>
     <w:p>
       <w:pPr>
         <w:pStyle w:val="Bibliography"/>
@@ -43471,8 +43543,8 @@
         <w:t xml:space="preserve">97 (4): 927-54.</w:t>
       </w:r>
     </w:p>
-    <w:bookmarkEnd w:id="268"/>
-    <w:bookmarkStart w:id="270" w:name="ref-Lancaster1966New"/>
+    <w:bookmarkEnd w:id="267"/>
+    <w:bookmarkStart w:id="269" w:name="ref-Lancaster1966New"/>
     <w:p>
       <w:pPr>
         <w:pStyle w:val="Bibliography"/>
@@ -43508,7 +43580,7 @@
       <w:r>
         <w:t xml:space="preserve"> </w:t>
       </w:r>
-      <w:hyperlink r:id="rId269">
+      <w:hyperlink r:id="rId268">
         <w:r>
           <w:rPr>
             <w:rStyle w:val="Hyperlink"/>
@@ -43520,8 +43592,8 @@
         <w:t xml:space="preserve">.</w:t>
       </w:r>
     </w:p>
-    <w:bookmarkEnd w:id="270"/>
-    <w:bookmarkStart w:id="271" w:name="ref-Lange1936Socialism"/>
+    <w:bookmarkEnd w:id="269"/>
+    <w:bookmarkStart w:id="270" w:name="ref-Lange1936Socialism"/>
     <w:p>
       <w:pPr>
         <w:pStyle w:val="Bibliography"/>
@@ -43555,8 +43627,8 @@
         <w:t xml:space="preserve">4 (1): 53-71.</w:t>
       </w:r>
     </w:p>
-    <w:bookmarkEnd w:id="271"/>
-    <w:bookmarkStart w:id="272" w:name="ref-Lange1942Say"/>
+    <w:bookmarkEnd w:id="270"/>
+    <w:bookmarkStart w:id="271" w:name="ref-Lange1942Say"/>
     <w:p>
       <w:pPr>
         <w:pStyle w:val="Bibliography"/>
@@ -43587,8 +43659,8 @@
         <w:t xml:space="preserve">, editado por Oskar Lange, Francis McIntyre y Theodore O. Yntema, 49-68. Chicago: University of Chicago Press.</w:t>
       </w:r>
     </w:p>
-    <w:bookmarkEnd w:id="272"/>
-    <w:bookmarkStart w:id="274" w:name="ref-Lange1942Foundations"/>
+    <w:bookmarkEnd w:id="271"/>
+    <w:bookmarkStart w:id="273" w:name="ref-Lange1942Foundations"/>
     <w:p>
       <w:pPr>
         <w:pStyle w:val="Bibliography"/>
@@ -43624,7 +43696,7 @@
       <w:r>
         <w:t xml:space="preserve"> </w:t>
       </w:r>
-      <w:hyperlink r:id="rId273">
+      <w:hyperlink r:id="rId272">
         <w:r>
           <w:rPr>
             <w:rStyle w:val="Hyperlink"/>
@@ -43636,8 +43708,8 @@
         <w:t xml:space="preserve">.</w:t>
       </w:r>
     </w:p>
-    <w:bookmarkEnd w:id="274"/>
-    <w:bookmarkStart w:id="276" w:name="ref-Lerner1934Economic"/>
+    <w:bookmarkEnd w:id="273"/>
+    <w:bookmarkStart w:id="275" w:name="ref-Lerner1934Economic"/>
     <w:p>
       <w:pPr>
         <w:pStyle w:val="Bibliography"/>
@@ -43673,7 +43745,7 @@
       <w:r>
         <w:t xml:space="preserve"> </w:t>
       </w:r>
-      <w:hyperlink r:id="rId275">
+      <w:hyperlink r:id="rId274">
         <w:r>
           <w:rPr>
             <w:rStyle w:val="Hyperlink"/>
@@ -43685,8 +43757,8 @@
         <w:t xml:space="preserve">.</w:t>
       </w:r>
     </w:p>
-    <w:bookmarkEnd w:id="276"/>
-    <w:bookmarkStart w:id="277" w:name="ref-Liu2019Fixed"/>
+    <w:bookmarkEnd w:id="275"/>
+    <w:bookmarkStart w:id="276" w:name="ref-Liu2019Fixed"/>
     <w:p>
       <w:pPr>
         <w:pStyle w:val="Bibliography"/>
@@ -43718,8 +43790,8 @@
         <w:t xml:space="preserve">.</w:t>
       </w:r>
     </w:p>
-    <w:bookmarkEnd w:id="277"/>
-    <w:bookmarkStart w:id="279" w:name="ref-Mantel1974Characterization"/>
+    <w:bookmarkEnd w:id="276"/>
+    <w:bookmarkStart w:id="278" w:name="ref-Mantel1974Characterization"/>
     <w:p>
       <w:pPr>
         <w:pStyle w:val="Bibliography"/>
@@ -43755,7 +43827,7 @@
       <w:r>
         <w:t xml:space="preserve"> </w:t>
       </w:r>
-      <w:hyperlink r:id="rId278">
+      <w:hyperlink r:id="rId277">
         <w:r>
           <w:rPr>
             <w:rStyle w:val="Hyperlink"/>
@@ -43767,8 +43839,8 @@
         <w:t xml:space="preserve">.</w:t>
       </w:r>
     </w:p>
-    <w:bookmarkEnd w:id="279"/>
-    <w:bookmarkStart w:id="281" w:name="ref-MartinezGiralt2008Microeconomia"/>
+    <w:bookmarkEnd w:id="278"/>
+    <w:bookmarkStart w:id="280" w:name="ref-MartinezGiralt2008Microeconomia"/>
     <w:p>
       <w:pPr>
         <w:pStyle w:val="Bibliography"/>
@@ -43792,7 +43864,7 @@
       <w:r>
         <w:t xml:space="preserve"> </w:t>
       </w:r>
-      <w:hyperlink r:id="rId280">
+      <w:hyperlink r:id="rId279">
         <w:r>
           <w:rPr>
             <w:rStyle w:val="Hyperlink"/>
@@ -43804,8 +43876,8 @@
         <w:t xml:space="preserve">.</w:t>
       </w:r>
     </w:p>
-    <w:bookmarkEnd w:id="281"/>
-    <w:bookmarkStart w:id="282" w:name="ref-MasColellWhinstonGreen1995"/>
+    <w:bookmarkEnd w:id="280"/>
+    <w:bookmarkStart w:id="281" w:name="ref-MasColellWhinstonGreen1995"/>
     <w:p>
       <w:pPr>
         <w:pStyle w:val="Bibliography"/>
@@ -43827,8 +43899,8 @@
         <w:t xml:space="preserve">. Nueva York: Oxford University Press.</w:t>
       </w:r>
     </w:p>
-    <w:bookmarkEnd w:id="282"/>
-    <w:bookmarkStart w:id="284" w:name="ref-McKenzie1954Equilibrium"/>
+    <w:bookmarkEnd w:id="281"/>
+    <w:bookmarkStart w:id="283" w:name="ref-McKenzie1954Equilibrium"/>
     <w:p>
       <w:pPr>
         <w:pStyle w:val="Bibliography"/>
@@ -43864,7 +43936,7 @@
       <w:r>
         <w:t xml:space="preserve"> </w:t>
       </w:r>
-      <w:hyperlink r:id="rId283">
+      <w:hyperlink r:id="rId282">
         <w:r>
           <w:rPr>
             <w:rStyle w:val="Hyperlink"/>
@@ -43876,8 +43948,8 @@
         <w:t xml:space="preserve">.</w:t>
       </w:r>
     </w:p>
-    <w:bookmarkEnd w:id="284"/>
-    <w:bookmarkStart w:id="285" w:name="ref-McKenzie1959Existence"/>
+    <w:bookmarkEnd w:id="283"/>
+    <w:bookmarkStart w:id="284" w:name="ref-McKenzie1959Existence"/>
     <w:p>
       <w:pPr>
         <w:pStyle w:val="Bibliography"/>
@@ -43911,8 +43983,8 @@
         <w:t xml:space="preserve">27 (1): 54-71.</w:t>
       </w:r>
     </w:p>
-    <w:bookmarkEnd w:id="285"/>
-    <w:bookmarkStart w:id="286" w:name="ref-Mill1844Essays"/>
+    <w:bookmarkEnd w:id="284"/>
+    <w:bookmarkStart w:id="285" w:name="ref-Mill1844Essays"/>
     <w:p>
       <w:pPr>
         <w:pStyle w:val="Bibliography"/>
@@ -43934,8 +44006,8 @@
         <w:t xml:space="preserve">. Londres: John W. Parker.</w:t>
       </w:r>
     </w:p>
-    <w:bookmarkEnd w:id="286"/>
-    <w:bookmarkStart w:id="287" w:name="ref-Mises1920Wirtschaftsrechnung"/>
+    <w:bookmarkEnd w:id="285"/>
+    <w:bookmarkStart w:id="286" w:name="ref-Mises1920Wirtschaftsrechnung"/>
     <w:p>
       <w:pPr>
         <w:pStyle w:val="Bibliography"/>
@@ -43969,8 +44041,8 @@
         <w:t xml:space="preserve">47: 86-121.</w:t>
       </w:r>
     </w:p>
-    <w:bookmarkEnd w:id="287"/>
-    <w:bookmarkStart w:id="288" w:name="ref-Myerson1979Incentive"/>
+    <w:bookmarkEnd w:id="286"/>
+    <w:bookmarkStart w:id="287" w:name="ref-Myerson1979Incentive"/>
     <w:p>
       <w:pPr>
         <w:pStyle w:val="Bibliography"/>
@@ -44004,8 +44076,8 @@
         <w:t xml:space="preserve">47 (1): 61-73.</w:t>
       </w:r>
     </w:p>
-    <w:bookmarkEnd w:id="288"/>
-    <w:bookmarkStart w:id="290" w:name="ref-Nash1950Equilibrium"/>
+    <w:bookmarkEnd w:id="287"/>
+    <w:bookmarkStart w:id="289" w:name="ref-Nash1950Equilibrium"/>
     <w:p>
       <w:pPr>
         <w:pStyle w:val="Bibliography"/>
@@ -44041,7 +44113,7 @@
       <w:r>
         <w:t xml:space="preserve"> </w:t>
       </w:r>
-      <w:hyperlink r:id="rId289">
+      <w:hyperlink r:id="rId288">
         <w:r>
           <w:rPr>
             <w:rStyle w:val="Hyperlink"/>
@@ -44053,8 +44125,8 @@
         <w:t xml:space="preserve">.</w:t>
       </w:r>
     </w:p>
-    <w:bookmarkEnd w:id="290"/>
-    <w:bookmarkStart w:id="291" w:name="ref-Negishi1961Monopolistic"/>
+    <w:bookmarkEnd w:id="289"/>
+    <w:bookmarkStart w:id="290" w:name="ref-Negishi1961Monopolistic"/>
     <w:p>
       <w:pPr>
         <w:pStyle w:val="Bibliography"/>
@@ -44088,8 +44160,8 @@
         <w:t xml:space="preserve">28 (3): 196-201.</w:t>
       </w:r>
     </w:p>
-    <w:bookmarkEnd w:id="291"/>
-    <w:bookmarkStart w:id="292" w:name="ref-VonNeumann1937Gleichungssystem"/>
+    <w:bookmarkEnd w:id="290"/>
+    <w:bookmarkStart w:id="291" w:name="ref-VonNeumann1937Gleichungssystem"/>
     <w:p>
       <w:pPr>
         <w:pStyle w:val="Bibliography"/>
@@ -44123,8 +44195,8 @@
         <w:t xml:space="preserve">8: 73-83.</w:t>
       </w:r>
     </w:p>
-    <w:bookmarkEnd w:id="292"/>
-    <w:bookmarkStart w:id="294" w:name="ref-Nikaido1956Classical"/>
+    <w:bookmarkEnd w:id="291"/>
+    <w:bookmarkStart w:id="293" w:name="ref-Nikaido1956Classical"/>
     <w:p>
       <w:pPr>
         <w:pStyle w:val="Bibliography"/>
@@ -44160,7 +44232,7 @@
       <w:r>
         <w:t xml:space="preserve"> </w:t>
       </w:r>
-      <w:hyperlink r:id="rId293">
+      <w:hyperlink r:id="rId292">
         <w:r>
           <w:rPr>
             <w:rStyle w:val="Hyperlink"/>
@@ -44172,8 +44244,8 @@
         <w:t xml:space="preserve">.</w:t>
       </w:r>
     </w:p>
-    <w:bookmarkEnd w:id="294"/>
-    <w:bookmarkStart w:id="296" w:name="ref-USTR2026USMCAReview"/>
+    <w:bookmarkEnd w:id="293"/>
+    <w:bookmarkStart w:id="295" w:name="ref-USTR2026USMCAReview"/>
     <w:p>
       <w:pPr>
         <w:pStyle w:val="Bibliography"/>
@@ -44193,7 +44265,7 @@
       <w:r>
         <w:t xml:space="preserve"> </w:t>
       </w:r>
-      <w:hyperlink r:id="rId295">
+      <w:hyperlink r:id="rId294">
         <w:r>
           <w:rPr>
             <w:rStyle w:val="Hyperlink"/>
@@ -44205,8 +44277,8 @@
         <w:t xml:space="preserve">.</w:t>
       </w:r>
     </w:p>
-    <w:bookmarkEnd w:id="296"/>
-    <w:bookmarkStart w:id="297" w:name="ref-Pareto1906Manuale"/>
+    <w:bookmarkEnd w:id="295"/>
+    <w:bookmarkStart w:id="296" w:name="ref-Pareto1906Manuale"/>
     <w:p>
       <w:pPr>
         <w:pStyle w:val="Bibliography"/>
@@ -44228,8 +44300,8 @@
         <w:t xml:space="preserve">. Milán: Società Editrice Libraria.</w:t>
       </w:r>
     </w:p>
-    <w:bookmarkEnd w:id="297"/>
-    <w:bookmarkStart w:id="298" w:name="ref-Patinkin1956Money"/>
+    <w:bookmarkEnd w:id="296"/>
+    <w:bookmarkStart w:id="297" w:name="ref-Patinkin1956Money"/>
     <w:p>
       <w:pPr>
         <w:pStyle w:val="Bibliography"/>
@@ -44251,8 +44323,8 @@
         <w:t xml:space="preserve">. Evanston: Row, Peterson.</w:t>
       </w:r>
     </w:p>
-    <w:bookmarkEnd w:id="298"/>
-    <w:bookmarkStart w:id="299" w:name="ref-Patinkin1965Money"/>
+    <w:bookmarkEnd w:id="297"/>
+    <w:bookmarkStart w:id="298" w:name="ref-Patinkin1965Money"/>
     <w:p>
       <w:pPr>
         <w:pStyle w:val="Bibliography"/>
@@ -44274,8 +44346,8 @@
         <w:t xml:space="preserve">. 2.ª ed. Nueva York: Harper &amp; Row.</w:t>
       </w:r>
     </w:p>
-    <w:bookmarkEnd w:id="299"/>
-    <w:bookmarkStart w:id="301" w:name="ref-Radner1972Existence"/>
+    <w:bookmarkEnd w:id="298"/>
+    <w:bookmarkStart w:id="300" w:name="ref-Radner1972Existence"/>
     <w:p>
       <w:pPr>
         <w:pStyle w:val="Bibliography"/>
@@ -44311,7 +44383,7 @@
       <w:r>
         <w:t xml:space="preserve"> </w:t>
       </w:r>
-      <w:hyperlink r:id="rId300">
+      <w:hyperlink r:id="rId299">
         <w:r>
           <w:rPr>
             <w:rStyle w:val="Hyperlink"/>
@@ -44323,8 +44395,8 @@
         <w:t xml:space="preserve">.</w:t>
       </w:r>
     </w:p>
-    <w:bookmarkEnd w:id="301"/>
-    <w:bookmarkStart w:id="302" w:name="ref-RobertsPostlewaite1976Incentives"/>
+    <w:bookmarkEnd w:id="300"/>
+    <w:bookmarkStart w:id="301" w:name="ref-RobertsPostlewaite1976Incentives"/>
     <w:p>
       <w:pPr>
         <w:pStyle w:val="Bibliography"/>
@@ -44358,8 +44430,8 @@
         <w:t xml:space="preserve">44 (1): 115-27.</w:t>
       </w:r>
     </w:p>
-    <w:bookmarkEnd w:id="302"/>
-    <w:bookmarkStart w:id="303" w:name="ref-RobertsSonnenschein1977Foundations"/>
+    <w:bookmarkEnd w:id="301"/>
+    <w:bookmarkStart w:id="302" w:name="ref-RobertsSonnenschein1977Foundations"/>
     <w:p>
       <w:pPr>
         <w:pStyle w:val="Bibliography"/>
@@ -44393,8 +44465,8 @@
         <w:t xml:space="preserve">45 (1): 101-13.</w:t>
       </w:r>
     </w:p>
-    <w:bookmarkEnd w:id="303"/>
-    <w:bookmarkStart w:id="304" w:name="ref-Rybczynski1955Factor"/>
+    <w:bookmarkEnd w:id="302"/>
+    <w:bookmarkStart w:id="303" w:name="ref-Rybczynski1955Factor"/>
     <w:p>
       <w:pPr>
         <w:pStyle w:val="Bibliography"/>
@@ -44428,8 +44500,8 @@
         <w:t xml:space="preserve">22 (88): 336-41.</w:t>
       </w:r>
     </w:p>
-    <w:bookmarkEnd w:id="304"/>
-    <w:bookmarkStart w:id="305" w:name="ref-Samuelson1947Foundations"/>
+    <w:bookmarkEnd w:id="303"/>
+    <w:bookmarkStart w:id="304" w:name="ref-Samuelson1947Foundations"/>
     <w:p>
       <w:pPr>
         <w:pStyle w:val="Bibliography"/>
@@ -44451,8 +44523,8 @@
         <w:t xml:space="preserve">. Cambridge (Massachusetts): Harvard University Press.</w:t>
       </w:r>
     </w:p>
-    <w:bookmarkEnd w:id="305"/>
-    <w:bookmarkStart w:id="306" w:name="ref-Samuelson1958Exact"/>
+    <w:bookmarkEnd w:id="304"/>
+    <w:bookmarkStart w:id="305" w:name="ref-Samuelson1958Exact"/>
     <w:p>
       <w:pPr>
         <w:pStyle w:val="Bibliography"/>
@@ -44486,8 +44558,8 @@
         <w:t xml:space="preserve">66 (6): 467-82.</w:t>
       </w:r>
     </w:p>
-    <w:bookmarkEnd w:id="306"/>
-    <w:bookmarkStart w:id="308" w:name="ref-Scarf1967Approximation"/>
+    <w:bookmarkEnd w:id="305"/>
+    <w:bookmarkStart w:id="307" w:name="ref-Scarf1967Approximation"/>
     <w:p>
       <w:pPr>
         <w:pStyle w:val="Bibliography"/>
@@ -44523,7 +44595,7 @@
       <w:r>
         <w:t xml:space="preserve"> </w:t>
       </w:r>
-      <w:hyperlink r:id="rId307">
+      <w:hyperlink r:id="rId306">
         <w:r>
           <w:rPr>
             <w:rStyle w:val="Hyperlink"/>
@@ -44535,8 +44607,8 @@
         <w:t xml:space="preserve">.</w:t>
       </w:r>
     </w:p>
-    <w:bookmarkEnd w:id="308"/>
-    <w:bookmarkStart w:id="309" w:name="ref-Scarf1960Examples"/>
+    <w:bookmarkEnd w:id="307"/>
+    <w:bookmarkStart w:id="308" w:name="ref-Scarf1960Examples"/>
     <w:p>
       <w:pPr>
         <w:pStyle w:val="Bibliography"/>
@@ -44570,8 +44642,8 @@
         <w:t xml:space="preserve">1 (3): 157-72.</w:t>
       </w:r>
     </w:p>
-    <w:bookmarkEnd w:id="309"/>
-    <w:bookmarkStart w:id="310" w:name="ref-ScarfHansen1973Computation"/>
+    <w:bookmarkEnd w:id="308"/>
+    <w:bookmarkStart w:id="309" w:name="ref-ScarfHansen1973Computation"/>
     <w:p>
       <w:pPr>
         <w:pStyle w:val="Bibliography"/>
@@ -44593,8 +44665,8 @@
         <w:t xml:space="preserve">. Cowles Foundation Monograph 24. New Haven: Yale University Press.</w:t>
       </w:r>
     </w:p>
-    <w:bookmarkEnd w:id="310"/>
-    <w:bookmarkStart w:id="311" w:name="ref-Segura1986Analisis"/>
+    <w:bookmarkEnd w:id="309"/>
+    <w:bookmarkStart w:id="310" w:name="ref-Segura1986Analisis"/>
     <w:p>
       <w:pPr>
         <w:pStyle w:val="Bibliography"/>
@@ -44616,8 +44688,8 @@
         <w:t xml:space="preserve">. 3.ª ed. Alianza Universidad Textos. Madrid: Alianza Editorial.</w:t>
       </w:r>
     </w:p>
-    <w:bookmarkEnd w:id="311"/>
-    <w:bookmarkStart w:id="312" w:name="ref-Shiller1993Macro"/>
+    <w:bookmarkEnd w:id="310"/>
+    <w:bookmarkStart w:id="311" w:name="ref-Shiller1993Macro"/>
     <w:p>
       <w:pPr>
         <w:pStyle w:val="Bibliography"/>
@@ -44639,8 +44711,8 @@
         <w:t xml:space="preserve">. Oxford: Clarendon Press.</w:t>
       </w:r>
     </w:p>
-    <w:bookmarkEnd w:id="312"/>
-    <w:bookmarkStart w:id="313" w:name="ref-ShovenWhalley1992Applying"/>
+    <w:bookmarkEnd w:id="311"/>
+    <w:bookmarkStart w:id="312" w:name="ref-ShovenWhalley1992Applying"/>
     <w:p>
       <w:pPr>
         <w:pStyle w:val="Bibliography"/>
@@ -44662,8 +44734,8 @@
         <w:t xml:space="preserve">. Cambridge: Cambridge University Press.</w:t>
       </w:r>
     </w:p>
-    <w:bookmarkEnd w:id="313"/>
-    <w:bookmarkStart w:id="314" w:name="ref-Shubik1959Edgeworth"/>
+    <w:bookmarkEnd w:id="312"/>
+    <w:bookmarkStart w:id="313" w:name="ref-Shubik1959Edgeworth"/>
     <w:p>
       <w:pPr>
         <w:pStyle w:val="Bibliography"/>
@@ -44694,8 +44766,8 @@
         <w:t xml:space="preserve">, editado por Albert W. Tucker y R. Duncan Luce, 267-78. Annals of Mathematics Studies 40. Princeton: Princeton University Press.</w:t>
       </w:r>
     </w:p>
-    <w:bookmarkEnd w:id="314"/>
-    <w:bookmarkStart w:id="315" w:name="ref-Sidrauski1967Rational"/>
+    <w:bookmarkEnd w:id="313"/>
+    <w:bookmarkStart w:id="314" w:name="ref-Sidrauski1967Rational"/>
     <w:p>
       <w:pPr>
         <w:pStyle w:val="Bibliography"/>
@@ -44729,8 +44801,8 @@
         <w:t xml:space="preserve">57 (2): 534-44.</w:t>
       </w:r>
     </w:p>
-    <w:bookmarkEnd w:id="315"/>
-    <w:bookmarkStart w:id="317" w:name="ref-Smith1776Wealth"/>
+    <w:bookmarkEnd w:id="314"/>
+    <w:bookmarkStart w:id="316" w:name="ref-Smith1776Wealth"/>
     <w:p>
       <w:pPr>
         <w:pStyle w:val="Bibliography"/>
@@ -44754,7 +44826,7 @@
       <w:r>
         <w:t xml:space="preserve"> </w:t>
       </w:r>
-      <w:hyperlink r:id="rId316">
+      <w:hyperlink r:id="rId315">
         <w:r>
           <w:rPr>
             <w:rStyle w:val="Hyperlink"/>
@@ -44766,8 +44838,8 @@
         <w:t xml:space="preserve">.</w:t>
       </w:r>
     </w:p>
-    <w:bookmarkEnd w:id="317"/>
-    <w:bookmarkStart w:id="319" w:name="ref-Sonnenschein1972Market"/>
+    <w:bookmarkEnd w:id="316"/>
+    <w:bookmarkStart w:id="318" w:name="ref-Sonnenschein1972Market"/>
     <w:p>
       <w:pPr>
         <w:pStyle w:val="Bibliography"/>
@@ -44803,7 +44875,7 @@
       <w:r>
         <w:t xml:space="preserve"> </w:t>
       </w:r>
-      <w:hyperlink r:id="rId318">
+      <w:hyperlink r:id="rId317">
         <w:r>
           <w:rPr>
             <w:rStyle w:val="Hyperlink"/>
@@ -44815,8 +44887,8 @@
         <w:t xml:space="preserve">.</w:t>
       </w:r>
     </w:p>
-    <w:bookmarkEnd w:id="319"/>
-    <w:bookmarkStart w:id="321" w:name="ref-Sonnenschein1973Walras"/>
+    <w:bookmarkEnd w:id="318"/>
+    <w:bookmarkStart w:id="320" w:name="ref-Sonnenschein1973Walras"/>
     <w:p>
       <w:pPr>
         <w:pStyle w:val="Bibliography"/>
@@ -44849,7 +44921,7 @@
       <w:r>
         <w:t xml:space="preserve"> </w:t>
       </w:r>
-      <w:hyperlink r:id="rId320">
+      <w:hyperlink r:id="rId319">
         <w:r>
           <w:rPr>
             <w:rStyle w:val="Hyperlink"/>
@@ -44861,8 +44933,8 @@
         <w:t xml:space="preserve">.</w:t>
       </w:r>
     </w:p>
-    <w:bookmarkEnd w:id="321"/>
-    <w:bookmarkStart w:id="323" w:name="ref-StahlerThomas2012FiMod"/>
+    <w:bookmarkEnd w:id="320"/>
+    <w:bookmarkStart w:id="322" w:name="ref-StahlerThomas2012FiMod"/>
     <w:p>
       <w:pPr>
         <w:pStyle w:val="Bibliography"/>
@@ -44898,7 +44970,7 @@
       <w:r>
         <w:t xml:space="preserve"> </w:t>
       </w:r>
-      <w:hyperlink r:id="rId322">
+      <w:hyperlink r:id="rId321">
         <w:r>
           <w:rPr>
             <w:rStyle w:val="Hyperlink"/>
@@ -44910,8 +44982,8 @@
         <w:t xml:space="preserve">.</w:t>
       </w:r>
     </w:p>
-    <w:bookmarkEnd w:id="323"/>
-    <w:bookmarkStart w:id="325" w:name="ref-Starr1969Quasi"/>
+    <w:bookmarkEnd w:id="322"/>
+    <w:bookmarkStart w:id="324" w:name="ref-Starr1969Quasi"/>
     <w:p>
       <w:pPr>
         <w:pStyle w:val="Bibliography"/>
@@ -44947,7 +45019,7 @@
       <w:r>
         <w:t xml:space="preserve"> </w:t>
       </w:r>
-      <w:hyperlink r:id="rId324">
+      <w:hyperlink r:id="rId323">
         <w:r>
           <w:rPr>
             <w:rStyle w:val="Hyperlink"/>
@@ -44959,8 +45031,8 @@
         <w:t xml:space="preserve">.</w:t>
       </w:r>
     </w:p>
-    <w:bookmarkEnd w:id="325"/>
-    <w:bookmarkStart w:id="327" w:name="ref-Stigler1961Information"/>
+    <w:bookmarkEnd w:id="324"/>
+    <w:bookmarkStart w:id="326" w:name="ref-Stigler1961Information"/>
     <w:p>
       <w:pPr>
         <w:pStyle w:val="Bibliography"/>
@@ -44996,7 +45068,7 @@
       <w:r>
         <w:t xml:space="preserve"> </w:t>
       </w:r>
-      <w:hyperlink r:id="rId326">
+      <w:hyperlink r:id="rId325">
         <w:r>
           <w:rPr>
             <w:rStyle w:val="Hyperlink"/>
@@ -45008,8 +45080,8 @@
         <w:t xml:space="preserve">.</w:t>
       </w:r>
     </w:p>
-    <w:bookmarkEnd w:id="327"/>
-    <w:bookmarkStart w:id="328" w:name="ref-StolperSamuelson1941Protection"/>
+    <w:bookmarkEnd w:id="326"/>
+    <w:bookmarkStart w:id="327" w:name="ref-StolperSamuelson1941Protection"/>
     <w:p>
       <w:pPr>
         <w:pStyle w:val="Bibliography"/>
@@ -45043,13 +45115,112 @@
         <w:t xml:space="preserve">9 (1): 58-73.</w:t>
       </w:r>
     </w:p>
-    <w:bookmarkEnd w:id="328"/>
-    <w:bookmarkStart w:id="330" w:name="ref-Nobel1972HicksArrow"/>
+    <w:bookmarkEnd w:id="327"/>
+    <w:bookmarkStart w:id="329" w:name="ref-HET2026Wald"/>
     <w:p>
       <w:pPr>
         <w:pStyle w:val="Bibliography"/>
       </w:pPr>
       <w:r>
+        <w:t xml:space="preserve">The History of Economic Thought Website. 2026a.</w:t>
+      </w:r>
+      <w:r>
+        <w:t xml:space="preserve"> </w:t>
+      </w:r>
+      <w:r>
+        <w:t xml:space="preserve">«Abraham Wald, 1902-1950»</w:t>
+      </w:r>
+      <w:r>
+        <w:t xml:space="preserve">. 2026.</w:t>
+      </w:r>
+      <w:r>
+        <w:t xml:space="preserve"> </w:t>
+      </w:r>
+      <w:hyperlink r:id="rId328">
+        <w:r>
+          <w:rPr>
+            <w:rStyle w:val="Hyperlink"/>
+          </w:rPr>
+          <w:t xml:space="preserve">https://www.hetwebsite.net/het/profiles/wald.htm</w:t>
+        </w:r>
+      </w:hyperlink>
+      <w:r>
+        <w:t xml:space="preserve">.</w:t>
+      </w:r>
+    </w:p>
+    <w:bookmarkEnd w:id="329"/>
+    <w:bookmarkStart w:id="331" w:name="ref-HET2026Cassel"/>
+    <w:p>
+      <w:pPr>
+        <w:pStyle w:val="Bibliography"/>
+      </w:pPr>
+      <w:r>
+        <w:t xml:space="preserve">———. 2026b.</w:t>
+      </w:r>
+      <w:r>
+        <w:t xml:space="preserve"> </w:t>
+      </w:r>
+      <w:r>
+        <w:t xml:space="preserve">«Gustav Cassel, 1866-1945»</w:t>
+      </w:r>
+      <w:r>
+        <w:t xml:space="preserve">. 2026.</w:t>
+      </w:r>
+      <w:r>
+        <w:t xml:space="preserve"> </w:t>
+      </w:r>
+      <w:hyperlink r:id="rId330">
+        <w:r>
+          <w:rPr>
+            <w:rStyle w:val="Hyperlink"/>
+          </w:rPr>
+          <w:t xml:space="preserve">https://www.hetwebsite.net/het/profiles/cassel.htm</w:t>
+        </w:r>
+      </w:hyperlink>
+      <w:r>
+        <w:t xml:space="preserve">.</w:t>
+      </w:r>
+    </w:p>
+    <w:bookmarkEnd w:id="331"/>
+    <w:bookmarkStart w:id="333" w:name="ref-HET2026Swedish"/>
+    <w:p>
+      <w:pPr>
+        <w:pStyle w:val="Bibliography"/>
+      </w:pPr>
+      <w:r>
+        <w:t xml:space="preserve">———. 2026c.</w:t>
+      </w:r>
+      <w:r>
+        <w:t xml:space="preserve"> </w:t>
+      </w:r>
+      <w:r>
+        <w:t xml:space="preserve">«The Swedish Schools»</w:t>
+      </w:r>
+      <w:r>
+        <w:t xml:space="preserve">. 2026.</w:t>
+      </w:r>
+      <w:r>
+        <w:t xml:space="preserve"> </w:t>
+      </w:r>
+      <w:hyperlink r:id="rId332">
+        <w:r>
+          <w:rPr>
+            <w:rStyle w:val="Hyperlink"/>
+          </w:rPr>
+          <w:t xml:space="preserve">https://hetwebsite.net/het/schools/sweden.htm</w:t>
+        </w:r>
+      </w:hyperlink>
+      <w:r>
+        <w:t xml:space="preserve">.</w:t>
+      </w:r>
+    </w:p>
+    <w:bookmarkEnd w:id="333"/>
+    <w:bookmarkStart w:id="335" w:name="ref-Nobel1972HicksArrow"/>
+    <w:p>
+      <w:pPr>
+        <w:pStyle w:val="Bibliography"/>
+      </w:pPr>
+      <w:r>
         <w:t xml:space="preserve">The Nobel Prize. 1972.</w:t>
       </w:r>
       <w:r>
@@ -45064,7 +45235,7 @@
       <w:r>
         <w:t xml:space="preserve"> </w:t>
       </w:r>
-      <w:hyperlink r:id="rId329">
+      <w:hyperlink r:id="rId334">
         <w:r>
           <w:rPr>
             <w:rStyle w:val="Hyperlink"/>
@@ -45076,8 +45247,8 @@
         <w:t xml:space="preserve">.</w:t>
       </w:r>
     </w:p>
-    <w:bookmarkEnd w:id="330"/>
-    <w:bookmarkStart w:id="332" w:name="ref-Nobel1983Debreu"/>
+    <w:bookmarkEnd w:id="335"/>
+    <w:bookmarkStart w:id="337" w:name="ref-Nobel1983Debreu"/>
     <w:p>
       <w:pPr>
         <w:pStyle w:val="Bibliography"/>
@@ -45097,7 +45268,7 @@
       <w:r>
         <w:t xml:space="preserve"> </w:t>
       </w:r>
-      <w:hyperlink r:id="rId331">
+      <w:hyperlink r:id="rId336">
         <w:r>
           <w:rPr>
             <w:rStyle w:val="Hyperlink"/>
@@ -45109,8 +45280,8 @@
         <w:t xml:space="preserve">.</w:t>
       </w:r>
     </w:p>
-    <w:bookmarkEnd w:id="332"/>
-    <w:bookmarkStart w:id="334" w:name="ref-Nobel1998Sen"/>
+    <w:bookmarkEnd w:id="337"/>
+    <w:bookmarkStart w:id="339" w:name="ref-Nobel1998Sen"/>
     <w:p>
       <w:pPr>
         <w:pStyle w:val="Bibliography"/>
@@ -45130,7 +45301,7 @@
       <w:r>
         <w:t xml:space="preserve"> </w:t>
       </w:r>
-      <w:hyperlink r:id="rId333">
+      <w:hyperlink r:id="rId338">
         <w:r>
           <w:rPr>
             <w:rStyle w:val="Hyperlink"/>
@@ -45142,8 +45313,8 @@
         <w:t xml:space="preserve">.</w:t>
       </w:r>
     </w:p>
-    <w:bookmarkEnd w:id="334"/>
-    <w:bookmarkStart w:id="336" w:name="ref-Nobel2017Thaler"/>
+    <w:bookmarkEnd w:id="339"/>
+    <w:bookmarkStart w:id="341" w:name="ref-Nobel2017Thaler"/>
     <w:p>
       <w:pPr>
         <w:pStyle w:val="Bibliography"/>
@@ -45163,7 +45334,7 @@
       <w:r>
         <w:t xml:space="preserve"> </w:t>
       </w:r>
-      <w:hyperlink r:id="rId335">
+      <w:hyperlink r:id="rId340">
         <w:r>
           <w:rPr>
             <w:rStyle w:val="Hyperlink"/>
@@ -45175,8 +45346,8 @@
         <w:t xml:space="preserve">.</w:t>
       </w:r>
     </w:p>
-    <w:bookmarkEnd w:id="336"/>
-    <w:bookmarkStart w:id="338" w:name="ref-Nobel2018Nordhaus"/>
+    <w:bookmarkEnd w:id="341"/>
+    <w:bookmarkStart w:id="343" w:name="ref-Nobel2018Nordhaus"/>
     <w:p>
       <w:pPr>
         <w:pStyle w:val="Bibliography"/>
@@ -45196,7 +45367,7 @@
       <w:r>
         <w:t xml:space="preserve"> </w:t>
       </w:r>
-      <w:hyperlink r:id="rId337">
+      <w:hyperlink r:id="rId342">
         <w:r>
           <w:rPr>
             <w:rStyle w:val="Hyperlink"/>
@@ -45208,8 +45379,8 @@
         <w:t xml:space="preserve">.</w:t>
       </w:r>
     </w:p>
-    <w:bookmarkEnd w:id="338"/>
-    <w:bookmarkStart w:id="340" w:name="ref-USITC2019USMCA"/>
+    <w:bookmarkEnd w:id="343"/>
+    <w:bookmarkStart w:id="345" w:name="ref-USITC2019USMCA"/>
     <w:p>
       <w:pPr>
         <w:pStyle w:val="Bibliography"/>
@@ -45229,7 +45400,7 @@
       <w:r>
         <w:t xml:space="preserve"> </w:t>
       </w:r>
-      <w:hyperlink r:id="rId339">
+      <w:hyperlink r:id="rId344">
         <w:r>
           <w:rPr>
             <w:rStyle w:val="Hyperlink"/>
@@ -45241,8 +45412,8 @@
         <w:t xml:space="preserve">.</w:t>
       </w:r>
     </w:p>
-    <w:bookmarkEnd w:id="340"/>
-    <w:bookmarkStart w:id="341" w:name="ref-Varian1992Microeconomic"/>
+    <w:bookmarkEnd w:id="345"/>
+    <w:bookmarkStart w:id="346" w:name="ref-Varian1992Microeconomic"/>
     <w:p>
       <w:pPr>
         <w:pStyle w:val="Bibliography"/>
@@ -45264,8 +45435,8 @@
         <w:t xml:space="preserve">. 3.ª ed. Nueva York: W. W. Norton.</w:t>
       </w:r>
     </w:p>
-    <w:bookmarkEnd w:id="341"/>
-    <w:bookmarkStart w:id="342" w:name="ref-Wald1936Gleichungssysteme"/>
+    <w:bookmarkEnd w:id="346"/>
+    <w:bookmarkStart w:id="347" w:name="ref-Wald1936Gleichungssysteme"/>
     <w:p>
       <w:pPr>
         <w:pStyle w:val="Bibliography"/>
@@ -45299,8 +45470,8 @@
         <w:t xml:space="preserve">7: 637-70.</w:t>
       </w:r>
     </w:p>
-    <w:bookmarkEnd w:id="342"/>
-    <w:bookmarkStart w:id="344" w:name="ref-Walker1987Tatonnement"/>
+    <w:bookmarkEnd w:id="347"/>
+    <w:bookmarkStart w:id="349" w:name="ref-Walker1987Tatonnement"/>
     <w:p>
       <w:pPr>
         <w:pStyle w:val="Bibliography"/>
@@ -45336,7 +45507,7 @@
       <w:r>
         <w:t xml:space="preserve"> </w:t>
       </w:r>
-      <w:hyperlink r:id="rId343">
+      <w:hyperlink r:id="rId348">
         <w:r>
           <w:rPr>
             <w:rStyle w:val="Hyperlink"/>
@@ -45348,8 +45519,8 @@
         <w:t xml:space="preserve">.</w:t>
       </w:r>
     </w:p>
-    <w:bookmarkEnd w:id="344"/>
-    <w:bookmarkStart w:id="346" w:name="ref-Walras1874Elements"/>
+    <w:bookmarkEnd w:id="349"/>
+    <w:bookmarkStart w:id="351" w:name="ref-Walras1874Elements"/>
     <w:p>
       <w:pPr>
         <w:pStyle w:val="Bibliography"/>
@@ -45373,7 +45544,7 @@
       <w:r>
         <w:t xml:space="preserve"> </w:t>
       </w:r>
-      <w:hyperlink r:id="rId345">
+      <w:hyperlink r:id="rId350">
         <w:r>
           <w:rPr>
             <w:rStyle w:val="Hyperlink"/>
@@ -45385,8 +45556,8 @@
         <w:t xml:space="preserve">.</w:t>
       </w:r>
     </w:p>
-    <w:bookmarkEnd w:id="346"/>
-    <w:bookmarkStart w:id="347" w:name="ref-Walsh2017Monetary"/>
+    <w:bookmarkEnd w:id="351"/>
+    <w:bookmarkStart w:id="352" w:name="ref-Walsh2017Monetary"/>
     <w:p>
       <w:pPr>
         <w:pStyle w:val="Bibliography"/>
@@ -45408,8 +45579,8 @@
         <w:t xml:space="preserve">. 4.ª ed. Cambridge (Massachusetts): MIT Press.</w:t>
       </w:r>
     </w:p>
-    <w:bookmarkEnd w:id="347"/>
-    <w:bookmarkStart w:id="348" w:name="ref-Wicksell1958Selected"/>
+    <w:bookmarkEnd w:id="352"/>
+    <w:bookmarkStart w:id="353" w:name="ref-Wicksell1958Selected"/>
     <w:p>
       <w:pPr>
         <w:pStyle w:val="Bibliography"/>
@@ -45431,8 +45602,8 @@
         <w:t xml:space="preserve">. Editado por Erik Lindahl. Londres: Allen &amp; Unwin.</w:t>
       </w:r>
     </w:p>
-    <w:bookmarkEnd w:id="348"/>
-    <w:bookmarkStart w:id="349" w:name="ref-Wikipedia2026Tanteo"/>
+    <w:bookmarkEnd w:id="353"/>
+    <w:bookmarkStart w:id="354" w:name="ref-Wikipedia2026Tanteo"/>
     <w:p>
       <w:pPr>
         <w:pStyle w:val="Bibliography"/>
@@ -45464,9 +45635,9 @@
         <w:t xml:space="preserve">.</w:t>
       </w:r>
     </w:p>
-    <w:bookmarkEnd w:id="349"/>
-    <w:bookmarkEnd w:id="350"/>
-    <w:bookmarkEnd w:id="351"/>
+    <w:bookmarkEnd w:id="354"/>
+    <w:bookmarkEnd w:id="355"/>
+    <w:bookmarkEnd w:id="356"/>
     <w:sectPr>
       <w:headerReference r:id="rId9" w:type="default"/>
       <w:footerReference r:id="rIdTceeB" w:type="default"/>
@@ -45734,7 +45905,7 @@
           <w:rPr>
             <w:rStyle w:val="Hyperlink"/>
           </w:rPr>
-          <w:t xml:space="preserve">2013</w:t>
+          <w:t xml:space="preserve">2014, cap. 26</w:t>
         </w:r>
       </w:hyperlink>
       <w:r>
@@ -45965,22 +46136,133 @@
         <w:t xml:space="preserve"> </w:t>
       </w:r>
       <w:r>
-        <w:t xml:space="preserve">El testigo de</w:t>
-      </w:r>
-      <w:r>
-        <w:t xml:space="preserve"> </w:t>
+        <w:t xml:space="preserve">En Suecia, antes de la escuela de Estocolmo (</w:t>
       </w:r>
       <w:r>
         <w:rPr>
           <w:smallCaps/>
         </w:rPr>
+        <w:t xml:space="preserve">Myrdal</w:t>
+      </w:r>
+      <w:r>
+        <w:t xml:space="preserve">,</w:t>
+      </w:r>
+      <w:r>
+        <w:t xml:space="preserve"> </w:t>
+      </w:r>
+      <w:r>
+        <w:rPr>
+          <w:smallCaps/>
+        </w:rPr>
+        <w:t xml:space="preserve">Lindahl</w:t>
+      </w:r>
+      <w:r>
+        <w:t xml:space="preserve">,</w:t>
+      </w:r>
+      <w:r>
+        <w:t xml:space="preserve"> </w:t>
+      </w:r>
+      <w:r>
+        <w:rPr>
+          <w:smallCaps/>
+        </w:rPr>
+        <w:t xml:space="preserve">Lundberg</w:t>
+      </w:r>
+      <w:r>
+        <w:t xml:space="preserve"> </w:t>
+      </w:r>
+      <w:r>
+        <w:t xml:space="preserve">y</w:t>
+      </w:r>
+      <w:r>
+        <w:t xml:space="preserve"> </w:t>
+      </w:r>
+      <w:r>
+        <w:rPr>
+          <w:smallCaps/>
+        </w:rPr>
+        <w:t xml:space="preserve">Ohlin</w:t>
+      </w:r>
+      <w:r>
+        <w:t xml:space="preserve">, entre 1925 y 1940 aproximadamente, que intenta llevar la teoría neoclásica de</w:t>
+      </w:r>
+      <w:r>
+        <w:t xml:space="preserve"> </w:t>
+      </w:r>
+      <w:r>
+        <w:rPr>
+          <w:smallCaps/>
+        </w:rPr>
+        <w:t xml:space="preserve">Wicksell</w:t>
+      </w:r>
+      <w:r>
+        <w:t xml:space="preserve"> </w:t>
+      </w:r>
+      <w:r>
+        <w:t xml:space="preserve">de lo estático a lo dinámico), destacan</w:t>
+      </w:r>
+      <w:r>
+        <w:t xml:space="preserve"> </w:t>
+      </w:r>
+      <w:r>
+        <w:rPr>
+          <w:smallCaps/>
+        </w:rPr>
+        <w:t xml:space="preserve">Wicksell</w:t>
+      </w:r>
+      <w:r>
+        <w:t xml:space="preserve">, su maestro, y</w:t>
+      </w:r>
+      <w:r>
+        <w:t xml:space="preserve"> </w:t>
+      </w:r>
+      <w:r>
+        <w:rPr>
+          <w:smallCaps/>
+        </w:rPr>
+        <w:t xml:space="preserve">Cassel</w:t>
+      </w:r>
+      <w:r>
+        <w:t xml:space="preserve">, del que la escuela se distanció por su rivalidad con</w:t>
+      </w:r>
+      <w:r>
+        <w:t xml:space="preserve"> </w:t>
+      </w:r>
+      <w:r>
+        <w:rPr>
+          <w:smallCaps/>
+        </w:rPr>
+        <w:t xml:space="preserve">Wicksell</w:t>
+      </w:r>
+      <w:r>
+        <w:t xml:space="preserve">. Es</w:t>
+      </w:r>
+      <w:r>
+        <w:t xml:space="preserve"> </w:t>
+      </w:r>
+      <w:r>
+        <w:rPr>
+          <w:smallCaps/>
+        </w:rPr>
+        <w:t xml:space="preserve">Cassel</w:t>
+      </w:r>
+      <w:r>
+        <w:t xml:space="preserve"> </w:t>
+      </w:r>
+      <w:r>
+        <w:t xml:space="preserve">(1918) quien recoge el testigo de</w:t>
+      </w:r>
+      <w:r>
+        <w:t xml:space="preserve"> </w:t>
+      </w:r>
+      <w:r>
+        <w:rPr>
+          <w:smallCaps/>
+        </w:rPr>
         <w:t xml:space="preserve">Walras</w:t>
       </w:r>
       <w:r>
-        <w:t xml:space="preserve"> </w:t>
-      </w:r>
-      <w:r>
-        <w:t xml:space="preserve">lo recogen también</w:t>
+        <w:t xml:space="preserve">: difunde una versión simplificada del sistema walrasiano, con coeficientes fijos y sin utilidad, que es la que estudian después</w:t>
       </w:r>
       <w:r>
         <w:t xml:space="preserve"> </w:t>
@@ -45989,7 +46271,95 @@
         <w:rPr>
           <w:smallCaps/>
         </w:rPr>
-        <w:t xml:space="preserve">Wicksell</w:t>
+        <w:t xml:space="preserve">Wald</w:t>
+      </w:r>
+      <w:r>
+        <w:t xml:space="preserve"> </w:t>
+      </w:r>
+      <w:r>
+        <w:t xml:space="preserve">y el coloquio de Viena</w:t>
+      </w:r>
+      <w:r>
+        <w:t xml:space="preserve"> </w:t>
+      </w:r>
+      <w:r>
+        <w:t xml:space="preserve">(</w:t>
+      </w:r>
+      <w:hyperlink w:anchor="ref-HET2026Swedish">
+        <w:r>
+          <w:rPr>
+            <w:rStyle w:val="Hyperlink"/>
+            <w:smallCaps/>
+          </w:rPr>
+          <w:t xml:space="preserve">The History of Economic Thought Website</w:t>
+        </w:r>
+        <w:r>
+          <w:rPr>
+            <w:rStyle w:val="Hyperlink"/>
+          </w:rPr>
+          <w:t xml:space="preserve"> </w:t>
+        </w:r>
+        <w:r>
+          <w:rPr>
+            <w:rStyle w:val="Hyperlink"/>
+          </w:rPr>
+          <w:t xml:space="preserve">2026c</w:t>
+        </w:r>
+      </w:hyperlink>
+      <w:r>
+        <w:t xml:space="preserve">,</w:t>
+      </w:r>
+      <w:r>
+        <w:t xml:space="preserve"> </w:t>
+      </w:r>
+      <w:hyperlink w:anchor="ref-HET2026Cassel">
+        <w:r>
+          <w:rPr>
+            <w:rStyle w:val="Hyperlink"/>
+          </w:rPr>
+          <w:t xml:space="preserve">2026b</w:t>
+        </w:r>
+      </w:hyperlink>
+      <w:r>
+        <w:t xml:space="preserve">,</w:t>
+      </w:r>
+      <w:r>
+        <w:t xml:space="preserve"> </w:t>
+      </w:r>
+      <w:hyperlink w:anchor="ref-HET2026Wald">
+        <w:r>
+          <w:rPr>
+            <w:rStyle w:val="Hyperlink"/>
+          </w:rPr>
+          <w:t xml:space="preserve">2026a</w:t>
+        </w:r>
+      </w:hyperlink>
+      <w:r>
+        <w:t xml:space="preserve">)</w:t>
+      </w:r>
+      <w:r>
+        <w:t xml:space="preserve">. Sobre los herederos de</w:t>
+      </w:r>
+      <w:r>
+        <w:t xml:space="preserve"> </w:t>
+      </w:r>
+      <w:r>
+        <w:rPr>
+          <w:smallCaps/>
+        </w:rPr>
+        <w:t xml:space="preserve">Walras</w:t>
+      </w:r>
+      <w:r>
+        <w:t xml:space="preserve">,</w:t>
+      </w:r>
+      <w:r>
+        <w:t xml:space="preserve"> </w:t>
+      </w:r>
+      <w:r>
+        <w:rPr>
+          <w:smallCaps/>
+        </w:rPr>
+        <w:t xml:space="preserve">Ekelund</w:t>
       </w:r>
       <w:r>
         <w:t xml:space="preserve"> </w:t>
@@ -46004,94 +46374,27 @@
         <w:rPr>
           <w:smallCaps/>
         </w:rPr>
-        <w:t xml:space="preserve">Cassel</w:t>
-      </w:r>
-      <w:r>
-        <w:t xml:space="preserve">, precursores de la escuela de Estocolmo (la de</w:t>
-      </w:r>
-      <w:r>
-        <w:t xml:space="preserve"> </w:t>
-      </w:r>
-      <w:r>
-        <w:rPr>
-          <w:smallCaps/>
-        </w:rPr>
-        <w:t xml:space="preserve">Myrdal</w:t>
-      </w:r>
-      <w:r>
-        <w:t xml:space="preserve">,</w:t>
-      </w:r>
-      <w:r>
-        <w:t xml:space="preserve"> </w:t>
-      </w:r>
-      <w:r>
-        <w:rPr>
-          <w:smallCaps/>
-        </w:rPr>
-        <w:t xml:space="preserve">Lindahl</w:t>
-      </w:r>
-      <w:r>
-        <w:t xml:space="preserve"> </w:t>
-      </w:r>
-      <w:r>
-        <w:t xml:space="preserve">y</w:t>
-      </w:r>
-      <w:r>
-        <w:t xml:space="preserve"> </w:t>
-      </w:r>
-      <w:r>
-        <w:rPr>
-          <w:smallCaps/>
-        </w:rPr>
-        <w:t xml:space="preserve">Ohlin</w:t>
-      </w:r>
-      <w:r>
-        <w:t xml:space="preserve">, en los años 30):</w:t>
-      </w:r>
-      <w:r>
-        <w:t xml:space="preserve"> </w:t>
-      </w:r>
-      <w:r>
-        <w:rPr>
-          <w:smallCaps/>
-        </w:rPr>
-        <w:t xml:space="preserve">Wicksell</w:t>
-      </w:r>
-      <w:r>
-        <w:t xml:space="preserve"> </w:t>
-      </w:r>
-      <w:r>
-        <w:t xml:space="preserve">(1898) parte del equilibrio walrasiano para su teoría del tipo de interés natural, y</w:t>
-      </w:r>
-      <w:r>
-        <w:t xml:space="preserve"> </w:t>
-      </w:r>
-      <w:r>
-        <w:rPr>
-          <w:smallCaps/>
-        </w:rPr>
-        <w:t xml:space="preserve">Cassel</w:t>
-      </w:r>
-      <w:r>
-        <w:t xml:space="preserve"> </w:t>
-      </w:r>
-      <w:r>
-        <w:t xml:space="preserve">(1918) difunde una versión simplificada del sistema, que es la que estudian después</w:t>
-      </w:r>
-      <w:r>
-        <w:t xml:space="preserve"> </w:t>
-      </w:r>
-      <w:r>
-        <w:rPr>
-          <w:smallCaps/>
-        </w:rPr>
-        <w:t xml:space="preserve">Wald</w:t>
-      </w:r>
-      <w:r>
-        <w:t xml:space="preserve"> </w:t>
-      </w:r>
-      <w:r>
-        <w:t xml:space="preserve">y el coloquio de Viena.</w:t>
+        <w:t xml:space="preserve">Hébert</w:t>
+      </w:r>
+      <w:r>
+        <w:t xml:space="preserve"> </w:t>
+      </w:r>
+      <w:r>
+        <w:t xml:space="preserve">(</w:t>
+      </w:r>
+      <w:hyperlink w:anchor="ref-EkelundHebert2013History">
+        <w:r>
+          <w:rPr>
+            <w:rStyle w:val="Hyperlink"/>
+          </w:rPr>
+          <w:t xml:space="preserve">2014, cap. 17</w:t>
+        </w:r>
+      </w:hyperlink>
+      <w:r>
+        <w:t xml:space="preserve">)</w:t>
+      </w:r>
+      <w:r>
+        <w:t xml:space="preserve">.</w:t>
       </w:r>
     </w:p>
   </w:footnote>
@@ -46485,20 +46788,295 @@
         <w:t xml:space="preserve"> </w:t>
       </w:r>
       <w:r>
-        <w:t xml:space="preserve">no habla de un subastador: describe un mercado en el que «se» vocean al azar los precios de unas mercancías en términos de otras (el pronombre impersonal</w:t>
-      </w:r>
-      <w:r>
-        <w:t xml:space="preserve"> </w:t>
+        <w:t xml:space="preserve">no habla de un subastador: «</w:t>
       </w:r>
       <w:r>
         <w:rPr>
           <w:i/>
           <w:iCs/>
         </w:rPr>
+        <w:t xml:space="preserve">[…] supposons qu’</w:t>
+      </w:r>
+      <w:r>
+        <w:rPr>
+          <w:b/>
+          <w:bCs/>
+          <w:i/>
+          <w:iCs/>
+        </w:rPr>
         <w:t xml:space="preserve">on</w:t>
       </w:r>
       <w:r>
-        <w:t xml:space="preserve">), cada agente determina entonces, sin cálculo, cuánto demanda u ofrece, y sobre ese hecho funda un método de resolución por tanteo de las ecuaciones de igualdad de la oferta y la demanda</w:t>
+        <w:rPr>
+          <w:i/>
+          <w:iCs/>
+        </w:rPr>
+        <w:t xml:space="preserve"> </w:t>
+      </w:r>
+      <w:r>
+        <w:rPr>
+          <w:i/>
+          <w:iCs/>
+        </w:rPr>
+        <w:t xml:space="preserve">y crie</w:t>
+      </w:r>
+      <w:r>
+        <w:rPr>
+          <w:i/>
+          <w:iCs/>
+        </w:rPr>
+        <w:t xml:space="preserve"> </w:t>
+      </w:r>
+      <m:oMath>
+        <m:r>
+          <m:t>m</m:t>
+        </m:r>
+        <m:d>
+          <m:dPr>
+            <m:begChr m:val="("/>
+            <m:sepChr m:val=""/>
+            <m:endChr m:val=")"/>
+            <m:grow/>
+          </m:dPr>
+          <m:e>
+            <m:r>
+              <m:t>m</m:t>
+            </m:r>
+            <m:r>
+              <m:rPr>
+                <m:sty m:val="p"/>
+              </m:rPr>
+              <m:t>−</m:t>
+            </m:r>
+            <m:r>
+              <m:t>1</m:t>
+            </m:r>
+          </m:e>
+        </m:d>
+      </m:oMath>
+      <w:r>
+        <w:rPr>
+          <w:i/>
+          <w:iCs/>
+        </w:rPr>
+        <w:t xml:space="preserve"> </w:t>
+      </w:r>
+      <w:r>
+        <w:rPr>
+          <w:i/>
+          <w:iCs/>
+        </w:rPr>
+        <w:t xml:space="preserve">prix des</w:t>
+      </w:r>
+      <w:r>
+        <w:rPr>
+          <w:i/>
+          <w:iCs/>
+        </w:rPr>
+        <w:t xml:space="preserve"> </w:t>
+      </w:r>
+      <m:oMath>
+        <m:r>
+          <m:t>m</m:t>
+        </m:r>
+      </m:oMath>
+      <w:r>
+        <w:rPr>
+          <w:i/>
+          <w:iCs/>
+        </w:rPr>
+        <w:t xml:space="preserve"> </w:t>
+      </w:r>
+      <w:r>
+        <w:rPr>
+          <w:i/>
+          <w:iCs/>
+        </w:rPr>
+        <w:t xml:space="preserve">marchandises les unes en les autres. Ces prix peuvent être criés au hasard ; pour mieux dire, ils ne peuvent être criés qu’au hasard. Et toutefois il est certain qu’on peut faire en sorte qu’il y en ait parmi eux</w:t>
+      </w:r>
+      <w:r>
+        <w:rPr>
+          <w:i/>
+          <w:iCs/>
+        </w:rPr>
+        <w:t xml:space="preserve"> </w:t>
+      </w:r>
+      <m:oMath>
+        <m:d>
+          <m:dPr>
+            <m:begChr m:val="("/>
+            <m:sepChr m:val=""/>
+            <m:endChr m:val=")"/>
+            <m:grow/>
+          </m:dPr>
+          <m:e>
+            <m:r>
+              <m:t>m</m:t>
+            </m:r>
+            <m:r>
+              <m:rPr>
+                <m:sty m:val="p"/>
+              </m:rPr>
+              <m:t>−</m:t>
+            </m:r>
+            <m:r>
+              <m:t>1</m:t>
+            </m:r>
+          </m:e>
+        </m:d>
+        <m:d>
+          <m:dPr>
+            <m:begChr m:val="("/>
+            <m:sepChr m:val=""/>
+            <m:endChr m:val=")"/>
+            <m:grow/>
+          </m:dPr>
+          <m:e>
+            <m:r>
+              <m:t>m</m:t>
+            </m:r>
+            <m:r>
+              <m:rPr>
+                <m:sty m:val="p"/>
+              </m:rPr>
+              <m:t>−</m:t>
+            </m:r>
+            <m:r>
+              <m:t>1</m:t>
+            </m:r>
+          </m:e>
+        </m:d>
+        <m:r>
+          <m:rPr>
+            <m:sty m:val="p"/>
+          </m:rPr>
+          <m:t>=</m:t>
+        </m:r>
+        <m:r>
+          <m:t>m</m:t>
+        </m:r>
+        <m:d>
+          <m:dPr>
+            <m:begChr m:val="("/>
+            <m:sepChr m:val=""/>
+            <m:endChr m:val=")"/>
+            <m:grow/>
+          </m:dPr>
+          <m:e>
+            <m:r>
+              <m:t>m</m:t>
+            </m:r>
+            <m:r>
+              <m:rPr>
+                <m:sty m:val="p"/>
+              </m:rPr>
+              <m:t>−</m:t>
+            </m:r>
+            <m:r>
+              <m:t>1</m:t>
+            </m:r>
+          </m:e>
+        </m:d>
+        <m:r>
+          <m:rPr>
+            <m:sty m:val="p"/>
+          </m:rPr>
+          <m:t>−</m:t>
+        </m:r>
+        <m:d>
+          <m:dPr>
+            <m:begChr m:val="("/>
+            <m:sepChr m:val=""/>
+            <m:endChr m:val=")"/>
+            <m:grow/>
+          </m:dPr>
+          <m:e>
+            <m:r>
+              <m:t>m</m:t>
+            </m:r>
+            <m:r>
+              <m:rPr>
+                <m:sty m:val="p"/>
+              </m:rPr>
+              <m:t>−</m:t>
+            </m:r>
+            <m:r>
+              <m:t>1</m:t>
+            </m:r>
+          </m:e>
+        </m:d>
+      </m:oMath>
+      <w:r>
+        <w:rPr>
+          <w:i/>
+          <w:iCs/>
+        </w:rPr>
+        <w:t xml:space="preserve"> </w:t>
+      </w:r>
+      <w:r>
+        <w:rPr>
+          <w:i/>
+          <w:iCs/>
+        </w:rPr>
+        <w:t xml:space="preserve">qui soient liés aux</w:t>
+      </w:r>
+      <w:r>
+        <w:rPr>
+          <w:i/>
+          <w:iCs/>
+        </w:rPr>
+        <w:t xml:space="preserve"> </w:t>
+      </w:r>
+      <m:oMath>
+        <m:r>
+          <m:t>m</m:t>
+        </m:r>
+        <m:r>
+          <m:rPr>
+            <m:sty m:val="p"/>
+          </m:rPr>
+          <m:t>−</m:t>
+        </m:r>
+        <m:r>
+          <m:t>1</m:t>
+        </m:r>
+      </m:oMath>
+      <w:r>
+        <w:rPr>
+          <w:i/>
+          <w:iCs/>
+        </w:rPr>
+        <w:t xml:space="preserve"> </w:t>
+      </w:r>
+      <w:r>
+        <w:rPr>
+          <w:i/>
+          <w:iCs/>
+        </w:rPr>
+        <w:t xml:space="preserve">autres par la condition d’équilibre général. A ces prix, ainsi criés, chaque échangeur détermine sa demande ou offre de (A), (B), (C), (D)… Cela se fait après réflexion, sans calcul, mais exactement comme cela se ferait par le calcul en vertu du système des équations d’équivalence des quantités demandées et offertes et de satisfaction maximum complété par la restriction convenue. Il s’agit de fonder sur le fait de cette détermination sans calcul une méthode de résolution par</w:t>
+      </w:r>
+      <w:r>
+        <w:t xml:space="preserve"> </w:t>
+      </w:r>
+      <w:r>
+        <w:rPr>
+          <w:b/>
+          <w:bCs/>
+        </w:rPr>
+        <w:t xml:space="preserve">tâtonnement</w:t>
+      </w:r>
+      <w:r>
+        <w:t xml:space="preserve"> </w:t>
+      </w:r>
+      <w:r>
+        <w:rPr>
+          <w:i/>
+          <w:iCs/>
+        </w:rPr>
+        <w:t xml:space="preserve">des équations d’égalité de l’offre et de la demande totales</w:t>
+      </w:r>
+      <w:r>
+        <w:t xml:space="preserve">»</w:t>
       </w:r>
       <w:r>
         <w:t xml:space="preserve"> </w:t>
@@ -46531,7 +47109,239 @@
         <w:t xml:space="preserve">)</w:t>
       </w:r>
       <w:r>
-        <w:t xml:space="preserve">. La literatura posterior personifica ese proceso en un subastador walrasiano. En las primeras ediciones de los</w:t>
+        <w:t xml:space="preserve">. En castellano: «[…] supongamos que en él</w:t>
+      </w:r>
+      <w:r>
+        <w:t xml:space="preserve"> </w:t>
+      </w:r>
+      <w:r>
+        <w:rPr>
+          <w:b/>
+          <w:bCs/>
+        </w:rPr>
+        <w:t xml:space="preserve">se</w:t>
+      </w:r>
+      <w:r>
+        <w:t xml:space="preserve"> </w:t>
+      </w:r>
+      <w:r>
+        <w:t xml:space="preserve">vocean</w:t>
+      </w:r>
+      <w:r>
+        <w:t xml:space="preserve"> </w:t>
+      </w:r>
+      <m:oMath>
+        <m:r>
+          <m:t>m</m:t>
+        </m:r>
+        <m:d>
+          <m:dPr>
+            <m:begChr m:val="("/>
+            <m:sepChr m:val=""/>
+            <m:endChr m:val=")"/>
+            <m:grow/>
+          </m:dPr>
+          <m:e>
+            <m:r>
+              <m:t>m</m:t>
+            </m:r>
+            <m:r>
+              <m:rPr>
+                <m:sty m:val="p"/>
+              </m:rPr>
+              <m:t>−</m:t>
+            </m:r>
+            <m:r>
+              <m:t>1</m:t>
+            </m:r>
+          </m:e>
+        </m:d>
+      </m:oMath>
+      <w:r>
+        <w:t xml:space="preserve"> </w:t>
+      </w:r>
+      <w:r>
+        <w:t xml:space="preserve">precios de las</w:t>
+      </w:r>
+      <w:r>
+        <w:t xml:space="preserve"> </w:t>
+      </w:r>
+      <m:oMath>
+        <m:r>
+          <m:t>m</m:t>
+        </m:r>
+      </m:oMath>
+      <w:r>
+        <w:t xml:space="preserve"> </w:t>
+      </w:r>
+      <w:r>
+        <w:t xml:space="preserve">mercancías unas en términos de otras. Estos precios pueden vocearse al azar; mejor dicho, solo pueden vocearse al azar. Y, sin embargo, es seguro que se puede hacer que entre ellos haya</w:t>
+      </w:r>
+      <w:r>
+        <w:t xml:space="preserve"> </w:t>
+      </w:r>
+      <m:oMath>
+        <m:d>
+          <m:dPr>
+            <m:begChr m:val="("/>
+            <m:sepChr m:val=""/>
+            <m:endChr m:val=")"/>
+            <m:grow/>
+          </m:dPr>
+          <m:e>
+            <m:r>
+              <m:t>m</m:t>
+            </m:r>
+            <m:r>
+              <m:rPr>
+                <m:sty m:val="p"/>
+              </m:rPr>
+              <m:t>−</m:t>
+            </m:r>
+            <m:r>
+              <m:t>1</m:t>
+            </m:r>
+          </m:e>
+        </m:d>
+        <m:d>
+          <m:dPr>
+            <m:begChr m:val="("/>
+            <m:sepChr m:val=""/>
+            <m:endChr m:val=")"/>
+            <m:grow/>
+          </m:dPr>
+          <m:e>
+            <m:r>
+              <m:t>m</m:t>
+            </m:r>
+            <m:r>
+              <m:rPr>
+                <m:sty m:val="p"/>
+              </m:rPr>
+              <m:t>−</m:t>
+            </m:r>
+            <m:r>
+              <m:t>1</m:t>
+            </m:r>
+          </m:e>
+        </m:d>
+        <m:r>
+          <m:rPr>
+            <m:sty m:val="p"/>
+          </m:rPr>
+          <m:t>=</m:t>
+        </m:r>
+        <m:r>
+          <m:t>m</m:t>
+        </m:r>
+        <m:d>
+          <m:dPr>
+            <m:begChr m:val="("/>
+            <m:sepChr m:val=""/>
+            <m:endChr m:val=")"/>
+            <m:grow/>
+          </m:dPr>
+          <m:e>
+            <m:r>
+              <m:t>m</m:t>
+            </m:r>
+            <m:r>
+              <m:rPr>
+                <m:sty m:val="p"/>
+              </m:rPr>
+              <m:t>−</m:t>
+            </m:r>
+            <m:r>
+              <m:t>1</m:t>
+            </m:r>
+          </m:e>
+        </m:d>
+        <m:r>
+          <m:rPr>
+            <m:sty m:val="p"/>
+          </m:rPr>
+          <m:t>−</m:t>
+        </m:r>
+        <m:d>
+          <m:dPr>
+            <m:begChr m:val="("/>
+            <m:sepChr m:val=""/>
+            <m:endChr m:val=")"/>
+            <m:grow/>
+          </m:dPr>
+          <m:e>
+            <m:r>
+              <m:t>m</m:t>
+            </m:r>
+            <m:r>
+              <m:rPr>
+                <m:sty m:val="p"/>
+              </m:rPr>
+              <m:t>−</m:t>
+            </m:r>
+            <m:r>
+              <m:t>1</m:t>
+            </m:r>
+          </m:e>
+        </m:d>
+      </m:oMath>
+      <w:r>
+        <w:t xml:space="preserve"> </w:t>
+      </w:r>
+      <w:r>
+        <w:t xml:space="preserve">que estén ligados a los otros</w:t>
+      </w:r>
+      <w:r>
+        <w:t xml:space="preserve"> </w:t>
+      </w:r>
+      <m:oMath>
+        <m:r>
+          <m:t>m</m:t>
+        </m:r>
+        <m:r>
+          <m:rPr>
+            <m:sty m:val="p"/>
+          </m:rPr>
+          <m:t>−</m:t>
+        </m:r>
+        <m:r>
+          <m:t>1</m:t>
+        </m:r>
+      </m:oMath>
+      <w:r>
+        <w:t xml:space="preserve"> </w:t>
+      </w:r>
+      <w:r>
+        <w:t xml:space="preserve">por la condición de equilibrio general. A estos precios, así voceados, cada participante en el intercambio determina su demanda u oferta de (A), (B), (C), (D)… Lo hace tras reflexionar, sin cálculo, pero exactamente como se haría mediante el cálculo en virtud del sistema de ecuaciones de equivalencia de las cantidades demandadas y ofrecidas y de satisfacción máxima, completado con la restricción convenida. Se trata de fundar sobre el hecho de esta determinación sin cálculo un método de resolución por</w:t>
+      </w:r>
+      <w:r>
+        <w:t xml:space="preserve"> </w:t>
+      </w:r>
+      <w:r>
+        <w:rPr>
+          <w:b/>
+          <w:bCs/>
+        </w:rPr>
+        <w:t xml:space="preserve">tanteo</w:t>
+      </w:r>
+      <w:r>
+        <w:t xml:space="preserve"> </w:t>
+      </w:r>
+      <w:r>
+        <w:t xml:space="preserve">de las ecuaciones de igualdad de la oferta y la demanda totales» (traducción propia; las negritas son nuestras). El sujeto es el impersonal</w:t>
+      </w:r>
+      <w:r>
+        <w:t xml:space="preserve"> </w:t>
+      </w:r>
+      <w:r>
+        <w:rPr>
+          <w:i/>
+          <w:iCs/>
+        </w:rPr>
+        <w:t xml:space="preserve">on</w:t>
+      </w:r>
+      <w:r>
+        <w:t xml:space="preserve">: nadie vocea los precios en concreto, y la restricción convenida es que nadie ofrezca más de lo que posee. La literatura posterior personifica ese proceso en un subastador walrasiano. En las primeras ediciones de los</w:t>
       </w:r>
       <w:r>
         <w:t xml:space="preserve"> </w:t>
@@ -48253,7 +49063,122 @@
         <w:t xml:space="preserve">ofelimità</w:t>
       </w:r>
       <w:r>
-        <w:t xml:space="preserve">).</w:t>
+        <w:t xml:space="preserve">). Sobre</w:t>
+      </w:r>
+      <w:r>
+        <w:t xml:space="preserve"> </w:t>
+      </w:r>
+      <w:r>
+        <w:rPr>
+          <w:smallCaps/>
+        </w:rPr>
+        <w:t xml:space="preserve">Bentham</w:t>
+      </w:r>
+      <w:r>
+        <w:t xml:space="preserve"> </w:t>
+      </w:r>
+      <w:r>
+        <w:t xml:space="preserve">y el utilitarismo,</w:t>
+      </w:r>
+      <w:r>
+        <w:t xml:space="preserve"> </w:t>
+      </w:r>
+      <w:r>
+        <w:rPr>
+          <w:smallCaps/>
+        </w:rPr>
+        <w:t xml:space="preserve">Ekelund</w:t>
+      </w:r>
+      <w:r>
+        <w:t xml:space="preserve"> </w:t>
+      </w:r>
+      <w:r>
+        <w:t xml:space="preserve">y</w:t>
+      </w:r>
+      <w:r>
+        <w:t xml:space="preserve"> </w:t>
+      </w:r>
+      <w:r>
+        <w:rPr>
+          <w:smallCaps/>
+        </w:rPr>
+        <w:t xml:space="preserve">Hébert</w:t>
+      </w:r>
+      <w:r>
+        <w:t xml:space="preserve"> </w:t>
+      </w:r>
+      <w:r>
+        <w:t xml:space="preserve">(</w:t>
+      </w:r>
+      <w:hyperlink w:anchor="ref-EkelundHebert2013History">
+        <w:r>
+          <w:rPr>
+            <w:rStyle w:val="Hyperlink"/>
+          </w:rPr>
+          <w:t xml:space="preserve">2014, cap. 6</w:t>
+        </w:r>
+      </w:hyperlink>
+      <w:r>
+        <w:t xml:space="preserve">)</w:t>
+      </w:r>
+      <w:r>
+        <w:t xml:space="preserve">; sobre</w:t>
+      </w:r>
+      <w:r>
+        <w:t xml:space="preserve"> </w:t>
+      </w:r>
+      <w:r>
+        <w:rPr>
+          <w:smallCaps/>
+        </w:rPr>
+        <w:t xml:space="preserve">Pareto</w:t>
+      </w:r>
+      <w:r>
+        <w:t xml:space="preserve">, el equilibrio general y el bienestar,</w:t>
+      </w:r>
+      <w:r>
+        <w:t xml:space="preserve"> </w:t>
+      </w:r>
+      <w:r>
+        <w:rPr>
+          <w:smallCaps/>
+        </w:rPr>
+        <w:t xml:space="preserve">Ekelund</w:t>
+      </w:r>
+      <w:r>
+        <w:t xml:space="preserve"> </w:t>
+      </w:r>
+      <w:r>
+        <w:t xml:space="preserve">y</w:t>
+      </w:r>
+      <w:r>
+        <w:t xml:space="preserve"> </w:t>
+      </w:r>
+      <w:r>
+        <w:rPr>
+          <w:smallCaps/>
+        </w:rPr>
+        <w:t xml:space="preserve">Hébert</w:t>
+      </w:r>
+      <w:r>
+        <w:t xml:space="preserve"> </w:t>
+      </w:r>
+      <w:r>
+        <w:t xml:space="preserve">(</w:t>
+      </w:r>
+      <w:hyperlink w:anchor="ref-EkelundHebert2013History">
+        <w:r>
+          <w:rPr>
+            <w:rStyle w:val="Hyperlink"/>
+          </w:rPr>
+          <w:t xml:space="preserve">2014, cap. 17</w:t>
+        </w:r>
+      </w:hyperlink>
+      <w:r>
+        <w:t xml:space="preserve">)</w:t>
+      </w:r>
+      <w:r>
+        <w:t xml:space="preserve">.</w:t>
       </w:r>
     </w:p>
   </w:footnote>

--- a/oposicion/temario/tercer-ejercicio/3A21.docx
+++ b/oposicion/temario/tercer-ejercicio/3A21.docx
@@ -2272,7 +2272,7 @@
         <w:t xml:space="preserve">Walras</w:t>
       </w:r>
       <w:r>
-        <w:t xml:space="preserve">, equilibrio general, punto fijo, distancia al equilibrio, núcleo, dicotomía clásica y bienes contingentes). Al empezar el bloque I, la imagen del mapa a escala de uno a uno de Joan</w:t>
+        <w:t xml:space="preserve">, equilibrio general, punto fijo, distancia al equilibrio, núcleo, dicotomía clásica y bienes contingentes). Los gráficos imprescindibles son la caja de la producción con la FPP y los precios, la caja de intercambio (que crece desde I.3 hasta III.2), el punto fijo de</w:t>
       </w:r>
       <w:r>
         <w:t xml:space="preserve"> </w:t>
@@ -2281,21 +2281,6 @@
         <w:rPr>
           <w:smallCaps/>
         </w:rPr>
-        <w:t xml:space="preserve">Robinson</w:t>
-      </w:r>
-      <w:r>
-        <w:t xml:space="preserve"> </w:t>
-      </w:r>
-      <w:r>
-        <w:t xml:space="preserve">justifica en una frase por qué el modelo hace supuestos tan fuertes. Los gráficos imprescindibles son la caja de la producción con la FPP y los precios, la caja de intercambio (que crece desde I.3 hasta III.2), el punto fijo de</w:t>
-      </w:r>
-      <w:r>
-        <w:t xml:space="preserve"> </w:t>
-      </w:r>
-      <w:r>
-        <w:rPr>
-          <w:smallCaps/>
-        </w:rPr>
         <w:t xml:space="preserve">Brouwer</w:t>
       </w:r>
       <w:r>
@@ -2306,7 +2291,7 @@
       </w:r>
     </w:p>
     <w:bookmarkEnd w:id="26"/>
-    <w:bookmarkStart w:id="67" w:name="X163c51afc878a6cc9a7706a5fb04df9ac9f66b1"/>
+    <w:bookmarkStart w:id="66" w:name="X163c51afc878a6cc9a7706a5fb04df9ac9f66b1"/>
     <w:p>
       <w:pPr>
         <w:pStyle w:val="Heading1"/>
@@ -2369,72 +2354,7 @@
         </w:numPr>
       </w:pPr>
       <w:r>
-        <w:t xml:space="preserve">Joan</w:t>
-      </w:r>
-      <w:r>
-        <w:t xml:space="preserve"> </w:t>
-      </w:r>
-      <w:r>
-        <w:rPr>
-          <w:smallCaps/>
-        </w:rPr>
-        <w:t xml:space="preserve">Robinson</w:t>
-      </w:r>
-      <w:r>
-        <w:t xml:space="preserve"> </w:t>
-      </w:r>
-      <w:r>
-        <w:t xml:space="preserve">lo resume con una imagen: «un modelo que tomara en cuenta toda la diversidad de la realidad sería tan poco útil como un mapa a escala de uno a uno»</w:t>
-      </w:r>
-      <w:r>
-        <w:t xml:space="preserve"> </w:t>
-      </w:r>
-      <w:r>
-        <w:t xml:space="preserve">(</w:t>
-      </w:r>
-      <w:hyperlink w:anchor="ref-Robinson1962Economic">
-        <w:r>
-          <w:rPr>
-            <w:rStyle w:val="Hyperlink"/>
-            <w:smallCaps/>
-          </w:rPr>
-          <w:t xml:space="preserve">Robinson</w:t>
-        </w:r>
-        <w:r>
-          <w:rPr>
-            <w:rStyle w:val="Hyperlink"/>
-          </w:rPr>
-          <w:t xml:space="preserve"> </w:t>
-        </w:r>
-        <w:r>
-          <w:rPr>
-            <w:rStyle w:val="Hyperlink"/>
-          </w:rPr>
-          <w:t xml:space="preserve">1962, 33</w:t>
-        </w:r>
-      </w:hyperlink>
-      <w:r>
-        <w:t xml:space="preserve">)</w:t>
-      </w:r>
-      <w:r>
-        <w:t xml:space="preserve">.</w:t>
-      </w:r>
-      <w:r>
-        <w:rPr>
-          <w:rStyle w:val="FootnoteReference"/>
-        </w:rPr>
-        <w:footnoteReference w:id="27"/>
-      </w:r>
-    </w:p>
-    <w:p>
-      <w:pPr>
-        <w:numPr>
-          <w:ilvl w:val="1"/>
-          <w:numId w:val="1011"/>
-        </w:numPr>
-      </w:pPr>
-      <w:r>
-        <w:t xml:space="preserve">Por eso el modelo hace supuestos tan fuertes (2 bienes, 2 factores, 2 consumidores, 2 empresas, competencia perfecta, convexidad): no pretenden ser realistas, sino dejar a la vista el mecanismo que interesa, cómo los precios coordinan a todos los agentes a la vez. El bloque III comprueba qué queda de ese mecanismo cuando se relajan.</w:t>
+        <w:t xml:space="preserve">Para lograrlo, el modelo hace supuestos muy fuertes (2 bienes, 2 factores, 2 consumidores, 2 empresas, competencia perfecta, convexidad): no pretenden ser realistas, sino dejar a la vista el mecanismo que interesa, cómo los precios coordinan a todos los agentes a la vez. El bloque III comprueba qué queda de ese mecanismo cuando se relajan.</w:t>
       </w:r>
     </w:p>
     <w:p>
@@ -2577,7 +2497,7 @@
       <w:r>
         <w:t xml:space="preserve"> </w:t>
       </w:r>
-      <w:hyperlink r:id="rId28">
+      <w:hyperlink r:id="rId27">
         <w:r>
           <w:rPr>
             <w:rStyle w:val="Hyperlink"/>
@@ -2600,7 +2520,7 @@
       <w:r>
         <w:t xml:space="preserve"> </w:t>
       </w:r>
-      <w:hyperlink r:id="rId29">
+      <w:hyperlink r:id="rId28">
         <w:r>
           <w:rPr>
             <w:rStyle w:val="Hyperlink"/>
@@ -2609,7 +2529,7 @@
         </w:r>
       </w:hyperlink>
     </w:p>
-    <w:bookmarkStart w:id="38" w:name="supuestos"/>
+    <w:bookmarkStart w:id="37" w:name="supuestos"/>
     <w:p>
       <w:pPr>
         <w:pStyle w:val="Heading2"/>
@@ -2679,7 +2599,7 @@
         <w:t xml:space="preserve">: todos los mercados se analizan simultáneamente. Hay tantos mercados como mercancías (bienes y factores), y en cada uno hay una función de demanda, una función de oferta y una condición de vaciado: la cantidad demandada debe igualar a la ofrecida (tabla 1).</w:t>
       </w:r>
     </w:p>
-    <w:bookmarkStart w:id="30" w:name="tab:ecuaciones"/>
+    <w:bookmarkStart w:id="29" w:name="tab:ecuaciones"/>
     <w:p>
       <w:pPr>
         <w:pStyle w:val="TableCaption"/>
@@ -3389,7 +3309,7 @@
         </w:tc>
       </w:tr>
     </w:tbl>
-    <w:bookmarkEnd w:id="30"/>
+    <w:bookmarkEnd w:id="29"/>
     <w:p>
       <w:pPr>
         <w:pStyle w:val="BodyText"/>
@@ -3577,7 +3497,7 @@
         <w:rPr>
           <w:rStyle w:val="FootnoteReference"/>
         </w:rPr>
-        <w:footnoteReference w:id="31"/>
+        <w:footnoteReference w:id="30"/>
       </w:r>
     </w:p>
     <w:p>
@@ -3853,7 +3773,7 @@
         <w:rPr>
           <w:rStyle w:val="FootnoteReference"/>
         </w:rPr>
-        <w:footnoteReference w:id="32"/>
+        <w:footnoteReference w:id="31"/>
       </w:r>
     </w:p>
     <w:p>
@@ -4232,7 +4152,7 @@
         <w:rPr>
           <w:rStyle w:val="FootnoteReference"/>
         </w:rPr>
-        <w:footnoteReference w:id="33"/>
+        <w:footnoteReference w:id="32"/>
       </w:r>
       <w:r>
         <w:t xml:space="preserve"> </w:t>
@@ -4797,7 +4717,7 @@
         <w:rPr>
           <w:rStyle w:val="FootnoteReference"/>
         </w:rPr>
-        <w:footnoteReference w:id="34"/>
+        <w:footnoteReference w:id="33"/>
       </w:r>
     </w:p>
     <w:p>
@@ -4828,7 +4748,7 @@
         <w:rPr>
           <w:rStyle w:val="FootnoteReference"/>
         </w:rPr>
-        <w:footnoteReference w:id="35"/>
+        <w:footnoteReference w:id="34"/>
       </w:r>
       <w:r>
         <w:t xml:space="preserve"> </w:t>
@@ -4987,7 +4907,7 @@
         <w:rPr>
           <w:rStyle w:val="FootnoteReference"/>
         </w:rPr>
-        <w:footnoteReference w:id="36"/>
+        <w:footnoteReference w:id="35"/>
       </w:r>
       <w:r>
         <w:t xml:space="preserve"> </w:t>
@@ -5211,11 +5131,11 @@
         <w:rPr>
           <w:rStyle w:val="FootnoteReference"/>
         </w:rPr>
-        <w:footnoteReference w:id="37"/>
-      </w:r>
-    </w:p>
-    <w:bookmarkEnd w:id="38"/>
-    <w:bookmarkStart w:id="60" w:name="desarrollo"/>
+        <w:footnoteReference w:id="36"/>
+      </w:r>
+    </w:p>
+    <w:bookmarkEnd w:id="37"/>
+    <w:bookmarkStart w:id="59" w:name="desarrollo"/>
     <w:p>
       <w:pPr>
         <w:pStyle w:val="Heading2"/>
@@ -5250,7 +5170,7 @@
         <w:t xml:space="preserve">.</w:t>
       </w:r>
     </w:p>
-    <w:bookmarkStart w:id="48" w:name="productores-y-oferta"/>
+    <w:bookmarkStart w:id="47" w:name="productores-y-oferta"/>
     <w:p>
       <w:pPr>
         <w:pStyle w:val="Heading3"/>
@@ -5318,7 +5238,7 @@
         <w:rPr>
           <w:rStyle w:val="FootnoteReference"/>
         </w:rPr>
-        <w:footnoteReference w:id="39"/>
+        <w:footnoteReference w:id="38"/>
       </w:r>
     </w:p>
     <w:p>
@@ -6418,7 +6338,7 @@
         <w:rPr>
           <w:rStyle w:val="FootnoteReference"/>
         </w:rPr>
-        <w:footnoteReference w:id="40"/>
+        <w:footnoteReference w:id="39"/>
       </w:r>
       <w:r>
         <w:t xml:space="preserve"> </w:t>
@@ -6629,7 +6549,7 @@
         <w:rPr>
           <w:rStyle w:val="FootnoteReference"/>
         </w:rPr>
-        <w:footnoteReference w:id="41"/>
+        <w:footnoteReference w:id="40"/>
       </w:r>
     </w:p>
     <w:p>
@@ -6662,7 +6582,7 @@
         <w:rPr>
           <w:rStyle w:val="FootnoteReference"/>
         </w:rPr>
-        <w:footnoteReference w:id="42"/>
+        <w:footnoteReference w:id="41"/>
       </w:r>
       <w:r>
         <w:t xml:space="preserve"> </w:t>
@@ -7043,10 +6963,10 @@
         <w:rPr>
           <w:rStyle w:val="FootnoteReference"/>
         </w:rPr>
-        <w:footnoteReference w:id="43"/>
-      </w:r>
-    </w:p>
-    <w:bookmarkStart w:id="47" w:name="fig:caja-produccion-precios"/>
+        <w:footnoteReference w:id="42"/>
+      </w:r>
+    </w:p>
+    <w:bookmarkStart w:id="46" w:name="fig:caja-produccion-precios"/>
     <w:p>
       <w:pPr>
         <w:pStyle w:val="ImageCaption"/>
@@ -7155,18 +7075,18 @@
           <wp:inline>
             <wp:extent cx="5364072" cy="2223307"/>
             <wp:effectExtent b="0" l="0" r="0" t="0"/>
-            <wp:docPr descr="" title="" id="45" name="Picture"/>
+            <wp:docPr descr="" title="" id="44" name="Picture"/>
             <a:graphic>
               <a:graphicData uri="http://schemas.openxmlformats.org/drawingml/2006/picture">
                 <pic:pic>
                   <pic:nvPicPr>
-                    <pic:cNvPr descr="C:\Users\vgutierrez\Documents\src\victorgutierrezmarcos.github.io-revision\oposicion\temario\fuentes\3A21\graficos/caja-produccion-precios.png" id="46" name="Picture"/>
+                    <pic:cNvPr descr="C:\Users\vgutierrez\Documents\src\victorgutierrezmarcos.github.io-revision\oposicion\temario\fuentes\3A21\graficos/caja-produccion-precios.png" id="45" name="Picture"/>
                     <pic:cNvPicPr>
                       <a:picLocks noChangeArrowheads="1" noChangeAspect="1"/>
                     </pic:cNvPicPr>
                   </pic:nvPicPr>
                   <pic:blipFill>
-                    <a:blip r:embed="rId44"/>
+                    <a:blip r:embed="rId43"/>
                     <a:stretch>
                       <a:fillRect/>
                     </a:stretch>
@@ -7193,7 +7113,7 @@
         </w:drawing>
       </w:r>
     </w:p>
-    <w:bookmarkEnd w:id="47"/>
+    <w:bookmarkEnd w:id="46"/>
     <w:p>
       <w:pPr>
         <w:pStyle w:val="Piedeimagen"/>
@@ -7231,8 +7151,8 @@
         <w:t xml:space="preserve">.</w:t>
       </w:r>
     </w:p>
-    <w:bookmarkEnd w:id="48"/>
-    <w:bookmarkStart w:id="51" w:name="consumidores-y-demanda"/>
+    <w:bookmarkEnd w:id="47"/>
+    <w:bookmarkStart w:id="50" w:name="consumidores-y-demanda"/>
     <w:p>
       <w:pPr>
         <w:pStyle w:val="Heading3"/>
@@ -8371,7 +8291,7 @@
         <w:t xml:space="preserve">, sea cual sea su precio.</w:t>
       </w:r>
     </w:p>
-    <w:bookmarkStart w:id="50" w:name="la-demanda-de-mercado"/>
+    <w:bookmarkStart w:id="49" w:name="la-demanda-de-mercado"/>
     <w:p>
       <w:pPr>
         <w:pStyle w:val="Heading4"/>
@@ -9562,7 +9482,7 @@
         <w:rPr>
           <w:rStyle w:val="FootnoteReference"/>
         </w:rPr>
-        <w:footnoteReference w:id="49"/>
+        <w:footnoteReference w:id="48"/>
       </w:r>
       <w:r>
         <w:t xml:space="preserve"> </w:t>
@@ -9634,9 +9554,9 @@
         <w:t xml:space="preserve">(II.1.2).</w:t>
       </w:r>
     </w:p>
+    <w:bookmarkEnd w:id="49"/>
     <w:bookmarkEnd w:id="50"/>
-    <w:bookmarkEnd w:id="51"/>
-    <w:bookmarkStart w:id="57" w:name="función-de-exceso-de-demanda"/>
+    <w:bookmarkStart w:id="56" w:name="función-de-exceso-de-demanda"/>
     <w:p>
       <w:pPr>
         <w:pStyle w:val="Heading3"/>
@@ -10049,7 +9969,7 @@
         <w:rPr>
           <w:rStyle w:val="FootnoteReference"/>
         </w:rPr>
-        <w:footnoteReference w:id="52"/>
+        <w:footnoteReference w:id="51"/>
       </w:r>
       <w:r>
         <w:t xml:space="preserve"> </w:t>
@@ -11474,7 +11394,7 @@
         <w:t xml:space="preserve">(1935).</w:t>
       </w:r>
     </w:p>
-    <w:bookmarkStart w:id="56" w:name="fig:bienes-libres"/>
+    <w:bookmarkStart w:id="55" w:name="fig:bienes-libres"/>
     <w:p>
       <w:pPr>
         <w:pStyle w:val="ImageCaption"/>
@@ -11498,18 +11418,18 @@
           <wp:inline>
             <wp:extent cx="4831946" cy="4510836"/>
             <wp:effectExtent b="0" l="0" r="0" t="0"/>
-            <wp:docPr descr="" title="" id="54" name="Picture"/>
+            <wp:docPr descr="" title="" id="53" name="Picture"/>
             <a:graphic>
               <a:graphicData uri="http://schemas.openxmlformats.org/drawingml/2006/picture">
                 <pic:pic>
                   <pic:nvPicPr>
-                    <pic:cNvPr descr="C:\Users\vgutierrez\Documents\src\victorgutierrezmarcos.github.io-revision\oposicion\temario\fuentes\3A21\graficos/bienes-libres.png" id="55" name="Picture"/>
+                    <pic:cNvPr descr="C:\Users\vgutierrez\Documents\src\victorgutierrezmarcos.github.io-revision\oposicion\temario\fuentes\3A21\graficos/bienes-libres.png" id="54" name="Picture"/>
                     <pic:cNvPicPr>
                       <a:picLocks noChangeArrowheads="1" noChangeAspect="1"/>
                     </pic:cNvPicPr>
                   </pic:nvPicPr>
                   <pic:blipFill>
-                    <a:blip r:embed="rId53"/>
+                    <a:blip r:embed="rId52"/>
                     <a:stretch>
                       <a:fillRect/>
                     </a:stretch>
@@ -11536,7 +11456,7 @@
         </w:drawing>
       </w:r>
     </w:p>
-    <w:bookmarkEnd w:id="56"/>
+    <w:bookmarkEnd w:id="55"/>
     <w:p>
       <w:pPr>
         <w:pStyle w:val="Piedeimagen"/>
@@ -11589,8 +11509,8 @@
         <w:t xml:space="preserve">.</w:t>
       </w:r>
     </w:p>
-    <w:bookmarkEnd w:id="57"/>
-    <w:bookmarkStart w:id="59" w:name="ley-de-walras"/>
+    <w:bookmarkEnd w:id="56"/>
+    <w:bookmarkStart w:id="58" w:name="ley-de-walras"/>
     <w:p>
       <w:pPr>
         <w:pStyle w:val="Heading3"/>
@@ -12757,12 +12677,12 @@
         <w:rPr>
           <w:rStyle w:val="FootnoteReference"/>
         </w:rPr>
-        <w:footnoteReference w:id="58"/>
-      </w:r>
-    </w:p>
+        <w:footnoteReference w:id="57"/>
+      </w:r>
+    </w:p>
+    <w:bookmarkEnd w:id="58"/>
     <w:bookmarkEnd w:id="59"/>
-    <w:bookmarkEnd w:id="60"/>
-    <w:bookmarkStart w:id="66" w:name="Xfceb14383c13f9f95ee2161f7600f7470cb255d"/>
+    <w:bookmarkStart w:id="65" w:name="Xfceb14383c13f9f95ee2161f7600f7470cb255d"/>
     <w:p>
       <w:pPr>
         <w:pStyle w:val="Heading2"/>
@@ -13842,7 +13762,7 @@
         <w:t xml:space="preserve">.</w:t>
       </w:r>
     </w:p>
-    <w:bookmarkStart w:id="65" w:name="X31b95f6f7bf94949bb61cb7d9838cd09fea50cb"/>
+    <w:bookmarkStart w:id="64" w:name="X31b95f6f7bf94949bb61cb7d9838cd09fea50cb"/>
     <w:p>
       <w:pPr>
         <w:pStyle w:val="Heading4"/>
@@ -14745,7 +14665,7 @@
         <w:t xml:space="preserve">.</w:t>
       </w:r>
     </w:p>
-    <w:bookmarkStart w:id="64" w:name="fig:caja-intercambio-equilibrio"/>
+    <w:bookmarkStart w:id="63" w:name="fig:caja-intercambio-equilibrio"/>
     <w:p>
       <w:pPr>
         <w:pStyle w:val="ImageCaption"/>
@@ -14792,18 +14712,18 @@
           <wp:inline>
             <wp:extent cx="4476750" cy="3187759"/>
             <wp:effectExtent b="0" l="0" r="0" t="0"/>
-            <wp:docPr descr="" title="" id="62" name="Picture"/>
+            <wp:docPr descr="" title="" id="61" name="Picture"/>
             <a:graphic>
               <a:graphicData uri="http://schemas.openxmlformats.org/drawingml/2006/picture">
                 <pic:pic>
                   <pic:nvPicPr>
-                    <pic:cNvPr descr="C:\Users\vgutierrez\Documents\src\victorgutierrezmarcos.github.io-revision\oposicion\temario\fuentes\3A21\graficos/caja-intercambio-equilibrio.png" id="63" name="Picture"/>
+                    <pic:cNvPr descr="C:\Users\vgutierrez\Documents\src\victorgutierrezmarcos.github.io-revision\oposicion\temario\fuentes\3A21\graficos/caja-intercambio-equilibrio.png" id="62" name="Picture"/>
                     <pic:cNvPicPr>
                       <a:picLocks noChangeArrowheads="1" noChangeAspect="1"/>
                     </pic:cNvPicPr>
                   </pic:nvPicPr>
                   <pic:blipFill>
-                    <a:blip r:embed="rId61"/>
+                    <a:blip r:embed="rId60"/>
                     <a:stretch>
                       <a:fillRect/>
                     </a:stretch>
@@ -14830,7 +14750,7 @@
         </w:drawing>
       </w:r>
     </w:p>
-    <w:bookmarkEnd w:id="64"/>
+    <w:bookmarkEnd w:id="63"/>
     <w:p>
       <w:pPr>
         <w:pStyle w:val="Piedeimagen"/>
@@ -15002,10 +14922,10 @@
         <w:t xml:space="preserve">. Conviene subrayarlo en el cante para que no parezca el equilibrio parcial con más mercados.</w:t>
       </w:r>
     </w:p>
+    <w:bookmarkEnd w:id="64"/>
     <w:bookmarkEnd w:id="65"/>
     <w:bookmarkEnd w:id="66"/>
-    <w:bookmarkEnd w:id="67"/>
-    <w:bookmarkStart w:id="120" w:name="X90e969293803a2829db5e18a058a49cfe82ee19"/>
+    <w:bookmarkStart w:id="119" w:name="X90e969293803a2829db5e18a058a49cfe82ee19"/>
     <w:p>
       <w:pPr>
         <w:pStyle w:val="Heading1"/>
@@ -15252,7 +15172,7 @@
         <w:t xml:space="preserve">y los 2 teoremas fundamentales con su nombre completo, su idea y sus supuestos, en palabras (2′). Las demostraciones de la existencia, de la unicidad (por el axioma débil y por los sustitutivos brutos) y de la estabilidad del tanteo están en el anexo B; la estabilidad en un mercado, en el anexo D; la estática comparativa y los teoremas del bienestar en detalle, en sus anexos.</w:t>
       </w:r>
     </w:p>
-    <w:bookmarkStart w:id="106" w:name="X5a4919df8437aeb3f18121298073782f7479990"/>
+    <w:bookmarkStart w:id="105" w:name="X5a4919df8437aeb3f18121298073782f7479990"/>
     <w:p>
       <w:pPr>
         <w:pStyle w:val="Heading2"/>
@@ -15358,7 +15278,7 @@
         <w:t xml:space="preserve">: cada pregunta presupone la anterior. Primero, si hay algún equilibrio; después, cuántos hay, y por último, si la economía llega a alguno.</w:t>
       </w:r>
     </w:p>
-    <w:bookmarkStart w:id="85" w:name="existencia"/>
+    <w:bookmarkStart w:id="84" w:name="existencia"/>
     <w:p>
       <w:pPr>
         <w:pStyle w:val="Heading3"/>
@@ -15373,7 +15293,7 @@
         <w:t xml:space="preserve">Existencia</w:t>
       </w:r>
     </w:p>
-    <w:bookmarkStart w:id="70" w:name="a-idea"/>
+    <w:bookmarkStart w:id="69" w:name="a-idea"/>
     <w:p>
       <w:pPr>
         <w:pStyle w:val="Heading4"/>
@@ -15487,7 +15407,7 @@
         <w:rPr>
           <w:rStyle w:val="FootnoteReference"/>
         </w:rPr>
-        <w:footnoteReference w:id="68"/>
+        <w:footnoteReference w:id="67"/>
       </w:r>
     </w:p>
     <w:p>
@@ -15811,11 +15731,11 @@
         <w:rPr>
           <w:rStyle w:val="FootnoteReference"/>
         </w:rPr>
-        <w:footnoteReference w:id="69"/>
-      </w:r>
-    </w:p>
-    <w:bookmarkEnd w:id="70"/>
-    <w:bookmarkStart w:id="81" w:name="b-modelo"/>
+        <w:footnoteReference w:id="68"/>
+      </w:r>
+    </w:p>
+    <w:bookmarkEnd w:id="69"/>
+    <w:bookmarkStart w:id="80" w:name="b-modelo"/>
     <w:p>
       <w:pPr>
         <w:pStyle w:val="Heading4"/>
@@ -15824,7 +15744,7 @@
         <w:t xml:space="preserve">b) Modelo</w:t>
       </w:r>
     </w:p>
-    <w:bookmarkStart w:id="77" w:name="i-supuestos"/>
+    <w:bookmarkStart w:id="76" w:name="i-supuestos"/>
     <w:p>
       <w:pPr>
         <w:pStyle w:val="Heading5"/>
@@ -15914,7 +15834,7 @@
         <w:rPr>
           <w:rStyle w:val="FootnoteReference"/>
         </w:rPr>
-        <w:footnoteReference w:id="71"/>
+        <w:footnoteReference w:id="70"/>
       </w:r>
     </w:p>
     <w:p>
@@ -16257,10 +16177,10 @@
         <w:rPr>
           <w:rStyle w:val="FootnoteReference"/>
         </w:rPr>
-        <w:footnoteReference w:id="72"/>
-      </w:r>
-    </w:p>
-    <w:bookmarkStart w:id="76" w:name="fig:brouwer"/>
+        <w:footnoteReference w:id="71"/>
+      </w:r>
+    </w:p>
+    <w:bookmarkStart w:id="75" w:name="fig:brouwer"/>
     <w:p>
       <w:pPr>
         <w:pStyle w:val="ImageCaption"/>
@@ -16299,18 +16219,18 @@
           <wp:inline>
             <wp:extent cx="2385391" cy="2110153"/>
             <wp:effectExtent b="0" l="0" r="0" t="0"/>
-            <wp:docPr descr="" title="" id="74" name="Picture"/>
+            <wp:docPr descr="" title="" id="73" name="Picture"/>
             <a:graphic>
               <a:graphicData uri="http://schemas.openxmlformats.org/drawingml/2006/picture">
                 <pic:pic>
                   <pic:nvPicPr>
-                    <pic:cNvPr descr="C:\Users\vgutierrez\Documents\src\victorgutierrezmarcos.github.io-revision\oposicion\temario\fuentes\3A21\graficos/brouwer.png" id="75" name="Picture"/>
+                    <pic:cNvPr descr="C:\Users\vgutierrez\Documents\src\victorgutierrezmarcos.github.io-revision\oposicion\temario\fuentes\3A21\graficos/brouwer.png" id="74" name="Picture"/>
                     <pic:cNvPicPr>
                       <a:picLocks noChangeArrowheads="1" noChangeAspect="1"/>
                     </pic:cNvPicPr>
                   </pic:nvPicPr>
                   <pic:blipFill>
-                    <a:blip r:embed="rId73"/>
+                    <a:blip r:embed="rId72"/>
                     <a:stretch>
                       <a:fillRect/>
                     </a:stretch>
@@ -16337,7 +16257,7 @@
         </w:drawing>
       </w:r>
     </w:p>
-    <w:bookmarkEnd w:id="76"/>
+    <w:bookmarkEnd w:id="75"/>
     <w:p>
       <w:pPr>
         <w:pStyle w:val="Piedeimagen"/>
@@ -16375,8 +16295,8 @@
         <w:t xml:space="preserve">.</w:t>
       </w:r>
     </w:p>
-    <w:bookmarkEnd w:id="77"/>
-    <w:bookmarkStart w:id="79" w:name="ii-desarrollo"/>
+    <w:bookmarkEnd w:id="76"/>
+    <w:bookmarkStart w:id="78" w:name="ii-desarrollo"/>
     <w:p>
       <w:pPr>
         <w:pStyle w:val="Heading5"/>
@@ -16975,7 +16895,7 @@
         <w:rPr>
           <w:rStyle w:val="FootnoteReference"/>
         </w:rPr>
-        <w:footnoteReference w:id="78"/>
+        <w:footnoteReference w:id="77"/>
       </w:r>
       <w:r>
         <w:t xml:space="preserve"> </w:t>
@@ -17139,8 +17059,8 @@
         <w:t xml:space="preserve">, los de precio positivo tienen exceso de demanda nulo (bienes económicos): se cumple (11) (demostración en el anexo B).</w:t>
       </w:r>
     </w:p>
-    <w:bookmarkEnd w:id="79"/>
-    <w:bookmarkStart w:id="80" w:name="iii-implicaciones"/>
+    <w:bookmarkEnd w:id="78"/>
+    <w:bookmarkStart w:id="79" w:name="iii-implicaciones"/>
     <w:p>
       <w:pPr>
         <w:pStyle w:val="Heading5"/>
@@ -17197,9 +17117,9 @@
         <w:t xml:space="preserve">: dice que hay un equilibrio, no cómo encontrarlo ni si el tanteo lleva a él.</w:t>
       </w:r>
     </w:p>
+    <w:bookmarkEnd w:id="79"/>
     <w:bookmarkEnd w:id="80"/>
-    <w:bookmarkEnd w:id="81"/>
-    <w:bookmarkStart w:id="84" w:name="c-valoración"/>
+    <w:bookmarkStart w:id="83" w:name="c-valoración"/>
     <w:p>
       <w:pPr>
         <w:pStyle w:val="Heading4"/>
@@ -17287,7 +17207,7 @@
       <w:r>
         <w:t xml:space="preserve">, introducción a los teoremas de punto fijo y a la existencia de equilibrios en economía (</w:t>
       </w:r>
-      <w:hyperlink r:id="rId82">
+      <w:hyperlink r:id="rId81">
         <w:r>
           <w:rPr>
             <w:rStyle w:val="Hyperlink"/>
@@ -17357,7 +17277,7 @@
       <w:r>
         <w:t xml:space="preserve">(</w:t>
       </w:r>
-      <w:hyperlink r:id="rId83">
+      <w:hyperlink r:id="rId82">
         <w:r>
           <w:rPr>
             <w:rStyle w:val="Hyperlink"/>
@@ -17369,9 +17289,9 @@
         <w:t xml:space="preserve">).</w:t>
       </w:r>
     </w:p>
+    <w:bookmarkEnd w:id="83"/>
     <w:bookmarkEnd w:id="84"/>
-    <w:bookmarkEnd w:id="85"/>
-    <w:bookmarkStart w:id="98" w:name="unicidad"/>
+    <w:bookmarkStart w:id="97" w:name="unicidad"/>
     <w:p>
       <w:pPr>
         <w:pStyle w:val="Heading3"/>
@@ -17394,7 +17314,7 @@
         <w:t xml:space="preserve">Una vez que sabemos que el equilibrio existe, la pregunta siguiente es cuántos hay.</w:t>
       </w:r>
     </w:p>
-    <w:bookmarkStart w:id="91" w:name="a-idea-1"/>
+    <w:bookmarkStart w:id="90" w:name="a-idea-1"/>
     <w:p>
       <w:pPr>
         <w:pStyle w:val="Heading4"/>
@@ -17533,7 +17453,7 @@
         <w:rPr>
           <w:rStyle w:val="FootnoteReference"/>
         </w:rPr>
-        <w:footnoteReference w:id="86"/>
+        <w:footnoteReference w:id="85"/>
       </w:r>
       <w:r>
         <w:t xml:space="preserve"> </w:t>
@@ -17728,7 +17648,7 @@
         <w:t xml:space="preserve">hacen falta supuestos adicionales: es el modelo que sigue.</w:t>
       </w:r>
     </w:p>
-    <w:bookmarkStart w:id="90" w:name="fig:equilibrios-multiples"/>
+    <w:bookmarkStart w:id="89" w:name="fig:equilibrios-multiples"/>
     <w:p>
       <w:pPr>
         <w:pStyle w:val="ImageCaption"/>
@@ -17766,18 +17686,18 @@
           <wp:inline>
             <wp:extent cx="3067368" cy="2626988"/>
             <wp:effectExtent b="0" l="0" r="0" t="0"/>
-            <wp:docPr descr="" title="" id="88" name="Picture"/>
+            <wp:docPr descr="" title="" id="87" name="Picture"/>
             <a:graphic>
               <a:graphicData uri="http://schemas.openxmlformats.org/drawingml/2006/picture">
                 <pic:pic>
                   <pic:nvPicPr>
-                    <pic:cNvPr descr="C:\Users\vgutierrez\Documents\src\victorgutierrezmarcos.github.io-revision\oposicion\temario\fuentes\3A21\graficos/equilibrios-multiples.png" id="89" name="Picture"/>
+                    <pic:cNvPr descr="C:\Users\vgutierrez\Documents\src\victorgutierrezmarcos.github.io-revision\oposicion\temario\fuentes\3A21\graficos/equilibrios-multiples.png" id="88" name="Picture"/>
                     <pic:cNvPicPr>
                       <a:picLocks noChangeArrowheads="1" noChangeAspect="1"/>
                     </pic:cNvPicPr>
                   </pic:nvPicPr>
                   <pic:blipFill>
-                    <a:blip r:embed="rId87"/>
+                    <a:blip r:embed="rId86"/>
                     <a:stretch>
                       <a:fillRect/>
                     </a:stretch>
@@ -17804,7 +17724,7 @@
         </w:drawing>
       </w:r>
     </w:p>
-    <w:bookmarkEnd w:id="90"/>
+    <w:bookmarkEnd w:id="89"/>
     <w:p>
       <w:pPr>
         <w:pStyle w:val="Piedeimagen"/>
@@ -17872,8 +17792,8 @@
         <w:t xml:space="preserve">.</w:t>
       </w:r>
     </w:p>
-    <w:bookmarkEnd w:id="91"/>
-    <w:bookmarkStart w:id="95" w:name="b-modelo-1"/>
+    <w:bookmarkEnd w:id="90"/>
+    <w:bookmarkStart w:id="94" w:name="b-modelo-1"/>
     <w:p>
       <w:pPr>
         <w:pStyle w:val="Heading4"/>
@@ -17882,7 +17802,7 @@
         <w:t xml:space="preserve">b) Modelo</w:t>
       </w:r>
     </w:p>
-    <w:bookmarkStart w:id="92" w:name="i-supuestos-1"/>
+    <w:bookmarkStart w:id="91" w:name="i-supuestos-1"/>
     <w:p>
       <w:pPr>
         <w:pStyle w:val="Heading5"/>
@@ -18189,8 +18109,8 @@
         <w:t xml:space="preserve">: la demanda de mercado se comporta como la de un único consumidor coherente, que nunca elige una cesta pudiendo pagar otra y la otra pudiendo pagar la primera.</w:t>
       </w:r>
     </w:p>
-    <w:bookmarkEnd w:id="92"/>
-    <w:bookmarkStart w:id="93" w:name="ii-desarrollo-1"/>
+    <w:bookmarkEnd w:id="91"/>
+    <w:bookmarkStart w:id="92" w:name="ii-desarrollo-1"/>
     <w:p>
       <w:pPr>
         <w:pStyle w:val="Heading5"/>
@@ -19126,8 +19046,8 @@
         <w:t xml:space="preserve">: las 2, paso a paso y por reducción al absurdo, están en el anexo B.2.</w:t>
       </w:r>
     </w:p>
-    <w:bookmarkEnd w:id="93"/>
-    <w:bookmarkStart w:id="94" w:name="iii-implicaciones-1"/>
+    <w:bookmarkEnd w:id="92"/>
+    <w:bookmarkStart w:id="93" w:name="iii-implicaciones-1"/>
     <w:p>
       <w:pPr>
         <w:pStyle w:val="Heading5"/>
@@ -19249,9 +19169,9 @@
         <w:t xml:space="preserve">: la condición (16) es la misma que asegura que el tanteo converge (II.1.3).</w:t>
       </w:r>
     </w:p>
+    <w:bookmarkEnd w:id="93"/>
     <w:bookmarkEnd w:id="94"/>
-    <w:bookmarkEnd w:id="95"/>
-    <w:bookmarkStart w:id="97" w:name="c-valoración-1"/>
+    <w:bookmarkStart w:id="96" w:name="c-valoración-1"/>
     <w:p>
       <w:pPr>
         <w:pStyle w:val="Heading4"/>
@@ -19559,7 +19479,7 @@
         <w:rPr>
           <w:rStyle w:val="FootnoteReference"/>
         </w:rPr>
-        <w:footnoteReference w:id="96"/>
+        <w:footnoteReference w:id="95"/>
       </w:r>
     </w:p>
     <w:p>
@@ -19657,9 +19577,9 @@
         <w:t xml:space="preserve">. Es lo que hace tan difícil la pregunta siguiente.</w:t>
       </w:r>
     </w:p>
+    <w:bookmarkEnd w:id="96"/>
     <w:bookmarkEnd w:id="97"/>
-    <w:bookmarkEnd w:id="98"/>
-    <w:bookmarkStart w:id="105" w:name="estabilidad"/>
+    <w:bookmarkStart w:id="104" w:name="estabilidad"/>
     <w:p>
       <w:pPr>
         <w:pStyle w:val="Heading3"/>
@@ -19682,7 +19602,7 @@
         <w:t xml:space="preserve">Saber que el equilibrio existe, e incluso que es único, no basta: falta saber si la economía llega a él.</w:t>
       </w:r>
     </w:p>
-    <w:bookmarkStart w:id="99" w:name="a-idea-2"/>
+    <w:bookmarkStart w:id="98" w:name="a-idea-2"/>
     <w:p>
       <w:pPr>
         <w:pStyle w:val="Heading4"/>
@@ -19978,8 +19898,8 @@
         <w:t xml:space="preserve">: un cambio en el precio de un bien desplaza los excesos de demanda de todos los demás, que mueven a su vez sus precios y vuelven a afectar al primero. No basta con mirar la pendiente de cada mercado por separado: hay que estudiar el sistema entero a la vez.</w:t>
       </w:r>
     </w:p>
-    <w:bookmarkEnd w:id="99"/>
-    <w:bookmarkStart w:id="103" w:name="b-modelo-2"/>
+    <w:bookmarkEnd w:id="98"/>
+    <w:bookmarkStart w:id="102" w:name="b-modelo-2"/>
     <w:p>
       <w:pPr>
         <w:pStyle w:val="Heading4"/>
@@ -19988,7 +19908,7 @@
         <w:t xml:space="preserve">b) Modelo</w:t>
       </w:r>
     </w:p>
-    <w:bookmarkStart w:id="100" w:name="i-supuestos-2"/>
+    <w:bookmarkStart w:id="99" w:name="i-supuestos-2"/>
     <w:p>
       <w:pPr>
         <w:pStyle w:val="Heading5"/>
@@ -20355,8 +20275,8 @@
         <w:t xml:space="preserve">: con las propiedades de la existencia y la condición (16) de la unicidad, que se cumple, por ejemplo, si todos los bienes son sustitutivos brutos.</w:t>
       </w:r>
     </w:p>
-    <w:bookmarkEnd w:id="100"/>
-    <w:bookmarkStart w:id="101" w:name="ii-desarrollo-2"/>
+    <w:bookmarkEnd w:id="99"/>
+    <w:bookmarkStart w:id="100" w:name="ii-desarrollo-2"/>
     <w:p>
       <w:pPr>
         <w:pStyle w:val="Heading5"/>
@@ -21344,8 +21264,8 @@
         <w:t xml:space="preserve">) atraen los precios y son estables; los otros los repelen y son inestables. Con varios equilibrios, estables e inestables se alternan.</w:t>
       </w:r>
     </w:p>
-    <w:bookmarkEnd w:id="101"/>
-    <w:bookmarkStart w:id="102" w:name="iii-implicaciones-2"/>
+    <w:bookmarkEnd w:id="100"/>
+    <w:bookmarkStart w:id="101" w:name="iii-implicaciones-2"/>
     <w:p>
       <w:pPr>
         <w:pStyle w:val="Heading5"/>
@@ -21622,9 +21542,9 @@
         <w:t xml:space="preserve">es decreciente y el único corte es de arriba abajo: el único equilibrio es estable.</w:t>
       </w:r>
     </w:p>
+    <w:bookmarkEnd w:id="101"/>
     <w:bookmarkEnd w:id="102"/>
-    <w:bookmarkEnd w:id="103"/>
-    <w:bookmarkStart w:id="104" w:name="c-valoración-2"/>
+    <w:bookmarkStart w:id="103" w:name="c-valoración-2"/>
     <w:p>
       <w:pPr>
         <w:pStyle w:val="Heading4"/>
@@ -21788,10 +21708,10 @@
         <w:t xml:space="preserve">.</w:t>
       </w:r>
     </w:p>
+    <w:bookmarkEnd w:id="103"/>
     <w:bookmarkEnd w:id="104"/>
     <w:bookmarkEnd w:id="105"/>
-    <w:bookmarkEnd w:id="106"/>
-    <w:bookmarkStart w:id="119" w:name="X4944875e55b06db14e46a61122fe3618dd158cb"/>
+    <w:bookmarkStart w:id="118" w:name="X4944875e55b06db14e46a61122fe3618dd158cb"/>
     <w:p>
       <w:pPr>
         <w:pStyle w:val="Heading2"/>
@@ -21814,7 +21734,7 @@
         <w:t xml:space="preserve">Una vez estudiado qué dice el equilibrio como descripción de la economía (análisis positivo), pasamos a preguntarnos si es bueno (análisis normativo). Para ello hace falta, primero, un criterio con el que juzgar las asignaciones.</w:t>
       </w:r>
     </w:p>
-    <w:bookmarkStart w:id="109" w:name="optimalidad-de-pareto"/>
+    <w:bookmarkStart w:id="108" w:name="optimalidad-de-pareto"/>
     <w:p>
       <w:pPr>
         <w:pStyle w:val="Heading3"/>
@@ -21888,7 +21808,7 @@
         <w:rPr>
           <w:rStyle w:val="FootnoteReference"/>
         </w:rPr>
-        <w:footnoteReference w:id="107"/>
+        <w:footnoteReference w:id="106"/>
       </w:r>
       <w:r>
         <w:t xml:space="preserve"> </w:t>
@@ -21962,7 +21882,7 @@
         <w:rPr>
           <w:rStyle w:val="FootnoteReference"/>
         </w:rPr>
-        <w:footnoteReference w:id="108"/>
+        <w:footnoteReference w:id="107"/>
       </w:r>
       <w:r>
         <w:t xml:space="preserve"> </w:t>
@@ -22136,8 +22056,8 @@
         <w:t xml:space="preserve">(gráfico 6).</w:t>
       </w:r>
     </w:p>
-    <w:bookmarkEnd w:id="109"/>
-    <w:bookmarkStart w:id="118" w:name="Xf6b71314e4bd9502f3b430192fabe484e5fec32"/>
+    <w:bookmarkEnd w:id="108"/>
+    <w:bookmarkStart w:id="117" w:name="Xf6b71314e4bd9502f3b430192fabe484e5fec32"/>
     <w:p>
       <w:pPr>
         <w:pStyle w:val="Heading3"/>
@@ -22375,7 +22295,7 @@
         <w:t xml:space="preserve">.</w:t>
       </w:r>
     </w:p>
-    <w:bookmarkStart w:id="112" w:name="X8d4837e936b22851e30f91a44f2ca81d1012e14"/>
+    <w:bookmarkStart w:id="111" w:name="X8d4837e936b22851e30f91a44f2ca81d1012e14"/>
     <w:p>
       <w:pPr>
         <w:pStyle w:val="Heading4"/>
@@ -22495,7 +22415,7 @@
         <w:rPr>
           <w:rStyle w:val="FootnoteReference"/>
         </w:rPr>
-        <w:footnoteReference w:id="110"/>
+        <w:footnoteReference w:id="109"/>
       </w:r>
     </w:p>
     <w:p>
@@ -22607,11 +22527,11 @@
         <w:rPr>
           <w:rStyle w:val="FootnoteReference"/>
         </w:rPr>
-        <w:footnoteReference w:id="111"/>
-      </w:r>
-    </w:p>
-    <w:bookmarkEnd w:id="112"/>
-    <w:bookmarkStart w:id="117" w:name="X7f8aff33acd132d4bfed736052763b8221204bc"/>
+        <w:footnoteReference w:id="110"/>
+      </w:r>
+    </w:p>
+    <w:bookmarkEnd w:id="111"/>
+    <w:bookmarkStart w:id="116" w:name="X7f8aff33acd132d4bfed736052763b8221204bc"/>
     <w:p>
       <w:pPr>
         <w:pStyle w:val="Heading4"/>
@@ -22869,7 +22789,7 @@
         <w:t xml:space="preserve">: cómo hacer esas transferencias. Las de suma fija que dependen de las características de cada uno no son factibles (la información es privada) y los impuestos reales distorsionan, de modo que reaparece el dilema entre equidad y eficiencia.</w:t>
       </w:r>
     </w:p>
-    <w:bookmarkStart w:id="116" w:name="fig:caja-intercambio-teoremas"/>
+    <w:bookmarkStart w:id="115" w:name="fig:caja-intercambio-teoremas"/>
     <w:p>
       <w:pPr>
         <w:pStyle w:val="ImageCaption"/>
@@ -22987,18 +22907,18 @@
           <wp:inline>
             <wp:extent cx="4476750" cy="3187759"/>
             <wp:effectExtent b="0" l="0" r="0" t="0"/>
-            <wp:docPr descr="" title="" id="114" name="Picture"/>
+            <wp:docPr descr="" title="" id="113" name="Picture"/>
             <a:graphic>
               <a:graphicData uri="http://schemas.openxmlformats.org/drawingml/2006/picture">
                 <pic:pic>
                   <pic:nvPicPr>
-                    <pic:cNvPr descr="C:\Users\vgutierrez\Documents\src\victorgutierrezmarcos.github.io-revision\oposicion\temario\fuentes\3A21\graficos/caja-intercambio-teoremas.png" id="115" name="Picture"/>
+                    <pic:cNvPr descr="C:\Users\vgutierrez\Documents\src\victorgutierrezmarcos.github.io-revision\oposicion\temario\fuentes\3A21\graficos/caja-intercambio-teoremas.png" id="114" name="Picture"/>
                     <pic:cNvPicPr>
                       <a:picLocks noChangeArrowheads="1" noChangeAspect="1"/>
                     </pic:cNvPicPr>
                   </pic:nvPicPr>
                   <pic:blipFill>
-                    <a:blip r:embed="rId113"/>
+                    <a:blip r:embed="rId112"/>
                     <a:stretch>
                       <a:fillRect/>
                     </a:stretch>
@@ -23025,7 +22945,7 @@
         </w:drawing>
       </w:r>
     </w:p>
-    <w:bookmarkEnd w:id="116"/>
+    <w:bookmarkEnd w:id="115"/>
     <w:p>
       <w:pPr>
         <w:pStyle w:val="Piedeimagen"/>
@@ -23309,11 +23229,11 @@
         <w:t xml:space="preserve">. En el cante, cada teorema se nombra completo la primera vez y después con sus siglas.</w:t>
       </w:r>
     </w:p>
+    <w:bookmarkEnd w:id="116"/>
     <w:bookmarkEnd w:id="117"/>
     <w:bookmarkEnd w:id="118"/>
     <w:bookmarkEnd w:id="119"/>
-    <w:bookmarkEnd w:id="120"/>
-    <w:bookmarkStart w:id="169" w:name="Xd3d80b8c81cad0f6d140864381d502b40ebce4e"/>
+    <w:bookmarkStart w:id="168" w:name="Xd3d80b8c81cad0f6d140864381d502b40ebce4e"/>
     <w:p>
       <w:pPr>
         <w:pStyle w:val="Heading1"/>
@@ -23561,7 +23481,7 @@
         <w:t xml:space="preserve">y un ejemplo.</w:t>
       </w:r>
     </w:p>
-    <w:bookmarkStart w:id="132" w:name="teoría-del-intercambio-de-edgeworth"/>
+    <w:bookmarkStart w:id="131" w:name="teoría-del-intercambio-de-edgeworth"/>
     <w:p>
       <w:pPr>
         <w:pStyle w:val="Heading2"/>
@@ -23593,7 +23513,7 @@
         <w:t xml:space="preserve">Empezamos por el supuesto más irreal del bloque I: el subastador que anuncia los precios.</w:t>
       </w:r>
     </w:p>
-    <w:bookmarkStart w:id="121" w:name="a-idea-3"/>
+    <w:bookmarkStart w:id="120" w:name="a-idea-3"/>
     <w:p>
       <w:pPr>
         <w:pStyle w:val="Heading4"/>
@@ -23664,8 +23584,8 @@
         <w:t xml:space="preserve">) hasta que nadie quiera cambiar.</w:t>
       </w:r>
     </w:p>
-    <w:bookmarkEnd w:id="121"/>
-    <w:bookmarkStart w:id="130" w:name="b-modelo-3"/>
+    <w:bookmarkEnd w:id="120"/>
+    <w:bookmarkStart w:id="129" w:name="b-modelo-3"/>
     <w:p>
       <w:pPr>
         <w:pStyle w:val="Heading4"/>
@@ -23674,7 +23594,7 @@
         <w:t xml:space="preserve">b) Modelo</w:t>
       </w:r>
     </w:p>
-    <w:bookmarkStart w:id="122" w:name="i-supuestos-3"/>
+    <w:bookmarkStart w:id="121" w:name="i-supuestos-3"/>
     <w:p>
       <w:pPr>
         <w:pStyle w:val="Heading5"/>
@@ -23712,8 +23632,8 @@
         <w:t xml:space="preserve">, en la caja de intercambio de I.3 (gráfico 7), que negocian sin precios dados.</w:t>
       </w:r>
     </w:p>
-    <w:bookmarkEnd w:id="122"/>
-    <w:bookmarkStart w:id="127" w:name="ii-desarrollo-3"/>
+    <w:bookmarkEnd w:id="121"/>
+    <w:bookmarkStart w:id="126" w:name="ii-desarrollo-3"/>
     <w:p>
       <w:pPr>
         <w:pStyle w:val="Heading5"/>
@@ -23804,7 +23724,7 @@
         <w:t xml:space="preserve">: si no estuviera en la curva de contrato, los 2 podrían mejorar.</w:t>
       </w:r>
     </w:p>
-    <w:bookmarkStart w:id="126" w:name="fig:caja-intercambio-nucleo"/>
+    <w:bookmarkStart w:id="125" w:name="fig:caja-intercambio-nucleo"/>
     <w:p>
       <w:pPr>
         <w:pStyle w:val="ImageCaption"/>
@@ -23880,18 +23800,18 @@
           <wp:inline>
             <wp:extent cx="3700780" cy="2635214"/>
             <wp:effectExtent b="0" l="0" r="0" t="0"/>
-            <wp:docPr descr="" title="" id="124" name="Picture"/>
+            <wp:docPr descr="" title="" id="123" name="Picture"/>
             <a:graphic>
               <a:graphicData uri="http://schemas.openxmlformats.org/drawingml/2006/picture">
                 <pic:pic>
                   <pic:nvPicPr>
-                    <pic:cNvPr descr="C:\Users\vgutierrez\Documents\src\victorgutierrezmarcos.github.io-revision\oposicion\temario\fuentes\3A21\graficos/caja-intercambio-nucleo.png" id="125" name="Picture"/>
+                    <pic:cNvPr descr="C:\Users\vgutierrez\Documents\src\victorgutierrezmarcos.github.io-revision\oposicion\temario\fuentes\3A21\graficos/caja-intercambio-nucleo.png" id="124" name="Picture"/>
                     <pic:cNvPicPr>
                       <a:picLocks noChangeArrowheads="1" noChangeAspect="1"/>
                     </pic:cNvPicPr>
                   </pic:nvPicPr>
                   <pic:blipFill>
-                    <a:blip r:embed="rId123"/>
+                    <a:blip r:embed="rId122"/>
                     <a:stretch>
                       <a:fillRect/>
                     </a:stretch>
@@ -23918,7 +23838,7 @@
         </w:drawing>
       </w:r>
     </w:p>
-    <w:bookmarkEnd w:id="126"/>
+    <w:bookmarkEnd w:id="125"/>
     <w:p>
       <w:pPr>
         <w:pStyle w:val="Piedeimagen"/>
@@ -24030,8 +23950,8 @@
         <w:t xml:space="preserve">.</w:t>
       </w:r>
     </w:p>
-    <w:bookmarkEnd w:id="127"/>
-    <w:bookmarkStart w:id="129" w:name="iii-implicaciones-3"/>
+    <w:bookmarkEnd w:id="126"/>
+    <w:bookmarkStart w:id="128" w:name="iii-implicaciones-3"/>
     <w:p>
       <w:pPr>
         <w:pStyle w:val="Heading5"/>
@@ -24202,12 +24122,12 @@
         <w:rPr>
           <w:rStyle w:val="FootnoteReference"/>
         </w:rPr>
-        <w:footnoteReference w:id="128"/>
-      </w:r>
-    </w:p>
+        <w:footnoteReference w:id="127"/>
+      </w:r>
+    </w:p>
+    <w:bookmarkEnd w:id="128"/>
     <w:bookmarkEnd w:id="129"/>
-    <w:bookmarkEnd w:id="130"/>
-    <w:bookmarkStart w:id="131" w:name="c-valoración-3"/>
+    <w:bookmarkStart w:id="130" w:name="c-valoración-3"/>
     <w:p>
       <w:pPr>
         <w:pStyle w:val="Heading4"/>
@@ -24236,9 +24156,9 @@
         <w:t xml:space="preserve">conjetura que, al aumentar el número de agentes, el tramo se estrecha hasta el equilibrio competitivo. Es el punto de partida del enfoque del núcleo.</w:t>
       </w:r>
     </w:p>
+    <w:bookmarkEnd w:id="130"/>
     <w:bookmarkEnd w:id="131"/>
-    <w:bookmarkEnd w:id="132"/>
-    <w:bookmarkStart w:id="147" w:name="enfoque-del-núcleo-debreu-y-scarf-1963"/>
+    <w:bookmarkStart w:id="146" w:name="enfoque-del-núcleo-debreu-y-scarf-1963"/>
     <w:p>
       <w:pPr>
         <w:pStyle w:val="Heading2"/>
@@ -24285,7 +24205,7 @@
         <w:t xml:space="preserve">Una vez visto que con 2 agentes la negociación deja el resultado indeterminado, pasamos a preguntarnos qué ocurre cuando negocian muchos: es el enfoque del núcleo.</w:t>
       </w:r>
     </w:p>
-    <w:bookmarkStart w:id="140" w:name="el-núcleo-de-una-economía"/>
+    <w:bookmarkStart w:id="139" w:name="el-núcleo-de-una-economía"/>
     <w:p>
       <w:pPr>
         <w:pStyle w:val="Heading3"/>
@@ -24300,7 +24220,7 @@
         <w:t xml:space="preserve">El núcleo de una economía</w:t>
       </w:r>
     </w:p>
-    <w:bookmarkStart w:id="133" w:name="a-idea-4"/>
+    <w:bookmarkStart w:id="132" w:name="a-idea-4"/>
     <w:p>
       <w:pPr>
         <w:pStyle w:val="Heading4"/>
@@ -24429,8 +24349,8 @@
         <w:t xml:space="preserve">, no utilidad: en una economía de intercambio la utilidad no es transferible.</w:t>
       </w:r>
     </w:p>
-    <w:bookmarkEnd w:id="133"/>
-    <w:bookmarkStart w:id="137" w:name="b-modelo-4"/>
+    <w:bookmarkEnd w:id="132"/>
+    <w:bookmarkStart w:id="136" w:name="b-modelo-4"/>
     <w:p>
       <w:pPr>
         <w:pStyle w:val="Heading4"/>
@@ -24439,7 +24359,7 @@
         <w:t xml:space="preserve">b) Modelo</w:t>
       </w:r>
     </w:p>
-    <w:bookmarkStart w:id="134" w:name="i-supuestos-4"/>
+    <w:bookmarkStart w:id="133" w:name="i-supuestos-4"/>
     <w:p>
       <w:pPr>
         <w:pStyle w:val="Heading5"/>
@@ -24543,8 +24463,8 @@
         <w:t xml:space="preserve">puede repartirse sus propias dotaciones; los acuerdos son vinculantes y formar coaliciones no cuesta nada.</w:t>
       </w:r>
     </w:p>
-    <w:bookmarkEnd w:id="134"/>
-    <w:bookmarkStart w:id="135" w:name="ii-desarrollo-4"/>
+    <w:bookmarkEnd w:id="133"/>
+    <w:bookmarkStart w:id="134" w:name="ii-desarrollo-4"/>
     <w:p>
       <w:pPr>
         <w:pStyle w:val="Heading5"/>
@@ -25048,8 +24968,8 @@
         <w:t xml:space="preserve">.</w:t>
       </w:r>
     </w:p>
-    <w:bookmarkEnd w:id="135"/>
-    <w:bookmarkStart w:id="136" w:name="iii-implicaciones-4"/>
+    <w:bookmarkEnd w:id="134"/>
+    <w:bookmarkStart w:id="135" w:name="iii-implicaciones-4"/>
     <w:p>
       <w:pPr>
         <w:pStyle w:val="Heading5"/>
@@ -25288,9 +25208,9 @@
         <w:t xml:space="preserve">: la precio-aceptación deja de ser un supuesto y pasa a ser un resultado: en una economía grande ningún grupo puede hacer nada mejor que lo que le da el mercado. No solo los precios son endógenos, sino también el hecho mismo de que los haya.</w:t>
       </w:r>
     </w:p>
+    <w:bookmarkEnd w:id="135"/>
     <w:bookmarkEnd w:id="136"/>
-    <w:bookmarkEnd w:id="137"/>
-    <w:bookmarkStart w:id="138" w:name="c-extensiones"/>
+    <w:bookmarkStart w:id="137" w:name="c-extensiones"/>
     <w:p>
       <w:pPr>
         <w:pStyle w:val="Heading4"/>
@@ -25374,8 +25294,8 @@
         <w:t xml:space="preserve">.</w:t>
       </w:r>
     </w:p>
-    <w:bookmarkEnd w:id="138"/>
-    <w:bookmarkStart w:id="139" w:name="d-valoración"/>
+    <w:bookmarkEnd w:id="137"/>
+    <w:bookmarkStart w:id="138" w:name="d-valoración"/>
     <w:p>
       <w:pPr>
         <w:pStyle w:val="Heading4"/>
@@ -25410,9 +25330,9 @@
         <w:t xml:space="preserve">sigue ahí. Y el núcleo no dice cómo se llega a él: es un concepto de equilibrio, no un proceso. Con pocos agentes, además, cada uno tiene incentivos a influir en los precios, que es lo que estudia el apartado siguiente.</w:t>
       </w:r>
     </w:p>
+    <w:bookmarkEnd w:id="138"/>
     <w:bookmarkEnd w:id="139"/>
-    <w:bookmarkEnd w:id="140"/>
-    <w:bookmarkStart w:id="145" w:name="comportamiento-estratégico"/>
+    <w:bookmarkStart w:id="144" w:name="comportamiento-estratégico"/>
     <w:p>
       <w:pPr>
         <w:pStyle w:val="Heading3"/>
@@ -26083,7 +26003,7 @@
         <w:t xml:space="preserve">.</w:t>
       </w:r>
     </w:p>
-    <w:bookmarkStart w:id="144" w:name="fig:monopolio-intercambio"/>
+    <w:bookmarkStart w:id="143" w:name="fig:monopolio-intercambio"/>
     <w:p>
       <w:pPr>
         <w:pStyle w:val="ImageCaption"/>
@@ -26143,18 +26063,18 @@
           <wp:inline>
             <wp:extent cx="3282950" cy="2337690"/>
             <wp:effectExtent b="0" l="0" r="0" t="0"/>
-            <wp:docPr descr="" title="" id="142" name="Picture"/>
+            <wp:docPr descr="" title="" id="141" name="Picture"/>
             <a:graphic>
               <a:graphicData uri="http://schemas.openxmlformats.org/drawingml/2006/picture">
                 <pic:pic>
                   <pic:nvPicPr>
-                    <pic:cNvPr descr="C:\Users\vgutierrez\Documents\src\victorgutierrezmarcos.github.io-revision\oposicion\temario\fuentes\3A21\graficos/monopolio-intercambio.png" id="143" name="Picture"/>
+                    <pic:cNvPr descr="C:\Users\vgutierrez\Documents\src\victorgutierrezmarcos.github.io-revision\oposicion\temario\fuentes\3A21\graficos/monopolio-intercambio.png" id="142" name="Picture"/>
                     <pic:cNvPicPr>
                       <a:picLocks noChangeArrowheads="1" noChangeAspect="1"/>
                     </pic:cNvPicPr>
                   </pic:nvPicPr>
                   <pic:blipFill>
-                    <a:blip r:embed="rId141"/>
+                    <a:blip r:embed="rId140"/>
                     <a:stretch>
                       <a:fillRect/>
                     </a:stretch>
@@ -26181,7 +26101,7 @@
         </w:drawing>
       </w:r>
     </w:p>
-    <w:bookmarkEnd w:id="144"/>
+    <w:bookmarkEnd w:id="143"/>
     <w:p>
       <w:pPr>
         <w:pStyle w:val="Piedeimagen"/>
@@ -26481,8 +26401,8 @@
         <w:t xml:space="preserve">responde que los precios no solo resuelven un sistema de ecuaciones: transmiten un conocimiento disperso, local y en parte tácito que ningún planificador puede reunir.</w:t>
       </w:r>
     </w:p>
-    <w:bookmarkEnd w:id="145"/>
-    <w:bookmarkStart w:id="146" w:name="no-convexidades-y-equilibrios-múltiples"/>
+    <w:bookmarkEnd w:id="144"/>
+    <w:bookmarkStart w:id="145" w:name="no-convexidades-y-equilibrios-múltiples"/>
     <w:p>
       <w:pPr>
         <w:pStyle w:val="Heading3"/>
@@ -27371,9 +27291,9 @@
         <w:t xml:space="preserve">.</w:t>
       </w:r>
     </w:p>
+    <w:bookmarkEnd w:id="145"/>
     <w:bookmarkEnd w:id="146"/>
-    <w:bookmarkEnd w:id="147"/>
-    <w:bookmarkStart w:id="155" w:name="Xc8f02bb6c0fa2f03d2aab3898ee4cd8b92f363f"/>
+    <w:bookmarkStart w:id="154" w:name="Xc8f02bb6c0fa2f03d2aab3898ee4cd8b92f363f"/>
     <w:p>
       <w:pPr>
         <w:pStyle w:val="Heading2"/>
@@ -27405,7 +27325,7 @@
         <w:t xml:space="preserve">Hasta aquí el modelo funciona sin dinero; pasamos ahora a preguntarnos si puede tenerlo y qué cambia si lo tiene.</w:t>
       </w:r>
     </w:p>
-    <w:bookmarkStart w:id="148" w:name="a-idea-5"/>
+    <w:bookmarkStart w:id="147" w:name="a-idea-5"/>
     <w:p>
       <w:pPr>
         <w:pStyle w:val="Heading4"/>
@@ -27900,8 +27820,8 @@
         <w:t xml:space="preserve">muestra que la primera es insostenible, pero que la segunda se mantiene.</w:t>
       </w:r>
     </w:p>
-    <w:bookmarkEnd w:id="148"/>
-    <w:bookmarkStart w:id="153" w:name="b-modelo-5"/>
+    <w:bookmarkEnd w:id="147"/>
+    <w:bookmarkStart w:id="152" w:name="b-modelo-5"/>
     <w:p>
       <w:pPr>
         <w:pStyle w:val="Heading4"/>
@@ -27910,7 +27830,7 @@
         <w:t xml:space="preserve">b) Modelo</w:t>
       </w:r>
     </w:p>
-    <w:bookmarkStart w:id="149" w:name="i-supuestos-5"/>
+    <w:bookmarkStart w:id="148" w:name="i-supuestos-5"/>
     <w:p>
       <w:pPr>
         <w:pStyle w:val="Heading5"/>
@@ -28186,8 +28106,8 @@
         <w:t xml:space="preserve">al final del periodo.</w:t>
       </w:r>
     </w:p>
-    <w:bookmarkEnd w:id="149"/>
-    <w:bookmarkStart w:id="151" w:name="ii-desarrollo-5"/>
+    <w:bookmarkEnd w:id="148"/>
+    <w:bookmarkStart w:id="150" w:name="ii-desarrollo-5"/>
     <w:p>
       <w:pPr>
         <w:pStyle w:val="Heading5"/>
@@ -28800,7 +28720,7 @@
         <w:rPr>
           <w:rStyle w:val="FootnoteReference"/>
         </w:rPr>
-        <w:footnoteReference w:id="150"/>
+        <w:footnoteReference w:id="149"/>
       </w:r>
     </w:p>
     <w:p>
@@ -29939,8 +29859,8 @@
         <w:t xml:space="preserve">.</w:t>
       </w:r>
     </w:p>
-    <w:bookmarkEnd w:id="151"/>
-    <w:bookmarkStart w:id="152" w:name="iii-implicaciones-5"/>
+    <w:bookmarkEnd w:id="150"/>
+    <w:bookmarkStart w:id="151" w:name="iii-implicaciones-5"/>
     <w:p>
       <w:pPr>
         <w:pStyle w:val="Heading5"/>
@@ -30297,9 +30217,9 @@
         <w:t xml:space="preserve">.</w:t>
       </w:r>
     </w:p>
+    <w:bookmarkEnd w:id="151"/>
     <w:bookmarkEnd w:id="152"/>
-    <w:bookmarkEnd w:id="153"/>
-    <w:bookmarkStart w:id="154" w:name="c-valoración-4"/>
+    <w:bookmarkStart w:id="153" w:name="c-valoración-4"/>
     <w:p>
       <w:pPr>
         <w:pStyle w:val="Heading4"/>
@@ -30752,9 +30672,9 @@
         <w:t xml:space="preserve">.</w:t>
       </w:r>
     </w:p>
+    <w:bookmarkEnd w:id="153"/>
     <w:bookmarkEnd w:id="154"/>
-    <w:bookmarkEnd w:id="155"/>
-    <w:bookmarkStart w:id="165" w:name="X10a3fe127cfe3bbc2bbf7a3306d773bdb9a73e5"/>
+    <w:bookmarkStart w:id="164" w:name="X10a3fe127cfe3bbc2bbf7a3306d773bdb9a73e5"/>
     <w:p>
       <w:pPr>
         <w:pStyle w:val="Heading2"/>
@@ -30798,7 +30718,7 @@
         <w:t xml:space="preserve">El dinero no encontraba sitio porque en el modelo todo se acuerda en el momento inicial; pasamos ahora a ver cómo ese mismo supuesto permite introducir el tiempo y la incertidumbre.</w:t>
       </w:r>
     </w:p>
-    <w:bookmarkStart w:id="156" w:name="a-idea-6"/>
+    <w:bookmarkStart w:id="155" w:name="a-idea-6"/>
     <w:p>
       <w:pPr>
         <w:pStyle w:val="Heading4"/>
@@ -30904,8 +30824,8 @@
         <w:t xml:space="preserve">.</w:t>
       </w:r>
     </w:p>
-    <w:bookmarkEnd w:id="156"/>
-    <w:bookmarkStart w:id="160" w:name="b-modelo-6"/>
+    <w:bookmarkEnd w:id="155"/>
+    <w:bookmarkStart w:id="159" w:name="b-modelo-6"/>
     <w:p>
       <w:pPr>
         <w:pStyle w:val="Heading4"/>
@@ -30914,7 +30834,7 @@
         <w:t xml:space="preserve">b) Modelo</w:t>
       </w:r>
     </w:p>
-    <w:bookmarkStart w:id="157" w:name="i-supuestos-6"/>
+    <w:bookmarkStart w:id="156" w:name="i-supuestos-6"/>
     <w:p>
       <w:pPr>
         <w:pStyle w:val="Heading5"/>
@@ -31207,8 +31127,8 @@
         <w:t xml:space="preserve">: todos saben qué estado ha ocurrido (información simétrica) y las preferencias sobre planes contingentes son convexas. No hace falta la utilidad esperada; si se usa, la aversión al riesgo basta para la convexidad.</w:t>
       </w:r>
     </w:p>
-    <w:bookmarkEnd w:id="157"/>
-    <w:bookmarkStart w:id="158" w:name="ii-desarrollo-6"/>
+    <w:bookmarkEnd w:id="156"/>
+    <w:bookmarkStart w:id="157" w:name="ii-desarrollo-6"/>
     <w:p>
       <w:pPr>
         <w:pStyle w:val="Heading5"/>
@@ -31709,8 +31629,8 @@
         <w:t xml:space="preserve">, y los consumidores aversos al riesgo consumen lo mismo en todos los estados: se aseguran por completo.</w:t>
       </w:r>
     </w:p>
-    <w:bookmarkEnd w:id="158"/>
-    <w:bookmarkStart w:id="159" w:name="iii-implicaciones-6"/>
+    <w:bookmarkEnd w:id="157"/>
+    <w:bookmarkStart w:id="158" w:name="iii-implicaciones-6"/>
     <w:p>
       <w:pPr>
         <w:pStyle w:val="Heading5"/>
@@ -32070,9 +31990,9 @@
         <w:t xml:space="preserve">.</w:t>
       </w:r>
     </w:p>
+    <w:bookmarkEnd w:id="158"/>
     <w:bookmarkEnd w:id="159"/>
-    <w:bookmarkEnd w:id="160"/>
-    <w:bookmarkStart w:id="161" w:name="Xe793d4e90cab0e8cdbf1085687307497fa588a5"/>
+    <w:bookmarkStart w:id="160" w:name="Xe793d4e90cab0e8cdbf1085687307497fa588a5"/>
     <w:p>
       <w:pPr>
         <w:pStyle w:val="Heading4"/>
@@ -32501,8 +32421,8 @@
         <w:t xml:space="preserve">.</w:t>
       </w:r>
     </w:p>
-    <w:bookmarkEnd w:id="161"/>
-    <w:bookmarkStart w:id="162" w:name="d-evidencia-empírica"/>
+    <w:bookmarkEnd w:id="160"/>
+    <w:bookmarkStart w:id="161" w:name="d-evidencia-empírica"/>
     <w:p>
       <w:pPr>
         <w:pStyle w:val="Heading4"/>
@@ -32554,8 +32474,8 @@
         <w:t xml:space="preserve">propone crearlos.</w:t>
       </w:r>
     </w:p>
-    <w:bookmarkEnd w:id="162"/>
-    <w:bookmarkStart w:id="164" w:name="e-valoración"/>
+    <w:bookmarkEnd w:id="161"/>
+    <w:bookmarkStart w:id="163" w:name="e-valoración"/>
     <w:p>
       <w:pPr>
         <w:pStyle w:val="Heading4"/>
@@ -32578,7 +32498,7 @@
         <w:rPr>
           <w:rStyle w:val="FootnoteReference"/>
         </w:rPr>
-        <w:footnoteReference w:id="163"/>
+        <w:footnoteReference w:id="162"/>
       </w:r>
       <w:r>
         <w:t xml:space="preserve"> </w:t>
@@ -32629,9 +32549,9 @@
         <w:t xml:space="preserve">, y su ausencia justifica intervenciones como los seguros obligatorios o la protección social.</w:t>
       </w:r>
     </w:p>
+    <w:bookmarkEnd w:id="163"/>
     <w:bookmarkEnd w:id="164"/>
-    <w:bookmarkEnd w:id="165"/>
-    <w:bookmarkStart w:id="168" w:name="X31a243db8302fbc2dbd4c029d72756edf02d7de"/>
+    <w:bookmarkStart w:id="167" w:name="X31a243db8302fbc2dbd4c029d72756edf02d7de"/>
     <w:p>
       <w:pPr>
         <w:pStyle w:val="Heading2"/>
@@ -32952,7 +32872,7 @@
         <w:rPr>
           <w:rStyle w:val="FootnoteReference"/>
         </w:rPr>
-        <w:footnoteReference w:id="166"/>
+        <w:footnoteReference w:id="165"/>
       </w:r>
     </w:p>
     <w:p>
@@ -33574,7 +33494,7 @@
         <w:rPr>
           <w:rStyle w:val="FootnoteReference"/>
         </w:rPr>
-        <w:footnoteReference w:id="167"/>
+        <w:footnoteReference w:id="166"/>
       </w:r>
     </w:p>
     <w:p>
@@ -33613,9 +33533,9 @@
         <w:t xml:space="preserve">: el equilibrio walrasiano resiste que se quite el subastador si los agentes son muchos (núcleo), pero no el poder de mercado, las no convexidades, el dinero sin valor intrínseco ni los mercados incompletos; aun así, sigue siendo la referencia con la que se evalúan las políticas.</w:t>
       </w:r>
     </w:p>
+    <w:bookmarkEnd w:id="167"/>
     <w:bookmarkEnd w:id="168"/>
-    <w:bookmarkEnd w:id="169"/>
-    <w:bookmarkStart w:id="170" w:name="conclusión"/>
+    <w:bookmarkStart w:id="169" w:name="conclusión"/>
     <w:p>
       <w:pPr>
         <w:pStyle w:val="Heading1"/>
@@ -34184,19 +34104,7 @@
         <w:t xml:space="preserve">Opinión</w:t>
       </w:r>
       <w:r>
-        <w:t xml:space="preserve">: el equilibrio general competitivo no describe ninguna economía real, ni lo pretende: como en la imagen de Joan</w:t>
-      </w:r>
-      <w:r>
-        <w:t xml:space="preserve"> </w:t>
-      </w:r>
-      <w:r>
-        <w:rPr>
-          <w:smallCaps/>
-        </w:rPr>
-        <w:t xml:space="preserve">Robinson</w:t>
-      </w:r>
-      <w:r>
-        <w:t xml:space="preserve">, un mapa sirve precisamente porque deja cosas fuera. Su valor es servir de referencia exacta, porque dice qué tendría que cumplir una economía para que la mano invisible funcione, y cada supuesto que no se cumple señala dónde puede fallar y, por tanto, dónde puede tener sentido la intervención pública.</w:t>
+        <w:t xml:space="preserve">: el equilibrio general competitivo no describe ninguna economía real, ni lo pretende: un modelo sirve precisamente porque deja cosas fuera. Su valor es servir de referencia exacta, porque dice qué tendría que cumplir una economía para que la mano invisible funcione, y cada supuesto que no se cumple señala dónde puede fallar y, por tanto, dónde puede tener sentido la intervención pública.</w:t>
       </w:r>
     </w:p>
     <w:p>
@@ -34246,8 +34154,8 @@
         </w:sectPr>
       </w:pPr>
     </w:p>
-    <w:bookmarkEnd w:id="170"/>
-    <w:bookmarkStart w:id="176" w:name="anexo:modelo-general"/>
+    <w:bookmarkEnd w:id="169"/>
+    <w:bookmarkStart w:id="175" w:name="anexo:modelo-general"/>
     <w:p>
       <w:pPr>
         <w:pStyle w:val="Heading1"/>
@@ -35845,7 +35753,7 @@
         <w:t xml:space="preserve">.</w:t>
       </w:r>
     </w:p>
-    <w:bookmarkStart w:id="175" w:name="X0178a4486eb54e97361975b6f9f4727743fe8ab"/>
+    <w:bookmarkStart w:id="174" w:name="X0178a4486eb54e97361975b6f9f4727743fe8ab"/>
     <w:p>
       <w:pPr>
         <w:pStyle w:val="Heading2"/>
@@ -36564,7 +36472,7 @@
         <w:t xml:space="preserve">(gráfico 9).</w:t>
       </w:r>
     </w:p>
-    <w:bookmarkStart w:id="174" w:name="fig:maximizacion-dos-etapas"/>
+    <w:bookmarkStart w:id="173" w:name="fig:maximizacion-dos-etapas"/>
     <w:p>
       <w:pPr>
         <w:pStyle w:val="ImageCaption"/>
@@ -36623,18 +36531,18 @@
           <wp:inline>
             <wp:extent cx="3282950" cy="1960761"/>
             <wp:effectExtent b="0" l="0" r="0" t="0"/>
-            <wp:docPr descr="" title="" id="172" name="Picture"/>
+            <wp:docPr descr="" title="" id="171" name="Picture"/>
             <a:graphic>
               <a:graphicData uri="http://schemas.openxmlformats.org/drawingml/2006/picture">
                 <pic:pic>
                   <pic:nvPicPr>
-                    <pic:cNvPr descr="C:\Users\vgutierrez\Documents\src\victorgutierrezmarcos.github.io-revision\oposicion\temario\fuentes\3A21\graficos/maximizacion-dos-etapas.png" id="173" name="Picture"/>
+                    <pic:cNvPr descr="C:\Users\vgutierrez\Documents\src\victorgutierrezmarcos.github.io-revision\oposicion\temario\fuentes\3A21\graficos/maximizacion-dos-etapas.png" id="172" name="Picture"/>
                     <pic:cNvPicPr>
                       <a:picLocks noChangeArrowheads="1" noChangeAspect="1"/>
                     </pic:cNvPicPr>
                   </pic:nvPicPr>
                   <pic:blipFill>
-                    <a:blip r:embed="rId171"/>
+                    <a:blip r:embed="rId170"/>
                     <a:stretch>
                       <a:fillRect/>
                     </a:stretch>
@@ -36661,7 +36569,7 @@
         </w:drawing>
       </w:r>
     </w:p>
-    <w:bookmarkEnd w:id="174"/>
+    <w:bookmarkEnd w:id="173"/>
     <w:p>
       <w:pPr>
         <w:pStyle w:val="Piedeimagen"/>
@@ -36726,9 +36634,9 @@
         <w:t xml:space="preserve">.</w:t>
       </w:r>
     </w:p>
+    <w:bookmarkEnd w:id="174"/>
     <w:bookmarkEnd w:id="175"/>
-    <w:bookmarkEnd w:id="176"/>
-    <w:bookmarkStart w:id="198" w:name="anexo:existencia"/>
+    <w:bookmarkStart w:id="197" w:name="anexo:existencia"/>
     <w:p>
       <w:pPr>
         <w:pStyle w:val="Heading1"/>
@@ -36760,7 +36668,7 @@
         <w:t xml:space="preserve">(B.1), la unicidad por el axioma débil y por los sustitutivos brutos (B.2) y la estabilidad del tanteo con la distancia al equilibrio (B.3).</w:t>
       </w:r>
     </w:p>
-    <w:bookmarkStart w:id="183" w:name="b.1.-demostración-de-la-existencia"/>
+    <w:bookmarkStart w:id="182" w:name="b.1.-demostración-de-la-existencia"/>
     <w:p>
       <w:pPr>
         <w:pStyle w:val="Heading2"/>
@@ -36769,7 +36677,7 @@
         <w:t xml:space="preserve">B.1. Demostración de la existencia</w:t>
       </w:r>
     </w:p>
-    <w:bookmarkStart w:id="177" w:name="los-teoremas-del-punto-fijo"/>
+    <w:bookmarkStart w:id="176" w:name="los-teoremas-del-punto-fijo"/>
     <w:p>
       <w:pPr>
         <w:pStyle w:val="Heading4"/>
@@ -37575,8 +37483,8 @@
         <w:t xml:space="preserve">da un punto fijo, y queda probar que ese punto fijo es un equilibrio (paso 3).</w:t>
       </w:r>
     </w:p>
-    <w:bookmarkEnd w:id="177"/>
-    <w:bookmarkStart w:id="179" w:name="supuestos-1"/>
+    <w:bookmarkEnd w:id="176"/>
+    <w:bookmarkStart w:id="178" w:name="supuestos-1"/>
     <w:p>
       <w:pPr>
         <w:pStyle w:val="Heading4"/>
@@ -37726,7 +37634,7 @@
         <w:rPr>
           <w:rStyle w:val="FootnoteReference"/>
         </w:rPr>
-        <w:footnoteReference w:id="178"/>
+        <w:footnoteReference w:id="177"/>
       </w:r>
     </w:p>
     <w:p>
@@ -37820,8 +37728,8 @@
         <w:t xml:space="preserve">.</w:t>
       </w:r>
     </w:p>
-    <w:bookmarkEnd w:id="179"/>
-    <w:bookmarkStart w:id="180" w:name="paso-1-el-conjunto-de-precios"/>
+    <w:bookmarkEnd w:id="178"/>
+    <w:bookmarkStart w:id="179" w:name="paso-1-el-conjunto-de-precios"/>
     <w:p>
       <w:pPr>
         <w:pStyle w:val="Heading4"/>
@@ -38560,8 +38468,8 @@
         <w:t xml:space="preserve">.</w:t>
       </w:r>
     </w:p>
-    <w:bookmarkEnd w:id="180"/>
-    <w:bookmarkStart w:id="181" w:name="paso-2-la-función-del-subastador"/>
+    <w:bookmarkEnd w:id="179"/>
+    <w:bookmarkStart w:id="180" w:name="paso-2-la-función-del-subastador"/>
     <w:p>
       <w:pPr>
         <w:pStyle w:val="Heading4"/>
@@ -40499,8 +40407,8 @@
         </m:oMath>
       </m:oMathPara>
     </w:p>
-    <w:bookmarkEnd w:id="181"/>
-    <w:bookmarkStart w:id="182" w:name="paso-3-el-punto-fijo-es-un-equilibrio"/>
+    <w:bookmarkEnd w:id="180"/>
+    <w:bookmarkStart w:id="181" w:name="paso-3-el-punto-fijo-es-un-equilibrio"/>
     <w:p>
       <w:pPr>
         <w:pStyle w:val="Heading4"/>
@@ -42166,9 +42074,9 @@
         <w:t xml:space="preserve">(III.5).</w:t>
       </w:r>
     </w:p>
+    <w:bookmarkEnd w:id="181"/>
     <w:bookmarkEnd w:id="182"/>
-    <w:bookmarkEnd w:id="183"/>
-    <w:bookmarkStart w:id="193" w:name="anexo:unicidad"/>
+    <w:bookmarkStart w:id="192" w:name="anexo:unicidad"/>
     <w:p>
       <w:pPr>
         <w:pStyle w:val="Heading2"/>
@@ -42198,7 +42106,7 @@
         <w:t xml:space="preserve">: se supone que hay 2 equilibrios distintos y se llega a una contradicción.</w:t>
       </w:r>
     </w:p>
-    <w:bookmarkStart w:id="188" w:name="X43a61c2b333aea3533a396288fdd1e8dc25e697"/>
+    <w:bookmarkStart w:id="187" w:name="X43a61c2b333aea3533a396288fdd1e8dc25e697"/>
     <w:p>
       <w:pPr>
         <w:pStyle w:val="Heading4"/>
@@ -42278,7 +42186,7 @@
         <w:t xml:space="preserve">, y eso es justo lo que el axioma débil prohíbe.</w:t>
       </w:r>
     </w:p>
-    <w:bookmarkStart w:id="184" w:name="supuestos-2"/>
+    <w:bookmarkStart w:id="183" w:name="supuestos-2"/>
     <w:p>
       <w:pPr>
         <w:pStyle w:val="Heading5"/>
@@ -43415,8 +43323,8 @@
         <w:t xml:space="preserve">.</w:t>
       </w:r>
     </w:p>
-    <w:bookmarkEnd w:id="184"/>
-    <w:bookmarkStart w:id="185" w:name="demostración"/>
+    <w:bookmarkEnd w:id="183"/>
+    <w:bookmarkStart w:id="184" w:name="demostración"/>
     <w:p>
       <w:pPr>
         <w:pStyle w:val="Heading5"/>
@@ -45091,8 +44999,8 @@
         </m:r>
       </m:oMath>
     </w:p>
-    <w:bookmarkEnd w:id="185"/>
-    <w:bookmarkStart w:id="186" w:name="versión-con-el-exceso-de-demanda"/>
+    <w:bookmarkEnd w:id="184"/>
+    <w:bookmarkStart w:id="185" w:name="versión-con-el-exceso-de-demanda"/>
     <w:p>
       <w:pPr>
         <w:pStyle w:val="Heading5"/>
@@ -45876,8 +45784,8 @@
         <w:t xml:space="preserve">): por eso, en esta versión, solo asegura que el conjunto de equilibrios es convexo; con equilibrios aislados (economía regular), es un punto.</w:t>
       </w:r>
     </w:p>
-    <w:bookmarkEnd w:id="186"/>
-    <w:bookmarkStart w:id="187" w:name="valoración"/>
+    <w:bookmarkEnd w:id="185"/>
+    <w:bookmarkStart w:id="186" w:name="valoración"/>
     <w:p>
       <w:pPr>
         <w:pStyle w:val="Heading5"/>
@@ -46029,9 +45937,9 @@
         <w:t xml:space="preserve">. Es pedir que la economía se comporte como un consumidor representativo.</w:t>
       </w:r>
     </w:p>
+    <w:bookmarkEnd w:id="186"/>
     <w:bookmarkEnd w:id="187"/>
-    <w:bookmarkEnd w:id="188"/>
-    <w:bookmarkStart w:id="192" w:name="unicidad-por-los-sustitutivos-brutos"/>
+    <w:bookmarkStart w:id="191" w:name="unicidad-por-los-sustitutivos-brutos"/>
     <w:p>
       <w:pPr>
         <w:pStyle w:val="Heading4"/>
@@ -46074,7 +45982,7 @@
         <w:t xml:space="preserve">se encarece al pasar de uno a otro vería a todos los demás encarecerse más que él; como todos son sustitutivos suyos, su demanda subiría y su mercado dejaría de vaciarse.</w:t>
       </w:r>
     </w:p>
-    <w:bookmarkStart w:id="189" w:name="supuestos-3"/>
+    <w:bookmarkStart w:id="188" w:name="supuestos-3"/>
     <w:p>
       <w:pPr>
         <w:pStyle w:val="Heading5"/>
@@ -46288,8 +46196,8 @@
         <w:t xml:space="preserve">. Al cambiar los precios cambian las demandas por los efectos sustitución y renta (también el de la dotación, I.2.2); la condición pide que el resultado neto sea siempre que encarecer un bien aumente la demanda de todos los demás.</w:t>
       </w:r>
     </w:p>
-    <w:bookmarkEnd w:id="189"/>
-    <w:bookmarkStart w:id="190" w:name="demostración-1"/>
+    <w:bookmarkEnd w:id="188"/>
+    <w:bookmarkStart w:id="189" w:name="demostración-1"/>
     <w:p>
       <w:pPr>
         <w:pStyle w:val="Heading5"/>
@@ -47855,8 +47763,8 @@
         <w:t xml:space="preserve">es siempre decreciente y solo corta el eje una vez.</w:t>
       </w:r>
     </w:p>
-    <w:bookmarkEnd w:id="190"/>
-    <w:bookmarkStart w:id="191" w:name="valoración-1"/>
+    <w:bookmarkEnd w:id="189"/>
+    <w:bookmarkStart w:id="190" w:name="valoración-1"/>
     <w:p>
       <w:pPr>
         <w:pStyle w:val="Heading5"/>
@@ -47993,10 +47901,10 @@
         <w:t xml:space="preserve">, con bienes complementarios, tiene un equilibrio único pero inestable). Y, por el teorema SMD, nada en la teoría del consumidor obliga a que se cumpla.</w:t>
       </w:r>
     </w:p>
+    <w:bookmarkEnd w:id="190"/>
     <w:bookmarkEnd w:id="191"/>
     <w:bookmarkEnd w:id="192"/>
-    <w:bookmarkEnd w:id="193"/>
-    <w:bookmarkStart w:id="197" w:name="anexo:estabilidad"/>
+    <w:bookmarkStart w:id="196" w:name="anexo:estabilidad"/>
     <w:p>
       <w:pPr>
         <w:pStyle w:val="Heading2"/>
@@ -48038,7 +47946,7 @@
         <w:t xml:space="preserve">para sistemas dinámicos, que no exige resolver las ecuaciones del tanteo.</w:t>
       </w:r>
     </w:p>
-    <w:bookmarkStart w:id="194" w:name="supuestos-4"/>
+    <w:bookmarkStart w:id="193" w:name="supuestos-4"/>
     <w:p>
       <w:pPr>
         <w:pStyle w:val="Heading4"/>
@@ -48554,8 +48462,8 @@
         <w:t xml:space="preserve">.</w:t>
       </w:r>
     </w:p>
-    <w:bookmarkEnd w:id="194"/>
-    <w:bookmarkStart w:id="195" w:name="demostración-2"/>
+    <w:bookmarkEnd w:id="193"/>
+    <w:bookmarkStart w:id="194" w:name="demostración-2"/>
     <w:p>
       <w:pPr>
         <w:pStyle w:val="Heading4"/>
@@ -50850,8 +50758,8 @@
         <w:t xml:space="preserve">está más barato que en el equilibrio y negativo cuando está más caro. Los 2 factores tienen siempre el mismo signo y el producto es positivo: se cumple la condición de estabilidad.</w:t>
       </w:r>
     </w:p>
-    <w:bookmarkEnd w:id="195"/>
-    <w:bookmarkStart w:id="196" w:name="valoración-2"/>
+    <w:bookmarkEnd w:id="194"/>
+    <w:bookmarkStart w:id="195" w:name="valoración-2"/>
     <w:p>
       <w:pPr>
         <w:pStyle w:val="Heading4"/>
@@ -51093,10 +51001,10 @@
         <w:t xml:space="preserve">la distancia al equilibrio no disminuye nunca: los precios describen órbitas cerradas a su alrededor sin llegar a él.</w:t>
       </w:r>
     </w:p>
+    <w:bookmarkEnd w:id="195"/>
     <w:bookmarkEnd w:id="196"/>
     <w:bookmarkEnd w:id="197"/>
-    <w:bookmarkEnd w:id="198"/>
-    <w:bookmarkStart w:id="201" w:name="anexo:pareto"/>
+    <w:bookmarkStart w:id="200" w:name="anexo:pareto"/>
     <w:p>
       <w:pPr>
         <w:pStyle w:val="Heading1"/>
@@ -51161,7 +51069,7 @@
         <w:t xml:space="preserve">con sus ventajas y críticas, y los 2 teoremas fundamentales con sus supuestos, la demostración del primero y su historia.</w:t>
       </w:r>
     </w:p>
-    <w:bookmarkStart w:id="199" w:name="c.1.-el-criterio-de-pareto"/>
+    <w:bookmarkStart w:id="198" w:name="c.1.-el-criterio-de-pareto"/>
     <w:p>
       <w:pPr>
         <w:pStyle w:val="Heading2"/>
@@ -51661,8 +51569,8 @@
         <w:t xml:space="preserve">, le reprocha confundir ese máximo con el óptimo social.</w:t>
       </w:r>
     </w:p>
-    <w:bookmarkEnd w:id="199"/>
-    <w:bookmarkStart w:id="200" w:name="c.2.-los-teoremas-fundamentales"/>
+    <w:bookmarkEnd w:id="198"/>
+    <w:bookmarkStart w:id="199" w:name="c.2.-los-teoremas-fundamentales"/>
     <w:p>
       <w:pPr>
         <w:pStyle w:val="Heading2"/>
@@ -53380,9 +53288,9 @@
         <w:t xml:space="preserve">, por separado.</w:t>
       </w:r>
     </w:p>
+    <w:bookmarkEnd w:id="199"/>
     <w:bookmarkEnd w:id="200"/>
-    <w:bookmarkEnd w:id="201"/>
-    <w:bookmarkStart w:id="207" w:name="anexo:estabilidad-parcial"/>
+    <w:bookmarkStart w:id="206" w:name="anexo:estabilidad-parcial"/>
     <w:p>
       <w:pPr>
         <w:pStyle w:val="Heading1"/>
@@ -54163,7 +54071,7 @@
         <w:t xml:space="preserve">, que son incompatibles.</w:t>
       </w:r>
     </w:p>
-    <w:bookmarkStart w:id="202" w:name="tab:estabilidad-parcial"/>
+    <w:bookmarkStart w:id="201" w:name="tab:estabilidad-parcial"/>
     <w:p>
       <w:pPr>
         <w:pStyle w:val="TableCaption"/>
@@ -54599,7 +54507,7 @@
         </w:tc>
       </w:tr>
     </w:tbl>
-    <w:bookmarkEnd w:id="202"/>
+    <w:bookmarkEnd w:id="201"/>
     <w:p>
       <w:pPr>
         <w:pStyle w:val="BodyText"/>
@@ -54665,7 +54573,7 @@
         <w:t xml:space="preserve">.</w:t>
       </w:r>
     </w:p>
-    <w:bookmarkStart w:id="206" w:name="fig:estabilidad-parcial"/>
+    <w:bookmarkStart w:id="205" w:name="fig:estabilidad-parcial"/>
     <w:p>
       <w:pPr>
         <w:pStyle w:val="ImageCaption"/>
@@ -54689,18 +54597,18 @@
           <wp:inline>
             <wp:extent cx="5969000" cy="2438127"/>
             <wp:effectExtent b="0" l="0" r="0" t="0"/>
-            <wp:docPr descr="" title="" id="204" name="Picture"/>
+            <wp:docPr descr="" title="" id="203" name="Picture"/>
             <a:graphic>
               <a:graphicData uri="http://schemas.openxmlformats.org/drawingml/2006/picture">
                 <pic:pic>
                   <pic:nvPicPr>
-                    <pic:cNvPr descr="C:\Users\vgutierrez\Documents\src\victorgutierrezmarcos.github.io-revision\oposicion\temario\fuentes\3A21\graficos/estabilidad-parcial.png" id="205" name="Picture"/>
+                    <pic:cNvPr descr="C:\Users\vgutierrez\Documents\src\victorgutierrezmarcos.github.io-revision\oposicion\temario\fuentes\3A21\graficos/estabilidad-parcial.png" id="204" name="Picture"/>
                     <pic:cNvPicPr>
                       <a:picLocks noChangeArrowheads="1" noChangeAspect="1"/>
                     </pic:cNvPicPr>
                   </pic:nvPicPr>
                   <pic:blipFill>
-                    <a:blip r:embed="rId203"/>
+                    <a:blip r:embed="rId202"/>
                     <a:stretch>
                       <a:fillRect/>
                     </a:stretch>
@@ -54727,7 +54635,7 @@
         </w:drawing>
       </w:r>
     </w:p>
-    <w:bookmarkEnd w:id="206"/>
+    <w:bookmarkEnd w:id="205"/>
     <w:p>
       <w:pPr>
         <w:pStyle w:val="Piedeimagen"/>
@@ -54801,8 +54709,8 @@
         <w:t xml:space="preserve">: si el equilibrio es estable, el propio mercado tiende a él sin intervención; si no, la mano invisible no basta. En equilibrio general la pregunta es la del tanteo multimercado (II.1.3 y anexo B.3).</w:t>
       </w:r>
     </w:p>
-    <w:bookmarkEnd w:id="207"/>
-    <w:bookmarkStart w:id="217" w:name="anexo:estatica"/>
+    <w:bookmarkEnd w:id="206"/>
+    <w:bookmarkStart w:id="216" w:name="anexo:estatica"/>
     <w:p>
       <w:pPr>
         <w:pStyle w:val="Heading1"/>
@@ -57212,7 +57120,7 @@
         <w:rPr>
           <w:rStyle w:val="FootnoteReference"/>
         </w:rPr>
-        <w:footnoteReference w:id="208"/>
+        <w:footnoteReference w:id="207"/>
       </w:r>
       <w:r>
         <w:t xml:space="preserve"> </w:t>
@@ -59107,7 +59015,7 @@
         <w:t xml:space="preserve">.</w:t>
       </w:r>
     </w:p>
-    <w:bookmarkStart w:id="212" w:name="fig:costes-unitarios"/>
+    <w:bookmarkStart w:id="211" w:name="fig:costes-unitarios"/>
     <w:p>
       <w:pPr>
         <w:pStyle w:val="ImageCaption"/>
@@ -59172,18 +59080,18 @@
           <wp:inline>
             <wp:extent cx="2984500" cy="2183512"/>
             <wp:effectExtent b="0" l="0" r="0" t="0"/>
-            <wp:docPr descr="" title="" id="210" name="Picture"/>
+            <wp:docPr descr="" title="" id="209" name="Picture"/>
             <a:graphic>
               <a:graphicData uri="http://schemas.openxmlformats.org/drawingml/2006/picture">
                 <pic:pic>
                   <pic:nvPicPr>
-                    <pic:cNvPr descr="C:\Users\vgutierrez\Documents\src\victorgutierrezmarcos.github.io-revision\oposicion\temario\fuentes\3A21\graficos/costes-unitarios.png" id="211" name="Picture"/>
+                    <pic:cNvPr descr="C:\Users\vgutierrez\Documents\src\victorgutierrezmarcos.github.io-revision\oposicion\temario\fuentes\3A21\graficos/costes-unitarios.png" id="210" name="Picture"/>
                     <pic:cNvPicPr>
                       <a:picLocks noChangeArrowheads="1" noChangeAspect="1"/>
                     </pic:cNvPicPr>
                   </pic:nvPicPr>
                   <pic:blipFill>
-                    <a:blip r:embed="rId209"/>
+                    <a:blip r:embed="rId208"/>
                     <a:stretch>
                       <a:fillRect/>
                     </a:stretch>
@@ -59210,7 +59118,7 @@
         </w:drawing>
       </w:r>
     </w:p>
-    <w:bookmarkEnd w:id="212"/>
+    <w:bookmarkEnd w:id="211"/>
     <w:p>
       <w:pPr>
         <w:pStyle w:val="Piedeimagen"/>
@@ -59280,7 +59188,7 @@
         <w:t xml:space="preserve">.</w:t>
       </w:r>
     </w:p>
-    <w:bookmarkStart w:id="216" w:name="fig:rybczynski"/>
+    <w:bookmarkStart w:id="215" w:name="fig:rybczynski"/>
     <w:p>
       <w:pPr>
         <w:pStyle w:val="ImageCaption"/>
@@ -59313,18 +59221,18 @@
           <wp:inline>
             <wp:extent cx="3568912" cy="2544417"/>
             <wp:effectExtent b="0" l="0" r="0" t="0"/>
-            <wp:docPr descr="" title="" id="214" name="Picture"/>
+            <wp:docPr descr="" title="" id="213" name="Picture"/>
             <a:graphic>
               <a:graphicData uri="http://schemas.openxmlformats.org/drawingml/2006/picture">
                 <pic:pic>
                   <pic:nvPicPr>
-                    <pic:cNvPr descr="C:\Users\vgutierrez\Documents\src\victorgutierrezmarcos.github.io-revision\oposicion\temario\fuentes\3A21\graficos/rybczynski.png" id="215" name="Picture"/>
+                    <pic:cNvPr descr="C:\Users\vgutierrez\Documents\src\victorgutierrezmarcos.github.io-revision\oposicion\temario\fuentes\3A21\graficos/rybczynski.png" id="214" name="Picture"/>
                     <pic:cNvPicPr>
                       <a:picLocks noChangeArrowheads="1" noChangeAspect="1"/>
                     </pic:cNvPicPr>
                   </pic:nvPicPr>
                   <pic:blipFill>
-                    <a:blip r:embed="rId213"/>
+                    <a:blip r:embed="rId212"/>
                     <a:stretch>
                       <a:fillRect/>
                     </a:stretch>
@@ -59351,7 +59259,7 @@
         </w:drawing>
       </w:r>
     </w:p>
-    <w:bookmarkEnd w:id="216"/>
+    <w:bookmarkEnd w:id="215"/>
     <w:p>
       <w:pPr>
         <w:pStyle w:val="Piedeimagen"/>
@@ -59421,8 +59329,8 @@
         <w:t xml:space="preserve">.</w:t>
       </w:r>
     </w:p>
-    <w:bookmarkEnd w:id="217"/>
-    <w:bookmarkStart w:id="220" w:name="anexo:test"/>
+    <w:bookmarkEnd w:id="216"/>
+    <w:bookmarkStart w:id="219" w:name="anexo:test"/>
     <w:p>
       <w:pPr>
         <w:pStyle w:val="Heading1"/>
@@ -59441,7 +59349,7 @@
       <w:r>
         <w:t xml:space="preserve"> </w:t>
       </w:r>
-      <w:hyperlink r:id="rId218">
+      <w:hyperlink r:id="rId217">
         <w:r>
           <w:rPr>
             <w:rStyle w:val="Hyperlink"/>
@@ -60239,7 +60147,7 @@
         <w:t xml:space="preserve">, 1973).</w:t>
       </w:r>
     </w:p>
-    <w:bookmarkStart w:id="219" w:name="preguntas-probables-del-tribunal"/>
+    <w:bookmarkStart w:id="218" w:name="preguntas-probables-del-tribunal"/>
     <w:p>
       <w:pPr>
         <w:pStyle w:val="Heading4"/>
@@ -60456,9 +60364,9 @@
         </w:sectPr>
       </w:pPr>
     </w:p>
+    <w:bookmarkEnd w:id="218"/>
     <w:bookmarkEnd w:id="219"/>
-    <w:bookmarkEnd w:id="220"/>
-    <w:bookmarkStart w:id="408" w:name="bibliography"/>
+    <w:bookmarkStart w:id="406" w:name="bibliography"/>
     <w:p>
       <w:pPr>
         <w:pStyle w:val="Heading1"/>
@@ -60467,8 +60375,8 @@
         <w:t xml:space="preserve">Bibliografía</w:t>
       </w:r>
     </w:p>
-    <w:bookmarkStart w:id="407" w:name="refs"/>
-    <w:bookmarkStart w:id="222" w:name="ref-AguiarEtAl2025GTAP12"/>
+    <w:bookmarkStart w:id="405" w:name="refs"/>
+    <w:bookmarkStart w:id="221" w:name="ref-AguiarEtAl2025GTAP12"/>
     <w:p>
       <w:pPr>
         <w:pStyle w:val="Bibliography"/>
@@ -60504,7 +60412,7 @@
       <w:r>
         <w:t xml:space="preserve"> </w:t>
       </w:r>
-      <w:hyperlink r:id="rId221">
+      <w:hyperlink r:id="rId220">
         <w:r>
           <w:rPr>
             <w:rStyle w:val="Hyperlink"/>
@@ -60516,8 +60424,8 @@
         <w:t xml:space="preserve">.</w:t>
       </w:r>
     </w:p>
-    <w:bookmarkEnd w:id="222"/>
-    <w:bookmarkStart w:id="224" w:name="ref-AndresBurrielEstrada2006BEMOD"/>
+    <w:bookmarkEnd w:id="221"/>
+    <w:bookmarkStart w:id="223" w:name="ref-AndresBurrielEstrada2006BEMOD"/>
     <w:p>
       <w:pPr>
         <w:pStyle w:val="Bibliography"/>
@@ -60537,7 +60445,7 @@
       <w:r>
         <w:t xml:space="preserve"> </w:t>
       </w:r>
-      <w:hyperlink r:id="rId223">
+      <w:hyperlink r:id="rId222">
         <w:r>
           <w:rPr>
             <w:rStyle w:val="Hyperlink"/>
@@ -60549,8 +60457,8 @@
         <w:t xml:space="preserve">.</w:t>
       </w:r>
     </w:p>
-    <w:bookmarkEnd w:id="224"/>
-    <w:bookmarkStart w:id="225" w:name="ref-ArchibaldLipsey1958Monetary"/>
+    <w:bookmarkEnd w:id="223"/>
+    <w:bookmarkStart w:id="224" w:name="ref-ArchibaldLipsey1958Monetary"/>
     <w:p>
       <w:pPr>
         <w:pStyle w:val="Bibliography"/>
@@ -60584,8 +60492,8 @@
         <w:t xml:space="preserve">26 (1): 1-22.</w:t>
       </w:r>
     </w:p>
-    <w:bookmarkEnd w:id="225"/>
-    <w:bookmarkStart w:id="226" w:name="ref-Arrow1951Extension"/>
+    <w:bookmarkEnd w:id="224"/>
+    <w:bookmarkStart w:id="225" w:name="ref-Arrow1951Extension"/>
     <w:p>
       <w:pPr>
         <w:pStyle w:val="Bibliography"/>
@@ -60616,8 +60524,8 @@
         <w:t xml:space="preserve">, editado por Jerzy Neyman, 507-32. Berkeley: University of California Press.</w:t>
       </w:r>
     </w:p>
-    <w:bookmarkEnd w:id="226"/>
-    <w:bookmarkStart w:id="227" w:name="ref-Arrow1953Role"/>
+    <w:bookmarkEnd w:id="225"/>
+    <w:bookmarkStart w:id="226" w:name="ref-Arrow1953Role"/>
     <w:p>
       <w:pPr>
         <w:pStyle w:val="Bibliography"/>
@@ -60648,8 +60556,8 @@
         <w:t xml:space="preserve">, 41-47. Colloques internationaux du CNRS 40. París: CNRS.</w:t>
       </w:r>
     </w:p>
-    <w:bookmarkEnd w:id="227"/>
-    <w:bookmarkStart w:id="228" w:name="ref-Arrow1963Uncertainty"/>
+    <w:bookmarkEnd w:id="226"/>
+    <w:bookmarkStart w:id="227" w:name="ref-Arrow1963Uncertainty"/>
     <w:p>
       <w:pPr>
         <w:pStyle w:val="Bibliography"/>
@@ -60683,8 +60591,8 @@
         <w:t xml:space="preserve">53 (5): 941-73.</w:t>
       </w:r>
     </w:p>
-    <w:bookmarkEnd w:id="228"/>
-    <w:bookmarkStart w:id="230" w:name="ref-Arrow1964Role"/>
+    <w:bookmarkEnd w:id="227"/>
+    <w:bookmarkStart w:id="229" w:name="ref-Arrow1964Role"/>
     <w:p>
       <w:pPr>
         <w:pStyle w:val="Bibliography"/>
@@ -60720,7 +60628,7 @@
       <w:r>
         <w:t xml:space="preserve"> </w:t>
       </w:r>
-      <w:hyperlink r:id="rId229">
+      <w:hyperlink r:id="rId228">
         <w:r>
           <w:rPr>
             <w:rStyle w:val="Hyperlink"/>
@@ -60732,8 +60640,8 @@
         <w:t xml:space="preserve">.</w:t>
       </w:r>
     </w:p>
-    <w:bookmarkEnd w:id="230"/>
-    <w:bookmarkStart w:id="231" w:name="ref-ArrowBlockHurwicz1959Stability"/>
+    <w:bookmarkEnd w:id="229"/>
+    <w:bookmarkStart w:id="230" w:name="ref-ArrowBlockHurwicz1959Stability"/>
     <w:p>
       <w:pPr>
         <w:pStyle w:val="Bibliography"/>
@@ -60767,8 +60675,8 @@
         <w:t xml:space="preserve">27 (1): 82-109.</w:t>
       </w:r>
     </w:p>
-    <w:bookmarkEnd w:id="231"/>
-    <w:bookmarkStart w:id="233" w:name="ref-ArrowDebreu1954Existence"/>
+    <w:bookmarkEnd w:id="230"/>
+    <w:bookmarkStart w:id="232" w:name="ref-ArrowDebreu1954Existence"/>
     <w:p>
       <w:pPr>
         <w:pStyle w:val="Bibliography"/>
@@ -60804,7 +60712,7 @@
       <w:r>
         <w:t xml:space="preserve"> </w:t>
       </w:r>
-      <w:hyperlink r:id="rId232">
+      <w:hyperlink r:id="rId231">
         <w:r>
           <w:rPr>
             <w:rStyle w:val="Hyperlink"/>
@@ -60816,8 +60724,8 @@
         <w:t xml:space="preserve">.</w:t>
       </w:r>
     </w:p>
-    <w:bookmarkEnd w:id="233"/>
-    <w:bookmarkStart w:id="234" w:name="ref-ArrowHahn1971General"/>
+    <w:bookmarkEnd w:id="232"/>
+    <w:bookmarkStart w:id="233" w:name="ref-ArrowHahn1971General"/>
     <w:p>
       <w:pPr>
         <w:pStyle w:val="Bibliography"/>
@@ -60839,8 +60747,8 @@
         <w:t xml:space="preserve">. San Francisco: Holden-Day.</w:t>
       </w:r>
     </w:p>
-    <w:bookmarkEnd w:id="234"/>
-    <w:bookmarkStart w:id="235" w:name="ref-Aumann1964Markets"/>
+    <w:bookmarkEnd w:id="233"/>
+    <w:bookmarkStart w:id="234" w:name="ref-Aumann1964Markets"/>
     <w:p>
       <w:pPr>
         <w:pStyle w:val="Bibliography"/>
@@ -60874,8 +60782,8 @@
         <w:t xml:space="preserve">32 (1/2): 39-50.</w:t>
       </w:r>
     </w:p>
-    <w:bookmarkEnd w:id="235"/>
-    <w:bookmarkStart w:id="236" w:name="ref-Aumann1975Values"/>
+    <w:bookmarkEnd w:id="234"/>
+    <w:bookmarkStart w:id="235" w:name="ref-Aumann1975Values"/>
     <w:p>
       <w:pPr>
         <w:pStyle w:val="Bibliography"/>
@@ -60909,8 +60817,8 @@
         <w:t xml:space="preserve">43 (4): 611-46.</w:t>
       </w:r>
     </w:p>
-    <w:bookmarkEnd w:id="236"/>
-    <w:bookmarkStart w:id="237" w:name="ref-BalaskoCass1989Structure"/>
+    <w:bookmarkEnd w:id="235"/>
+    <w:bookmarkStart w:id="236" w:name="ref-BalaskoCass1989Structure"/>
     <w:p>
       <w:pPr>
         <w:pStyle w:val="Bibliography"/>
@@ -60944,8 +60852,8 @@
         <w:t xml:space="preserve">57 (1): 135-62.</w:t>
       </w:r>
     </w:p>
-    <w:bookmarkEnd w:id="237"/>
-    <w:bookmarkStart w:id="239" w:name="ref-BarrageNordhaus2024DICE"/>
+    <w:bookmarkEnd w:id="236"/>
+    <w:bookmarkStart w:id="238" w:name="ref-BarrageNordhaus2024DICE"/>
     <w:p>
       <w:pPr>
         <w:pStyle w:val="Bibliography"/>
@@ -60981,7 +60889,7 @@
       <w:r>
         <w:t xml:space="preserve"> </w:t>
       </w:r>
-      <w:hyperlink r:id="rId238">
+      <w:hyperlink r:id="rId237">
         <w:r>
           <w:rPr>
             <w:rStyle w:val="Hyperlink"/>
@@ -60993,8 +60901,8 @@
         <w:t xml:space="preserve">.</w:t>
       </w:r>
     </w:p>
-    <w:bookmarkEnd w:id="239"/>
-    <w:bookmarkStart w:id="241" w:name="ref-Bastiat1845Sophismes"/>
+    <w:bookmarkEnd w:id="238"/>
+    <w:bookmarkStart w:id="240" w:name="ref-Bastiat1845Sophismes"/>
     <w:p>
       <w:pPr>
         <w:pStyle w:val="Bibliography"/>
@@ -61018,7 +60926,7 @@
       <w:r>
         <w:t xml:space="preserve"> </w:t>
       </w:r>
-      <w:hyperlink r:id="rId240">
+      <w:hyperlink r:id="rId239">
         <w:r>
           <w:rPr>
             <w:rStyle w:val="Hyperlink"/>
@@ -61030,8 +60938,8 @@
         <w:t xml:space="preserve">.</w:t>
       </w:r>
     </w:p>
-    <w:bookmarkEnd w:id="241"/>
-    <w:bookmarkStart w:id="242" w:name="ref-Bator1957Simple"/>
+    <w:bookmarkEnd w:id="240"/>
+    <w:bookmarkStart w:id="241" w:name="ref-Bator1957Simple"/>
     <w:p>
       <w:pPr>
         <w:pStyle w:val="Bibliography"/>
@@ -61065,8 +60973,8 @@
         <w:t xml:space="preserve">47 (1): 22-59.</w:t>
       </w:r>
     </w:p>
-    <w:bookmarkEnd w:id="242"/>
-    <w:bookmarkStart w:id="244" w:name="ref-Becker1965Allocation"/>
+    <w:bookmarkEnd w:id="241"/>
+    <w:bookmarkStart w:id="243" w:name="ref-Becker1965Allocation"/>
     <w:p>
       <w:pPr>
         <w:pStyle w:val="Bibliography"/>
@@ -61102,7 +61010,7 @@
       <w:r>
         <w:t xml:space="preserve"> </w:t>
       </w:r>
-      <w:hyperlink r:id="rId243">
+      <w:hyperlink r:id="rId242">
         <w:r>
           <w:rPr>
             <w:rStyle w:val="Hyperlink"/>
@@ -61114,8 +61022,8 @@
         <w:t xml:space="preserve">.</w:t>
       </w:r>
     </w:p>
-    <w:bookmarkEnd w:id="244"/>
-    <w:bookmarkStart w:id="245" w:name="ref-BeckerBaumol1952Classical"/>
+    <w:bookmarkEnd w:id="243"/>
+    <w:bookmarkStart w:id="244" w:name="ref-BeckerBaumol1952Classical"/>
     <w:p>
       <w:pPr>
         <w:pStyle w:val="Bibliography"/>
@@ -61149,8 +61057,8 @@
         <w:t xml:space="preserve">19 (76): 355-76.</w:t>
       </w:r>
     </w:p>
-    <w:bookmarkEnd w:id="245"/>
-    <w:bookmarkStart w:id="247" w:name="ref-BinmoreRubinsteinWolinsky1986Nash"/>
+    <w:bookmarkEnd w:id="244"/>
+    <w:bookmarkStart w:id="246" w:name="ref-BinmoreRubinsteinWolinsky1986Nash"/>
     <w:p>
       <w:pPr>
         <w:pStyle w:val="Bibliography"/>
@@ -61186,7 +61094,7 @@
       <w:r>
         <w:t xml:space="preserve"> </w:t>
       </w:r>
-      <w:hyperlink r:id="rId246">
+      <w:hyperlink r:id="rId245">
         <w:r>
           <w:rPr>
             <w:rStyle w:val="Hyperlink"/>
@@ -61198,8 +61106,8 @@
         <w:t xml:space="preserve">.</w:t>
       </w:r>
     </w:p>
-    <w:bookmarkEnd w:id="247"/>
-    <w:bookmarkStart w:id="249" w:name="ref-BoscaEtAl2010REMS"/>
+    <w:bookmarkEnd w:id="246"/>
+    <w:bookmarkStart w:id="248" w:name="ref-BoscaEtAl2010REMS"/>
     <w:p>
       <w:pPr>
         <w:pStyle w:val="Bibliography"/>
@@ -61235,7 +61143,7 @@
       <w:r>
         <w:t xml:space="preserve"> </w:t>
       </w:r>
-      <w:hyperlink r:id="rId248">
+      <w:hyperlink r:id="rId247">
         <w:r>
           <w:rPr>
             <w:rStyle w:val="Hyperlink"/>
@@ -61247,8 +61155,8 @@
         <w:t xml:space="preserve">.</w:t>
       </w:r>
     </w:p>
-    <w:bookmarkEnd w:id="249"/>
-    <w:bookmarkStart w:id="251" w:name="ref-BoscaEtAl2020Financial"/>
+    <w:bookmarkEnd w:id="248"/>
+    <w:bookmarkStart w:id="250" w:name="ref-BoscaEtAl2020Financial"/>
     <w:p>
       <w:pPr>
         <w:pStyle w:val="Bibliography"/>
@@ -61284,7 +61192,7 @@
       <w:r>
         <w:t xml:space="preserve"> </w:t>
       </w:r>
-      <w:hyperlink r:id="rId250">
+      <w:hyperlink r:id="rId249">
         <w:r>
           <w:rPr>
             <w:rStyle w:val="Hyperlink"/>
@@ -61296,8 +61204,8 @@
         <w:t xml:space="preserve">.</w:t>
       </w:r>
     </w:p>
-    <w:bookmarkEnd w:id="251"/>
-    <w:bookmarkStart w:id="253" w:name="ref-BoscaEtAl2026Ciclo"/>
+    <w:bookmarkEnd w:id="250"/>
+    <w:bookmarkStart w:id="252" w:name="ref-BoscaEtAl2026Ciclo"/>
     <w:p>
       <w:pPr>
         <w:pStyle w:val="Bibliography"/>
@@ -61317,7 +61225,7 @@
       <w:r>
         <w:t xml:space="preserve"> </w:t>
       </w:r>
-      <w:hyperlink r:id="rId252">
+      <w:hyperlink r:id="rId251">
         <w:r>
           <w:rPr>
             <w:rStyle w:val="Hyperlink"/>
@@ -61329,8 +61237,8 @@
         <w:t xml:space="preserve">.</w:t>
       </w:r>
     </w:p>
-    <w:bookmarkEnd w:id="253"/>
-    <w:bookmarkStart w:id="255" w:name="ref-Brouwer1911Abbildung"/>
+    <w:bookmarkEnd w:id="252"/>
+    <w:bookmarkStart w:id="254" w:name="ref-Brouwer1911Abbildung"/>
     <w:p>
       <w:pPr>
         <w:pStyle w:val="Bibliography"/>
@@ -61366,7 +61274,7 @@
       <w:r>
         <w:t xml:space="preserve"> </w:t>
       </w:r>
-      <w:hyperlink r:id="rId254">
+      <w:hyperlink r:id="rId253">
         <w:r>
           <w:rPr>
             <w:rStyle w:val="Hyperlink"/>
@@ -61378,8 +61286,8 @@
         <w:t xml:space="preserve">.</w:t>
       </w:r>
     </w:p>
-    <w:bookmarkEnd w:id="255"/>
-    <w:bookmarkStart w:id="256" w:name="ref-Clower1967Reconsideration"/>
+    <w:bookmarkEnd w:id="254"/>
+    <w:bookmarkStart w:id="255" w:name="ref-Clower1967Reconsideration"/>
     <w:p>
       <w:pPr>
         <w:pStyle w:val="Bibliography"/>
@@ -61413,8 +61321,8 @@
         <w:t xml:space="preserve">6 (1): 1-8.</w:t>
       </w:r>
     </w:p>
-    <w:bookmarkEnd w:id="256"/>
-    <w:bookmarkStart w:id="258" w:name="ref-CoenenEtAl2018NAWMII"/>
+    <w:bookmarkEnd w:id="255"/>
+    <w:bookmarkStart w:id="257" w:name="ref-CoenenEtAl2018NAWMII"/>
     <w:p>
       <w:pPr>
         <w:pStyle w:val="Bibliography"/>
@@ -61434,7 +61342,7 @@
       <w:r>
         <w:t xml:space="preserve"> </w:t>
       </w:r>
-      <w:hyperlink r:id="rId257">
+      <w:hyperlink r:id="rId256">
         <w:r>
           <w:rPr>
             <w:rStyle w:val="Hyperlink"/>
@@ -61446,8 +61354,8 @@
         <w:t xml:space="preserve">.</w:t>
       </w:r>
     </w:p>
-    <w:bookmarkEnd w:id="258"/>
-    <w:bookmarkStart w:id="260" w:name="ref-JRC2026QUEST"/>
+    <w:bookmarkEnd w:id="257"/>
+    <w:bookmarkStart w:id="259" w:name="ref-JRC2026QUEST"/>
     <w:p>
       <w:pPr>
         <w:pStyle w:val="Bibliography"/>
@@ -61467,7 +61375,7 @@
       <w:r>
         <w:t xml:space="preserve"> </w:t>
       </w:r>
-      <w:hyperlink r:id="rId259">
+      <w:hyperlink r:id="rId258">
         <w:r>
           <w:rPr>
             <w:rStyle w:val="Hyperlink"/>
@@ -61479,8 +61387,8 @@
         <w:t xml:space="preserve">.</w:t>
       </w:r>
     </w:p>
-    <w:bookmarkEnd w:id="260"/>
-    <w:bookmarkStart w:id="262" w:name="ref-CE2025MercosurAnalisis"/>
+    <w:bookmarkEnd w:id="259"/>
+    <w:bookmarkStart w:id="261" w:name="ref-CE2025MercosurAnalisis"/>
     <w:p>
       <w:pPr>
         <w:pStyle w:val="Bibliography"/>
@@ -61500,7 +61408,7 @@
       <w:r>
         <w:t xml:space="preserve"> </w:t>
       </w:r>
-      <w:hyperlink r:id="rId261">
+      <w:hyperlink r:id="rId260">
         <w:r>
           <w:rPr>
             <w:rStyle w:val="Hyperlink"/>
@@ -61512,8 +61420,8 @@
         <w:t xml:space="preserve">.</w:t>
       </w:r>
     </w:p>
-    <w:bookmarkEnd w:id="262"/>
-    <w:bookmarkStart w:id="264" w:name="ref-Consejo2019DecisionEEUU"/>
+    <w:bookmarkEnd w:id="261"/>
+    <w:bookmarkStart w:id="263" w:name="ref-Consejo2019DecisionEEUU"/>
     <w:p>
       <w:pPr>
         <w:pStyle w:val="Bibliography"/>
@@ -61533,7 +61441,7 @@
       <w:r>
         <w:t xml:space="preserve"> </w:t>
       </w:r>
-      <w:hyperlink r:id="rId263">
+      <w:hyperlink r:id="rId262">
         <w:r>
           <w:rPr>
             <w:rStyle w:val="Hyperlink"/>
@@ -61545,8 +61453,8 @@
         <w:t xml:space="preserve">.</w:t>
       </w:r>
     </w:p>
-    <w:bookmarkEnd w:id="264"/>
-    <w:bookmarkStart w:id="265" w:name="ref-CooperJohn1988Coordinating"/>
+    <w:bookmarkEnd w:id="263"/>
+    <w:bookmarkStart w:id="264" w:name="ref-CooperJohn1988Coordinating"/>
     <w:p>
       <w:pPr>
         <w:pStyle w:val="Bibliography"/>
@@ -61580,8 +61488,8 @@
         <w:t xml:space="preserve">103 (3): 441-63.</w:t>
       </w:r>
     </w:p>
-    <w:bookmarkEnd w:id="265"/>
-    <w:bookmarkStart w:id="266" w:name="ref-DeVroey2004History"/>
+    <w:bookmarkEnd w:id="264"/>
+    <w:bookmarkStart w:id="265" w:name="ref-DeVroey2004History"/>
     <w:p>
       <w:pPr>
         <w:pStyle w:val="Bibliography"/>
@@ -61615,8 +61523,8 @@
         <w:t xml:space="preserve">36 (5 (suplemento)): 57-91.</w:t>
       </w:r>
     </w:p>
-    <w:bookmarkEnd w:id="266"/>
-    <w:bookmarkStart w:id="268" w:name="ref-Debreu1951Coefficient"/>
+    <w:bookmarkEnd w:id="265"/>
+    <w:bookmarkStart w:id="267" w:name="ref-Debreu1951Coefficient"/>
     <w:p>
       <w:pPr>
         <w:pStyle w:val="Bibliography"/>
@@ -61652,7 +61560,7 @@
       <w:r>
         <w:t xml:space="preserve"> </w:t>
       </w:r>
-      <w:hyperlink r:id="rId267">
+      <w:hyperlink r:id="rId266">
         <w:r>
           <w:rPr>
             <w:rStyle w:val="Hyperlink"/>
@@ -61664,8 +61572,8 @@
         <w:t xml:space="preserve">.</w:t>
       </w:r>
     </w:p>
-    <w:bookmarkEnd w:id="268"/>
-    <w:bookmarkStart w:id="270" w:name="ref-Debreu1959Theory"/>
+    <w:bookmarkEnd w:id="267"/>
+    <w:bookmarkStart w:id="269" w:name="ref-Debreu1959Theory"/>
     <w:p>
       <w:pPr>
         <w:pStyle w:val="Bibliography"/>
@@ -61689,7 +61597,7 @@
       <w:r>
         <w:t xml:space="preserve"> </w:t>
       </w:r>
-      <w:hyperlink r:id="rId269">
+      <w:hyperlink r:id="rId268">
         <w:r>
           <w:rPr>
             <w:rStyle w:val="Hyperlink"/>
@@ -61701,8 +61609,8 @@
         <w:t xml:space="preserve">.</w:t>
       </w:r>
     </w:p>
-    <w:bookmarkEnd w:id="270"/>
-    <w:bookmarkStart w:id="272" w:name="ref-Debreu1970Economies"/>
+    <w:bookmarkEnd w:id="269"/>
+    <w:bookmarkStart w:id="271" w:name="ref-Debreu1970Economies"/>
     <w:p>
       <w:pPr>
         <w:pStyle w:val="Bibliography"/>
@@ -61738,7 +61646,7 @@
       <w:r>
         <w:t xml:space="preserve"> </w:t>
       </w:r>
-      <w:hyperlink r:id="rId271">
+      <w:hyperlink r:id="rId270">
         <w:r>
           <w:rPr>
             <w:rStyle w:val="Hyperlink"/>
@@ -61750,8 +61658,8 @@
         <w:t xml:space="preserve">.</w:t>
       </w:r>
     </w:p>
-    <w:bookmarkEnd w:id="272"/>
-    <w:bookmarkStart w:id="274" w:name="ref-Debreu1974Excess"/>
+    <w:bookmarkEnd w:id="271"/>
+    <w:bookmarkStart w:id="273" w:name="ref-Debreu1974Excess"/>
     <w:p>
       <w:pPr>
         <w:pStyle w:val="Bibliography"/>
@@ -61787,7 +61695,7 @@
       <w:r>
         <w:t xml:space="preserve"> </w:t>
       </w:r>
-      <w:hyperlink r:id="rId273">
+      <w:hyperlink r:id="rId272">
         <w:r>
           <w:rPr>
             <w:rStyle w:val="Hyperlink"/>
@@ -61799,8 +61707,8 @@
         <w:t xml:space="preserve">.</w:t>
       </w:r>
     </w:p>
-    <w:bookmarkEnd w:id="274"/>
-    <w:bookmarkStart w:id="276" w:name="ref-DebreuScarf1963Limit"/>
+    <w:bookmarkEnd w:id="273"/>
+    <w:bookmarkStart w:id="275" w:name="ref-DebreuScarf1963Limit"/>
     <w:p>
       <w:pPr>
         <w:pStyle w:val="Bibliography"/>
@@ -61836,7 +61744,7 @@
       <w:r>
         <w:t xml:space="preserve"> </w:t>
       </w:r>
-      <w:hyperlink r:id="rId275">
+      <w:hyperlink r:id="rId274">
         <w:r>
           <w:rPr>
             <w:rStyle w:val="Hyperlink"/>
@@ -61848,8 +61756,8 @@
         <w:t xml:space="preserve">.</w:t>
       </w:r>
     </w:p>
-    <w:bookmarkEnd w:id="276"/>
-    <w:bookmarkStart w:id="277" w:name="ref-DelgadoToral2014Introduccion"/>
+    <w:bookmarkEnd w:id="275"/>
+    <w:bookmarkStart w:id="276" w:name="ref-DelgadoToral2014Introduccion"/>
     <w:p>
       <w:pPr>
         <w:pStyle w:val="Bibliography"/>
@@ -61882,7 +61790,7 @@
       <w:r>
         <w:t xml:space="preserve"> </w:t>
       </w:r>
-      <w:hyperlink r:id="rId82">
+      <w:hyperlink r:id="rId81">
         <w:r>
           <w:rPr>
             <w:rStyle w:val="Hyperlink"/>
@@ -61894,8 +61802,8 @@
         <w:t xml:space="preserve">.</w:t>
       </w:r>
     </w:p>
-    <w:bookmarkEnd w:id="277"/>
-    <w:bookmarkStart w:id="278" w:name="ref-Dierker1972Two"/>
+    <w:bookmarkEnd w:id="276"/>
+    <w:bookmarkStart w:id="277" w:name="ref-Dierker1972Two"/>
     <w:p>
       <w:pPr>
         <w:pStyle w:val="Bibliography"/>
@@ -61929,8 +61837,8 @@
         <w:t xml:space="preserve">40 (5): 951-53.</w:t>
       </w:r>
     </w:p>
-    <w:bookmarkEnd w:id="278"/>
-    <w:bookmarkStart w:id="279" w:name="ref-Edgeworth1881Mathematical"/>
+    <w:bookmarkEnd w:id="277"/>
+    <w:bookmarkStart w:id="278" w:name="ref-Edgeworth1881Mathematical"/>
     <w:p>
       <w:pPr>
         <w:pStyle w:val="Bibliography"/>
@@ -61952,8 +61860,8 @@
         <w:t xml:space="preserve">. Londres: C. Kegan Paul.</w:t>
       </w:r>
     </w:p>
-    <w:bookmarkEnd w:id="279"/>
-    <w:bookmarkStart w:id="280" w:name="ref-EkelundHebert2013History"/>
+    <w:bookmarkEnd w:id="278"/>
+    <w:bookmarkStart w:id="279" w:name="ref-EkelundHebert2013History"/>
     <w:p>
       <w:pPr>
         <w:pStyle w:val="Bibliography"/>
@@ -61975,8 +61883,8 @@
         <w:t xml:space="preserve">. 6.ª ed. Long Grove (Illinois): Waveland Press.</w:t>
       </w:r>
     </w:p>
-    <w:bookmarkEnd w:id="280"/>
-    <w:bookmarkStart w:id="281" w:name="ref-Feldman1987Welfare"/>
+    <w:bookmarkEnd w:id="279"/>
+    <w:bookmarkStart w:id="280" w:name="ref-Feldman1987Welfare"/>
     <w:p>
       <w:pPr>
         <w:pStyle w:val="Bibliography"/>
@@ -62007,8 +61915,8 @@
         <w:t xml:space="preserve">, editado por John Eatwell, Murray Milgate y Peter Newman. Vol. 4. Londres: Macmillan.</w:t>
       </w:r>
     </w:p>
-    <w:bookmarkEnd w:id="281"/>
-    <w:bookmarkStart w:id="282" w:name="ref-Foley1967Resource"/>
+    <w:bookmarkEnd w:id="280"/>
+    <w:bookmarkStart w:id="281" w:name="ref-Foley1967Resource"/>
     <w:p>
       <w:pPr>
         <w:pStyle w:val="Bibliography"/>
@@ -62042,8 +61950,8 @@
         <w:t xml:space="preserve">7 (1): 45-98.</w:t>
       </w:r>
     </w:p>
-    <w:bookmarkEnd w:id="282"/>
-    <w:bookmarkStart w:id="284" w:name="ref-FrancoisEtAl2013TTIP"/>
+    <w:bookmarkEnd w:id="281"/>
+    <w:bookmarkStart w:id="283" w:name="ref-FrancoisEtAl2013TTIP"/>
     <w:p>
       <w:pPr>
         <w:pStyle w:val="Bibliography"/>
@@ -62063,7 +61971,7 @@
       <w:r>
         <w:t xml:space="preserve"> </w:t>
       </w:r>
-      <w:hyperlink r:id="rId283">
+      <w:hyperlink r:id="rId282">
         <w:r>
           <w:rPr>
             <w:rStyle w:val="Hyperlink"/>
@@ -62075,8 +61983,8 @@
         <w:t xml:space="preserve">.</w:t>
       </w:r>
     </w:p>
-    <w:bookmarkEnd w:id="284"/>
-    <w:bookmarkStart w:id="285" w:name="ref-GabszewiczVial1972Oligopoly"/>
+    <w:bookmarkEnd w:id="283"/>
+    <w:bookmarkStart w:id="284" w:name="ref-GabszewiczVial1972Oligopoly"/>
     <w:p>
       <w:pPr>
         <w:pStyle w:val="Bibliography"/>
@@ -62110,8 +62018,8 @@
         <w:t xml:space="preserve">4 (3): 381-400.</w:t>
       </w:r>
     </w:p>
-    <w:bookmarkEnd w:id="285"/>
-    <w:bookmarkStart w:id="287" w:name="ref-Gale1955Law"/>
+    <w:bookmarkEnd w:id="284"/>
+    <w:bookmarkStart w:id="286" w:name="ref-Gale1955Law"/>
     <w:p>
       <w:pPr>
         <w:pStyle w:val="Bibliography"/>
@@ -62147,7 +62055,7 @@
       <w:r>
         <w:t xml:space="preserve"> </w:t>
       </w:r>
-      <w:hyperlink r:id="rId286">
+      <w:hyperlink r:id="rId285">
         <w:r>
           <w:rPr>
             <w:rStyle w:val="Hyperlink"/>
@@ -62159,8 +62067,8 @@
         <w:t xml:space="preserve">.</w:t>
       </w:r>
     </w:p>
-    <w:bookmarkEnd w:id="287"/>
-    <w:bookmarkStart w:id="289" w:name="ref-Gale1976Linear"/>
+    <w:bookmarkEnd w:id="286"/>
+    <w:bookmarkStart w:id="288" w:name="ref-Gale1976Linear"/>
     <w:p>
       <w:pPr>
         <w:pStyle w:val="Bibliography"/>
@@ -62196,7 +62104,7 @@
       <w:r>
         <w:t xml:space="preserve"> </w:t>
       </w:r>
-      <w:hyperlink r:id="rId288">
+      <w:hyperlink r:id="rId287">
         <w:r>
           <w:rPr>
             <w:rStyle w:val="Hyperlink"/>
@@ -62208,8 +62116,8 @@
         <w:t xml:space="preserve">.</w:t>
       </w:r>
     </w:p>
-    <w:bookmarkEnd w:id="289"/>
-    <w:bookmarkStart w:id="290" w:name="X5282c39af3d56c258586e1f0ea5992ba9b44b54"/>
+    <w:bookmarkEnd w:id="288"/>
+    <w:bookmarkStart w:id="289" w:name="X5282c39af3d56c258586e1f0ea5992ba9b44b54"/>
     <w:p>
       <w:pPr>
         <w:pStyle w:val="Bibliography"/>
@@ -62240,8 +62148,8 @@
         <w:t xml:space="preserve">, editado por Walter P. Heller, Ross M. Starr y David A. Starrett, 3:65-95. Cambridge: Cambridge University Press.</w:t>
       </w:r>
     </w:p>
-    <w:bookmarkEnd w:id="290"/>
-    <w:bookmarkStart w:id="291" w:name="ref-GeanakoplosMasColell1989Real"/>
+    <w:bookmarkEnd w:id="289"/>
+    <w:bookmarkStart w:id="290" w:name="ref-GeanakoplosMasColell1989Real"/>
     <w:p>
       <w:pPr>
         <w:pStyle w:val="Bibliography"/>
@@ -62275,8 +62183,8 @@
         <w:t xml:space="preserve">47 (1): 22-38.</w:t>
       </w:r>
     </w:p>
-    <w:bookmarkEnd w:id="291"/>
-    <w:bookmarkStart w:id="292" w:name="ref-Gillies1959Solutions"/>
+    <w:bookmarkEnd w:id="290"/>
+    <w:bookmarkStart w:id="291" w:name="ref-Gillies1959Solutions"/>
     <w:p>
       <w:pPr>
         <w:pStyle w:val="Bibliography"/>
@@ -62307,8 +62215,8 @@
         <w:t xml:space="preserve">, editado por Albert W. Tucker y R. Duncan Luce, 47-85. Annals of Mathematics Studies 40. Princeton: Princeton University Press.</w:t>
       </w:r>
     </w:p>
-    <w:bookmarkEnd w:id="292"/>
-    <w:bookmarkStart w:id="293" w:name="ref-GravelleRees2004Microeconomics"/>
+    <w:bookmarkEnd w:id="291"/>
+    <w:bookmarkStart w:id="292" w:name="ref-GravelleRees2004Microeconomics"/>
     <w:p>
       <w:pPr>
         <w:pStyle w:val="Bibliography"/>
@@ -62330,8 +62238,8 @@
         <w:t xml:space="preserve">. 3.ª ed. Harlow: Financial Times/Prentice Hall.</w:t>
       </w:r>
     </w:p>
-    <w:bookmarkEnd w:id="293"/>
-    <w:bookmarkStart w:id="295" w:name="ref-Gronau1977Leisure"/>
+    <w:bookmarkEnd w:id="292"/>
+    <w:bookmarkStart w:id="294" w:name="ref-Gronau1977Leisure"/>
     <w:p>
       <w:pPr>
         <w:pStyle w:val="Bibliography"/>
@@ -62367,7 +62275,7 @@
       <w:r>
         <w:t xml:space="preserve"> </w:t>
       </w:r>
-      <w:hyperlink r:id="rId294">
+      <w:hyperlink r:id="rId293">
         <w:r>
           <w:rPr>
             <w:rStyle w:val="Hyperlink"/>
@@ -62379,8 +62287,8 @@
         <w:t xml:space="preserve">.</w:t>
       </w:r>
     </w:p>
-    <w:bookmarkEnd w:id="295"/>
-    <w:bookmarkStart w:id="296" w:name="ref-Hahn1965Problems"/>
+    <w:bookmarkEnd w:id="294"/>
+    <w:bookmarkStart w:id="295" w:name="ref-Hahn1965Problems"/>
     <w:p>
       <w:pPr>
         <w:pStyle w:val="Bibliography"/>
@@ -62411,8 +62319,8 @@
         <w:t xml:space="preserve">, editado por Frank H. Hahn y F. P. R. Brechling, 126-35. Londres: Macmillan.</w:t>
       </w:r>
     </w:p>
-    <w:bookmarkEnd w:id="296"/>
-    <w:bookmarkStart w:id="297" w:name="ref-Hahn1982Money"/>
+    <w:bookmarkEnd w:id="295"/>
+    <w:bookmarkStart w:id="296" w:name="ref-Hahn1982Money"/>
     <w:p>
       <w:pPr>
         <w:pStyle w:val="Bibliography"/>
@@ -62434,8 +62342,8 @@
         <w:t xml:space="preserve">. Oxford: Basil Blackwell.</w:t>
       </w:r>
     </w:p>
-    <w:bookmarkEnd w:id="297"/>
-    <w:bookmarkStart w:id="298" w:name="ref-Hart1975Optimality"/>
+    <w:bookmarkEnd w:id="296"/>
+    <w:bookmarkStart w:id="297" w:name="ref-Hart1975Optimality"/>
     <w:p>
       <w:pPr>
         <w:pStyle w:val="Bibliography"/>
@@ -62469,8 +62377,8 @@
         <w:t xml:space="preserve">11 (3): 418-43.</w:t>
       </w:r>
     </w:p>
-    <w:bookmarkEnd w:id="298"/>
-    <w:bookmarkStart w:id="299" w:name="ref-Hayek1945Use"/>
+    <w:bookmarkEnd w:id="297"/>
+    <w:bookmarkStart w:id="298" w:name="ref-Hayek1945Use"/>
     <w:p>
       <w:pPr>
         <w:pStyle w:val="Bibliography"/>
@@ -62504,8 +62412,8 @@
         <w:t xml:space="preserve">35 (4): 519-30.</w:t>
       </w:r>
     </w:p>
-    <w:bookmarkEnd w:id="299"/>
-    <w:bookmarkStart w:id="300" w:name="ref-Hicks1939Value"/>
+    <w:bookmarkEnd w:id="298"/>
+    <w:bookmarkStart w:id="299" w:name="ref-Hicks1939Value"/>
     <w:p>
       <w:pPr>
         <w:pStyle w:val="Bibliography"/>
@@ -62527,8 +62435,8 @@
         <w:t xml:space="preserve">. Oxford: Clarendon Press.</w:t>
       </w:r>
     </w:p>
-    <w:bookmarkEnd w:id="300"/>
-    <w:bookmarkStart w:id="301" w:name="ref-Hurwicz1972Informationally"/>
+    <w:bookmarkEnd w:id="299"/>
+    <w:bookmarkStart w:id="300" w:name="ref-Hurwicz1972Informationally"/>
     <w:p>
       <w:pPr>
         <w:pStyle w:val="Bibliography"/>
@@ -62559,27 +62467,27 @@
         <w:t xml:space="preserve">, editado por C. B. McGuire y Roy Radner, 297-336. Ámsterdam: North-Holland.</w:t>
       </w:r>
     </w:p>
+    <w:bookmarkEnd w:id="300"/>
+    <w:bookmarkStart w:id="301" w:name="ref-ICEXCECO3A21"/>
+    <w:p>
+      <w:pPr>
+        <w:pStyle w:val="Bibliography"/>
+      </w:pPr>
+      <w:r>
+        <w:t xml:space="preserve">ICEX-CECO. s. f.</w:t>
+      </w:r>
+      <w:r>
+        <w:t xml:space="preserve"> </w:t>
+      </w:r>
+      <w:r>
+        <w:t xml:space="preserve">«Tema 3.A.21: La teoría del equilibrio general»</w:t>
+      </w:r>
+      <w:r>
+        <w:t xml:space="preserve">. ICEX-CECO.</w:t>
+      </w:r>
+    </w:p>
     <w:bookmarkEnd w:id="301"/>
-    <w:bookmarkStart w:id="302" w:name="ref-ICEXCECO3A21"/>
-    <w:p>
-      <w:pPr>
-        <w:pStyle w:val="Bibliography"/>
-      </w:pPr>
-      <w:r>
-        <w:t xml:space="preserve">ICEX-CECO. s. f.</w:t>
-      </w:r>
-      <w:r>
-        <w:t xml:space="preserve"> </w:t>
-      </w:r>
-      <w:r>
-        <w:t xml:space="preserve">«Tema 3.A.21: La teoría del equilibrio general»</w:t>
-      </w:r>
-      <w:r>
-        <w:t xml:space="preserve">. ICEX-CECO.</w:t>
-      </w:r>
-    </w:p>
-    <w:bookmarkEnd w:id="302"/>
-    <w:bookmarkStart w:id="303" w:name="ref-JehleReny2011Advanced"/>
+    <w:bookmarkStart w:id="302" w:name="ref-JehleReny2011Advanced"/>
     <w:p>
       <w:pPr>
         <w:pStyle w:val="Bibliography"/>
@@ -62601,8 +62509,8 @@
         <w:t xml:space="preserve">. 3.ª ed. Harlow: Financial Times/Prentice Hall.</w:t>
       </w:r>
     </w:p>
-    <w:bookmarkEnd w:id="303"/>
-    <w:bookmarkStart w:id="304" w:name="ref-Jones1965Structure"/>
+    <w:bookmarkEnd w:id="302"/>
+    <w:bookmarkStart w:id="303" w:name="ref-Jones1965Structure"/>
     <w:p>
       <w:pPr>
         <w:pStyle w:val="Bibliography"/>
@@ -62636,8 +62544,8 @@
         <w:t xml:space="preserve">73 (6): 557-72.</w:t>
       </w:r>
     </w:p>
-    <w:bookmarkEnd w:id="304"/>
-    <w:bookmarkStart w:id="306" w:name="ref-Kakutani1941Generalization"/>
+    <w:bookmarkEnd w:id="303"/>
+    <w:bookmarkStart w:id="305" w:name="ref-Kakutani1941Generalization"/>
     <w:p>
       <w:pPr>
         <w:pStyle w:val="Bibliography"/>
@@ -62673,7 +62581,7 @@
       <w:r>
         <w:t xml:space="preserve"> </w:t>
       </w:r>
-      <w:hyperlink r:id="rId305">
+      <w:hyperlink r:id="rId304">
         <w:r>
           <w:rPr>
             <w:rStyle w:val="Hyperlink"/>
@@ -62685,8 +62593,8 @@
         <w:t xml:space="preserve">.</w:t>
       </w:r>
     </w:p>
-    <w:bookmarkEnd w:id="306"/>
-    <w:bookmarkStart w:id="308" w:name="ref-Kehoe2005Evaluation"/>
+    <w:bookmarkEnd w:id="305"/>
+    <w:bookmarkStart w:id="307" w:name="ref-Kehoe2005Evaluation"/>
     <w:p>
       <w:pPr>
         <w:pStyle w:val="Bibliography"/>
@@ -62719,7 +62627,7 @@
       <w:r>
         <w:t xml:space="preserve"> </w:t>
       </w:r>
-      <w:hyperlink r:id="rId307">
+      <w:hyperlink r:id="rId306">
         <w:r>
           <w:rPr>
             <w:rStyle w:val="Hyperlink"/>
@@ -62731,8 +62639,8 @@
         <w:t xml:space="preserve">.</w:t>
       </w:r>
     </w:p>
-    <w:bookmarkEnd w:id="308"/>
-    <w:bookmarkStart w:id="310" w:name="ref-Kirman1992Whom"/>
+    <w:bookmarkEnd w:id="307"/>
+    <w:bookmarkStart w:id="309" w:name="ref-Kirman1992Whom"/>
     <w:p>
       <w:pPr>
         <w:pStyle w:val="Bibliography"/>
@@ -62765,7 +62673,7 @@
       <w:r>
         <w:t xml:space="preserve"> </w:t>
       </w:r>
-      <w:hyperlink r:id="rId309">
+      <w:hyperlink r:id="rId308">
         <w:r>
           <w:rPr>
             <w:rStyle w:val="Hyperlink"/>
@@ -62777,8 +62685,8 @@
         <w:t xml:space="preserve">.</w:t>
       </w:r>
     </w:p>
-    <w:bookmarkEnd w:id="310"/>
-    <w:bookmarkStart w:id="311" w:name="ref-KiyotakiWright1989Money"/>
+    <w:bookmarkEnd w:id="309"/>
+    <w:bookmarkStart w:id="310" w:name="ref-KiyotakiWright1989Money"/>
     <w:p>
       <w:pPr>
         <w:pStyle w:val="Bibliography"/>
@@ -62812,8 +62720,8 @@
         <w:t xml:space="preserve">97 (4): 927-54.</w:t>
       </w:r>
     </w:p>
-    <w:bookmarkEnd w:id="311"/>
-    <w:bookmarkStart w:id="313" w:name="ref-Lancaster1966New"/>
+    <w:bookmarkEnd w:id="310"/>
+    <w:bookmarkStart w:id="312" w:name="ref-Lancaster1966New"/>
     <w:p>
       <w:pPr>
         <w:pStyle w:val="Bibliography"/>
@@ -62849,7 +62757,7 @@
       <w:r>
         <w:t xml:space="preserve"> </w:t>
       </w:r>
-      <w:hyperlink r:id="rId312">
+      <w:hyperlink r:id="rId311">
         <w:r>
           <w:rPr>
             <w:rStyle w:val="Hyperlink"/>
@@ -62861,8 +62769,8 @@
         <w:t xml:space="preserve">.</w:t>
       </w:r>
     </w:p>
-    <w:bookmarkEnd w:id="313"/>
-    <w:bookmarkStart w:id="314" w:name="ref-Lange1936Socialism"/>
+    <w:bookmarkEnd w:id="312"/>
+    <w:bookmarkStart w:id="313" w:name="ref-Lange1936Socialism"/>
     <w:p>
       <w:pPr>
         <w:pStyle w:val="Bibliography"/>
@@ -62896,8 +62804,8 @@
         <w:t xml:space="preserve">4 (1): 53-71.</w:t>
       </w:r>
     </w:p>
-    <w:bookmarkEnd w:id="314"/>
-    <w:bookmarkStart w:id="315" w:name="ref-Lange1942Say"/>
+    <w:bookmarkEnd w:id="313"/>
+    <w:bookmarkStart w:id="314" w:name="ref-Lange1942Say"/>
     <w:p>
       <w:pPr>
         <w:pStyle w:val="Bibliography"/>
@@ -62928,8 +62836,8 @@
         <w:t xml:space="preserve">, editado por Oskar Lange, Francis McIntyre y Theodore O. Yntema, 49-68. Chicago: University of Chicago Press.</w:t>
       </w:r>
     </w:p>
-    <w:bookmarkEnd w:id="315"/>
-    <w:bookmarkStart w:id="317" w:name="ref-Lange1942Foundations"/>
+    <w:bookmarkEnd w:id="314"/>
+    <w:bookmarkStart w:id="316" w:name="ref-Lange1942Foundations"/>
     <w:p>
       <w:pPr>
         <w:pStyle w:val="Bibliography"/>
@@ -62965,7 +62873,7 @@
       <w:r>
         <w:t xml:space="preserve"> </w:t>
       </w:r>
-      <w:hyperlink r:id="rId316">
+      <w:hyperlink r:id="rId315">
         <w:r>
           <w:rPr>
             <w:rStyle w:val="Hyperlink"/>
@@ -62977,8 +62885,8 @@
         <w:t xml:space="preserve">.</w:t>
       </w:r>
     </w:p>
-    <w:bookmarkEnd w:id="317"/>
-    <w:bookmarkStart w:id="319" w:name="ref-Lerner1934Economic"/>
+    <w:bookmarkEnd w:id="316"/>
+    <w:bookmarkStart w:id="318" w:name="ref-Lerner1934Economic"/>
     <w:p>
       <w:pPr>
         <w:pStyle w:val="Bibliography"/>
@@ -63014,7 +62922,7 @@
       <w:r>
         <w:t xml:space="preserve"> </w:t>
       </w:r>
-      <w:hyperlink r:id="rId318">
+      <w:hyperlink r:id="rId317">
         <w:r>
           <w:rPr>
             <w:rStyle w:val="Hyperlink"/>
@@ -63026,8 +62934,8 @@
         <w:t xml:space="preserve">.</w:t>
       </w:r>
     </w:p>
-    <w:bookmarkEnd w:id="319"/>
-    <w:bookmarkStart w:id="320" w:name="ref-Lerner1944Economics"/>
+    <w:bookmarkEnd w:id="318"/>
+    <w:bookmarkStart w:id="319" w:name="ref-Lerner1944Economics"/>
     <w:p>
       <w:pPr>
         <w:pStyle w:val="Bibliography"/>
@@ -63049,8 +62957,8 @@
         <w:t xml:space="preserve">. Nueva York: Macmillan.</w:t>
       </w:r>
     </w:p>
-    <w:bookmarkEnd w:id="320"/>
-    <w:bookmarkStart w:id="321" w:name="ref-Liu2019Fixed"/>
+    <w:bookmarkEnd w:id="319"/>
+    <w:bookmarkStart w:id="320" w:name="ref-Liu2019Fixed"/>
     <w:p>
       <w:pPr>
         <w:pStyle w:val="Bibliography"/>
@@ -63070,7 +62978,7 @@
       <w:r>
         <w:t xml:space="preserve"> </w:t>
       </w:r>
-      <w:hyperlink r:id="rId83">
+      <w:hyperlink r:id="rId82">
         <w:r>
           <w:rPr>
             <w:rStyle w:val="Hyperlink"/>
@@ -63082,8 +62990,8 @@
         <w:t xml:space="preserve">.</w:t>
       </w:r>
     </w:p>
-    <w:bookmarkEnd w:id="321"/>
-    <w:bookmarkStart w:id="323" w:name="ref-Mantel1974Characterization"/>
+    <w:bookmarkEnd w:id="320"/>
+    <w:bookmarkStart w:id="322" w:name="ref-Mantel1974Characterization"/>
     <w:p>
       <w:pPr>
         <w:pStyle w:val="Bibliography"/>
@@ -63119,7 +63027,7 @@
       <w:r>
         <w:t xml:space="preserve"> </w:t>
       </w:r>
-      <w:hyperlink r:id="rId322">
+      <w:hyperlink r:id="rId321">
         <w:r>
           <w:rPr>
             <w:rStyle w:val="Hyperlink"/>
@@ -63131,8 +63039,8 @@
         <w:t xml:space="preserve">.</w:t>
       </w:r>
     </w:p>
-    <w:bookmarkEnd w:id="323"/>
-    <w:bookmarkStart w:id="325" w:name="ref-MartinezGiralt2008Microeconomia"/>
+    <w:bookmarkEnd w:id="322"/>
+    <w:bookmarkStart w:id="324" w:name="ref-MartinezGiralt2008Microeconomia"/>
     <w:p>
       <w:pPr>
         <w:pStyle w:val="Bibliography"/>
@@ -63156,7 +63064,7 @@
       <w:r>
         <w:t xml:space="preserve"> </w:t>
       </w:r>
-      <w:hyperlink r:id="rId324">
+      <w:hyperlink r:id="rId323">
         <w:r>
           <w:rPr>
             <w:rStyle w:val="Hyperlink"/>
@@ -63168,8 +63076,8 @@
         <w:t xml:space="preserve">.</w:t>
       </w:r>
     </w:p>
-    <w:bookmarkEnd w:id="325"/>
-    <w:bookmarkStart w:id="326" w:name="ref-MasColellWhinstonGreen1995"/>
+    <w:bookmarkEnd w:id="324"/>
+    <w:bookmarkStart w:id="325" w:name="ref-MasColellWhinstonGreen1995"/>
     <w:p>
       <w:pPr>
         <w:pStyle w:val="Bibliography"/>
@@ -63191,8 +63099,8 @@
         <w:t xml:space="preserve">. Nueva York: Oxford University Press.</w:t>
       </w:r>
     </w:p>
-    <w:bookmarkEnd w:id="326"/>
-    <w:bookmarkStart w:id="328" w:name="ref-McKenzie1954Equilibrium"/>
+    <w:bookmarkEnd w:id="325"/>
+    <w:bookmarkStart w:id="327" w:name="ref-McKenzie1954Equilibrium"/>
     <w:p>
       <w:pPr>
         <w:pStyle w:val="Bibliography"/>
@@ -63228,7 +63136,7 @@
       <w:r>
         <w:t xml:space="preserve"> </w:t>
       </w:r>
-      <w:hyperlink r:id="rId327">
+      <w:hyperlink r:id="rId326">
         <w:r>
           <w:rPr>
             <w:rStyle w:val="Hyperlink"/>
@@ -63240,8 +63148,8 @@
         <w:t xml:space="preserve">.</w:t>
       </w:r>
     </w:p>
-    <w:bookmarkEnd w:id="328"/>
-    <w:bookmarkStart w:id="329" w:name="ref-McKenzie1959Existence"/>
+    <w:bookmarkEnd w:id="327"/>
+    <w:bookmarkStart w:id="328" w:name="ref-McKenzie1959Existence"/>
     <w:p>
       <w:pPr>
         <w:pStyle w:val="Bibliography"/>
@@ -63275,8 +63183,8 @@
         <w:t xml:space="preserve">27 (1): 54-71.</w:t>
       </w:r>
     </w:p>
-    <w:bookmarkEnd w:id="329"/>
-    <w:bookmarkStart w:id="330" w:name="ref-Metzler1945Stability"/>
+    <w:bookmarkEnd w:id="328"/>
+    <w:bookmarkStart w:id="329" w:name="ref-Metzler1945Stability"/>
     <w:p>
       <w:pPr>
         <w:pStyle w:val="Bibliography"/>
@@ -63310,8 +63218,8 @@
         <w:t xml:space="preserve">13 (4): 277-92.</w:t>
       </w:r>
     </w:p>
-    <w:bookmarkEnd w:id="330"/>
-    <w:bookmarkStart w:id="331" w:name="ref-Mill1844Essays"/>
+    <w:bookmarkEnd w:id="329"/>
+    <w:bookmarkStart w:id="330" w:name="ref-Mill1844Essays"/>
     <w:p>
       <w:pPr>
         <w:pStyle w:val="Bibliography"/>
@@ -63333,8 +63241,8 @@
         <w:t xml:space="preserve">. Londres: John W. Parker.</w:t>
       </w:r>
     </w:p>
-    <w:bookmarkEnd w:id="331"/>
-    <w:bookmarkStart w:id="332" w:name="ref-Mises1920Wirtschaftsrechnung"/>
+    <w:bookmarkEnd w:id="330"/>
+    <w:bookmarkStart w:id="331" w:name="ref-Mises1920Wirtschaftsrechnung"/>
     <w:p>
       <w:pPr>
         <w:pStyle w:val="Bibliography"/>
@@ -63368,8 +63276,8 @@
         <w:t xml:space="preserve">47: 86-121.</w:t>
       </w:r>
     </w:p>
-    <w:bookmarkEnd w:id="332"/>
-    <w:bookmarkStart w:id="333" w:name="ref-Musgrave1959Theory"/>
+    <w:bookmarkEnd w:id="331"/>
+    <w:bookmarkStart w:id="332" w:name="ref-Musgrave1959Theory"/>
     <w:p>
       <w:pPr>
         <w:pStyle w:val="Bibliography"/>
@@ -63391,8 +63299,8 @@
         <w:t xml:space="preserve">. Nueva York: McGraw-Hill.</w:t>
       </w:r>
     </w:p>
-    <w:bookmarkEnd w:id="333"/>
-    <w:bookmarkStart w:id="334" w:name="ref-Myerson1979Incentive"/>
+    <w:bookmarkEnd w:id="332"/>
+    <w:bookmarkStart w:id="333" w:name="ref-Myerson1979Incentive"/>
     <w:p>
       <w:pPr>
         <w:pStyle w:val="Bibliography"/>
@@ -63426,8 +63334,8 @@
         <w:t xml:space="preserve">47 (1): 61-73.</w:t>
       </w:r>
     </w:p>
-    <w:bookmarkEnd w:id="334"/>
-    <w:bookmarkStart w:id="336" w:name="ref-Nash1950Equilibrium"/>
+    <w:bookmarkEnd w:id="333"/>
+    <w:bookmarkStart w:id="335" w:name="ref-Nash1950Equilibrium"/>
     <w:p>
       <w:pPr>
         <w:pStyle w:val="Bibliography"/>
@@ -63463,7 +63371,7 @@
       <w:r>
         <w:t xml:space="preserve"> </w:t>
       </w:r>
-      <w:hyperlink r:id="rId335">
+      <w:hyperlink r:id="rId334">
         <w:r>
           <w:rPr>
             <w:rStyle w:val="Hyperlink"/>
@@ -63475,8 +63383,8 @@
         <w:t xml:space="preserve">.</w:t>
       </w:r>
     </w:p>
-    <w:bookmarkEnd w:id="336"/>
-    <w:bookmarkStart w:id="338" w:name="ref-Nash1950Bargaining"/>
+    <w:bookmarkEnd w:id="335"/>
+    <w:bookmarkStart w:id="337" w:name="ref-Nash1950Bargaining"/>
     <w:p>
       <w:pPr>
         <w:pStyle w:val="Bibliography"/>
@@ -63512,7 +63420,7 @@
       <w:r>
         <w:t xml:space="preserve"> </w:t>
       </w:r>
-      <w:hyperlink r:id="rId337">
+      <w:hyperlink r:id="rId336">
         <w:r>
           <w:rPr>
             <w:rStyle w:val="Hyperlink"/>
@@ -63524,8 +63432,8 @@
         <w:t xml:space="preserve">.</w:t>
       </w:r>
     </w:p>
-    <w:bookmarkEnd w:id="338"/>
-    <w:bookmarkStart w:id="339" w:name="ref-Negishi1961Monopolistic"/>
+    <w:bookmarkEnd w:id="337"/>
+    <w:bookmarkStart w:id="338" w:name="ref-Negishi1961Monopolistic"/>
     <w:p>
       <w:pPr>
         <w:pStyle w:val="Bibliography"/>
@@ -63559,8 +63467,8 @@
         <w:t xml:space="preserve">28 (3): 196-201.</w:t>
       </w:r>
     </w:p>
-    <w:bookmarkEnd w:id="339"/>
-    <w:bookmarkStart w:id="340" w:name="ref-VonNeumann1937Gleichungssystem"/>
+    <w:bookmarkEnd w:id="338"/>
+    <w:bookmarkStart w:id="339" w:name="ref-VonNeumann1937Gleichungssystem"/>
     <w:p>
       <w:pPr>
         <w:pStyle w:val="Bibliography"/>
@@ -63594,8 +63502,8 @@
         <w:t xml:space="preserve">8: 73-83.</w:t>
       </w:r>
     </w:p>
-    <w:bookmarkEnd w:id="340"/>
-    <w:bookmarkStart w:id="342" w:name="ref-Nikaido1956Classical"/>
+    <w:bookmarkEnd w:id="339"/>
+    <w:bookmarkStart w:id="341" w:name="ref-Nikaido1956Classical"/>
     <w:p>
       <w:pPr>
         <w:pStyle w:val="Bibliography"/>
@@ -63631,7 +63539,7 @@
       <w:r>
         <w:t xml:space="preserve"> </w:t>
       </w:r>
-      <w:hyperlink r:id="rId341">
+      <w:hyperlink r:id="rId340">
         <w:r>
           <w:rPr>
             <w:rStyle w:val="Hyperlink"/>
@@ -63643,8 +63551,8 @@
         <w:t xml:space="preserve">.</w:t>
       </w:r>
     </w:p>
-    <w:bookmarkEnd w:id="342"/>
-    <w:bookmarkStart w:id="344" w:name="ref-USTR2026USMCAReview"/>
+    <w:bookmarkEnd w:id="341"/>
+    <w:bookmarkStart w:id="343" w:name="ref-USTR2026USMCAReview"/>
     <w:p>
       <w:pPr>
         <w:pStyle w:val="Bibliography"/>
@@ -63664,7 +63572,7 @@
       <w:r>
         <w:t xml:space="preserve"> </w:t>
       </w:r>
-      <w:hyperlink r:id="rId343">
+      <w:hyperlink r:id="rId342">
         <w:r>
           <w:rPr>
             <w:rStyle w:val="Hyperlink"/>
@@ -63676,8 +63584,8 @@
         <w:t xml:space="preserve">.</w:t>
       </w:r>
     </w:p>
-    <w:bookmarkEnd w:id="344"/>
-    <w:bookmarkStart w:id="345" w:name="ref-Pareto1906Manuale"/>
+    <w:bookmarkEnd w:id="343"/>
+    <w:bookmarkStart w:id="344" w:name="ref-Pareto1906Manuale"/>
     <w:p>
       <w:pPr>
         <w:pStyle w:val="Bibliography"/>
@@ -63699,8 +63607,8 @@
         <w:t xml:space="preserve">. Milán: Società Editrice Libraria.</w:t>
       </w:r>
     </w:p>
-    <w:bookmarkEnd w:id="345"/>
-    <w:bookmarkStart w:id="346" w:name="ref-Patinkin1956Money"/>
+    <w:bookmarkEnd w:id="344"/>
+    <w:bookmarkStart w:id="345" w:name="ref-Patinkin1956Money"/>
     <w:p>
       <w:pPr>
         <w:pStyle w:val="Bibliography"/>
@@ -63722,8 +63630,8 @@
         <w:t xml:space="preserve">. Evanston: Row, Peterson.</w:t>
       </w:r>
     </w:p>
-    <w:bookmarkEnd w:id="346"/>
-    <w:bookmarkStart w:id="347" w:name="ref-Patinkin1965Money"/>
+    <w:bookmarkEnd w:id="345"/>
+    <w:bookmarkStart w:id="346" w:name="ref-Patinkin1965Money"/>
     <w:p>
       <w:pPr>
         <w:pStyle w:val="Bibliography"/>
@@ -63745,8 +63653,8 @@
         <w:t xml:space="preserve">. 2.ª ed. Nueva York: Harper &amp; Row.</w:t>
       </w:r>
     </w:p>
-    <w:bookmarkEnd w:id="347"/>
-    <w:bookmarkStart w:id="349" w:name="ref-Radner1972Existence"/>
+    <w:bookmarkEnd w:id="346"/>
+    <w:bookmarkStart w:id="348" w:name="ref-Radner1972Existence"/>
     <w:p>
       <w:pPr>
         <w:pStyle w:val="Bibliography"/>
@@ -63782,7 +63690,7 @@
       <w:r>
         <w:t xml:space="preserve"> </w:t>
       </w:r>
-      <w:hyperlink r:id="rId348">
+      <w:hyperlink r:id="rId347">
         <w:r>
           <w:rPr>
             <w:rStyle w:val="Hyperlink"/>
@@ -63794,8 +63702,8 @@
         <w:t xml:space="preserve">.</w:t>
       </w:r>
     </w:p>
-    <w:bookmarkEnd w:id="349"/>
-    <w:bookmarkStart w:id="350" w:name="ref-RobertsPostlewaite1976Incentives"/>
+    <w:bookmarkEnd w:id="348"/>
+    <w:bookmarkStart w:id="349" w:name="ref-RobertsPostlewaite1976Incentives"/>
     <w:p>
       <w:pPr>
         <w:pStyle w:val="Bibliography"/>
@@ -63829,8 +63737,8 @@
         <w:t xml:space="preserve">44 (1): 115-27.</w:t>
       </w:r>
     </w:p>
-    <w:bookmarkEnd w:id="350"/>
-    <w:bookmarkStart w:id="351" w:name="ref-RobertsSonnenschein1977Foundations"/>
+    <w:bookmarkEnd w:id="349"/>
+    <w:bookmarkStart w:id="350" w:name="ref-RobertsSonnenschein1977Foundations"/>
     <w:p>
       <w:pPr>
         <w:pStyle w:val="Bibliography"/>
@@ -63864,14 +63772,23 @@
         <w:t xml:space="preserve">45 (1): 101-13.</w:t>
       </w:r>
     </w:p>
-    <w:bookmarkEnd w:id="351"/>
-    <w:bookmarkStart w:id="352" w:name="ref-Robinson1962Economic"/>
+    <w:bookmarkEnd w:id="350"/>
+    <w:bookmarkStart w:id="352" w:name="ref-Rubinstein1982Perfect"/>
     <w:p>
       <w:pPr>
         <w:pStyle w:val="Bibliography"/>
       </w:pPr>
       <w:r>
-        <w:t xml:space="preserve">Robinson, Joan. 1962.</w:t>
+        <w:t xml:space="preserve">Rubinstein, Ariel. 1982.</w:t>
+      </w:r>
+      <w:r>
+        <w:t xml:space="preserve"> </w:t>
+      </w:r>
+      <w:r>
+        <w:t xml:space="preserve">«Perfect Equilibrium in a Bargaining Model»</w:t>
+      </w:r>
+      <w:r>
+        <w:t xml:space="preserve">.</w:t>
       </w:r>
       <w:r>
         <w:t xml:space="preserve"> </w:t>
@@ -63881,38 +63798,6 @@
           <w:i/>
           <w:iCs/>
         </w:rPr>
-        <w:t xml:space="preserve">Economic Philosophy</w:t>
-      </w:r>
-      <w:r>
-        <w:t xml:space="preserve">. Londres: C. A. Watts.</w:t>
-      </w:r>
-    </w:p>
-    <w:bookmarkEnd w:id="352"/>
-    <w:bookmarkStart w:id="354" w:name="ref-Rubinstein1982Perfect"/>
-    <w:p>
-      <w:pPr>
-        <w:pStyle w:val="Bibliography"/>
-      </w:pPr>
-      <w:r>
-        <w:t xml:space="preserve">Rubinstein, Ariel. 1982.</w:t>
-      </w:r>
-      <w:r>
-        <w:t xml:space="preserve"> </w:t>
-      </w:r>
-      <w:r>
-        <w:t xml:space="preserve">«Perfect Equilibrium in a Bargaining Model»</w:t>
-      </w:r>
-      <w:r>
-        <w:t xml:space="preserve">.</w:t>
-      </w:r>
-      <w:r>
-        <w:t xml:space="preserve"> </w:t>
-      </w:r>
-      <w:r>
-        <w:rPr>
-          <w:i/>
-          <w:iCs/>
-        </w:rPr>
         <w:t xml:space="preserve">Econometrica</w:t>
       </w:r>
       <w:r>
@@ -63924,7 +63809,7 @@
       <w:r>
         <w:t xml:space="preserve"> </w:t>
       </w:r>
-      <w:hyperlink r:id="rId353">
+      <w:hyperlink r:id="rId351">
         <w:r>
           <w:rPr>
             <w:rStyle w:val="Hyperlink"/>
@@ -63936,8 +63821,8 @@
         <w:t xml:space="preserve">.</w:t>
       </w:r>
     </w:p>
-    <w:bookmarkEnd w:id="354"/>
-    <w:bookmarkStart w:id="355" w:name="ref-Rybczynski1955Factor"/>
+    <w:bookmarkEnd w:id="352"/>
+    <w:bookmarkStart w:id="353" w:name="ref-Rybczynski1955Factor"/>
     <w:p>
       <w:pPr>
         <w:pStyle w:val="Bibliography"/>
@@ -63971,8 +63856,8 @@
         <w:t xml:space="preserve">22 (88): 336-41.</w:t>
       </w:r>
     </w:p>
-    <w:bookmarkEnd w:id="355"/>
-    <w:bookmarkStart w:id="356" w:name="ref-Samuelson1941Stability"/>
+    <w:bookmarkEnd w:id="353"/>
+    <w:bookmarkStart w:id="354" w:name="ref-Samuelson1941Stability"/>
     <w:p>
       <w:pPr>
         <w:pStyle w:val="Bibliography"/>
@@ -64006,8 +63891,8 @@
         <w:t xml:space="preserve">9 (2): 97-120.</w:t>
       </w:r>
     </w:p>
-    <w:bookmarkEnd w:id="356"/>
-    <w:bookmarkStart w:id="357" w:name="ref-Samuelson1947Foundations"/>
+    <w:bookmarkEnd w:id="354"/>
+    <w:bookmarkStart w:id="355" w:name="ref-Samuelson1947Foundations"/>
     <w:p>
       <w:pPr>
         <w:pStyle w:val="Bibliography"/>
@@ -64029,8 +63914,8 @@
         <w:t xml:space="preserve">. Cambridge (Massachusetts): Harvard University Press.</w:t>
       </w:r>
     </w:p>
-    <w:bookmarkEnd w:id="357"/>
-    <w:bookmarkStart w:id="358" w:name="ref-Samuelson1958Exact"/>
+    <w:bookmarkEnd w:id="355"/>
+    <w:bookmarkStart w:id="356" w:name="ref-Samuelson1958Exact"/>
     <w:p>
       <w:pPr>
         <w:pStyle w:val="Bibliography"/>
@@ -64064,8 +63949,8 @@
         <w:t xml:space="preserve">66 (6): 467-82.</w:t>
       </w:r>
     </w:p>
-    <w:bookmarkEnd w:id="358"/>
-    <w:bookmarkStart w:id="360" w:name="ref-Scarf1967Approximation"/>
+    <w:bookmarkEnd w:id="356"/>
+    <w:bookmarkStart w:id="358" w:name="ref-Scarf1967Approximation"/>
     <w:p>
       <w:pPr>
         <w:pStyle w:val="Bibliography"/>
@@ -64101,7 +63986,7 @@
       <w:r>
         <w:t xml:space="preserve"> </w:t>
       </w:r>
-      <w:hyperlink r:id="rId359">
+      <w:hyperlink r:id="rId357">
         <w:r>
           <w:rPr>
             <w:rStyle w:val="Hyperlink"/>
@@ -64113,8 +63998,8 @@
         <w:t xml:space="preserve">.</w:t>
       </w:r>
     </w:p>
-    <w:bookmarkEnd w:id="360"/>
-    <w:bookmarkStart w:id="361" w:name="ref-Scarf1960Examples"/>
+    <w:bookmarkEnd w:id="358"/>
+    <w:bookmarkStart w:id="359" w:name="ref-Scarf1960Examples"/>
     <w:p>
       <w:pPr>
         <w:pStyle w:val="Bibliography"/>
@@ -64148,8 +64033,8 @@
         <w:t xml:space="preserve">1 (3): 157-72.</w:t>
       </w:r>
     </w:p>
-    <w:bookmarkEnd w:id="361"/>
-    <w:bookmarkStart w:id="362" w:name="ref-ScarfHansen1973Computation"/>
+    <w:bookmarkEnd w:id="359"/>
+    <w:bookmarkStart w:id="360" w:name="ref-ScarfHansen1973Computation"/>
     <w:p>
       <w:pPr>
         <w:pStyle w:val="Bibliography"/>
@@ -64171,8 +64056,8 @@
         <w:t xml:space="preserve">. Cowles Foundation Monograph 24. New Haven: Yale University Press.</w:t>
       </w:r>
     </w:p>
-    <w:bookmarkEnd w:id="362"/>
-    <w:bookmarkStart w:id="363" w:name="ref-Segura1986Analisis"/>
+    <w:bookmarkEnd w:id="360"/>
+    <w:bookmarkStart w:id="361" w:name="ref-Segura1986Analisis"/>
     <w:p>
       <w:pPr>
         <w:pStyle w:val="Bibliography"/>
@@ -64194,8 +64079,8 @@
         <w:t xml:space="preserve">. 3.ª ed. Alianza Universidad Textos. Madrid: Alianza Editorial.</w:t>
       </w:r>
     </w:p>
-    <w:bookmarkEnd w:id="363"/>
-    <w:bookmarkStart w:id="364" w:name="ref-Shiller1993Macro"/>
+    <w:bookmarkEnd w:id="361"/>
+    <w:bookmarkStart w:id="362" w:name="ref-Shiller1993Macro"/>
     <w:p>
       <w:pPr>
         <w:pStyle w:val="Bibliography"/>
@@ -64217,8 +64102,8 @@
         <w:t xml:space="preserve">. Oxford: Clarendon Press.</w:t>
       </w:r>
     </w:p>
-    <w:bookmarkEnd w:id="364"/>
-    <w:bookmarkStart w:id="365" w:name="ref-ShovenWhalley1992Applying"/>
+    <w:bookmarkEnd w:id="362"/>
+    <w:bookmarkStart w:id="363" w:name="ref-ShovenWhalley1992Applying"/>
     <w:p>
       <w:pPr>
         <w:pStyle w:val="Bibliography"/>
@@ -64240,8 +64125,8 @@
         <w:t xml:space="preserve">. Cambridge: Cambridge University Press.</w:t>
       </w:r>
     </w:p>
-    <w:bookmarkEnd w:id="365"/>
-    <w:bookmarkStart w:id="366" w:name="ref-Shubik1959Edgeworth"/>
+    <w:bookmarkEnd w:id="363"/>
+    <w:bookmarkStart w:id="364" w:name="ref-Shubik1959Edgeworth"/>
     <w:p>
       <w:pPr>
         <w:pStyle w:val="Bibliography"/>
@@ -64272,8 +64157,8 @@
         <w:t xml:space="preserve">, editado por Albert W. Tucker y R. Duncan Luce, 267-78. Annals of Mathematics Studies 40. Princeton: Princeton University Press.</w:t>
       </w:r>
     </w:p>
-    <w:bookmarkEnd w:id="366"/>
-    <w:bookmarkStart w:id="367" w:name="ref-Sidrauski1967Rational"/>
+    <w:bookmarkEnd w:id="364"/>
+    <w:bookmarkStart w:id="365" w:name="ref-Sidrauski1967Rational"/>
     <w:p>
       <w:pPr>
         <w:pStyle w:val="Bibliography"/>
@@ -64307,8 +64192,8 @@
         <w:t xml:space="preserve">57 (2): 534-44.</w:t>
       </w:r>
     </w:p>
-    <w:bookmarkEnd w:id="367"/>
-    <w:bookmarkStart w:id="369" w:name="ref-Smith1776Wealth"/>
+    <w:bookmarkEnd w:id="365"/>
+    <w:bookmarkStart w:id="367" w:name="ref-Smith1776Wealth"/>
     <w:p>
       <w:pPr>
         <w:pStyle w:val="Bibliography"/>
@@ -64332,7 +64217,7 @@
       <w:r>
         <w:t xml:space="preserve"> </w:t>
       </w:r>
-      <w:hyperlink r:id="rId368">
+      <w:hyperlink r:id="rId366">
         <w:r>
           <w:rPr>
             <w:rStyle w:val="Hyperlink"/>
@@ -64344,8 +64229,8 @@
         <w:t xml:space="preserve">.</w:t>
       </w:r>
     </w:p>
-    <w:bookmarkEnd w:id="369"/>
-    <w:bookmarkStart w:id="371" w:name="ref-Sonnenschein1972Market"/>
+    <w:bookmarkEnd w:id="367"/>
+    <w:bookmarkStart w:id="369" w:name="ref-Sonnenschein1972Market"/>
     <w:p>
       <w:pPr>
         <w:pStyle w:val="Bibliography"/>
@@ -64381,7 +64266,7 @@
       <w:r>
         <w:t xml:space="preserve"> </w:t>
       </w:r>
-      <w:hyperlink r:id="rId370">
+      <w:hyperlink r:id="rId368">
         <w:r>
           <w:rPr>
             <w:rStyle w:val="Hyperlink"/>
@@ -64393,8 +64278,8 @@
         <w:t xml:space="preserve">.</w:t>
       </w:r>
     </w:p>
-    <w:bookmarkEnd w:id="371"/>
-    <w:bookmarkStart w:id="373" w:name="ref-Sonnenschein1973Walras"/>
+    <w:bookmarkEnd w:id="369"/>
+    <w:bookmarkStart w:id="371" w:name="ref-Sonnenschein1973Walras"/>
     <w:p>
       <w:pPr>
         <w:pStyle w:val="Bibliography"/>
@@ -64427,7 +64312,7 @@
       <w:r>
         <w:t xml:space="preserve"> </w:t>
       </w:r>
-      <w:hyperlink r:id="rId372">
+      <w:hyperlink r:id="rId370">
         <w:r>
           <w:rPr>
             <w:rStyle w:val="Hyperlink"/>
@@ -64439,8 +64324,8 @@
         <w:t xml:space="preserve">.</w:t>
       </w:r>
     </w:p>
-    <w:bookmarkEnd w:id="373"/>
-    <w:bookmarkStart w:id="375" w:name="ref-StahlerThomas2012FiMod"/>
+    <w:bookmarkEnd w:id="371"/>
+    <w:bookmarkStart w:id="373" w:name="ref-StahlerThomas2012FiMod"/>
     <w:p>
       <w:pPr>
         <w:pStyle w:val="Bibliography"/>
@@ -64476,7 +64361,7 @@
       <w:r>
         <w:t xml:space="preserve"> </w:t>
       </w:r>
-      <w:hyperlink r:id="rId374">
+      <w:hyperlink r:id="rId372">
         <w:r>
           <w:rPr>
             <w:rStyle w:val="Hyperlink"/>
@@ -64488,8 +64373,8 @@
         <w:t xml:space="preserve">.</w:t>
       </w:r>
     </w:p>
-    <w:bookmarkEnd w:id="375"/>
-    <w:bookmarkStart w:id="377" w:name="ref-Starr1969Quasi"/>
+    <w:bookmarkEnd w:id="373"/>
+    <w:bookmarkStart w:id="375" w:name="ref-Starr1969Quasi"/>
     <w:p>
       <w:pPr>
         <w:pStyle w:val="Bibliography"/>
@@ -64525,7 +64410,7 @@
       <w:r>
         <w:t xml:space="preserve"> </w:t>
       </w:r>
-      <w:hyperlink r:id="rId376">
+      <w:hyperlink r:id="rId374">
         <w:r>
           <w:rPr>
             <w:rStyle w:val="Hyperlink"/>
@@ -64537,8 +64422,8 @@
         <w:t xml:space="preserve">.</w:t>
       </w:r>
     </w:p>
-    <w:bookmarkEnd w:id="377"/>
-    <w:bookmarkStart w:id="379" w:name="ref-Stigler1961Information"/>
+    <w:bookmarkEnd w:id="375"/>
+    <w:bookmarkStart w:id="377" w:name="ref-Stigler1961Information"/>
     <w:p>
       <w:pPr>
         <w:pStyle w:val="Bibliography"/>
@@ -64574,7 +64459,7 @@
       <w:r>
         <w:t xml:space="preserve"> </w:t>
       </w:r>
-      <w:hyperlink r:id="rId378">
+      <w:hyperlink r:id="rId376">
         <w:r>
           <w:rPr>
             <w:rStyle w:val="Hyperlink"/>
@@ -64586,8 +64471,8 @@
         <w:t xml:space="preserve">.</w:t>
       </w:r>
     </w:p>
-    <w:bookmarkEnd w:id="379"/>
-    <w:bookmarkStart w:id="380" w:name="ref-StolperSamuelson1941Protection"/>
+    <w:bookmarkEnd w:id="377"/>
+    <w:bookmarkStart w:id="378" w:name="ref-StolperSamuelson1941Protection"/>
     <w:p>
       <w:pPr>
         <w:pStyle w:val="Bibliography"/>
@@ -64621,8 +64506,8 @@
         <w:t xml:space="preserve">9 (1): 58-73.</w:t>
       </w:r>
     </w:p>
-    <w:bookmarkEnd w:id="380"/>
-    <w:bookmarkStart w:id="382" w:name="ref-HET2026Wald"/>
+    <w:bookmarkEnd w:id="378"/>
+    <w:bookmarkStart w:id="380" w:name="ref-HET2026Wald"/>
     <w:p>
       <w:pPr>
         <w:pStyle w:val="Bibliography"/>
@@ -64642,7 +64527,7 @@
       <w:r>
         <w:t xml:space="preserve"> </w:t>
       </w:r>
-      <w:hyperlink r:id="rId381">
+      <w:hyperlink r:id="rId379">
         <w:r>
           <w:rPr>
             <w:rStyle w:val="Hyperlink"/>
@@ -64654,8 +64539,8 @@
         <w:t xml:space="preserve">.</w:t>
       </w:r>
     </w:p>
-    <w:bookmarkEnd w:id="382"/>
-    <w:bookmarkStart w:id="384" w:name="ref-HET2026Cassel"/>
+    <w:bookmarkEnd w:id="380"/>
+    <w:bookmarkStart w:id="382" w:name="ref-HET2026Cassel"/>
     <w:p>
       <w:pPr>
         <w:pStyle w:val="Bibliography"/>
@@ -64675,7 +64560,7 @@
       <w:r>
         <w:t xml:space="preserve"> </w:t>
       </w:r>
-      <w:hyperlink r:id="rId383">
+      <w:hyperlink r:id="rId381">
         <w:r>
           <w:rPr>
             <w:rStyle w:val="Hyperlink"/>
@@ -64687,8 +64572,8 @@
         <w:t xml:space="preserve">.</w:t>
       </w:r>
     </w:p>
-    <w:bookmarkEnd w:id="384"/>
-    <w:bookmarkStart w:id="386" w:name="ref-HET2026Swedish"/>
+    <w:bookmarkEnd w:id="382"/>
+    <w:bookmarkStart w:id="384" w:name="ref-HET2026Swedish"/>
     <w:p>
       <w:pPr>
         <w:pStyle w:val="Bibliography"/>
@@ -64708,7 +64593,7 @@
       <w:r>
         <w:t xml:space="preserve"> </w:t>
       </w:r>
-      <w:hyperlink r:id="rId385">
+      <w:hyperlink r:id="rId383">
         <w:r>
           <w:rPr>
             <w:rStyle w:val="Hyperlink"/>
@@ -64720,8 +64605,8 @@
         <w:t xml:space="preserve">.</w:t>
       </w:r>
     </w:p>
-    <w:bookmarkEnd w:id="386"/>
-    <w:bookmarkStart w:id="388" w:name="ref-Nobel1972HicksArrow"/>
+    <w:bookmarkEnd w:id="384"/>
+    <w:bookmarkStart w:id="386" w:name="ref-Nobel1972HicksArrow"/>
     <w:p>
       <w:pPr>
         <w:pStyle w:val="Bibliography"/>
@@ -64741,7 +64626,7 @@
       <w:r>
         <w:t xml:space="preserve"> </w:t>
       </w:r>
-      <w:hyperlink r:id="rId387">
+      <w:hyperlink r:id="rId385">
         <w:r>
           <w:rPr>
             <w:rStyle w:val="Hyperlink"/>
@@ -64753,8 +64638,8 @@
         <w:t xml:space="preserve">.</w:t>
       </w:r>
     </w:p>
-    <w:bookmarkEnd w:id="388"/>
-    <w:bookmarkStart w:id="390" w:name="ref-Nobel1983Debreu"/>
+    <w:bookmarkEnd w:id="386"/>
+    <w:bookmarkStart w:id="388" w:name="ref-Nobel1983Debreu"/>
     <w:p>
       <w:pPr>
         <w:pStyle w:val="Bibliography"/>
@@ -64774,7 +64659,7 @@
       <w:r>
         <w:t xml:space="preserve"> </w:t>
       </w:r>
-      <w:hyperlink r:id="rId389">
+      <w:hyperlink r:id="rId387">
         <w:r>
           <w:rPr>
             <w:rStyle w:val="Hyperlink"/>
@@ -64786,8 +64671,8 @@
         <w:t xml:space="preserve">.</w:t>
       </w:r>
     </w:p>
-    <w:bookmarkEnd w:id="390"/>
-    <w:bookmarkStart w:id="392" w:name="ref-Nobel1998Sen"/>
+    <w:bookmarkEnd w:id="388"/>
+    <w:bookmarkStart w:id="390" w:name="ref-Nobel1998Sen"/>
     <w:p>
       <w:pPr>
         <w:pStyle w:val="Bibliography"/>
@@ -64807,7 +64692,7 @@
       <w:r>
         <w:t xml:space="preserve"> </w:t>
       </w:r>
-      <w:hyperlink r:id="rId391">
+      <w:hyperlink r:id="rId389">
         <w:r>
           <w:rPr>
             <w:rStyle w:val="Hyperlink"/>
@@ -64819,8 +64704,8 @@
         <w:t xml:space="preserve">.</w:t>
       </w:r>
     </w:p>
-    <w:bookmarkEnd w:id="392"/>
-    <w:bookmarkStart w:id="394" w:name="ref-Nobel2017Thaler"/>
+    <w:bookmarkEnd w:id="390"/>
+    <w:bookmarkStart w:id="392" w:name="ref-Nobel2017Thaler"/>
     <w:p>
       <w:pPr>
         <w:pStyle w:val="Bibliography"/>
@@ -64840,7 +64725,7 @@
       <w:r>
         <w:t xml:space="preserve"> </w:t>
       </w:r>
-      <w:hyperlink r:id="rId393">
+      <w:hyperlink r:id="rId391">
         <w:r>
           <w:rPr>
             <w:rStyle w:val="Hyperlink"/>
@@ -64852,8 +64737,8 @@
         <w:t xml:space="preserve">.</w:t>
       </w:r>
     </w:p>
-    <w:bookmarkEnd w:id="394"/>
-    <w:bookmarkStart w:id="396" w:name="ref-Nobel2018Nordhaus"/>
+    <w:bookmarkEnd w:id="392"/>
+    <w:bookmarkStart w:id="394" w:name="ref-Nobel2018Nordhaus"/>
     <w:p>
       <w:pPr>
         <w:pStyle w:val="Bibliography"/>
@@ -64873,7 +64758,7 @@
       <w:r>
         <w:t xml:space="preserve"> </w:t>
       </w:r>
-      <w:hyperlink r:id="rId395">
+      <w:hyperlink r:id="rId393">
         <w:r>
           <w:rPr>
             <w:rStyle w:val="Hyperlink"/>
@@ -64885,8 +64770,8 @@
         <w:t xml:space="preserve">.</w:t>
       </w:r>
     </w:p>
-    <w:bookmarkEnd w:id="396"/>
-    <w:bookmarkStart w:id="398" w:name="ref-USITC2019USMCA"/>
+    <w:bookmarkEnd w:id="394"/>
+    <w:bookmarkStart w:id="396" w:name="ref-USITC2019USMCA"/>
     <w:p>
       <w:pPr>
         <w:pStyle w:val="Bibliography"/>
@@ -64906,7 +64791,7 @@
       <w:r>
         <w:t xml:space="preserve"> </w:t>
       </w:r>
-      <w:hyperlink r:id="rId397">
+      <w:hyperlink r:id="rId395">
         <w:r>
           <w:rPr>
             <w:rStyle w:val="Hyperlink"/>
@@ -64918,8 +64803,8 @@
         <w:t xml:space="preserve">.</w:t>
       </w:r>
     </w:p>
-    <w:bookmarkEnd w:id="398"/>
-    <w:bookmarkStart w:id="399" w:name="ref-Varian1992Microeconomic"/>
+    <w:bookmarkEnd w:id="396"/>
+    <w:bookmarkStart w:id="397" w:name="ref-Varian1992Microeconomic"/>
     <w:p>
       <w:pPr>
         <w:pStyle w:val="Bibliography"/>
@@ -64941,8 +64826,8 @@
         <w:t xml:space="preserve">. 3.ª ed. Nueva York: W. W. Norton.</w:t>
       </w:r>
     </w:p>
-    <w:bookmarkEnd w:id="399"/>
-    <w:bookmarkStart w:id="400" w:name="ref-Wald1936Gleichungssysteme"/>
+    <w:bookmarkEnd w:id="397"/>
+    <w:bookmarkStart w:id="398" w:name="ref-Wald1936Gleichungssysteme"/>
     <w:p>
       <w:pPr>
         <w:pStyle w:val="Bibliography"/>
@@ -64976,8 +64861,8 @@
         <w:t xml:space="preserve">7: 637-70.</w:t>
       </w:r>
     </w:p>
-    <w:bookmarkEnd w:id="400"/>
-    <w:bookmarkStart w:id="402" w:name="ref-Walker1987Tatonnement"/>
+    <w:bookmarkEnd w:id="398"/>
+    <w:bookmarkStart w:id="400" w:name="ref-Walker1987Tatonnement"/>
     <w:p>
       <w:pPr>
         <w:pStyle w:val="Bibliography"/>
@@ -65013,7 +64898,7 @@
       <w:r>
         <w:t xml:space="preserve"> </w:t>
       </w:r>
-      <w:hyperlink r:id="rId401">
+      <w:hyperlink r:id="rId399">
         <w:r>
           <w:rPr>
             <w:rStyle w:val="Hyperlink"/>
@@ -65025,8 +64910,8 @@
         <w:t xml:space="preserve">.</w:t>
       </w:r>
     </w:p>
-    <w:bookmarkEnd w:id="402"/>
-    <w:bookmarkStart w:id="404" w:name="ref-Walras1874Elements"/>
+    <w:bookmarkEnd w:id="400"/>
+    <w:bookmarkStart w:id="402" w:name="ref-Walras1874Elements"/>
     <w:p>
       <w:pPr>
         <w:pStyle w:val="Bibliography"/>
@@ -65050,7 +64935,7 @@
       <w:r>
         <w:t xml:space="preserve"> </w:t>
       </w:r>
-      <w:hyperlink r:id="rId403">
+      <w:hyperlink r:id="rId401">
         <w:r>
           <w:rPr>
             <w:rStyle w:val="Hyperlink"/>
@@ -65062,8 +64947,8 @@
         <w:t xml:space="preserve">.</w:t>
       </w:r>
     </w:p>
-    <w:bookmarkEnd w:id="404"/>
-    <w:bookmarkStart w:id="405" w:name="ref-Wicksell1958Selected"/>
+    <w:bookmarkEnd w:id="402"/>
+    <w:bookmarkStart w:id="403" w:name="ref-Wicksell1958Selected"/>
     <w:p>
       <w:pPr>
         <w:pStyle w:val="Bibliography"/>
@@ -65085,8 +64970,8 @@
         <w:t xml:space="preserve">. Editado por Erik Lindahl. Londres: Allen &amp; Unwin.</w:t>
       </w:r>
     </w:p>
-    <w:bookmarkEnd w:id="405"/>
-    <w:bookmarkStart w:id="406" w:name="ref-Wikipedia2026Tanteo"/>
+    <w:bookmarkEnd w:id="403"/>
+    <w:bookmarkStart w:id="404" w:name="ref-Wikipedia2026Tanteo"/>
     <w:p>
       <w:pPr>
         <w:pStyle w:val="Bibliography"/>
@@ -65106,7 +64991,7 @@
       <w:r>
         <w:t xml:space="preserve"> </w:t>
       </w:r>
-      <w:hyperlink r:id="rId28">
+      <w:hyperlink r:id="rId27">
         <w:r>
           <w:rPr>
             <w:rStyle w:val="Hyperlink"/>
@@ -65118,9 +65003,9 @@
         <w:t xml:space="preserve">.</w:t>
       </w:r>
     </w:p>
+    <w:bookmarkEnd w:id="404"/>
+    <w:bookmarkEnd w:id="405"/>
     <w:bookmarkEnd w:id="406"/>
-    <w:bookmarkEnd w:id="407"/>
-    <w:bookmarkEnd w:id="408"/>
     <w:sectPr>
       <w:headerReference r:id="rId9" w:type="default"/>
       <w:footerReference r:id="rIdTceeB" w:type="default"/>
@@ -66005,7 +65890,7 @@
       </w:r>
     </w:p>
   </w:footnote>
-  <w:footnote w:id="27">
+  <w:footnote w:id="30">
     <w:p>
       <w:pPr>
         <w:pStyle w:val="FootnoteText"/>
@@ -66020,154 +65905,92 @@
         <w:t xml:space="preserve"> </w:t>
       </w:r>
       <w:r>
-        <w:t xml:space="preserve">En el original: «</w:t>
+        <w:t xml:space="preserve">Cada agente conoce los precios y sus propias preferencias o su tecnología; no necesita conocer las de los demás, porque los precios resumen toda la información relevante.</w:t>
+      </w:r>
+    </w:p>
+  </w:footnote>
+  <w:footnote w:id="31">
+    <w:p>
+      <w:pPr>
+        <w:pStyle w:val="FootnoteText"/>
+      </w:pPr>
+      <w:r>
+        <w:rPr>
+          <w:rStyle w:val="FootnoteReference"/>
+        </w:rPr>
+        <w:footnoteRef/>
+      </w:r>
+      <w:r>
+        <w:t xml:space="preserve"> </w:t>
+      </w:r>
+      <w:r>
+        <w:t xml:space="preserve">Si los hubiera, los precios dejarían de ser señales válidas, porque no recogerían todos los costes y beneficios, y el equilibrio competitivo, si existe, no sería eficiente</w:t>
+      </w:r>
+      <w:r>
+        <w:t xml:space="preserve"> </w:t>
+      </w:r>
+      <w:r>
+        <w:rPr>
+          <w:rStyle w:val="Referenciaatema"/>
+        </w:rPr>
+        <w:t xml:space="preserve">[ver tema 3.A.23]</w:t>
+      </w:r>
+      <w:r>
+        <w:t xml:space="preserve">.</w:t>
+      </w:r>
+    </w:p>
+  </w:footnote>
+  <w:footnote w:id="32">
+    <w:p>
+      <w:pPr>
+        <w:pStyle w:val="FootnoteText"/>
+      </w:pPr>
+      <w:r>
+        <w:rPr>
+          <w:rStyle w:val="FootnoteReference"/>
+        </w:rPr>
+        <w:footnoteRef/>
+      </w:r>
+      <w:r>
+        <w:t xml:space="preserve"> </w:t>
+      </w:r>
+      <w:r>
+        <w:t xml:space="preserve">Para la ley de</w:t>
+      </w:r>
+      <w:r>
+        <w:t xml:space="preserve"> </w:t>
+      </w:r>
+      <w:r>
+        <w:rPr>
+          <w:smallCaps/>
+        </w:rPr>
+        <w:t xml:space="preserve">Walras</w:t>
+      </w:r>
+      <w:r>
+        <w:t xml:space="preserve"> </w:t>
+      </w:r>
+      <w:r>
+        <w:t xml:space="preserve">basta la no saciedad local, y para la existencia, la convexidad no estricta (apartado II.1.1). La convexidad estricta hace que la demanda sea una</w:t>
+      </w:r>
+      <w:r>
+        <w:t xml:space="preserve"> </w:t>
       </w:r>
       <w:r>
         <w:rPr>
           <w:i/>
           <w:iCs/>
         </w:rPr>
-        <w:t xml:space="preserve">A model which took account of all the variegation of reality would be of no more use than a map at the scale of one to one</w:t>
-      </w:r>
-      <w:r>
-        <w:t xml:space="preserve">»</w:t>
-      </w:r>
-      <w:r>
-        <w:t xml:space="preserve"> </w:t>
-      </w:r>
-      <w:r>
-        <w:t xml:space="preserve">(</w:t>
-      </w:r>
-      <w:hyperlink w:anchor="ref-Robinson1962Economic">
-        <w:r>
-          <w:rPr>
-            <w:rStyle w:val="Hyperlink"/>
-            <w:smallCaps/>
-          </w:rPr>
-          <w:t xml:space="preserve">Robinson</w:t>
-        </w:r>
-        <w:r>
-          <w:rPr>
-            <w:rStyle w:val="Hyperlink"/>
-          </w:rPr>
-          <w:t xml:space="preserve"> </w:t>
-        </w:r>
-        <w:r>
-          <w:rPr>
-            <w:rStyle w:val="Hyperlink"/>
-          </w:rPr>
-          <w:t xml:space="preserve">1962, 33</w:t>
-        </w:r>
-      </w:hyperlink>
-      <w:r>
-        <w:t xml:space="preserve">)</w:t>
-      </w:r>
-      <w:r>
-        <w:t xml:space="preserve">.</w:t>
-      </w:r>
-    </w:p>
-  </w:footnote>
-  <w:footnote w:id="31">
-    <w:p>
-      <w:pPr>
-        <w:pStyle w:val="FootnoteText"/>
-      </w:pPr>
-      <w:r>
-        <w:rPr>
-          <w:rStyle w:val="FootnoteReference"/>
-        </w:rPr>
-        <w:footnoteRef/>
-      </w:r>
-      <w:r>
-        <w:t xml:space="preserve"> </w:t>
-      </w:r>
-      <w:r>
-        <w:t xml:space="preserve">Cada agente conoce los precios y sus propias preferencias o su tecnología; no necesita conocer las de los demás, porque los precios resumen toda la información relevante.</w:t>
-      </w:r>
-    </w:p>
-  </w:footnote>
-  <w:footnote w:id="32">
-    <w:p>
-      <w:pPr>
-        <w:pStyle w:val="FootnoteText"/>
-      </w:pPr>
-      <w:r>
-        <w:rPr>
-          <w:rStyle w:val="FootnoteReference"/>
-        </w:rPr>
-        <w:footnoteRef/>
-      </w:r>
-      <w:r>
-        <w:t xml:space="preserve"> </w:t>
-      </w:r>
-      <w:r>
-        <w:t xml:space="preserve">Si los hubiera, los precios dejarían de ser señales válidas, porque no recogerían todos los costes y beneficios, y el equilibrio competitivo, si existe, no sería eficiente</w:t>
-      </w:r>
-      <w:r>
-        <w:t xml:space="preserve"> </w:t>
-      </w:r>
-      <w:r>
-        <w:rPr>
-          <w:rStyle w:val="Referenciaatema"/>
-        </w:rPr>
-        <w:t xml:space="preserve">[ver tema 3.A.23]</w:t>
-      </w:r>
-      <w:r>
-        <w:t xml:space="preserve">.</w:t>
+        <w:t xml:space="preserve">función</w:t>
+      </w:r>
+      <w:r>
+        <w:t xml:space="preserve"> </w:t>
+      </w:r>
+      <w:r>
+        <w:t xml:space="preserve">y no una correspondencia. La utilidad marginal decreciente no es un supuesto del modelo: no es una propiedad ordinal.</w:t>
       </w:r>
     </w:p>
   </w:footnote>
   <w:footnote w:id="33">
-    <w:p>
-      <w:pPr>
-        <w:pStyle w:val="FootnoteText"/>
-      </w:pPr>
-      <w:r>
-        <w:rPr>
-          <w:rStyle w:val="FootnoteReference"/>
-        </w:rPr>
-        <w:footnoteRef/>
-      </w:r>
-      <w:r>
-        <w:t xml:space="preserve"> </w:t>
-      </w:r>
-      <w:r>
-        <w:t xml:space="preserve">Para la ley de</w:t>
-      </w:r>
-      <w:r>
-        <w:t xml:space="preserve"> </w:t>
-      </w:r>
-      <w:r>
-        <w:rPr>
-          <w:smallCaps/>
-        </w:rPr>
-        <w:t xml:space="preserve">Walras</w:t>
-      </w:r>
-      <w:r>
-        <w:t xml:space="preserve"> </w:t>
-      </w:r>
-      <w:r>
-        <w:t xml:space="preserve">basta la no saciedad local, y para la existencia, la convexidad no estricta (apartado II.1.1). La convexidad estricta hace que la demanda sea una</w:t>
-      </w:r>
-      <w:r>
-        <w:t xml:space="preserve"> </w:t>
-      </w:r>
-      <w:r>
-        <w:rPr>
-          <w:i/>
-          <w:iCs/>
-        </w:rPr>
-        <w:t xml:space="preserve">función</w:t>
-      </w:r>
-      <w:r>
-        <w:t xml:space="preserve"> </w:t>
-      </w:r>
-      <w:r>
-        <w:t xml:space="preserve">y no una correspondencia. La utilidad marginal decreciente no es un supuesto del modelo: no es una propiedad ordinal.</w:t>
-      </w:r>
-    </w:p>
-  </w:footnote>
-  <w:footnote w:id="34">
     <w:p>
       <w:pPr>
         <w:pStyle w:val="FootnoteText"/>
@@ -66259,6 +66082,37 @@
       </w:r>
     </w:p>
   </w:footnote>
+  <w:footnote w:id="34">
+    <w:p>
+      <w:pPr>
+        <w:pStyle w:val="FootnoteText"/>
+      </w:pPr>
+      <w:r>
+        <w:rPr>
+          <w:rStyle w:val="FootnoteReference"/>
+        </w:rPr>
+        <w:footnoteRef/>
+      </w:r>
+      <w:r>
+        <w:t xml:space="preserve"> </w:t>
+      </w:r>
+      <w:r>
+        <w:t xml:space="preserve">La función de producción es una relación puramente técnica entre factores y producción: da la máxima cantidad de producto que se obtiene con cada combinación de factores, de modo que solo recoge los métodos de producción técnicamente eficientes</w:t>
+      </w:r>
+      <w:r>
+        <w:t xml:space="preserve"> </w:t>
+      </w:r>
+      <w:r>
+        <w:rPr>
+          <w:rStyle w:val="Referenciaatema"/>
+        </w:rPr>
+        <w:t xml:space="preserve">[ver tema 3.A.11]</w:t>
+      </w:r>
+      <w:r>
+        <w:t xml:space="preserve">.</w:t>
+      </w:r>
+    </w:p>
+  </w:footnote>
   <w:footnote w:id="35">
     <w:p>
       <w:pPr>
@@ -66274,42 +66128,11 @@
         <w:t xml:space="preserve"> </w:t>
       </w:r>
       <w:r>
-        <w:t xml:space="preserve">La función de producción es una relación puramente técnica entre factores y producción: da la máxima cantidad de producto que se obtiene con cada combinación de factores, de modo que solo recoge los métodos de producción técnicamente eficientes</w:t>
-      </w:r>
-      <w:r>
-        <w:t xml:space="preserve"> </w:t>
-      </w:r>
-      <w:r>
-        <w:rPr>
-          <w:rStyle w:val="Referenciaatema"/>
-        </w:rPr>
-        <w:t xml:space="preserve">[ver tema 3.A.11]</w:t>
-      </w:r>
-      <w:r>
-        <w:t xml:space="preserve">.</w:t>
+        <w:t xml:space="preserve">Las 2 tecnologías pueden ser distintas: no tienen por qué usar los factores con la misma intensidad.</w:t>
       </w:r>
     </w:p>
   </w:footnote>
   <w:footnote w:id="36">
-    <w:p>
-      <w:pPr>
-        <w:pStyle w:val="FootnoteText"/>
-      </w:pPr>
-      <w:r>
-        <w:rPr>
-          <w:rStyle w:val="FootnoteReference"/>
-        </w:rPr>
-        <w:footnoteRef/>
-      </w:r>
-      <w:r>
-        <w:t xml:space="preserve"> </w:t>
-      </w:r>
-      <w:r>
-        <w:t xml:space="preserve">Las 2 tecnologías pueden ser distintas: no tienen por qué usar los factores con la misma intensidad.</w:t>
-      </w:r>
-    </w:p>
-  </w:footnote>
-  <w:footnote w:id="37">
     <w:p>
       <w:pPr>
         <w:pStyle w:val="FootnoteText"/>
@@ -67023,7 +66846,7 @@
       </w:r>
     </w:p>
   </w:footnote>
-  <w:footnote w:id="39">
+  <w:footnote w:id="38">
     <w:p>
       <w:pPr>
         <w:pStyle w:val="FootnoteText"/>
@@ -67146,7 +66969,7 @@
       </w:r>
     </w:p>
   </w:footnote>
-  <w:footnote w:id="40">
+  <w:footnote w:id="39">
     <w:p>
       <w:pPr>
         <w:pStyle w:val="FootnoteText"/>
@@ -67372,6 +67195,25 @@
       </w:r>
     </w:p>
   </w:footnote>
+  <w:footnote w:id="40">
+    <w:p>
+      <w:pPr>
+        <w:pStyle w:val="FootnoteText"/>
+      </w:pPr>
+      <w:r>
+        <w:rPr>
+          <w:rStyle w:val="FootnoteReference"/>
+        </w:rPr>
+        <w:footnoteRef/>
+      </w:r>
+      <w:r>
+        <w:t xml:space="preserve"> </w:t>
+      </w:r>
+      <w:r>
+        <w:t xml:space="preserve">Los 2 vértices de la caja, en los que una empresa usa todos los factores y la otra ninguno, también forman parte de la curva de contrato. La pendiente común de las isocuantas cambia a lo largo de la curva de contrato: solo es constante (y la curva de contrato es la diagonal) si las 2 tecnologías usan los factores con la misma intensidad.</w:t>
+      </w:r>
+    </w:p>
+  </w:footnote>
   <w:footnote w:id="41">
     <w:p>
       <w:pPr>
@@ -67387,58 +67229,39 @@
         <w:t xml:space="preserve"> </w:t>
       </w:r>
       <w:r>
-        <w:t xml:space="preserve">Los 2 vértices de la caja, en los que una empresa usa todos los factores y la otra ninguno, también forman parte de la curva de contrato. La pendiente común de las isocuantas cambia a lo largo de la curva de contrato: solo es constante (y la curva de contrato es la diagonal) si las 2 tecnologías usan los factores con la misma intensidad.</w:t>
+        <w:t xml:space="preserve">Es decreciente, porque las funciones de producción son crecientes. Su forma depende de los rendimientos y de las intensidades factoriales: con rendimientos decrecientes es estrictamente cóncava; con rendimientos constantes es estrictamente cóncava si los 2 bienes usan los factores en proporciones distintas y</w:t>
+      </w:r>
+      <w:r>
+        <w:t xml:space="preserve"> </w:t>
+      </w:r>
+      <w:r>
+        <w:rPr>
+          <w:i/>
+          <w:iCs/>
+        </w:rPr>
+        <w:t xml:space="preserve">lineal</w:t>
+      </w:r>
+      <w:r>
+        <w:t xml:space="preserve"> </w:t>
+      </w:r>
+      <w:r>
+        <w:t xml:space="preserve">si las intensidades factoriales coinciden; con rendimientos crecientes puede ser convexa y el equilibrio competitivo puede no existir</w:t>
+      </w:r>
+      <w:r>
+        <w:t xml:space="preserve"> </w:t>
+      </w:r>
+      <w:r>
+        <w:rPr>
+          <w:rStyle w:val="Referenciaatema"/>
+        </w:rPr>
+        <w:t xml:space="preserve">[ver tema 3.B.6]</w:t>
+      </w:r>
+      <w:r>
+        <w:t xml:space="preserve">.</w:t>
       </w:r>
     </w:p>
   </w:footnote>
   <w:footnote w:id="42">
-    <w:p>
-      <w:pPr>
-        <w:pStyle w:val="FootnoteText"/>
-      </w:pPr>
-      <w:r>
-        <w:rPr>
-          <w:rStyle w:val="FootnoteReference"/>
-        </w:rPr>
-        <w:footnoteRef/>
-      </w:r>
-      <w:r>
-        <w:t xml:space="preserve"> </w:t>
-      </w:r>
-      <w:r>
-        <w:t xml:space="preserve">Es decreciente, porque las funciones de producción son crecientes. Su forma depende de los rendimientos y de las intensidades factoriales: con rendimientos decrecientes es estrictamente cóncava; con rendimientos constantes es estrictamente cóncava si los 2 bienes usan los factores en proporciones distintas y</w:t>
-      </w:r>
-      <w:r>
-        <w:t xml:space="preserve"> </w:t>
-      </w:r>
-      <w:r>
-        <w:rPr>
-          <w:i/>
-          <w:iCs/>
-        </w:rPr>
-        <w:t xml:space="preserve">lineal</w:t>
-      </w:r>
-      <w:r>
-        <w:t xml:space="preserve"> </w:t>
-      </w:r>
-      <w:r>
-        <w:t xml:space="preserve">si las intensidades factoriales coinciden; con rendimientos crecientes puede ser convexa y el equilibrio competitivo puede no existir</w:t>
-      </w:r>
-      <w:r>
-        <w:t xml:space="preserve"> </w:t>
-      </w:r>
-      <w:r>
-        <w:rPr>
-          <w:rStyle w:val="Referenciaatema"/>
-        </w:rPr>
-        <w:t xml:space="preserve">[ver tema 3.B.6]</w:t>
-      </w:r>
-      <w:r>
-        <w:t xml:space="preserve">.</w:t>
-      </w:r>
-    </w:p>
-  </w:footnote>
-  <w:footnote w:id="43">
     <w:p>
       <w:pPr>
         <w:pStyle w:val="FootnoteText"/>
@@ -67627,7 +67450,7 @@
       </w:r>
     </w:p>
   </w:footnote>
-  <w:footnote w:id="49">
+  <w:footnote w:id="48">
     <w:p>
       <w:pPr>
         <w:pStyle w:val="FootnoteText"/>
@@ -68060,7 +67883,7 @@
       </w:r>
     </w:p>
   </w:footnote>
-  <w:footnote w:id="52">
+  <w:footnote w:id="51">
     <w:p>
       <w:pPr>
         <w:pStyle w:val="FootnoteText"/>
@@ -68184,7 +68007,7 @@
       </w:r>
     </w:p>
   </w:footnote>
-  <w:footnote w:id="58">
+  <w:footnote w:id="57">
     <w:p>
       <w:pPr>
         <w:pStyle w:val="FootnoteText"/>
@@ -68347,7 +68170,7 @@
       </w:r>
     </w:p>
   </w:footnote>
-  <w:footnote w:id="68">
+  <w:footnote w:id="67">
     <w:p>
       <w:pPr>
         <w:pStyle w:val="FootnoteText"/>
@@ -68422,7 +68245,7 @@
       </w:r>
     </w:p>
   </w:footnote>
-  <w:footnote w:id="69">
+  <w:footnote w:id="68">
     <w:p>
       <w:pPr>
         <w:pStyle w:val="FootnoteText"/>
@@ -68546,7 +68369,7 @@
       </w:r>
     </w:p>
   </w:footnote>
-  <w:footnote w:id="71">
+  <w:footnote w:id="70">
     <w:p>
       <w:pPr>
         <w:pStyle w:val="FootnoteText"/>
@@ -68673,7 +68496,7 @@
       </w:r>
     </w:p>
   </w:footnote>
-  <w:footnote w:id="72">
+  <w:footnote w:id="71">
     <w:p>
       <w:pPr>
         <w:pStyle w:val="FootnoteText"/>
@@ -68721,7 +68544,7 @@
       </w:r>
     </w:p>
   </w:footnote>
-  <w:footnote w:id="78">
+  <w:footnote w:id="77">
     <w:p>
       <w:pPr>
         <w:pStyle w:val="FootnoteText"/>
@@ -68798,7 +68621,7 @@
       </w:r>
     </w:p>
   </w:footnote>
-  <w:footnote w:id="86">
+  <w:footnote w:id="85">
     <w:p>
       <w:pPr>
         <w:pStyle w:val="FootnoteText"/>
@@ -68868,7 +68691,7 @@
       </w:r>
     </w:p>
   </w:footnote>
-  <w:footnote w:id="96">
+  <w:footnote w:id="95">
     <w:p>
       <w:pPr>
         <w:pStyle w:val="FootnoteText"/>
@@ -68923,7 +68746,7 @@
       </w:r>
     </w:p>
   </w:footnote>
-  <w:footnote w:id="107">
+  <w:footnote w:id="106">
     <w:p>
       <w:pPr>
         <w:pStyle w:val="FootnoteText"/>
@@ -69160,7 +68983,7 @@
       </w:r>
     </w:p>
   </w:footnote>
-  <w:footnote w:id="108">
+  <w:footnote w:id="107">
     <w:p>
       <w:pPr>
         <w:pStyle w:val="FootnoteText"/>
@@ -69261,7 +69084,7 @@
       </w:r>
     </w:p>
   </w:footnote>
-  <w:footnote w:id="110">
+  <w:footnote w:id="109">
     <w:p>
       <w:pPr>
         <w:pStyle w:val="FootnoteText"/>
@@ -69306,7 +69129,7 @@
       </w:r>
     </w:p>
   </w:footnote>
-  <w:footnote w:id="111">
+  <w:footnote w:id="110">
     <w:p>
       <w:pPr>
         <w:pStyle w:val="FootnoteText"/>
@@ -69373,7 +69196,7 @@
       </w:r>
     </w:p>
   </w:footnote>
-  <w:footnote w:id="128">
+  <w:footnote w:id="127">
     <w:p>
       <w:pPr>
         <w:pStyle w:val="FootnoteText"/>
@@ -69792,7 +69615,7 @@
       </w:r>
     </w:p>
   </w:footnote>
-  <w:footnote w:id="150">
+  <w:footnote w:id="149">
     <w:p>
       <w:pPr>
         <w:pStyle w:val="FootnoteText"/>
@@ -69906,7 +69729,7 @@
       </w:r>
     </w:p>
   </w:footnote>
-  <w:footnote w:id="163">
+  <w:footnote w:id="162">
     <w:p>
       <w:pPr>
         <w:pStyle w:val="FootnoteText"/>
@@ -69922,29 +69745,29 @@
       </w:r>
       <w:r>
         <w:t xml:space="preserve">Además, obvia los costes de operar los propios mercados y da por hecho que el estado de la naturaleza que ocurre es verificable por todos, algo que en la práctica cuesta y a veces no se puede hacer.</w:t>
+      </w:r>
+    </w:p>
+  </w:footnote>
+  <w:footnote w:id="165">
+    <w:p>
+      <w:pPr>
+        <w:pStyle w:val="FootnoteText"/>
+      </w:pPr>
+      <w:r>
+        <w:rPr>
+          <w:rStyle w:val="FootnoteReference"/>
+        </w:rPr>
+        <w:footnoteRef/>
+      </w:r>
+      <w:r>
+        <w:t xml:space="preserve"> </w:t>
+      </w:r>
+      <w:r>
+        <w:t xml:space="preserve">Otra aplicación es la evaluación de impuestos y transferencias: por ejemplo, el efecto de un impuesto sobre la renta en la oferta de trabajo y su incidencia en equilibrio general.</w:t>
       </w:r>
     </w:p>
   </w:footnote>
   <w:footnote w:id="166">
-    <w:p>
-      <w:pPr>
-        <w:pStyle w:val="FootnoteText"/>
-      </w:pPr>
-      <w:r>
-        <w:rPr>
-          <w:rStyle w:val="FootnoteReference"/>
-        </w:rPr>
-        <w:footnoteRef/>
-      </w:r>
-      <w:r>
-        <w:t xml:space="preserve"> </w:t>
-      </w:r>
-      <w:r>
-        <w:t xml:space="preserve">Otra aplicación es la evaluación de impuestos y transferencias: por ejemplo, el efecto de un impuesto sobre la renta en la oferta de trabajo y su incidencia en equilibrio general.</w:t>
-      </w:r>
-    </w:p>
-  </w:footnote>
-  <w:footnote w:id="167">
     <w:p>
       <w:pPr>
         <w:pStyle w:val="FootnoteText"/>
@@ -70161,7 +69984,7 @@
       </w:r>
     </w:p>
   </w:footnote>
-  <w:footnote w:id="178">
+  <w:footnote w:id="177">
     <w:p>
       <w:pPr>
         <w:pStyle w:val="FootnoteText"/>
@@ -70390,7 +70213,7 @@
       </w:r>
     </w:p>
   </w:footnote>
-  <w:footnote w:id="208">
+  <w:footnote w:id="207">
     <w:p>
       <w:pPr>
         <w:pStyle w:val="FootnoteText"/>

--- a/oposicion/temario/tercer-ejercicio/3A21.docx
+++ b/oposicion/temario/tercer-ejercicio/3A21.docx
@@ -71824,6 +71824,7 @@
       <w:keepNext/>
       <w:keepLines/>
       <w:spacing w:after="120" w:before="280"/>
+      <w:jc w:val="left"/>
       <w:outlineLvl w:val="0"/>
       <w:shd w:color="auto" w:fill="5F2987" w:val="clear"/>
     </w:pPr>
@@ -71850,6 +71851,7 @@
       <w:keepNext/>
       <w:keepLines/>
       <w:spacing w:after="80" w:before="240"/>
+      <w:jc w:val="left"/>
       <w:outlineLvl w:val="1"/>
       <w:pBdr>
         <w:bottom w:color="5F2987" w:space="1" w:sz="4" w:val="single"/>
@@ -71879,6 +71881,7 @@
       <w:keepLines/>
       <w:spacing w:after="80" w:before="160"/>
       <w:ind w:left="283"/>
+      <w:jc w:val="left"/>
       <w:outlineLvl w:val="2"/>
     </w:pPr>
     <w:rPr>
@@ -71905,6 +71908,7 @@
       <w:keepLines/>
       <w:spacing w:after="40" w:before="80"/>
       <w:ind w:left="567"/>
+      <w:jc w:val="left"/>
       <w:outlineLvl w:val="3"/>
     </w:pPr>
     <w:rPr>
@@ -71931,6 +71935,7 @@
       <w:keepLines/>
       <w:spacing w:after="40" w:before="80"/>
       <w:ind w:left="567"/>
+      <w:jc w:val="left"/>
       <w:outlineLvl w:val="4"/>
     </w:pPr>
     <w:rPr>
@@ -71956,6 +71961,7 @@
       <w:keepLines/>
       <w:spacing w:after="0" w:before="40"/>
       <w:ind w:left="567"/>
+      <w:jc w:val="left"/>
       <w:outlineLvl w:val="5"/>
     </w:pPr>
     <w:rPr>

--- a/oposicion/temario/tercer-ejercicio/3A21.docx
+++ b/oposicion/temario/tercer-ejercicio/3A21.docx
@@ -19793,7 +19793,22 @@
         <w:t xml:space="preserve"> </w:t>
       </w:r>
       <w:r>
-        <w:t xml:space="preserve">incluye la estabilización entre las 3 funciones del sector público, junto a la asignación y la distribución.</w:t>
+        <w:t xml:space="preserve">incluye la estabilización entre las 3 funciones del sector público, junto a la asignación y la distribución. Es una analogía: la estabilización de</w:t>
+      </w:r>
+      <w:r>
+        <w:t xml:space="preserve"> </w:t>
+      </w:r>
+      <w:r>
+        <w:rPr>
+          <w:smallCaps/>
+        </w:rPr>
+        <w:t xml:space="preserve">Musgrave</w:t>
+      </w:r>
+      <w:r>
+        <w:t xml:space="preserve"> </w:t>
+      </w:r>
+      <w:r>
+        <w:t xml:space="preserve">se refiere al empleo y a los precios del conjunto de la economía; aquí la pregunta es si el tanteo lleva los precios relativos a su equilibrio.</w:t>
       </w:r>
     </w:p>
     <w:p>
@@ -53883,7 +53898,19 @@
         <w:t xml:space="preserve">Cuándo difieren</w:t>
       </w:r>
       <w:r>
-        <w:t xml:space="preserve">: si las 2 curvas tienen pendiente negativa (oferta con economías externas o rendimientos crecientes, o demanda de un bien</w:t>
+        <w:t xml:space="preserve">: si las 2 curvas tienen pendiente negativa (oferta de la industria con economías externas a la empresa, la industria de costes decrecientes</w:t>
+      </w:r>
+      <w:r>
+        <w:t xml:space="preserve"> </w:t>
+      </w:r>
+      <w:r>
+        <w:rPr>
+          <w:rStyle w:val="Referenciaatema"/>
+        </w:rPr>
+        <w:t xml:space="preserve">[ver tema 3.A.16]</w:t>
+      </w:r>
+      <w:r>
+        <w:t xml:space="preserve">, o demanda de un bien</w:t>
       </w:r>
       <w:r>
         <w:t xml:space="preserve"> </w:t>
@@ -69420,6 +69447,33 @@
           <m:t>′</m:t>
         </m:r>
       </m:oMath>
+      <w:r>
+        <w:t xml:space="preserve">. Con poder de negociación desigual, la solución de</w:t>
+      </w:r>
+      <w:r>
+        <w:t xml:space="preserve"> </w:t>
+      </w:r>
+      <w:r>
+        <w:rPr>
+          <w:smallCaps/>
+        </w:rPr>
+        <w:t xml:space="preserve">Nash</w:t>
+      </w:r>
+      <w:r>
+        <w:t xml:space="preserve"> </w:t>
+      </w:r>
+      <w:r>
+        <w:t xml:space="preserve">generalizada se aplica al monopolio bilateral</w:t>
+      </w:r>
+      <w:r>
+        <w:t xml:space="preserve"> </w:t>
+      </w:r>
+      <w:r>
+        <w:rPr>
+          <w:rStyle w:val="Referenciaatema"/>
+        </w:rPr>
+        <w:t xml:space="preserve">[ver tema 3.A.17]</w:t>
+      </w:r>
       <w:r>
         <w:t xml:space="preserve">.</w:t>
       </w:r>

--- a/oposicion/temario/tercer-ejercicio/3A21.docx
+++ b/oposicion/temario/tercer-ejercicio/3A21.docx
@@ -65056,8 +65056,22 @@
   <w:p>
     <w:pPr>
       <w:pStyle w:val="Footer"/>
-      <w:jc w:val="right"/>
+      <w:tabs>
+        <w:tab w:val="right" w:pos="9412"/>
+      </w:tabs>
+      <w:jc w:val="left"/>
     </w:pPr>
+    <w:r>
+      <w:rPr>
+        <w:i/>
+        <w:color w:val="767171"/>
+        <w:sz w:val="14"/>
+      </w:rPr>
+      <w:t xml:space="preserve">© 2026 Víctor Gutiérrez Marcos · CC BY-NC-ND 4.0</w:t>
+    </w:r>
+    <w:r>
+      <w:tab/>
+    </w:r>
     <w:r/>
     <w:r>
       <w:rPr>
@@ -65100,8 +65114,22 @@
   <w:p>
     <w:pPr>
       <w:pStyle w:val="Footer"/>
-      <w:jc w:val="right"/>
+      <w:tabs>
+        <w:tab w:val="right" w:pos="9412"/>
+      </w:tabs>
+      <w:jc w:val="left"/>
     </w:pPr>
+    <w:r>
+      <w:rPr>
+        <w:i/>
+        <w:color w:val="767171"/>
+        <w:sz w:val="14"/>
+      </w:rPr>
+      <w:t xml:space="preserve">© 2026 Víctor Gutiérrez Marcos · CC BY-NC-ND 4.0</w:t>
+    </w:r>
+    <w:r>
+      <w:tab/>
+    </w:r>
     <w:r/>
     <w:r>
       <w:rPr>
@@ -65152,8 +65180,22 @@
   <w:p>
     <w:pPr>
       <w:pStyle w:val="Footer"/>
-      <w:jc w:val="right"/>
+      <w:tabs>
+        <w:tab w:val="right" w:pos="9412"/>
+      </w:tabs>
+      <w:jc w:val="left"/>
     </w:pPr>
+    <w:r>
+      <w:rPr>
+        <w:i/>
+        <w:color w:val="767171"/>
+        <w:sz w:val="14"/>
+      </w:rPr>
+      <w:t xml:space="preserve">© 2026 Víctor Gutiérrez Marcos · CC BY-NC-ND 4.0</w:t>
+    </w:r>
+    <w:r>
+      <w:tab/>
+    </w:r>
     <w:r/>
     <w:r>
       <w:rPr>

--- a/oposicion/temario/tercer-ejercicio/3A21.docx
+++ b/oposicion/temario/tercer-ejercicio/3A21.docx
@@ -646,13 +646,7 @@
           <w:rPr>
             <w:rStyle w:val="Hyperlink"/>
           </w:rPr>
-          <w:t xml:space="preserve"> </w:t>
-        </w:r>
-        <w:r>
-          <w:rPr>
-            <w:rStyle w:val="Hyperlink"/>
-          </w:rPr>
-          <w:t xml:space="preserve">2025</w:t>
+          <w:t xml:space="preserve">, 2025</w:t>
         </w:r>
       </w:hyperlink>
       <w:r>
@@ -864,13 +858,7 @@
           <w:rPr>
             <w:rStyle w:val="Hyperlink"/>
           </w:rPr>
-          <w:t xml:space="preserve"> </w:t>
-        </w:r>
-        <w:r>
-          <w:rPr>
-            <w:rStyle w:val="Hyperlink"/>
-          </w:rPr>
-          <w:t xml:space="preserve">1874</w:t>
+          <w:t xml:space="preserve">, 1874</w:t>
         </w:r>
       </w:hyperlink>
       <w:r>
@@ -2848,13 +2836,7 @@
           <w:rPr>
             <w:rStyle w:val="Hyperlink"/>
           </w:rPr>
-          <w:t xml:space="preserve"> </w:t>
-        </w:r>
-        <w:r>
-          <w:rPr>
-            <w:rStyle w:val="Hyperlink"/>
-          </w:rPr>
-          <w:t xml:space="preserve">2026</w:t>
+          <w:t xml:space="preserve">, 2026</w:t>
         </w:r>
       </w:hyperlink>
       <w:r>
@@ -4191,13 +4173,7 @@
           <w:rPr>
             <w:rStyle w:val="Hyperlink"/>
           </w:rPr>
-          <w:t xml:space="preserve"> </w:t>
-        </w:r>
-        <w:r>
-          <w:rPr>
-            <w:rStyle w:val="Hyperlink"/>
-          </w:rPr>
-          <w:t xml:space="preserve">1957</w:t>
+          <w:t xml:space="preserve">, 1957</w:t>
         </w:r>
       </w:hyperlink>
       <w:r>
@@ -7534,7 +7510,7 @@
           <wp:inline>
             <wp:extent cx="5364072" cy="2223307"/>
             <wp:effectExtent b="0" l="0" r="0" t="0"/>
-            <wp:docPr descr="" title="" id="58" name="Picture"/>
+            <wp:docPr descr="Gráfico 1.– Caja de Edgeworth de la producción y FPP con los precios: la recta isocoste (w_L/w_K) en la curva de contrato y la recta de precios (p_X/p_Y) tangente a la FPP" title="" id="58" name="Picture"/>
             <a:graphic>
               <a:graphicData uri="http://schemas.openxmlformats.org/drawingml/2006/picture">
                 <pic:pic>
@@ -9832,13 +9808,7 @@
           <w:rPr>
             <w:rStyle w:val="Hyperlink"/>
           </w:rPr>
-          <w:t xml:space="preserve"> </w:t>
-        </w:r>
-        <w:r>
-          <w:rPr>
-            <w:rStyle w:val="Hyperlink"/>
-          </w:rPr>
-          <w:t xml:space="preserve">1995, párr. 4.B</w:t>
+          <w:t xml:space="preserve">, 1995, párr. 4.B</w:t>
         </w:r>
       </w:hyperlink>
       <w:r>
@@ -10000,13 +9970,7 @@
           <w:rPr>
             <w:rStyle w:val="Hyperlink"/>
           </w:rPr>
-          <w:t xml:space="preserve"> </w:t>
-        </w:r>
-        <w:r>
-          <w:rPr>
-            <w:rStyle w:val="Hyperlink"/>
-          </w:rPr>
-          <w:t xml:space="preserve">1995, párr. 4.C</w:t>
+          <w:t xml:space="preserve">, 1995, párr. 4.C</w:t>
         </w:r>
       </w:hyperlink>
       <w:r>
@@ -12065,7 +12029,7 @@
           <wp:inline>
             <wp:extent cx="4831946" cy="4510836"/>
             <wp:effectExtent b="0" l="0" r="0" t="0"/>
-            <wp:docPr descr="" title="" id="73" name="Picture"/>
+            <wp:docPr descr="Gráfico 2.– Bienes económicos y bienes libres: mercado y función de exceso de demanda" title="" id="73" name="Picture"/>
             <a:graphic>
               <a:graphicData uri="http://schemas.openxmlformats.org/drawingml/2006/picture">
                 <pic:pic>
@@ -12962,16 +12926,8 @@
         </m:r>
       </m:oMath>
       <w:r>
-        <w:t xml:space="preserve">. Solo exige que las preferencias sean localmente no saciables, para que las restricciones presupuestarias se saturen.</w:t>
-      </w:r>
-      <m:oMath>
-        <m:r>
-          <m:rPr>
-            <m:sty m:val="p"/>
-          </m:rPr>
-          <m:t>◼</m:t>
-        </m:r>
-      </m:oMath>
+        <w:t xml:space="preserve">. Solo exige que las preferencias sean localmente no saciables, para que las restricciones presupuestarias se saturen. ∎</w:t>
+      </w:r>
     </w:p>
     <w:p>
       <w:pPr>
@@ -15415,7 +15371,7 @@
           <wp:inline>
             <wp:extent cx="4476750" cy="3187759"/>
             <wp:effectExtent b="0" l="0" r="0" t="0"/>
-            <wp:docPr descr="" title="" id="85" name="Picture"/>
+            <wp:docPr descr="Gráfico 3.– Equilibrio general competitivo en una economía de intercambio puro: curvas de oferta-demanda y equilibrio E en la caja de Edgeworth" title="" id="85" name="Picture"/>
             <a:graphic>
               <a:graphicData uri="http://schemas.openxmlformats.org/drawingml/2006/picture">
                 <pic:pic>
@@ -16715,13 +16671,7 @@
           <w:rPr>
             <w:rStyle w:val="Hyperlink"/>
           </w:rPr>
-          <w:t xml:space="preserve"> </w:t>
-        </w:r>
-        <w:r>
-          <w:rPr>
-            <w:rStyle w:val="Hyperlink"/>
-          </w:rPr>
-          <w:t xml:space="preserve">1911</w:t>
+          <w:t xml:space="preserve">, 1911</w:t>
         </w:r>
       </w:hyperlink>
       <w:r>
@@ -17048,7 +16998,7 @@
           <wp:inline>
             <wp:extent cx="2385391" cy="2110153"/>
             <wp:effectExtent b="0" l="0" r="0" t="0"/>
-            <wp:docPr descr="" title="" id="98" name="Picture"/>
+            <wp:docPr descr="Gráfico 4.– Teorema del punto fijo de Brouwer en una dimensión" title="" id="98" name="Picture"/>
             <a:graphic>
               <a:graphicData uri="http://schemas.openxmlformats.org/drawingml/2006/picture">
                 <pic:pic>
@@ -18462,13 +18412,7 @@
           <w:rPr>
             <w:rStyle w:val="Hyperlink"/>
           </w:rPr>
-          <w:t xml:space="preserve"> </w:t>
-        </w:r>
-        <w:r>
-          <w:rPr>
-            <w:rStyle w:val="Hyperlink"/>
-          </w:rPr>
-          <w:t xml:space="preserve">1972</w:t>
+          <w:t xml:space="preserve">, 1972</w:t>
         </w:r>
       </w:hyperlink>
       <w:r>
@@ -18583,7 +18527,7 @@
           <wp:inline>
             <wp:extent cx="3067368" cy="2626988"/>
             <wp:effectExtent b="0" l="0" r="0" t="0"/>
-            <wp:docPr descr="" title="" id="114" name="Picture"/>
+            <wp:docPr descr="Gráfico 5.– Equilibrios múltiples: exceso de demanda de X con 3 equilibrios y su estabilidad con el tanteo" title="" id="114" name="Picture"/>
             <a:graphic>
               <a:graphicData uri="http://schemas.openxmlformats.org/drawingml/2006/picture">
                 <pic:pic>
@@ -19613,13 +19557,7 @@
           <w:rPr>
             <w:rStyle w:val="Hyperlink"/>
           </w:rPr>
-          <w:t xml:space="preserve"> </w:t>
-        </w:r>
-        <w:r>
-          <w:rPr>
-            <w:rStyle w:val="Hyperlink"/>
-          </w:rPr>
-          <w:t xml:space="preserve">1995, párr. 17.F</w:t>
+          <w:t xml:space="preserve">, 1995, párr. 17.F</w:t>
         </w:r>
       </w:hyperlink>
       <w:r>
@@ -20075,13 +20013,7 @@
           <w:rPr>
             <w:rStyle w:val="Hyperlink"/>
           </w:rPr>
-          <w:t xml:space="preserve"> </w:t>
-        </w:r>
-        <w:r>
-          <w:rPr>
-            <w:rStyle w:val="Hyperlink"/>
-          </w:rPr>
-          <w:t xml:space="preserve">1995, párr. 17.G</w:t>
+          <w:t xml:space="preserve">, 1995, párr. 17.G</w:t>
         </w:r>
       </w:hyperlink>
       <w:r>
@@ -20221,13 +20153,7 @@
           <w:rPr>
             <w:rStyle w:val="Hyperlink"/>
           </w:rPr>
-          <w:t xml:space="preserve"> </w:t>
-        </w:r>
-        <w:r>
-          <w:rPr>
-            <w:rStyle w:val="Hyperlink"/>
-          </w:rPr>
-          <w:t xml:space="preserve">1995, párr. 4.C</w:t>
+          <w:t xml:space="preserve">, 1995, párr. 4.C</w:t>
         </w:r>
       </w:hyperlink>
       <w:r>
@@ -20338,13 +20264,7 @@
           <w:rPr>
             <w:rStyle w:val="Hyperlink"/>
           </w:rPr>
-          <w:t xml:space="preserve"> </w:t>
-        </w:r>
-        <w:r>
-          <w:rPr>
-            <w:rStyle w:val="Hyperlink"/>
-          </w:rPr>
-          <w:t xml:space="preserve">1972</w:t>
+          <w:t xml:space="preserve">, 1972</w:t>
         </w:r>
       </w:hyperlink>
       <w:r>
@@ -20379,13 +20299,7 @@
           <w:rPr>
             <w:rStyle w:val="Hyperlink"/>
           </w:rPr>
-          <w:t xml:space="preserve"> </w:t>
-        </w:r>
-        <w:r>
-          <w:rPr>
-            <w:rStyle w:val="Hyperlink"/>
-          </w:rPr>
-          <w:t xml:space="preserve">1974</w:t>
+          <w:t xml:space="preserve">, 1974</w:t>
         </w:r>
       </w:hyperlink>
       <w:r>
@@ -20406,13 +20320,7 @@
           <w:rPr>
             <w:rStyle w:val="Hyperlink"/>
           </w:rPr>
-          <w:t xml:space="preserve"> </w:t>
-        </w:r>
-        <w:r>
-          <w:rPr>
-            <w:rStyle w:val="Hyperlink"/>
-          </w:rPr>
-          <w:t xml:space="preserve">1974</w:t>
+          <w:t xml:space="preserve">, 1974</w:t>
         </w:r>
       </w:hyperlink>
       <w:r>
@@ -20523,13 +20431,7 @@
           <w:rPr>
             <w:rStyle w:val="Hyperlink"/>
           </w:rPr>
-          <w:t xml:space="preserve"> </w:t>
-        </w:r>
-        <w:r>
-          <w:rPr>
-            <w:rStyle w:val="Hyperlink"/>
-          </w:rPr>
-          <w:t xml:space="preserve">1995, párr. 17.E</w:t>
+          <w:t xml:space="preserve">, 1995, párr. 17.E</w:t>
         </w:r>
       </w:hyperlink>
       <w:r>
@@ -22725,13 +22627,7 @@
           <w:rPr>
             <w:rStyle w:val="Hyperlink"/>
           </w:rPr>
-          <w:t xml:space="preserve"> </w:t>
-        </w:r>
-        <w:r>
-          <w:rPr>
-            <w:rStyle w:val="Hyperlink"/>
-          </w:rPr>
-          <w:t xml:space="preserve">1992, cap. 21</w:t>
+          <w:t xml:space="preserve">, 1992, cap. 21</w:t>
         </w:r>
       </w:hyperlink>
       <w:r>
@@ -23384,13 +23280,7 @@
           <w:rPr>
             <w:rStyle w:val="Hyperlink"/>
           </w:rPr>
-          <w:t xml:space="preserve"> </w:t>
-        </w:r>
-        <w:r>
-          <w:rPr>
-            <w:rStyle w:val="Hyperlink"/>
-          </w:rPr>
-          <w:t xml:space="preserve">1959</w:t>
+          <w:t xml:space="preserve">, 1959</w:t>
         </w:r>
       </w:hyperlink>
       <w:r>
@@ -24039,7 +23929,7 @@
           <wp:inline>
             <wp:extent cx="4476750" cy="3187759"/>
             <wp:effectExtent b="0" l="0" r="0" t="0"/>
-            <wp:docPr descr="" title="" id="145" name="Picture"/>
+            <wp:docPr descr="Gráfico 6.– Los teoremas del bienestar en la caja de Edgeworth: el equilibrio E en la curva de contrato (1TFEB) y el paso de \vec{\omega} a \vec{\omega}' para alcanzar E' (2TFEB)" title="" id="145" name="Picture"/>
             <a:graphic>
               <a:graphicData uri="http://schemas.openxmlformats.org/drawingml/2006/picture">
                 <pic:pic>
@@ -25178,7 +25068,7 @@
           <wp:inline>
             <wp:extent cx="3700780" cy="2635214"/>
             <wp:effectExtent b="0" l="0" r="0" t="0"/>
-            <wp:docPr descr="" title="" id="156" name="Picture"/>
+            <wp:docPr descr="Gráfico 7.– Intercambio de Edgeworth y núcleo: el tramo CC' de la curva de contrato dentro de la lente y su reducción hacia E al replicar la economía" title="" id="156" name="Picture"/>
             <a:graphic>
               <a:graphicData uri="http://schemas.openxmlformats.org/drawingml/2006/picture">
                 <pic:pic>
@@ -25647,13 +25537,7 @@
           <w:rPr>
             <w:rStyle w:val="Hyperlink"/>
           </w:rPr>
-          <w:t xml:space="preserve"> </w:t>
-        </w:r>
-        <w:r>
-          <w:rPr>
-            <w:rStyle w:val="Hyperlink"/>
-          </w:rPr>
-          <w:t xml:space="preserve">1959</w:t>
+          <w:t xml:space="preserve">, 1959</w:t>
         </w:r>
       </w:hyperlink>
       <w:r>
@@ -26451,13 +26335,7 @@
           <w:rPr>
             <w:rStyle w:val="Hyperlink"/>
           </w:rPr>
-          <w:t xml:space="preserve"> </w:t>
-        </w:r>
-        <w:r>
-          <w:rPr>
-            <w:rStyle w:val="Hyperlink"/>
-          </w:rPr>
-          <w:t xml:space="preserve">1963</w:t>
+          <w:t xml:space="preserve">, 1963</w:t>
         </w:r>
       </w:hyperlink>
       <w:r>
@@ -26671,13 +26549,7 @@
           <w:rPr>
             <w:rStyle w:val="Hyperlink"/>
           </w:rPr>
-          <w:t xml:space="preserve"> </w:t>
-        </w:r>
-        <w:r>
-          <w:rPr>
-            <w:rStyle w:val="Hyperlink"/>
-          </w:rPr>
-          <w:t xml:space="preserve">1975</w:t>
+          <w:t xml:space="preserve">, 1975</w:t>
         </w:r>
       </w:hyperlink>
       <w:r>
@@ -27016,13 +26888,7 @@
           <w:rPr>
             <w:rStyle w:val="Hyperlink"/>
           </w:rPr>
-          <w:t xml:space="preserve"> </w:t>
-        </w:r>
-        <w:r>
-          <w:rPr>
-            <w:rStyle w:val="Hyperlink"/>
-          </w:rPr>
-          <w:t xml:space="preserve">1977</w:t>
+          <w:t xml:space="preserve">, 1977</w:t>
         </w:r>
       </w:hyperlink>
       <w:r>
@@ -27086,13 +26952,7 @@
           <w:rPr>
             <w:rStyle w:val="Hyperlink"/>
           </w:rPr>
-          <w:t xml:space="preserve"> </w:t>
-        </w:r>
-        <w:r>
-          <w:rPr>
-            <w:rStyle w:val="Hyperlink"/>
-          </w:rPr>
-          <w:t xml:space="preserve">1976</w:t>
+          <w:t xml:space="preserve">, 1976</w:t>
         </w:r>
       </w:hyperlink>
       <w:r>
@@ -27393,13 +27253,7 @@
           <w:rPr>
             <w:rStyle w:val="Hyperlink"/>
           </w:rPr>
-          <w:t xml:space="preserve"> </w:t>
-        </w:r>
-        <w:r>
-          <w:rPr>
-            <w:rStyle w:val="Hyperlink"/>
-          </w:rPr>
-          <w:t xml:space="preserve">1996, cap. 7</w:t>
+          <w:t xml:space="preserve">, 1996, cap. 7</w:t>
         </w:r>
       </w:hyperlink>
       <w:r>
@@ -27469,7 +27323,7 @@
           <wp:inline>
             <wp:extent cx="3282950" cy="2337690"/>
             <wp:effectExtent b="0" l="0" r="0" t="0"/>
-            <wp:docPr descr="" title="" id="176" name="Picture"/>
+            <wp:docPr descr="Gráfico 8.– Monopolio en el intercambio: el consumidor B fija el precio y elige el punto M de la curva de oferta-demanda de A" title="" id="176" name="Picture"/>
             <a:graphic>
               <a:graphicData uri="http://schemas.openxmlformats.org/drawingml/2006/picture">
                 <pic:pic>
@@ -27619,13 +27473,7 @@
           <w:rPr>
             <w:rStyle w:val="Hyperlink"/>
           </w:rPr>
-          <w:t xml:space="preserve"> </w:t>
-        </w:r>
-        <w:r>
-          <w:rPr>
-            <w:rStyle w:val="Hyperlink"/>
-          </w:rPr>
-          <w:t xml:space="preserve">1979</w:t>
+          <w:t xml:space="preserve">, 1979</w:t>
         </w:r>
       </w:hyperlink>
       <w:r>
@@ -27991,13 +27839,7 @@
           <w:rPr>
             <w:rStyle w:val="Hyperlink"/>
           </w:rPr>
-          <w:t xml:space="preserve"> </w:t>
-        </w:r>
-        <w:r>
-          <w:rPr>
-            <w:rStyle w:val="Hyperlink"/>
-          </w:rPr>
-          <w:t xml:space="preserve">1969</w:t>
+          <w:t xml:space="preserve">, 1969</w:t>
         </w:r>
       </w:hyperlink>
       <w:r>
@@ -28091,13 +27933,7 @@
           <w:rPr>
             <w:rStyle w:val="Hyperlink"/>
           </w:rPr>
-          <w:t xml:space="preserve"> </w:t>
-        </w:r>
-        <w:r>
-          <w:rPr>
-            <w:rStyle w:val="Hyperlink"/>
-          </w:rPr>
-          <w:t xml:space="preserve">1988</w:t>
+          <w:t xml:space="preserve">, 1988</w:t>
         </w:r>
       </w:hyperlink>
       <w:r>
@@ -28635,13 +28471,7 @@
           <w:rPr>
             <w:rStyle w:val="Hyperlink"/>
           </w:rPr>
-          <w:t xml:space="preserve"> </w:t>
-        </w:r>
-        <w:r>
-          <w:rPr>
-            <w:rStyle w:val="Hyperlink"/>
-          </w:rPr>
-          <w:t xml:space="preserve">1995, párr. 17.I</w:t>
+          <w:t xml:space="preserve">, 1995, párr. 17.I</w:t>
         </w:r>
       </w:hyperlink>
       <w:r>
@@ -28724,13 +28554,7 @@
           <w:rPr>
             <w:rStyle w:val="Hyperlink"/>
           </w:rPr>
-          <w:t xml:space="preserve"> </w:t>
-        </w:r>
-        <w:r>
-          <w:rPr>
-            <w:rStyle w:val="Hyperlink"/>
-          </w:rPr>
-          <w:t xml:space="preserve">1988</w:t>
+          <w:t xml:space="preserve">, 1988</w:t>
         </w:r>
       </w:hyperlink>
       <w:r>
@@ -30532,13 +30356,7 @@
           <w:rPr>
             <w:rStyle w:val="Hyperlink"/>
           </w:rPr>
-          <w:t xml:space="preserve"> </w:t>
-        </w:r>
-        <w:r>
-          <w:rPr>
-            <w:rStyle w:val="Hyperlink"/>
-          </w:rPr>
-          <w:t xml:space="preserve">1942a</w:t>
+          <w:t xml:space="preserve">, 1942a</w:t>
         </w:r>
       </w:hyperlink>
       <w:r>
@@ -30559,13 +30377,7 @@
           <w:rPr>
             <w:rStyle w:val="Hyperlink"/>
           </w:rPr>
-          <w:t xml:space="preserve"> </w:t>
-        </w:r>
-        <w:r>
-          <w:rPr>
-            <w:rStyle w:val="Hyperlink"/>
-          </w:rPr>
-          <w:t xml:space="preserve">1965</w:t>
+          <w:t xml:space="preserve">, 1965</w:t>
         </w:r>
       </w:hyperlink>
       <w:r>
@@ -31345,13 +31157,7 @@
           <w:rPr>
             <w:rStyle w:val="Hyperlink"/>
           </w:rPr>
-          <w:t xml:space="preserve"> </w:t>
-        </w:r>
-        <w:r>
-          <w:rPr>
-            <w:rStyle w:val="Hyperlink"/>
-          </w:rPr>
-          <w:t xml:space="preserve">1965</w:t>
+          <w:t xml:space="preserve">, 1965</w:t>
         </w:r>
       </w:hyperlink>
       <w:r>
@@ -31936,13 +31742,7 @@
           <w:rPr>
             <w:rStyle w:val="Hyperlink"/>
           </w:rPr>
-          <w:t xml:space="preserve"> </w:t>
-        </w:r>
-        <w:r>
-          <w:rPr>
-            <w:rStyle w:val="Hyperlink"/>
-          </w:rPr>
-          <w:t xml:space="preserve">1958</w:t>
+          <w:t xml:space="preserve">, 1958</w:t>
         </w:r>
       </w:hyperlink>
       <w:r>
@@ -31998,13 +31798,7 @@
           <w:rPr>
             <w:rStyle w:val="Hyperlink"/>
           </w:rPr>
-          <w:t xml:space="preserve"> </w:t>
-        </w:r>
-        <w:r>
-          <w:rPr>
-            <w:rStyle w:val="Hyperlink"/>
-          </w:rPr>
-          <w:t xml:space="preserve">1967</w:t>
+          <w:t xml:space="preserve">, 1967</w:t>
         </w:r>
       </w:hyperlink>
       <w:r>
@@ -32093,13 +31887,7 @@
           <w:rPr>
             <w:rStyle w:val="Hyperlink"/>
           </w:rPr>
-          <w:t xml:space="preserve"> </w:t>
-        </w:r>
-        <w:r>
-          <w:rPr>
-            <w:rStyle w:val="Hyperlink"/>
-          </w:rPr>
-          <w:t xml:space="preserve">1989</w:t>
+          <w:t xml:space="preserve">, 1989</w:t>
         </w:r>
       </w:hyperlink>
       <w:r>
@@ -32141,13 +31929,7 @@
           <w:rPr>
             <w:rStyle w:val="Hyperlink"/>
           </w:rPr>
-          <w:t xml:space="preserve"> </w:t>
-        </w:r>
-        <w:r>
-          <w:rPr>
-            <w:rStyle w:val="Hyperlink"/>
-          </w:rPr>
-          <w:t xml:space="preserve">1967</w:t>
+          <w:t xml:space="preserve">, 1967</w:t>
         </w:r>
       </w:hyperlink>
       <w:r>
@@ -32288,13 +32070,7 @@
           <w:rPr>
             <w:rStyle w:val="Hyperlink"/>
           </w:rPr>
-          <w:t xml:space="preserve"> </w:t>
-        </w:r>
-        <w:r>
-          <w:rPr>
-            <w:rStyle w:val="Hyperlink"/>
-          </w:rPr>
-          <w:t xml:space="preserve">1959, cap. 7</w:t>
+          <w:t xml:space="preserve">, 1959, cap. 7</w:t>
         </w:r>
       </w:hyperlink>
       <w:r>
@@ -33421,13 +33197,7 @@
           <w:rPr>
             <w:rStyle w:val="Hyperlink"/>
           </w:rPr>
-          <w:t xml:space="preserve"> </w:t>
-        </w:r>
-        <w:r>
-          <w:rPr>
-            <w:rStyle w:val="Hyperlink"/>
-          </w:rPr>
-          <w:t xml:space="preserve">1964</w:t>
+          <w:t xml:space="preserve">, 1964</w:t>
         </w:r>
       </w:hyperlink>
       <w:r>
@@ -33617,13 +33387,7 @@
           <w:rPr>
             <w:rStyle w:val="Hyperlink"/>
           </w:rPr>
-          <w:t xml:space="preserve"> </w:t>
-        </w:r>
-        <w:r>
-          <w:rPr>
-            <w:rStyle w:val="Hyperlink"/>
-          </w:rPr>
-          <w:t xml:space="preserve">1975</w:t>
+          <w:t xml:space="preserve">, 1975</w:t>
         </w:r>
       </w:hyperlink>
       <w:r>
@@ -33681,13 +33445,7 @@
           <w:rPr>
             <w:rStyle w:val="Hyperlink"/>
           </w:rPr>
-          <w:t xml:space="preserve"> </w:t>
-        </w:r>
-        <w:r>
-          <w:rPr>
-            <w:rStyle w:val="Hyperlink"/>
-          </w:rPr>
-          <w:t xml:space="preserve">1986</w:t>
+          <w:t xml:space="preserve">, 1986</w:t>
         </w:r>
       </w:hyperlink>
       <w:r>
@@ -33735,13 +33493,7 @@
           <w:rPr>
             <w:rStyle w:val="Hyperlink"/>
           </w:rPr>
-          <w:t xml:space="preserve"> </w:t>
-        </w:r>
-        <w:r>
-          <w:rPr>
-            <w:rStyle w:val="Hyperlink"/>
-          </w:rPr>
-          <w:t xml:space="preserve">1975</w:t>
+          <w:t xml:space="preserve">, 1975</w:t>
         </w:r>
       </w:hyperlink>
       <w:r>
@@ -33834,13 +33586,7 @@
           <w:rPr>
             <w:rStyle w:val="Hyperlink"/>
           </w:rPr>
-          <w:t xml:space="preserve"> </w:t>
-        </w:r>
-        <w:r>
-          <w:rPr>
-            <w:rStyle w:val="Hyperlink"/>
-          </w:rPr>
-          <w:t xml:space="preserve">1989</w:t>
+          <w:t xml:space="preserve">, 1989</w:t>
         </w:r>
       </w:hyperlink>
       <w:r>
@@ -33898,13 +33644,7 @@
           <w:rPr>
             <w:rStyle w:val="Hyperlink"/>
           </w:rPr>
-          <w:t xml:space="preserve"> </w:t>
-        </w:r>
-        <w:r>
-          <w:rPr>
-            <w:rStyle w:val="Hyperlink"/>
-          </w:rPr>
-          <w:t xml:space="preserve">1989</w:t>
+          <w:t xml:space="preserve">, 1989</w:t>
         </w:r>
       </w:hyperlink>
       <w:r>
@@ -34074,13 +33814,7 @@
           <w:rPr>
             <w:rStyle w:val="Hyperlink"/>
           </w:rPr>
-          <w:t xml:space="preserve"> </w:t>
-        </w:r>
-        <w:r>
-          <w:rPr>
-            <w:rStyle w:val="Hyperlink"/>
-          </w:rPr>
-          <w:t xml:space="preserve">1963</w:t>
+          <w:t xml:space="preserve">, 1963</w:t>
         </w:r>
       </w:hyperlink>
       <w:r>
@@ -34343,13 +34077,7 @@
           <w:rPr>
             <w:rStyle w:val="Hyperlink"/>
           </w:rPr>
-          <w:t xml:space="preserve"> </w:t>
-        </w:r>
-        <w:r>
-          <w:rPr>
-            <w:rStyle w:val="Hyperlink"/>
-          </w:rPr>
-          <w:t xml:space="preserve">1992</w:t>
+          <w:t xml:space="preserve">, 1992</w:t>
         </w:r>
       </w:hyperlink>
       <w:r>
@@ -34524,13 +34252,7 @@
           <w:rPr>
             <w:rStyle w:val="Hyperlink"/>
           </w:rPr>
-          <w:t xml:space="preserve"> </w:t>
-        </w:r>
-        <w:r>
-          <w:rPr>
-            <w:rStyle w:val="Hyperlink"/>
-          </w:rPr>
-          <w:t xml:space="preserve">2005</w:t>
+          <w:t xml:space="preserve">, 2005</w:t>
         </w:r>
       </w:hyperlink>
       <w:r>
@@ -34568,13 +34290,7 @@
           <w:rPr>
             <w:rStyle w:val="Hyperlink"/>
           </w:rPr>
-          <w:t xml:space="preserve"> </w:t>
-        </w:r>
-        <w:r>
-          <w:rPr>
-            <w:rStyle w:val="Hyperlink"/>
-          </w:rPr>
-          <w:t xml:space="preserve">2019</w:t>
+          <w:t xml:space="preserve">, 2019</w:t>
         </w:r>
       </w:hyperlink>
       <w:r>
@@ -34601,13 +34317,7 @@
           <w:rPr>
             <w:rStyle w:val="Hyperlink"/>
           </w:rPr>
-          <w:t xml:space="preserve"> </w:t>
-        </w:r>
-        <w:r>
-          <w:rPr>
-            <w:rStyle w:val="Hyperlink"/>
-          </w:rPr>
-          <w:t xml:space="preserve">2026</w:t>
+          <w:t xml:space="preserve">, 2026</w:t>
         </w:r>
       </w:hyperlink>
       <w:r>
@@ -34651,7 +34361,7 @@
           <w:rPr>
             <w:rStyle w:val="Hyperlink"/>
           </w:rPr>
-          <w:t xml:space="preserve">et al. 2013</w:t>
+          <w:t xml:space="preserve">et al., 2013</w:t>
         </w:r>
       </w:hyperlink>
       <w:r>
@@ -34678,13 +34388,7 @@
           <w:rPr>
             <w:rStyle w:val="Hyperlink"/>
           </w:rPr>
-          <w:t xml:space="preserve"> </w:t>
-        </w:r>
-        <w:r>
-          <w:rPr>
-            <w:rStyle w:val="Hyperlink"/>
-          </w:rPr>
-          <w:t xml:space="preserve">2019</w:t>
+          <w:t xml:space="preserve">, 2019</w:t>
         </w:r>
       </w:hyperlink>
       <w:r>
@@ -34722,13 +34426,7 @@
           <w:rPr>
             <w:rStyle w:val="Hyperlink"/>
           </w:rPr>
-          <w:t xml:space="preserve"> </w:t>
-        </w:r>
-        <w:r>
-          <w:rPr>
-            <w:rStyle w:val="Hyperlink"/>
-          </w:rPr>
-          <w:t xml:space="preserve">2025</w:t>
+          <w:t xml:space="preserve">, 2025</w:t>
         </w:r>
       </w:hyperlink>
       <w:r>
@@ -34755,7 +34453,7 @@
           <w:rPr>
             <w:rStyle w:val="Hyperlink"/>
           </w:rPr>
-          <w:t xml:space="preserve">et al. 2025</w:t>
+          <w:t xml:space="preserve">et al., 2025</w:t>
         </w:r>
       </w:hyperlink>
       <w:r>
@@ -34815,13 +34513,7 @@
           <w:rPr>
             <w:rStyle w:val="Hyperlink"/>
           </w:rPr>
-          <w:t xml:space="preserve"> </w:t>
-        </w:r>
-        <w:r>
-          <w:rPr>
-            <w:rStyle w:val="Hyperlink"/>
-          </w:rPr>
-          <w:t xml:space="preserve">2018</w:t>
+          <w:t xml:space="preserve">, 2018</w:t>
         </w:r>
       </w:hyperlink>
       <w:r>
@@ -34867,13 +34559,7 @@
           <w:rPr>
             <w:rStyle w:val="Hyperlink"/>
           </w:rPr>
-          <w:t xml:space="preserve"> </w:t>
-        </w:r>
-        <w:r>
-          <w:rPr>
-            <w:rStyle w:val="Hyperlink"/>
-          </w:rPr>
-          <w:t xml:space="preserve">2024</w:t>
+          <w:t xml:space="preserve">, 2024</w:t>
         </w:r>
       </w:hyperlink>
       <w:r>
@@ -34964,7 +34650,7 @@
           <w:rPr>
             <w:rStyle w:val="Hyperlink"/>
           </w:rPr>
-          <w:t xml:space="preserve">et al. 2010</w:t>
+          <w:t xml:space="preserve">et al., 2010</w:t>
         </w:r>
       </w:hyperlink>
       <w:r>
@@ -35008,7 +34694,7 @@
           <w:rPr>
             <w:rStyle w:val="Hyperlink"/>
           </w:rPr>
-          <w:t xml:space="preserve">et al. 2020</w:t>
+          <w:t xml:space="preserve">et al., 2020</w:t>
         </w:r>
       </w:hyperlink>
       <w:r>
@@ -35052,7 +34738,7 @@
           <w:rPr>
             <w:rStyle w:val="Hyperlink"/>
           </w:rPr>
-          <w:t xml:space="preserve">et al. 2026</w:t>
+          <w:t xml:space="preserve">et al., 2026</w:t>
         </w:r>
       </w:hyperlink>
       <w:r>
@@ -35725,13 +35411,7 @@
           <w:rPr>
             <w:rStyle w:val="Hyperlink"/>
           </w:rPr>
-          <w:t xml:space="preserve"> </w:t>
-        </w:r>
-        <w:r>
-          <w:rPr>
-            <w:rStyle w:val="Hyperlink"/>
-          </w:rPr>
-          <w:t xml:space="preserve">2017</w:t>
+          <w:t xml:space="preserve">, 2017</w:t>
         </w:r>
       </w:hyperlink>
       <w:r>
@@ -37417,13 +37097,7 @@
           <w:rPr>
             <w:rStyle w:val="Hyperlink"/>
           </w:rPr>
-          <w:t xml:space="preserve"> </w:t>
-        </w:r>
-        <w:r>
-          <w:rPr>
-            <w:rStyle w:val="Hyperlink"/>
-          </w:rPr>
-          <w:t xml:space="preserve">1995, cap. 17</w:t>
+          <w:t xml:space="preserve">, 1995, cap. 17</w:t>
         </w:r>
       </w:hyperlink>
       <w:r>
@@ -38235,7 +37909,7 @@
           <wp:inline>
             <wp:extent cx="3282950" cy="1960761"/>
             <wp:effectExtent b="0" l="0" r="0" t="0"/>
-            <wp:docPr descr="" title="" id="216" name="Picture"/>
+            <wp:docPr descr="Gráfico 9.– Maximización del beneficio en 2 etapas: la empresa produce donde p=\mathrm{CMg}, por encima del mínimo del coste medio" title="" id="216" name="Picture"/>
             <a:graphic>
               <a:graphicData uri="http://schemas.openxmlformats.org/drawingml/2006/picture">
                 <pic:pic>
@@ -38693,13 +38367,7 @@
           <w:rPr>
             <w:rStyle w:val="Hyperlink"/>
           </w:rPr>
-          <w:t xml:space="preserve"> </w:t>
-        </w:r>
-        <w:r>
-          <w:rPr>
-            <w:rStyle w:val="Hyperlink"/>
-          </w:rPr>
-          <w:t xml:space="preserve">1911</w:t>
+          <w:t xml:space="preserve">, 1911</w:t>
         </w:r>
       </w:hyperlink>
       <w:r>
@@ -39022,13 +38690,7 @@
           <w:rPr>
             <w:rStyle w:val="Hyperlink"/>
           </w:rPr>
-          <w:t xml:space="preserve"> </w:t>
-        </w:r>
-        <w:r>
-          <w:rPr>
-            <w:rStyle w:val="Hyperlink"/>
-          </w:rPr>
-          <w:t xml:space="preserve">1941</w:t>
+          <w:t xml:space="preserve">, 1941</w:t>
         </w:r>
       </w:hyperlink>
       <w:r>
@@ -39182,13 +38844,7 @@
           <w:rPr>
             <w:rStyle w:val="Hyperlink"/>
           </w:rPr>
-          <w:t xml:space="preserve"> </w:t>
-        </w:r>
-        <w:r>
-          <w:rPr>
-            <w:rStyle w:val="Hyperlink"/>
-          </w:rPr>
-          <w:t xml:space="preserve">1995, párr. 17.C</w:t>
+          <w:t xml:space="preserve">, 1995, párr. 17.C</w:t>
         </w:r>
       </w:hyperlink>
       <w:r>
@@ -43772,16 +43428,8 @@
         </w:r>
       </w:hyperlink>
       <w:r>
-        <w:t xml:space="preserve">): existe un equilibrio general competitivo.</w:t>
-      </w:r>
-      <m:oMath>
-        <m:r>
-          <m:rPr>
-            <m:sty m:val="p"/>
-          </m:rPr>
-          <m:t>◼</m:t>
-        </m:r>
-      </m:oMath>
+        <w:t xml:space="preserve">): existe un equilibrio general competitivo. ∎</w:t>
+      </w:r>
     </w:p>
     <w:p>
       <w:pPr>
@@ -46882,16 +46530,8 @@
         </w:r>
       </w:hyperlink>
       <w:r>
-        <w:t xml:space="preserve">), así que también son únicos.</w:t>
-      </w:r>
-      <m:oMath>
-        <m:r>
-          <m:rPr>
-            <m:sty m:val="p"/>
-          </m:rPr>
-          <m:t>◼</m:t>
-        </m:r>
-      </m:oMath>
+        <w:t xml:space="preserve">), así que también son únicos. ∎</w:t>
+      </w:r>
     </w:p>
     <w:bookmarkEnd w:id="230"/>
     <w:bookmarkStart w:id="231" w:name="versi__n_con_el_exceso_de_demanda"/>
@@ -47312,13 +46952,7 @@
           <w:rPr>
             <w:rStyle w:val="Hyperlink"/>
           </w:rPr>
-          <w:t xml:space="preserve"> </w:t>
-        </w:r>
-        <w:r>
-          <w:rPr>
-            <w:rStyle w:val="Hyperlink"/>
-          </w:rPr>
-          <w:t xml:space="preserve">1995, párr. 17.F</w:t>
+          <w:t xml:space="preserve">, 1995, párr. 17.F</w:t>
         </w:r>
       </w:hyperlink>
       <w:r>
@@ -47836,13 +47470,7 @@
           <w:rPr>
             <w:rStyle w:val="Hyperlink"/>
           </w:rPr>
-          <w:t xml:space="preserve"> </w:t>
-        </w:r>
-        <w:r>
-          <w:rPr>
-            <w:rStyle w:val="Hyperlink"/>
-          </w:rPr>
-          <w:t xml:space="preserve">1995, párr. 4.C</w:t>
+          <w:t xml:space="preserve">, 1995, párr. 4.C</w:t>
         </w:r>
       </w:hyperlink>
       <w:r>
@@ -49169,16 +48797,8 @@
         <w:t xml:space="preserve">Conclusión</w:t>
       </w:r>
       <w:r>
-        <w:t xml:space="preserve">: no puede haber 2 equilibrios no proporcionales: el vector de precios relativos de equilibrio es único.</w:t>
-      </w:r>
-      <m:oMath>
-        <m:r>
-          <m:rPr>
-            <m:sty m:val="p"/>
-          </m:rPr>
-          <m:t>◼</m:t>
-        </m:r>
-      </m:oMath>
+        <w:t xml:space="preserve">: no puede haber 2 equilibrios no proporcionales: el vector de precios relativos de equilibrio es único. ∎</w:t>
+      </w:r>
     </w:p>
     <w:p>
       <w:pPr>
@@ -49817,13 +49437,7 @@
           <w:rPr>
             <w:rStyle w:val="Hyperlink"/>
           </w:rPr>
-          <w:t xml:space="preserve"> </w:t>
-        </w:r>
-        <w:r>
-          <w:rPr>
-            <w:rStyle w:val="Hyperlink"/>
-          </w:rPr>
-          <w:t xml:space="preserve">1995, párr. 17.F</w:t>
+          <w:t xml:space="preserve">, 1995, párr. 17.F</w:t>
         </w:r>
       </w:hyperlink>
       <w:r>
@@ -50433,13 +50047,7 @@
           <w:rPr>
             <w:rStyle w:val="Hyperlink"/>
           </w:rPr>
-          <w:t xml:space="preserve"> </w:t>
-        </w:r>
-        <w:r>
-          <w:rPr>
-            <w:rStyle w:val="Hyperlink"/>
-          </w:rPr>
-          <w:t xml:space="preserve">1995, párr. 17.H</w:t>
+          <w:t xml:space="preserve">, 1995, párr. 17.H</w:t>
         </w:r>
       </w:hyperlink>
       <w:r>
@@ -52094,16 +51702,8 @@
         <w:t xml:space="preserve">Liapunov</w:t>
       </w:r>
       <w:r>
-        <w:t xml:space="preserve">).</w:t>
-      </w:r>
-      <m:oMath>
-        <m:r>
-          <m:rPr>
-            <m:sty m:val="p"/>
-          </m:rPr>
-          <m:t>◼</m:t>
-        </m:r>
-      </m:oMath>
+        <w:t xml:space="preserve">). ∎</w:t>
+      </w:r>
     </w:p>
     <w:p>
       <w:pPr>
@@ -53379,13 +52979,7 @@
           <w:rPr>
             <w:rStyle w:val="Hyperlink"/>
           </w:rPr>
-          <w:t xml:space="preserve"> </w:t>
-        </w:r>
-        <w:r>
-          <w:rPr>
-            <w:rStyle w:val="Hyperlink"/>
-          </w:rPr>
-          <w:t xml:space="preserve">1998</w:t>
+          <w:t xml:space="preserve">, 1998</w:t>
         </w:r>
       </w:hyperlink>
       <w:r>
@@ -53577,13 +53171,7 @@
           <w:rPr>
             <w:rStyle w:val="Hyperlink"/>
           </w:rPr>
-          <w:t xml:space="preserve"> </w:t>
-        </w:r>
-        <w:r>
-          <w:rPr>
-            <w:rStyle w:val="Hyperlink"/>
-          </w:rPr>
-          <w:t xml:space="preserve">1958</w:t>
+          <w:t xml:space="preserve">, 1958</w:t>
         </w:r>
       </w:hyperlink>
       <w:r>
@@ -54126,13 +53714,7 @@
           <w:rPr>
             <w:rStyle w:val="Hyperlink"/>
           </w:rPr>
-          <w:t xml:space="preserve"> </w:t>
-        </w:r>
-        <w:r>
-          <w:rPr>
-            <w:rStyle w:val="Hyperlink"/>
-          </w:rPr>
-          <w:t xml:space="preserve">1995, párr. 16.C</w:t>
+          <w:t xml:space="preserve">, 1995, párr. 16.C</w:t>
         </w:r>
       </w:hyperlink>
       <w:r>
@@ -55027,16 +54609,8 @@
         <w:t xml:space="preserve">Pareto</w:t>
       </w:r>
       <w:r>
-        <w:t xml:space="preserve">.</w:t>
-      </w:r>
-      <m:oMath>
-        <m:r>
-          <m:rPr>
-            <m:sty m:val="p"/>
-          </m:rPr>
-          <m:t>◼</m:t>
-        </m:r>
-      </m:oMath>
+        <w:t xml:space="preserve">. ∎</w:t>
+      </w:r>
     </w:p>
     <w:p>
       <w:pPr>
@@ -56699,7 +56273,7 @@
           <wp:inline>
             <wp:extent cx="5969000" cy="2438127"/>
             <wp:effectExtent b="0" l="0" r="0" t="0"/>
-            <wp:docPr descr="" title="" id="249" name="Picture"/>
+            <wp:docPr descr="Gráfico 10.– Interpretación gráfica de los 3 casos de la tabla: ajuste walrasiano y marshalliano" title="" id="249" name="Picture"/>
             <a:graphic>
               <a:graphicData uri="http://schemas.openxmlformats.org/drawingml/2006/picture">
                 <pic:pic>
@@ -57421,13 +56995,7 @@
           <w:rPr>
             <w:rStyle w:val="Hyperlink"/>
           </w:rPr>
-          <w:t xml:space="preserve"> </w:t>
-        </w:r>
-        <w:r>
-          <w:rPr>
-            <w:rStyle w:val="Hyperlink"/>
-          </w:rPr>
-          <w:t xml:space="preserve">1995, párr. 17.G</w:t>
+          <w:t xml:space="preserve">, 1995, párr. 17.G</w:t>
         </w:r>
       </w:hyperlink>
       <w:r>
@@ -58969,13 +58537,7 @@
           <w:rPr>
             <w:rStyle w:val="Hyperlink"/>
           </w:rPr>
-          <w:t xml:space="preserve"> </w:t>
-        </w:r>
-        <w:r>
-          <w:rPr>
-            <w:rStyle w:val="Hyperlink"/>
-          </w:rPr>
-          <w:t xml:space="preserve">1941</w:t>
+          <w:t xml:space="preserve">, 1941</w:t>
         </w:r>
       </w:hyperlink>
       <w:r>
@@ -59836,16 +59398,8 @@
         </m:sSub>
       </m:oMath>
       <w:r>
-        <w:t xml:space="preserve">.</w:t>
-      </w:r>
-      <m:oMath>
-        <m:r>
-          <m:rPr>
-            <m:sty m:val="p"/>
-          </m:rPr>
-          <m:t>◼</m:t>
-        </m:r>
-      </m:oMath>
+        <w:t xml:space="preserve">. ∎</w:t>
+      </w:r>
     </w:p>
     <w:p>
       <w:pPr>
@@ -60449,13 +60003,7 @@
           <w:rPr>
             <w:rStyle w:val="Hyperlink"/>
           </w:rPr>
-          <w:t xml:space="preserve"> </w:t>
-        </w:r>
-        <w:r>
-          <w:rPr>
-            <w:rStyle w:val="Hyperlink"/>
-          </w:rPr>
-          <w:t xml:space="preserve">1955</w:t>
+          <w:t xml:space="preserve">, 1955</w:t>
         </w:r>
       </w:hyperlink>
       <w:r>
@@ -61128,16 +60676,8 @@
         </m:acc>
       </m:oMath>
       <w:r>
-        <w:t xml:space="preserve">.</w:t>
-      </w:r>
-      <m:oMath>
-        <m:r>
-          <m:rPr>
-            <m:sty m:val="p"/>
-          </m:rPr>
-          <m:t>◼</m:t>
-        </m:r>
-      </m:oMath>
+        <w:t xml:space="preserve">. ∎</w:t>
+      </w:r>
     </w:p>
     <w:p>
       <w:pPr>
@@ -61174,13 +60714,7 @@
           <w:rPr>
             <w:rStyle w:val="Hyperlink"/>
           </w:rPr>
-          <w:t xml:space="preserve"> </w:t>
-        </w:r>
-        <w:r>
-          <w:rPr>
-            <w:rStyle w:val="Hyperlink"/>
-          </w:rPr>
-          <w:t xml:space="preserve">1965</w:t>
+          <w:t xml:space="preserve">, 1965</w:t>
         </w:r>
       </w:hyperlink>
       <w:r>
@@ -61255,7 +60789,7 @@
           <wp:inline>
             <wp:extent cx="2984500" cy="2183512"/>
             <wp:effectExtent b="0" l="0" r="0" t="0"/>
-            <wp:docPr descr="" title="" id="255" name="Picture"/>
+            <wp:docPr descr="Gráfico 11.– Curvas de coste unitario y efecto de una subida de p_X sobre los precios de los factores (Stolper-Samuelson)" title="" id="255" name="Picture"/>
             <a:graphic>
               <a:graphicData uri="http://schemas.openxmlformats.org/drawingml/2006/picture">
                 <pic:pic>
@@ -61396,7 +60930,7 @@
           <wp:inline>
             <wp:extent cx="3568912" cy="2544417"/>
             <wp:effectExtent b="0" l="0" r="0" t="0"/>
-            <wp:docPr descr="" title="" id="259" name="Picture"/>
+            <wp:docPr descr="Gráfico 12.– Efecto de un aumento de la dotación de trabajo sobre la producción a precios constantes (Rybczynski)" title="" id="259" name="Picture"/>
             <a:graphic>
               <a:graphicData uri="http://schemas.openxmlformats.org/drawingml/2006/picture">
                 <pic:pic>
@@ -62541,7 +62075,7 @@
     </w:p>
     <w:bookmarkEnd w:id="264"/>
     <w:bookmarkEnd w:id="265"/>
-    <w:bookmarkStart w:id="452" w:name="bibliography"/>
+    <w:bookmarkStart w:id="452" w:name="bibliografia"/>
     <w:p>
       <w:pPr>
         <w:pStyle w:val="Heading1"/>
@@ -62557,7 +62091,7 @@
         <w:pStyle w:val="Bibliography"/>
       </w:pPr>
       <w:r>
-        <w:t xml:space="preserve">Aguiar, Angel, Uris Baldos, Maksym Chepeliev, Erwin Corong y Thiago Simonato. 2025.</w:t>
+        <w:t xml:space="preserve">Aguiar, Angel, Uris Baldos, Maksym Chepeliev, Erwin Corong y Thiago Simonato (2025).</w:t>
       </w:r>
       <w:r>
         <w:t xml:space="preserve"> </w:t>
@@ -62606,7 +62140,7 @@
         <w:pStyle w:val="Bibliography"/>
       </w:pPr>
       <w:r>
-        <w:t xml:space="preserve">Andrés, Javier, Pablo Burriel y Ángel Estrada. 2006.</w:t>
+        <w:t xml:space="preserve">Andrés, Javier, Pablo Burriel y Ángel Estrada (2006).</w:t>
       </w:r>
       <w:r>
         <w:t xml:space="preserve"> </w:t>
@@ -62639,7 +62173,7 @@
         <w:pStyle w:val="Bibliography"/>
       </w:pPr>
       <w:r>
-        <w:t xml:space="preserve">Archibald, G. C. y Richard G. Lipsey. 1958.</w:t>
+        <w:t xml:space="preserve">Archibald, G. C. y Richard G. Lipsey (1958).</w:t>
       </w:r>
       <w:r>
         <w:t xml:space="preserve"> </w:t>
@@ -62674,7 +62208,7 @@
         <w:pStyle w:val="Bibliography"/>
       </w:pPr>
       <w:r>
-        <w:t xml:space="preserve">Arrow, Kenneth J. 1951.</w:t>
+        <w:t xml:space="preserve">Arrow, Kenneth J. (1951).</w:t>
       </w:r>
       <w:r>
         <w:t xml:space="preserve"> </w:t>
@@ -62706,7 +62240,7 @@
         <w:pStyle w:val="Bibliography"/>
       </w:pPr>
       <w:r>
-        <w:t xml:space="preserve">———. 1953.</w:t>
+        <w:t xml:space="preserve">Arrow, Kenneth J. (1953).</w:t>
       </w:r>
       <w:r>
         <w:t xml:space="preserve"> </w:t>
@@ -62738,7 +62272,7 @@
         <w:pStyle w:val="Bibliography"/>
       </w:pPr>
       <w:r>
-        <w:t xml:space="preserve">———. 1963.</w:t>
+        <w:t xml:space="preserve">Arrow, Kenneth J. (1963).</w:t>
       </w:r>
       <w:r>
         <w:t xml:space="preserve"> </w:t>
@@ -62773,7 +62307,7 @@
         <w:pStyle w:val="Bibliography"/>
       </w:pPr>
       <w:r>
-        <w:t xml:space="preserve">———. 1964.</w:t>
+        <w:t xml:space="preserve">Arrow, Kenneth J. (1964).</w:t>
       </w:r>
       <w:r>
         <w:t xml:space="preserve"> </w:t>
@@ -62822,7 +62356,7 @@
         <w:pStyle w:val="Bibliography"/>
       </w:pPr>
       <w:r>
-        <w:t xml:space="preserve">Arrow, Kenneth J., H. D. Block y Leonid Hurwicz. 1959.</w:t>
+        <w:t xml:space="preserve">Arrow, Kenneth J., H. D. Block y Leonid Hurwicz (1959).</w:t>
       </w:r>
       <w:r>
         <w:t xml:space="preserve"> </w:t>
@@ -62857,7 +62391,7 @@
         <w:pStyle w:val="Bibliography"/>
       </w:pPr>
       <w:r>
-        <w:t xml:space="preserve">Arrow, Kenneth J. y Gérard Debreu. 1954.</w:t>
+        <w:t xml:space="preserve">Arrow, Kenneth J. y Gérard Debreu (1954).</w:t>
       </w:r>
       <w:r>
         <w:t xml:space="preserve"> </w:t>
@@ -62906,7 +62440,7 @@
         <w:pStyle w:val="Bibliography"/>
       </w:pPr>
       <w:r>
-        <w:t xml:space="preserve">Arrow, Kenneth J. y Frank H. Hahn. 1971.</w:t>
+        <w:t xml:space="preserve">Arrow, Kenneth J. y Frank H. Hahn (1971).</w:t>
       </w:r>
       <w:r>
         <w:t xml:space="preserve"> </w:t>
@@ -62929,7 +62463,7 @@
         <w:pStyle w:val="Bibliography"/>
       </w:pPr>
       <w:r>
-        <w:t xml:space="preserve">Aumann, Robert J. 1964.</w:t>
+        <w:t xml:space="preserve">Aumann, Robert J. (1964).</w:t>
       </w:r>
       <w:r>
         <w:t xml:space="preserve"> </w:t>
@@ -62964,7 +62498,7 @@
         <w:pStyle w:val="Bibliography"/>
       </w:pPr>
       <w:r>
-        <w:t xml:space="preserve">———. 1975.</w:t>
+        <w:t xml:space="preserve">Aumann, Robert J. (1975).</w:t>
       </w:r>
       <w:r>
         <w:t xml:space="preserve"> </w:t>
@@ -62999,7 +62533,7 @@
         <w:pStyle w:val="Bibliography"/>
       </w:pPr>
       <w:r>
-        <w:t xml:space="preserve">Balasko, Yves y David Cass. 1989.</w:t>
+        <w:t xml:space="preserve">Balasko, Yves y David Cass (1989).</w:t>
       </w:r>
       <w:r>
         <w:t xml:space="preserve"> </w:t>
@@ -63034,7 +62568,7 @@
         <w:pStyle w:val="Bibliography"/>
       </w:pPr>
       <w:r>
-        <w:t xml:space="preserve">Barrage, Lint y William Nordhaus. 2024.</w:t>
+        <w:t xml:space="preserve">Barrage, Lint y William Nordhaus (2024).</w:t>
       </w:r>
       <w:r>
         <w:t xml:space="preserve"> </w:t>
@@ -63083,7 +62617,7 @@
         <w:pStyle w:val="Bibliography"/>
       </w:pPr>
       <w:r>
-        <w:t xml:space="preserve">Bastiat, Frédéric. 1845.</w:t>
+        <w:t xml:space="preserve">Bastiat, Frédéric (1845).</w:t>
       </w:r>
       <w:r>
         <w:t xml:space="preserve"> </w:t>
@@ -63120,7 +62654,7 @@
         <w:pStyle w:val="Bibliography"/>
       </w:pPr>
       <w:r>
-        <w:t xml:space="preserve">Bator, Francis M. 1957.</w:t>
+        <w:t xml:space="preserve">Bator, Francis M. (1957).</w:t>
       </w:r>
       <w:r>
         <w:t xml:space="preserve"> </w:t>
@@ -63155,7 +62689,7 @@
         <w:pStyle w:val="Bibliography"/>
       </w:pPr>
       <w:r>
-        <w:t xml:space="preserve">Becker, Gary S. 1965.</w:t>
+        <w:t xml:space="preserve">Becker, Gary S. (1965).</w:t>
       </w:r>
       <w:r>
         <w:t xml:space="preserve"> </w:t>
@@ -63204,7 +62738,7 @@
         <w:pStyle w:val="Bibliography"/>
       </w:pPr>
       <w:r>
-        <w:t xml:space="preserve">Becker, Gary S. y William J. Baumol. 1952.</w:t>
+        <w:t xml:space="preserve">Becker, Gary S. y William J. Baumol (1952).</w:t>
       </w:r>
       <w:r>
         <w:t xml:space="preserve"> </w:t>
@@ -63239,7 +62773,7 @@
         <w:pStyle w:val="Bibliography"/>
       </w:pPr>
       <w:r>
-        <w:t xml:space="preserve">Binmore, Ken, Ariel Rubinstein y Asher Wolinsky. 1986.</w:t>
+        <w:t xml:space="preserve">Binmore, Ken, Ariel Rubinstein y Asher Wolinsky (1986).</w:t>
       </w:r>
       <w:r>
         <w:t xml:space="preserve"> </w:t>
@@ -63288,7 +62822,7 @@
         <w:pStyle w:val="Bibliography"/>
       </w:pPr>
       <w:r>
-        <w:t xml:space="preserve">Boscá, José E., Antonia Díaz, Rafael Doménech, Javier Ferri, Elena Pérez y Luis Puch. 2010.</w:t>
+        <w:t xml:space="preserve">Boscá, José E., Antonia Díaz, Rafael Doménech, Javier Ferri, Elena Pérez y Luis Puch (2010).</w:t>
       </w:r>
       <w:r>
         <w:t xml:space="preserve"> </w:t>
@@ -63337,7 +62871,7 @@
         <w:pStyle w:val="Bibliography"/>
       </w:pPr>
       <w:r>
-        <w:t xml:space="preserve">Boscá, José E., Rafael Doménech, Javier Ferri, Rafael Méndez y Juan F. Rubio-Ramírez. 2020.</w:t>
+        <w:t xml:space="preserve">Boscá, José E., Rafael Doménech, Javier Ferri, Rafael Méndez y Juan F. Rubio-Ramírez (2020).</w:t>
       </w:r>
       <w:r>
         <w:t xml:space="preserve"> </w:t>
@@ -63386,7 +62920,7 @@
         <w:pStyle w:val="Bibliography"/>
       </w:pPr>
       <w:r>
-        <w:t xml:space="preserve">Boscá, José E., Rafael Doménech, Javier Ferri, Vicente Pallardó y Camilo Ulloa. 2026.</w:t>
+        <w:t xml:space="preserve">Boscá, José E., Rafael Doménech, Javier Ferri, Vicente Pallardó y Camilo Ulloa (2026).</w:t>
       </w:r>
       <w:r>
         <w:t xml:space="preserve"> </w:t>
@@ -63419,7 +62953,7 @@
         <w:pStyle w:val="Bibliography"/>
       </w:pPr>
       <w:r>
-        <w:t xml:space="preserve">Brouwer, Luitzen E. J. 1911.</w:t>
+        <w:t xml:space="preserve">Brouwer, Luitzen E. J. (1911).</w:t>
       </w:r>
       <w:r>
         <w:t xml:space="preserve"> </w:t>
@@ -63468,7 +63002,7 @@
         <w:pStyle w:val="Bibliography"/>
       </w:pPr>
       <w:r>
-        <w:t xml:space="preserve">Clower, Robert W. 1967.</w:t>
+        <w:t xml:space="preserve">Clower, Robert W. (1967).</w:t>
       </w:r>
       <w:r>
         <w:t xml:space="preserve"> </w:t>
@@ -63503,7 +63037,7 @@
         <w:pStyle w:val="Bibliography"/>
       </w:pPr>
       <w:r>
-        <w:t xml:space="preserve">Coenen, Günter, Peter Karadi, Sebastian Schmidt y Anders Warne. 2018.</w:t>
+        <w:t xml:space="preserve">Coenen, Günter, Peter Karadi, Sebastian Schmidt y Anders Warne (2018).</w:t>
       </w:r>
       <w:r>
         <w:t xml:space="preserve"> </w:t>
@@ -63536,7 +63070,7 @@
         <w:pStyle w:val="Bibliography"/>
       </w:pPr>
       <w:r>
-        <w:t xml:space="preserve">Comisión Europea, Centro Común de Investigación. 2026.</w:t>
+        <w:t xml:space="preserve">Comisión Europea, Centro Común de Investigación (2026).</w:t>
       </w:r>
       <w:r>
         <w:t xml:space="preserve"> </w:t>
@@ -63569,7 +63103,7 @@
         <w:pStyle w:val="Bibliography"/>
       </w:pPr>
       <w:r>
-        <w:t xml:space="preserve">Comisión Europea, Dirección General de Comercio. 2025.</w:t>
+        <w:t xml:space="preserve">Comisión Europea, Dirección General de Comercio (2025).</w:t>
       </w:r>
       <w:r>
         <w:t xml:space="preserve"> </w:t>
@@ -63602,7 +63136,7 @@
         <w:pStyle w:val="Bibliography"/>
       </w:pPr>
       <w:r>
-        <w:t xml:space="preserve">Consejo de la Unión Europea. 2019.</w:t>
+        <w:t xml:space="preserve">Consejo de la Unión Europea (2019).</w:t>
       </w:r>
       <w:r>
         <w:t xml:space="preserve"> </w:t>
@@ -63635,7 +63169,7 @@
         <w:pStyle w:val="Bibliography"/>
       </w:pPr>
       <w:r>
-        <w:t xml:space="preserve">Cooper, Russell y Andrew John. 1988.</w:t>
+        <w:t xml:space="preserve">Cooper, Russell y Andrew John (1988).</w:t>
       </w:r>
       <w:r>
         <w:t xml:space="preserve"> </w:t>
@@ -63670,7 +63204,7 @@
         <w:pStyle w:val="Bibliography"/>
       </w:pPr>
       <w:r>
-        <w:t xml:space="preserve">De Vroey, Michel. 2004.</w:t>
+        <w:t xml:space="preserve">De Vroey, Michel (2004).</w:t>
       </w:r>
       <w:r>
         <w:t xml:space="preserve"> </w:t>
@@ -63705,7 +63239,7 @@
         <w:pStyle w:val="Bibliography"/>
       </w:pPr>
       <w:r>
-        <w:t xml:space="preserve">Debreu, Gérard. 1951.</w:t>
+        <w:t xml:space="preserve">Debreu, Gérard (1951).</w:t>
       </w:r>
       <w:r>
         <w:t xml:space="preserve"> </w:t>
@@ -63754,7 +63288,7 @@
         <w:pStyle w:val="Bibliography"/>
       </w:pPr>
       <w:r>
-        <w:t xml:space="preserve">———. 1959.</w:t>
+        <w:t xml:space="preserve">Debreu, Gérard (1959).</w:t>
       </w:r>
       <w:r>
         <w:t xml:space="preserve"> </w:t>
@@ -63791,7 +63325,7 @@
         <w:pStyle w:val="Bibliography"/>
       </w:pPr>
       <w:r>
-        <w:t xml:space="preserve">———. 1970.</w:t>
+        <w:t xml:space="preserve">Debreu, Gérard (1970).</w:t>
       </w:r>
       <w:r>
         <w:t xml:space="preserve"> </w:t>
@@ -63840,7 +63374,7 @@
         <w:pStyle w:val="Bibliography"/>
       </w:pPr>
       <w:r>
-        <w:t xml:space="preserve">———. 1974.</w:t>
+        <w:t xml:space="preserve">Debreu, Gérard (1974).</w:t>
       </w:r>
       <w:r>
         <w:t xml:space="preserve"> </w:t>
@@ -63889,7 +63423,7 @@
         <w:pStyle w:val="Bibliography"/>
       </w:pPr>
       <w:r>
-        <w:t xml:space="preserve">Debreu, Gérard y Herbert Scarf. 1963.</w:t>
+        <w:t xml:space="preserve">Debreu, Gérard y Herbert Scarf (1963).</w:t>
       </w:r>
       <w:r>
         <w:t xml:space="preserve"> </w:t>
@@ -63938,7 +63472,7 @@
         <w:pStyle w:val="Bibliography"/>
       </w:pPr>
       <w:r>
-        <w:t xml:space="preserve">Delgado Toral, Gabriel. 2014.</w:t>
+        <w:t xml:space="preserve">Delgado Toral, Gabriel (2014).</w:t>
       </w:r>
       <w:r>
         <w:t xml:space="preserve"> </w:t>
@@ -63984,7 +63518,7 @@
         <w:pStyle w:val="Bibliography"/>
       </w:pPr>
       <w:r>
-        <w:t xml:space="preserve">Dierker, Egbert. 1972.</w:t>
+        <w:t xml:space="preserve">Dierker, Egbert (1972).</w:t>
       </w:r>
       <w:r>
         <w:t xml:space="preserve"> </w:t>
@@ -64019,7 +63553,7 @@
         <w:pStyle w:val="Bibliography"/>
       </w:pPr>
       <w:r>
-        <w:t xml:space="preserve">Edgeworth, Francis Ysidro. 1881.</w:t>
+        <w:t xml:space="preserve">Edgeworth, Francis Ysidro (1881).</w:t>
       </w:r>
       <w:r>
         <w:t xml:space="preserve"> </w:t>
@@ -64042,7 +63576,7 @@
         <w:pStyle w:val="Bibliography"/>
       </w:pPr>
       <w:r>
-        <w:t xml:space="preserve">Ekelund, Robert B. y Robert F. Hébert. 2014.</w:t>
+        <w:t xml:space="preserve">Ekelund, Robert B. y Robert F. Hébert (2014).</w:t>
       </w:r>
       <w:r>
         <w:t xml:space="preserve"> </w:t>
@@ -64065,7 +63599,7 @@
         <w:pStyle w:val="Bibliography"/>
       </w:pPr>
       <w:r>
-        <w:t xml:space="preserve">Feldman, Allan M. 1987.</w:t>
+        <w:t xml:space="preserve">Feldman, Allan M. (1987).</w:t>
       </w:r>
       <w:r>
         <w:t xml:space="preserve"> </w:t>
@@ -64097,7 +63631,7 @@
         <w:pStyle w:val="Bibliography"/>
       </w:pPr>
       <w:r>
-        <w:t xml:space="preserve">Foley, Duncan K. 1967.</w:t>
+        <w:t xml:space="preserve">Foley, Duncan K. (1967).</w:t>
       </w:r>
       <w:r>
         <w:t xml:space="preserve"> </w:t>
@@ -64132,7 +63666,7 @@
         <w:pStyle w:val="Bibliography"/>
       </w:pPr>
       <w:r>
-        <w:t xml:space="preserve">Francois, Joseph, Miriam Manchin, Hanna Norberg, Olga Pindyuk y Patrick Tomberger. 2013.</w:t>
+        <w:t xml:space="preserve">Francois, Joseph, Miriam Manchin, Hanna Norberg, Olga Pindyuk y Patrick Tomberger (2013).</w:t>
       </w:r>
       <w:r>
         <w:t xml:space="preserve"> </w:t>
@@ -64165,7 +63699,7 @@
         <w:pStyle w:val="Bibliography"/>
       </w:pPr>
       <w:r>
-        <w:t xml:space="preserve">Gabszewicz, Jean Jaskold y Jean-Philippe Vial. 1972.</w:t>
+        <w:t xml:space="preserve">Gabszewicz, Jean Jaskold y Jean-Philippe Vial (1972).</w:t>
       </w:r>
       <w:r>
         <w:t xml:space="preserve"> </w:t>
@@ -64200,7 +63734,7 @@
         <w:pStyle w:val="Bibliography"/>
       </w:pPr>
       <w:r>
-        <w:t xml:space="preserve">Gale, David. 1955.</w:t>
+        <w:t xml:space="preserve">Gale, David (1955).</w:t>
       </w:r>
       <w:r>
         <w:t xml:space="preserve"> </w:t>
@@ -64249,7 +63783,7 @@
         <w:pStyle w:val="Bibliography"/>
       </w:pPr>
       <w:r>
-        <w:t xml:space="preserve">———. 1976.</w:t>
+        <w:t xml:space="preserve">Gale, David (1976).</w:t>
       </w:r>
       <w:r>
         <w:t xml:space="preserve"> </w:t>
@@ -64298,7 +63832,7 @@
         <w:pStyle w:val="Bibliography"/>
       </w:pPr>
       <w:r>
-        <w:t xml:space="preserve">Geanakoplos, John D. y Heraklis M. Polemarchakis. 1986.</w:t>
+        <w:t xml:space="preserve">Geanakoplos, John D. y Heraklis M. Polemarchakis (1986).</w:t>
       </w:r>
       <w:r>
         <w:t xml:space="preserve"> </w:t>
@@ -64330,7 +63864,7 @@
         <w:pStyle w:val="Bibliography"/>
       </w:pPr>
       <w:r>
-        <w:t xml:space="preserve">Geanakoplos, John y Andreu Mas-Colell. 1989.</w:t>
+        <w:t xml:space="preserve">Geanakoplos, John y Andreu Mas-Colell (1989).</w:t>
       </w:r>
       <w:r>
         <w:t xml:space="preserve"> </w:t>
@@ -64365,7 +63899,7 @@
         <w:pStyle w:val="Bibliography"/>
       </w:pPr>
       <w:r>
-        <w:t xml:space="preserve">Gillies, Donald B. 1959.</w:t>
+        <w:t xml:space="preserve">Gillies, Donald B. (1959).</w:t>
       </w:r>
       <w:r>
         <w:t xml:space="preserve"> </w:t>
@@ -64397,7 +63931,7 @@
         <w:pStyle w:val="Bibliography"/>
       </w:pPr>
       <w:r>
-        <w:t xml:space="preserve">Gravelle, Hugh y Ray Rees. 2004.</w:t>
+        <w:t xml:space="preserve">Gravelle, Hugh y Ray Rees (2004).</w:t>
       </w:r>
       <w:r>
         <w:t xml:space="preserve"> </w:t>
@@ -64420,7 +63954,7 @@
         <w:pStyle w:val="Bibliography"/>
       </w:pPr>
       <w:r>
-        <w:t xml:space="preserve">Gronau, Reuben. 1977.</w:t>
+        <w:t xml:space="preserve">Gronau, Reuben (1977).</w:t>
       </w:r>
       <w:r>
         <w:t xml:space="preserve"> </w:t>
@@ -64469,7 +64003,7 @@
         <w:pStyle w:val="Bibliography"/>
       </w:pPr>
       <w:r>
-        <w:t xml:space="preserve">Hahn, Frank H. 1965.</w:t>
+        <w:t xml:space="preserve">Hahn, Frank H. (1965).</w:t>
       </w:r>
       <w:r>
         <w:t xml:space="preserve"> </w:t>
@@ -64501,7 +64035,7 @@
         <w:pStyle w:val="Bibliography"/>
       </w:pPr>
       <w:r>
-        <w:t xml:space="preserve">———. 1982.</w:t>
+        <w:t xml:space="preserve">Hahn, Frank H. (1982).</w:t>
       </w:r>
       <w:r>
         <w:t xml:space="preserve"> </w:t>
@@ -64524,7 +64058,7 @@
         <w:pStyle w:val="Bibliography"/>
       </w:pPr>
       <w:r>
-        <w:t xml:space="preserve">Hart, Oliver D. 1975.</w:t>
+        <w:t xml:space="preserve">Hart, Oliver D. (1975).</w:t>
       </w:r>
       <w:r>
         <w:t xml:space="preserve"> </w:t>
@@ -64559,7 +64093,7 @@
         <w:pStyle w:val="Bibliography"/>
       </w:pPr>
       <w:r>
-        <w:t xml:space="preserve">Hayek, Friedrich A. 1945.</w:t>
+        <w:t xml:space="preserve">Hayek, Friedrich A. (1945).</w:t>
       </w:r>
       <w:r>
         <w:t xml:space="preserve"> </w:t>
@@ -64594,7 +64128,7 @@
         <w:pStyle w:val="Bibliography"/>
       </w:pPr>
       <w:r>
-        <w:t xml:space="preserve">Hicks, John R. 1939.</w:t>
+        <w:t xml:space="preserve">Hicks, John R. (1939).</w:t>
       </w:r>
       <w:r>
         <w:t xml:space="preserve"> </w:t>
@@ -64617,7 +64151,7 @@
         <w:pStyle w:val="Bibliography"/>
       </w:pPr>
       <w:r>
-        <w:t xml:space="preserve">Hurwicz, Leonid. 1972.</w:t>
+        <w:t xml:space="preserve">Hurwicz, Leonid (1972).</w:t>
       </w:r>
       <w:r>
         <w:t xml:space="preserve"> </w:t>
@@ -64649,7 +64183,7 @@
         <w:pStyle w:val="Bibliography"/>
       </w:pPr>
       <w:r>
-        <w:t xml:space="preserve">ICEX-CECO. s. f.</w:t>
+        <w:t xml:space="preserve">ICEX-CECO (s. f.).</w:t>
       </w:r>
       <w:r>
         <w:t xml:space="preserve"> </w:t>
@@ -64668,7 +64202,7 @@
         <w:pStyle w:val="Bibliography"/>
       </w:pPr>
       <w:r>
-        <w:t xml:space="preserve">Jehle, Geoffrey A. y Philip J. Reny. 2011.</w:t>
+        <w:t xml:space="preserve">Jehle, Geoffrey A. y Philip J. Reny (2011).</w:t>
       </w:r>
       <w:r>
         <w:t xml:space="preserve"> </w:t>
@@ -64691,7 +64225,7 @@
         <w:pStyle w:val="Bibliography"/>
       </w:pPr>
       <w:r>
-        <w:t xml:space="preserve">Jones, Ronald W. 1965.</w:t>
+        <w:t xml:space="preserve">Jones, Ronald W. (1965).</w:t>
       </w:r>
       <w:r>
         <w:t xml:space="preserve"> </w:t>
@@ -64726,7 +64260,7 @@
         <w:pStyle w:val="Bibliography"/>
       </w:pPr>
       <w:r>
-        <w:t xml:space="preserve">Kakutani, Shizuo. 1941.</w:t>
+        <w:t xml:space="preserve">Kakutani, Shizuo (1941).</w:t>
       </w:r>
       <w:r>
         <w:t xml:space="preserve"> </w:t>
@@ -64775,7 +64309,7 @@
         <w:pStyle w:val="Bibliography"/>
       </w:pPr>
       <w:r>
-        <w:t xml:space="preserve">Kehoe, Timothy J. 2005.</w:t>
+        <w:t xml:space="preserve">Kehoe, Timothy J. (2005).</w:t>
       </w:r>
       <w:r>
         <w:t xml:space="preserve"> </w:t>
@@ -64821,7 +64355,7 @@
         <w:pStyle w:val="Bibliography"/>
       </w:pPr>
       <w:r>
-        <w:t xml:space="preserve">Kirman, Alan P. 1992.</w:t>
+        <w:t xml:space="preserve">Kirman, Alan P. (1992).</w:t>
       </w:r>
       <w:r>
         <w:t xml:space="preserve"> </w:t>
@@ -64867,7 +64401,7 @@
         <w:pStyle w:val="Bibliography"/>
       </w:pPr>
       <w:r>
-        <w:t xml:space="preserve">Kiyotaki, Nobuhiro y Randall Wright. 1989.</w:t>
+        <w:t xml:space="preserve">Kiyotaki, Nobuhiro y Randall Wright (1989).</w:t>
       </w:r>
       <w:r>
         <w:t xml:space="preserve"> </w:t>
@@ -64902,7 +64436,7 @@
         <w:pStyle w:val="Bibliography"/>
       </w:pPr>
       <w:r>
-        <w:t xml:space="preserve">Lancaster, Kelvin J. 1966.</w:t>
+        <w:t xml:space="preserve">Lancaster, Kelvin J. (1966).</w:t>
       </w:r>
       <w:r>
         <w:t xml:space="preserve"> </w:t>
@@ -64951,7 +64485,7 @@
         <w:pStyle w:val="Bibliography"/>
       </w:pPr>
       <w:r>
-        <w:t xml:space="preserve">Lange, Oskar. 1936.</w:t>
+        <w:t xml:space="preserve">Lange, Oskar (1936).</w:t>
       </w:r>
       <w:r>
         <w:t xml:space="preserve"> </w:t>
@@ -64986,7 +64520,7 @@
         <w:pStyle w:val="Bibliography"/>
       </w:pPr>
       <w:r>
-        <w:t xml:space="preserve">———. 1942a.</w:t>
+        <w:t xml:space="preserve">Lange, Oskar (1942a).</w:t>
       </w:r>
       <w:r>
         <w:t xml:space="preserve"> </w:t>
@@ -65018,7 +64552,7 @@
         <w:pStyle w:val="Bibliography"/>
       </w:pPr>
       <w:r>
-        <w:t xml:space="preserve">———. 1942b.</w:t>
+        <w:t xml:space="preserve">Lange, Oskar (1942b).</w:t>
       </w:r>
       <w:r>
         <w:t xml:space="preserve"> </w:t>
@@ -65067,7 +64601,7 @@
         <w:pStyle w:val="Bibliography"/>
       </w:pPr>
       <w:r>
-        <w:t xml:space="preserve">Lerner, Abba P. 1934.</w:t>
+        <w:t xml:space="preserve">Lerner, Abba P. (1934).</w:t>
       </w:r>
       <w:r>
         <w:t xml:space="preserve"> </w:t>
@@ -65116,7 +64650,7 @@
         <w:pStyle w:val="Bibliography"/>
       </w:pPr>
       <w:r>
-        <w:t xml:space="preserve">———. 1944.</w:t>
+        <w:t xml:space="preserve">Lerner, Abba P. (1944).</w:t>
       </w:r>
       <w:r>
         <w:t xml:space="preserve"> </w:t>
@@ -65139,7 +64673,7 @@
         <w:pStyle w:val="Bibliography"/>
       </w:pPr>
       <w:r>
-        <w:t xml:space="preserve">Liu, Zhengyang. 2019.</w:t>
+        <w:t xml:space="preserve">Liu, Zhengyang (2019).</w:t>
       </w:r>
       <w:r>
         <w:t xml:space="preserve"> </w:t>
@@ -65172,7 +64706,7 @@
         <w:pStyle w:val="Bibliography"/>
       </w:pPr>
       <w:r>
-        <w:t xml:space="preserve">Mantel, Rolf R. 1974.</w:t>
+        <w:t xml:space="preserve">Mantel, Rolf R. (1974).</w:t>
       </w:r>
       <w:r>
         <w:t xml:space="preserve"> </w:t>
@@ -65221,7 +64755,7 @@
         <w:pStyle w:val="Bibliography"/>
       </w:pPr>
       <w:r>
-        <w:t xml:space="preserve">Martinez-Giralt, Xavier. 2008.</w:t>
+        <w:t xml:space="preserve">Martinez-Giralt, Xavier (2008).</w:t>
       </w:r>
       <w:r>
         <w:t xml:space="preserve"> </w:t>
@@ -65258,7 +64792,7 @@
         <w:pStyle w:val="Bibliography"/>
       </w:pPr>
       <w:r>
-        <w:t xml:space="preserve">Mas-Colell, Andreu, Michael D. Whinston y Jerry R. Green. 1995.</w:t>
+        <w:t xml:space="preserve">Mas-Colell, Andreu, Michael D. Whinston y Jerry R. Green (1995).</w:t>
       </w:r>
       <w:r>
         <w:t xml:space="preserve"> </w:t>
@@ -65281,7 +64815,7 @@
         <w:pStyle w:val="Bibliography"/>
       </w:pPr>
       <w:r>
-        <w:t xml:space="preserve">McKenzie, Lionel W. 1954.</w:t>
+        <w:t xml:space="preserve">McKenzie, Lionel W. (1954).</w:t>
       </w:r>
       <w:r>
         <w:t xml:space="preserve"> </w:t>
@@ -65330,7 +64864,7 @@
         <w:pStyle w:val="Bibliography"/>
       </w:pPr>
       <w:r>
-        <w:t xml:space="preserve">———. 1959.</w:t>
+        <w:t xml:space="preserve">McKenzie, Lionel W. (1959).</w:t>
       </w:r>
       <w:r>
         <w:t xml:space="preserve"> </w:t>
@@ -65365,7 +64899,7 @@
         <w:pStyle w:val="Bibliography"/>
       </w:pPr>
       <w:r>
-        <w:t xml:space="preserve">Metzler, Lloyd A. 1945.</w:t>
+        <w:t xml:space="preserve">Metzler, Lloyd A. (1945).</w:t>
       </w:r>
       <w:r>
         <w:t xml:space="preserve"> </w:t>
@@ -65400,7 +64934,7 @@
         <w:pStyle w:val="Bibliography"/>
       </w:pPr>
       <w:r>
-        <w:t xml:space="preserve">Mill, John Stuart. 1844.</w:t>
+        <w:t xml:space="preserve">Mill, John Stuart (1844).</w:t>
       </w:r>
       <w:r>
         <w:t xml:space="preserve"> </w:t>
@@ -65423,7 +64957,7 @@
         <w:pStyle w:val="Bibliography"/>
       </w:pPr>
       <w:r>
-        <w:t xml:space="preserve">Mises, Ludwig von. 1920.</w:t>
+        <w:t xml:space="preserve">Mises, Ludwig von (1920).</w:t>
       </w:r>
       <w:r>
         <w:t xml:space="preserve"> </w:t>
@@ -65458,7 +64992,7 @@
         <w:pStyle w:val="Bibliography"/>
       </w:pPr>
       <w:r>
-        <w:t xml:space="preserve">Musgrave, Richard A. 1959.</w:t>
+        <w:t xml:space="preserve">Musgrave, Richard A. (1959).</w:t>
       </w:r>
       <w:r>
         <w:t xml:space="preserve"> </w:t>
@@ -65481,7 +65015,7 @@
         <w:pStyle w:val="Bibliography"/>
       </w:pPr>
       <w:r>
-        <w:t xml:space="preserve">Myerson, Roger B. 1979.</w:t>
+        <w:t xml:space="preserve">Myerson, Roger B. (1979).</w:t>
       </w:r>
       <w:r>
         <w:t xml:space="preserve"> </w:t>
@@ -65516,7 +65050,7 @@
         <w:pStyle w:val="Bibliography"/>
       </w:pPr>
       <w:r>
-        <w:t xml:space="preserve">Nash, John F. 1950a.</w:t>
+        <w:t xml:space="preserve">Nash, John F. (1950a).</w:t>
       </w:r>
       <w:r>
         <w:t xml:space="preserve"> </w:t>
@@ -65565,7 +65099,7 @@
         <w:pStyle w:val="Bibliography"/>
       </w:pPr>
       <w:r>
-        <w:t xml:space="preserve">———. 1950b.</w:t>
+        <w:t xml:space="preserve">Nash, John F. (1950b).</w:t>
       </w:r>
       <w:r>
         <w:t xml:space="preserve"> </w:t>
@@ -65614,7 +65148,7 @@
         <w:pStyle w:val="Bibliography"/>
       </w:pPr>
       <w:r>
-        <w:t xml:space="preserve">Negishi, Takashi. 1961.</w:t>
+        <w:t xml:space="preserve">Negishi, Takashi (1961).</w:t>
       </w:r>
       <w:r>
         <w:t xml:space="preserve"> </w:t>
@@ -65649,7 +65183,7 @@
         <w:pStyle w:val="Bibliography"/>
       </w:pPr>
       <w:r>
-        <w:t xml:space="preserve">Neumann, John von. 1937.</w:t>
+        <w:t xml:space="preserve">Neumann, John von (1937).</w:t>
       </w:r>
       <w:r>
         <w:t xml:space="preserve"> </w:t>
@@ -65684,7 +65218,7 @@
         <w:pStyle w:val="Bibliography"/>
       </w:pPr>
       <w:r>
-        <w:t xml:space="preserve">Nikaidô, Hukukane. 1956.</w:t>
+        <w:t xml:space="preserve">Nikaidô, Hukukane (1956).</w:t>
       </w:r>
       <w:r>
         <w:t xml:space="preserve"> </w:t>
@@ -65733,7 +65267,7 @@
         <w:pStyle w:val="Bibliography"/>
       </w:pPr>
       <w:r>
-        <w:t xml:space="preserve">Office of the United States Trade Representative. 2026.</w:t>
+        <w:t xml:space="preserve">Office of the United States Trade Representative (2026).</w:t>
       </w:r>
       <w:r>
         <w:t xml:space="preserve"> </w:t>
@@ -65766,7 +65300,7 @@
         <w:pStyle w:val="Bibliography"/>
       </w:pPr>
       <w:r>
-        <w:t xml:space="preserve">Pareto, Vilfredo. 1906.</w:t>
+        <w:t xml:space="preserve">Pareto, Vilfredo (1906).</w:t>
       </w:r>
       <w:r>
         <w:t xml:space="preserve"> </w:t>
@@ -65789,7 +65323,7 @@
         <w:pStyle w:val="Bibliography"/>
       </w:pPr>
       <w:r>
-        <w:t xml:space="preserve">Patinkin, Don. 1956.</w:t>
+        <w:t xml:space="preserve">Patinkin, Don (1956).</w:t>
       </w:r>
       <w:r>
         <w:t xml:space="preserve"> </w:t>
@@ -65812,7 +65346,7 @@
         <w:pStyle w:val="Bibliography"/>
       </w:pPr>
       <w:r>
-        <w:t xml:space="preserve">———. 1965.</w:t>
+        <w:t xml:space="preserve">Patinkin, Don (1965).</w:t>
       </w:r>
       <w:r>
         <w:t xml:space="preserve"> </w:t>
@@ -65835,7 +65369,7 @@
         <w:pStyle w:val="Bibliography"/>
       </w:pPr>
       <w:r>
-        <w:t xml:space="preserve">Radner, Roy. 1972.</w:t>
+        <w:t xml:space="preserve">Radner, Roy (1972).</w:t>
       </w:r>
       <w:r>
         <w:t xml:space="preserve"> </w:t>
@@ -65884,7 +65418,7 @@
         <w:pStyle w:val="Bibliography"/>
       </w:pPr>
       <w:r>
-        <w:t xml:space="preserve">Roberts, Donald John y Andrew Postlewaite. 1976.</w:t>
+        <w:t xml:space="preserve">Roberts, Donald John y Andrew Postlewaite (1976).</w:t>
       </w:r>
       <w:r>
         <w:t xml:space="preserve"> </w:t>
@@ -65919,7 +65453,7 @@
         <w:pStyle w:val="Bibliography"/>
       </w:pPr>
       <w:r>
-        <w:t xml:space="preserve">Roberts, John y Hugo Sonnenschein. 1977.</w:t>
+        <w:t xml:space="preserve">Roberts, John y Hugo Sonnenschein (1977).</w:t>
       </w:r>
       <w:r>
         <w:t xml:space="preserve"> </w:t>
@@ -65954,7 +65488,7 @@
         <w:pStyle w:val="Bibliography"/>
       </w:pPr>
       <w:r>
-        <w:t xml:space="preserve">Rubinstein, Ariel. 1982.</w:t>
+        <w:t xml:space="preserve">Rubinstein, Ariel (1982).</w:t>
       </w:r>
       <w:r>
         <w:t xml:space="preserve"> </w:t>
@@ -66003,7 +65537,7 @@
         <w:pStyle w:val="Bibliography"/>
       </w:pPr>
       <w:r>
-        <w:t xml:space="preserve">Rybczynski, Tadeusz M. 1955.</w:t>
+        <w:t xml:space="preserve">Rybczynski, Tadeusz M. (1955).</w:t>
       </w:r>
       <w:r>
         <w:t xml:space="preserve"> </w:t>
@@ -66038,7 +65572,7 @@
         <w:pStyle w:val="Bibliography"/>
       </w:pPr>
       <w:r>
-        <w:t xml:space="preserve">Samuelson, Paul A. 1941.</w:t>
+        <w:t xml:space="preserve">Samuelson, Paul A. (1941).</w:t>
       </w:r>
       <w:r>
         <w:t xml:space="preserve"> </w:t>
@@ -66073,7 +65607,7 @@
         <w:pStyle w:val="Bibliography"/>
       </w:pPr>
       <w:r>
-        <w:t xml:space="preserve">———. 1947.</w:t>
+        <w:t xml:space="preserve">Samuelson, Paul A. (1947).</w:t>
       </w:r>
       <w:r>
         <w:t xml:space="preserve"> </w:t>
@@ -66096,7 +65630,7 @@
         <w:pStyle w:val="Bibliography"/>
       </w:pPr>
       <w:r>
-        <w:t xml:space="preserve">———. 1958.</w:t>
+        <w:t xml:space="preserve">Samuelson, Paul A. (1958).</w:t>
       </w:r>
       <w:r>
         <w:t xml:space="preserve"> </w:t>
@@ -66131,7 +65665,7 @@
         <w:pStyle w:val="Bibliography"/>
       </w:pPr>
       <w:r>
-        <w:t xml:space="preserve">Scarf, Herbert. 1967.</w:t>
+        <w:t xml:space="preserve">Scarf, Herbert (1967).</w:t>
       </w:r>
       <w:r>
         <w:t xml:space="preserve"> </w:t>
@@ -66180,7 +65714,7 @@
         <w:pStyle w:val="Bibliography"/>
       </w:pPr>
       <w:r>
-        <w:t xml:space="preserve">Scarf, Herbert E. 1960.</w:t>
+        <w:t xml:space="preserve">Scarf, Herbert E. (1960).</w:t>
       </w:r>
       <w:r>
         <w:t xml:space="preserve"> </w:t>
@@ -66215,7 +65749,7 @@
         <w:pStyle w:val="Bibliography"/>
       </w:pPr>
       <w:r>
-        <w:t xml:space="preserve">Scarf, Herbert y Terje Hansen. 1973.</w:t>
+        <w:t xml:space="preserve">Scarf, Herbert y Terje Hansen (1973).</w:t>
       </w:r>
       <w:r>
         <w:t xml:space="preserve"> </w:t>
@@ -66238,7 +65772,7 @@
         <w:pStyle w:val="Bibliography"/>
       </w:pPr>
       <w:r>
-        <w:t xml:space="preserve">Segura, Julio. 1996.</w:t>
+        <w:t xml:space="preserve">Segura, Julio (1996).</w:t>
       </w:r>
       <w:r>
         <w:t xml:space="preserve"> </w:t>
@@ -66261,7 +65795,7 @@
         <w:pStyle w:val="Bibliography"/>
       </w:pPr>
       <w:r>
-        <w:t xml:space="preserve">Shiller, Robert J. 1993.</w:t>
+        <w:t xml:space="preserve">Shiller, Robert J. (1993).</w:t>
       </w:r>
       <w:r>
         <w:t xml:space="preserve"> </w:t>
@@ -66284,7 +65818,7 @@
         <w:pStyle w:val="Bibliography"/>
       </w:pPr>
       <w:r>
-        <w:t xml:space="preserve">Shoven, John B. y John Whalley. 1992.</w:t>
+        <w:t xml:space="preserve">Shoven, John B. y John Whalley (1992).</w:t>
       </w:r>
       <w:r>
         <w:t xml:space="preserve"> </w:t>
@@ -66307,7 +65841,7 @@
         <w:pStyle w:val="Bibliography"/>
       </w:pPr>
       <w:r>
-        <w:t xml:space="preserve">Shubik, Martin. 1959.</w:t>
+        <w:t xml:space="preserve">Shubik, Martin (1959).</w:t>
       </w:r>
       <w:r>
         <w:t xml:space="preserve"> </w:t>
@@ -66339,7 +65873,7 @@
         <w:pStyle w:val="Bibliography"/>
       </w:pPr>
       <w:r>
-        <w:t xml:space="preserve">Sidrauski, Miguel. 1967.</w:t>
+        <w:t xml:space="preserve">Sidrauski, Miguel (1967).</w:t>
       </w:r>
       <w:r>
         <w:t xml:space="preserve"> </w:t>
@@ -66374,7 +65908,7 @@
         <w:pStyle w:val="Bibliography"/>
       </w:pPr>
       <w:r>
-        <w:t xml:space="preserve">Smith, Adam. 1776.</w:t>
+        <w:t xml:space="preserve">Smith, Adam (1776).</w:t>
       </w:r>
       <w:r>
         <w:t xml:space="preserve"> </w:t>
@@ -66411,7 +65945,7 @@
         <w:pStyle w:val="Bibliography"/>
       </w:pPr>
       <w:r>
-        <w:t xml:space="preserve">Sonnenschein, Hugo. 1972.</w:t>
+        <w:t xml:space="preserve">Sonnenschein, Hugo (1972).</w:t>
       </w:r>
       <w:r>
         <w:t xml:space="preserve"> </w:t>
@@ -66460,7 +65994,7 @@
         <w:pStyle w:val="Bibliography"/>
       </w:pPr>
       <w:r>
-        <w:t xml:space="preserve">———. 1973.</w:t>
+        <w:t xml:space="preserve">Sonnenschein, Hugo (1973).</w:t>
       </w:r>
       <w:r>
         <w:t xml:space="preserve"> </w:t>
@@ -66506,7 +66040,7 @@
         <w:pStyle w:val="Bibliography"/>
       </w:pPr>
       <w:r>
-        <w:t xml:space="preserve">Stähler, Nikolai y Carlos Thomas. 2012.</w:t>
+        <w:t xml:space="preserve">Stähler, Nikolai y Carlos Thomas (2012).</w:t>
       </w:r>
       <w:r>
         <w:t xml:space="preserve"> </w:t>
@@ -66555,7 +66089,7 @@
         <w:pStyle w:val="Bibliography"/>
       </w:pPr>
       <w:r>
-        <w:t xml:space="preserve">Starr, Ross M. 1969.</w:t>
+        <w:t xml:space="preserve">Starr, Ross M. (1969).</w:t>
       </w:r>
       <w:r>
         <w:t xml:space="preserve"> </w:t>
@@ -66604,7 +66138,7 @@
         <w:pStyle w:val="Bibliography"/>
       </w:pPr>
       <w:r>
-        <w:t xml:space="preserve">Stigler, George J. 1961.</w:t>
+        <w:t xml:space="preserve">Stigler, George J. (1961).</w:t>
       </w:r>
       <w:r>
         <w:t xml:space="preserve"> </w:t>
@@ -66653,7 +66187,7 @@
         <w:pStyle w:val="Bibliography"/>
       </w:pPr>
       <w:r>
-        <w:t xml:space="preserve">Stolper, Wolfgang F. y Paul A. Samuelson. 1941.</w:t>
+        <w:t xml:space="preserve">Stolper, Wolfgang F. y Paul A. Samuelson (1941).</w:t>
       </w:r>
       <w:r>
         <w:t xml:space="preserve"> </w:t>
@@ -66688,7 +66222,7 @@
         <w:pStyle w:val="Bibliography"/>
       </w:pPr>
       <w:r>
-        <w:t xml:space="preserve">The History of Economic Thought Website. 2026a.</w:t>
+        <w:t xml:space="preserve">The History of Economic Thought Website (2026a).</w:t>
       </w:r>
       <w:r>
         <w:t xml:space="preserve"> </w:t>
@@ -66721,7 +66255,7 @@
         <w:pStyle w:val="Bibliography"/>
       </w:pPr>
       <w:r>
-        <w:t xml:space="preserve">———. 2026b.</w:t>
+        <w:t xml:space="preserve">The History of Economic Thought Website (2026b).</w:t>
       </w:r>
       <w:r>
         <w:t xml:space="preserve"> </w:t>
@@ -66754,7 +66288,7 @@
         <w:pStyle w:val="Bibliography"/>
       </w:pPr>
       <w:r>
-        <w:t xml:space="preserve">———. 2026c.</w:t>
+        <w:t xml:space="preserve">The History of Economic Thought Website (2026c).</w:t>
       </w:r>
       <w:r>
         <w:t xml:space="preserve"> </w:t>
@@ -66787,7 +66321,7 @@
         <w:pStyle w:val="Bibliography"/>
       </w:pPr>
       <w:r>
-        <w:t xml:space="preserve">The Nobel Prize. 1972.</w:t>
+        <w:t xml:space="preserve">The Nobel Prize (1972).</w:t>
       </w:r>
       <w:r>
         <w:t xml:space="preserve"> </w:t>
@@ -66820,7 +66354,7 @@
         <w:pStyle w:val="Bibliography"/>
       </w:pPr>
       <w:r>
-        <w:t xml:space="preserve">———. 1983.</w:t>
+        <w:t xml:space="preserve">The Nobel Prize (1983).</w:t>
       </w:r>
       <w:r>
         <w:t xml:space="preserve"> </w:t>
@@ -66853,7 +66387,7 @@
         <w:pStyle w:val="Bibliography"/>
       </w:pPr>
       <w:r>
-        <w:t xml:space="preserve">———. 1998.</w:t>
+        <w:t xml:space="preserve">The Nobel Prize (1998).</w:t>
       </w:r>
       <w:r>
         <w:t xml:space="preserve"> </w:t>
@@ -66886,7 +66420,7 @@
         <w:pStyle w:val="Bibliography"/>
       </w:pPr>
       <w:r>
-        <w:t xml:space="preserve">———. 2017.</w:t>
+        <w:t xml:space="preserve">The Nobel Prize (2017).</w:t>
       </w:r>
       <w:r>
         <w:t xml:space="preserve"> </w:t>
@@ -66919,7 +66453,7 @@
         <w:pStyle w:val="Bibliography"/>
       </w:pPr>
       <w:r>
-        <w:t xml:space="preserve">———. 2018.</w:t>
+        <w:t xml:space="preserve">The Nobel Prize (2018).</w:t>
       </w:r>
       <w:r>
         <w:t xml:space="preserve"> </w:t>
@@ -66952,7 +66486,7 @@
         <w:pStyle w:val="Bibliography"/>
       </w:pPr>
       <w:r>
-        <w:t xml:space="preserve">United States International Trade Commission. 2019.</w:t>
+        <w:t xml:space="preserve">United States International Trade Commission (2019).</w:t>
       </w:r>
       <w:r>
         <w:t xml:space="preserve"> </w:t>
@@ -66985,7 +66519,7 @@
         <w:pStyle w:val="Bibliography"/>
       </w:pPr>
       <w:r>
-        <w:t xml:space="preserve">Varian, Hal R. 1992.</w:t>
+        <w:t xml:space="preserve">Varian, Hal R. (1992).</w:t>
       </w:r>
       <w:r>
         <w:t xml:space="preserve"> </w:t>
@@ -67008,7 +66542,7 @@
         <w:pStyle w:val="Bibliography"/>
       </w:pPr>
       <w:r>
-        <w:t xml:space="preserve">Wald, Abraham. 1936.</w:t>
+        <w:t xml:space="preserve">Wald, Abraham (1936).</w:t>
       </w:r>
       <w:r>
         <w:t xml:space="preserve"> </w:t>
@@ -67043,7 +66577,7 @@
         <w:pStyle w:val="Bibliography"/>
       </w:pPr>
       <w:r>
-        <w:t xml:space="preserve">Walker, Donald A. 1987.</w:t>
+        <w:t xml:space="preserve">Walker, Donald A. (1987).</w:t>
       </w:r>
       <w:r>
         <w:t xml:space="preserve"> </w:t>
@@ -67092,7 +66626,7 @@
         <w:pStyle w:val="Bibliography"/>
       </w:pPr>
       <w:r>
-        <w:t xml:space="preserve">Walras, Léon. 1874.</w:t>
+        <w:t xml:space="preserve">Walras, Léon (1874).</w:t>
       </w:r>
       <w:r>
         <w:t xml:space="preserve"> </w:t>
@@ -67129,7 +66663,7 @@
         <w:pStyle w:val="Bibliography"/>
       </w:pPr>
       <w:r>
-        <w:t xml:space="preserve">Wicksell, Knut. 1958.</w:t>
+        <w:t xml:space="preserve">Wicksell, Knut (1958).</w:t>
       </w:r>
       <w:r>
         <w:t xml:space="preserve"> </w:t>
@@ -67152,7 +66686,7 @@
         <w:pStyle w:val="Bibliography"/>
       </w:pPr>
       <w:r>
-        <w:t xml:space="preserve">Wikipedia. 2026.</w:t>
+        <w:t xml:space="preserve">Wikipedia (2026).</w:t>
       </w:r>
       <w:r>
         <w:t xml:space="preserve"> </w:t>
@@ -67484,13 +67018,7 @@
           <w:rPr>
             <w:rStyle w:val="Hyperlink"/>
           </w:rPr>
-          <w:t xml:space="preserve"> </w:t>
-        </w:r>
-        <w:r>
-          <w:rPr>
-            <w:rStyle w:val="Hyperlink"/>
-          </w:rPr>
-          <w:t xml:space="preserve">2014, cap. 26</w:t>
+          <w:t xml:space="preserve">, 2014, cap. 26</w:t>
         </w:r>
       </w:hyperlink>
       <w:r>
@@ -67882,13 +67410,7 @@
           <w:rPr>
             <w:rStyle w:val="Hyperlink"/>
           </w:rPr>
-          <w:t xml:space="preserve"> </w:t>
-        </w:r>
-        <w:r>
-          <w:rPr>
-            <w:rStyle w:val="Hyperlink"/>
-          </w:rPr>
-          <w:t xml:space="preserve">2026c</w:t>
+          <w:t xml:space="preserve">, 2026c</w:t>
         </w:r>
       </w:hyperlink>
       <w:r>
@@ -68045,13 +67567,7 @@
           <w:rPr>
             <w:rStyle w:val="Hyperlink"/>
           </w:rPr>
-          <w:t xml:space="preserve"> </w:t>
-        </w:r>
-        <w:r>
-          <w:rPr>
-            <w:rStyle w:val="Hyperlink"/>
-          </w:rPr>
-          <w:t xml:space="preserve">1972</w:t>
+          <w:t xml:space="preserve">, 1972</w:t>
         </w:r>
       </w:hyperlink>
       <w:r>
@@ -68090,13 +67606,7 @@
           <w:rPr>
             <w:rStyle w:val="Hyperlink"/>
           </w:rPr>
-          <w:t xml:space="preserve"> </w:t>
-        </w:r>
-        <w:r>
-          <w:rPr>
-            <w:rStyle w:val="Hyperlink"/>
-          </w:rPr>
-          <w:t xml:space="preserve">1983</w:t>
+          <w:t xml:space="preserve">, 1983</w:t>
         </w:r>
       </w:hyperlink>
       <w:r>
@@ -68696,13 +68206,7 @@
           <w:rPr>
             <w:rStyle w:val="Hyperlink"/>
           </w:rPr>
-          <w:t xml:space="preserve"> </w:t>
-        </w:r>
-        <w:r>
-          <w:rPr>
-            <w:rStyle w:val="Hyperlink"/>
-          </w:rPr>
-          <w:t xml:space="preserve">1874, párr. 126, 127</w:t>
+          <w:t xml:space="preserve">, 1874, párr. 126, 127</w:t>
         </w:r>
       </w:hyperlink>
       <w:r>
@@ -69032,13 +68536,7 @@
           <w:rPr>
             <w:rStyle w:val="Hyperlink"/>
           </w:rPr>
-          <w:t xml:space="preserve"> </w:t>
-        </w:r>
-        <w:r>
-          <w:rPr>
-            <w:rStyle w:val="Hyperlink"/>
-          </w:rPr>
-          <w:t xml:space="preserve">1987</w:t>
+          <w:t xml:space="preserve">, 1987</w:t>
         </w:r>
       </w:hyperlink>
       <w:r>
@@ -70388,13 +69886,7 @@
           <w:rPr>
             <w:rStyle w:val="Hyperlink"/>
           </w:rPr>
-          <w:t xml:space="preserve"> </w:t>
-        </w:r>
-        <w:r>
-          <w:rPr>
-            <w:rStyle w:val="Hyperlink"/>
-          </w:rPr>
-          <w:t xml:space="preserve">1952</w:t>
+          <w:t xml:space="preserve">, 1952</w:t>
         </w:r>
       </w:hyperlink>
       <w:r>
@@ -70752,13 +70244,7 @@
           <w:rPr>
             <w:rStyle w:val="Hyperlink"/>
           </w:rPr>
-          <w:t xml:space="preserve"> </w:t>
-        </w:r>
-        <w:r>
-          <w:rPr>
-            <w:rStyle w:val="Hyperlink"/>
-          </w:rPr>
-          <w:t xml:space="preserve">1995, párr. 17.C</w:t>
+          <w:t xml:space="preserve">, 1995, párr. 17.C</w:t>
         </w:r>
       </w:hyperlink>
       <w:r>
@@ -71491,13 +70977,7 @@
           <w:rPr>
             <w:rStyle w:val="Hyperlink"/>
           </w:rPr>
-          <w:t xml:space="preserve"> </w:t>
-        </w:r>
-        <w:r>
-          <w:rPr>
-            <w:rStyle w:val="Hyperlink"/>
-          </w:rPr>
-          <w:t xml:space="preserve">1958</w:t>
+          <w:t xml:space="preserve">, 1958</w:t>
         </w:r>
       </w:hyperlink>
       <w:r>
@@ -72160,13 +71640,7 @@
           <w:rPr>
             <w:rStyle w:val="Hyperlink"/>
           </w:rPr>
-          <w:t xml:space="preserve"> </w:t>
-        </w:r>
-        <w:r>
-          <w:rPr>
-            <w:rStyle w:val="Hyperlink"/>
-          </w:rPr>
-          <w:t xml:space="preserve">2026</w:t>
+          <w:t xml:space="preserve">, 2026</w:t>
         </w:r>
       </w:hyperlink>
       <w:r>
@@ -72199,7 +71673,7 @@
           <w:rPr>
             <w:rStyle w:val="Hyperlink"/>
           </w:rPr>
-          <w:t xml:space="preserve">et al. 2018</w:t>
+          <w:t xml:space="preserve">et al., 2018</w:t>
         </w:r>
       </w:hyperlink>
       <w:r>
@@ -72254,13 +71728,7 @@
           <w:rPr>
             <w:rStyle w:val="Hyperlink"/>
           </w:rPr>
-          <w:t xml:space="preserve"> </w:t>
-        </w:r>
-        <w:r>
-          <w:rPr>
-            <w:rStyle w:val="Hyperlink"/>
-          </w:rPr>
-          <w:t xml:space="preserve">2012</w:t>
+          <w:t xml:space="preserve">, 2012</w:t>
         </w:r>
       </w:hyperlink>
       <w:r>
@@ -72325,13 +71793,7 @@
           <w:rPr>
             <w:rStyle w:val="Hyperlink"/>
           </w:rPr>
-          <w:t xml:space="preserve"> </w:t>
-        </w:r>
-        <w:r>
-          <w:rPr>
-            <w:rStyle w:val="Hyperlink"/>
-          </w:rPr>
-          <w:t xml:space="preserve">2006</w:t>
+          <w:t xml:space="preserve">, 2006</w:t>
         </w:r>
       </w:hyperlink>
       <w:r>
@@ -74182,7 +73644,6 @@
       <w:keepNext/>
       <w:keepLines/>
       <w:spacing w:after="120" w:before="280"/>
-      <w:jc w:val="left"/>
       <w:outlineLvl w:val="0"/>
       <w:shd w:color="auto" w:fill="5F2987" w:val="clear"/>
     </w:pPr>
@@ -74209,7 +73670,6 @@
       <w:keepNext/>
       <w:keepLines/>
       <w:spacing w:after="80" w:before="240"/>
-      <w:jc w:val="left"/>
       <w:outlineLvl w:val="1"/>
       <w:pBdr>
         <w:bottom w:color="5F2987" w:space="1" w:sz="4" w:val="single"/>
@@ -74239,7 +73699,6 @@
       <w:keepLines/>
       <w:spacing w:after="80" w:before="160"/>
       <w:ind w:left="283"/>
-      <w:jc w:val="left"/>
       <w:outlineLvl w:val="2"/>
     </w:pPr>
     <w:rPr>
@@ -74266,7 +73725,6 @@
       <w:keepLines/>
       <w:spacing w:after="40" w:before="80"/>
       <w:ind w:left="567"/>
-      <w:jc w:val="left"/>
       <w:outlineLvl w:val="3"/>
     </w:pPr>
     <w:rPr>
@@ -74293,7 +73751,6 @@
       <w:keepLines/>
       <w:spacing w:after="40" w:before="80"/>
       <w:ind w:left="567"/>
-      <w:jc w:val="left"/>
       <w:outlineLvl w:val="4"/>
     </w:pPr>
     <w:rPr>
@@ -74319,7 +73776,6 @@
       <w:keepLines/>
       <w:spacing w:after="0" w:before="40"/>
       <w:ind w:left="567"/>
-      <w:jc w:val="left"/>
       <w:outlineLvl w:val="5"/>
     </w:pPr>
     <w:rPr>
@@ -74924,6 +74380,139 @@
       <w:sz w:val="20"/>
     </w:rPr>
   </w:style>
+  <w:style w:customStyle="1" w:styleId="Celdatceegrisclaro" w:type="paragraph">
+    <w:name w:val="Celda tceegrisclaro"/>
+    <w:basedOn w:val="Normal"/>
+    <w:qFormat/>
+    <w:pPr>
+      <w:spacing w:after="0"/>
+      <w:jc w:val="center"/>
+      <w:shd w:color="auto" w:fill="E7E6E6" w:val="clear"/>
+    </w:pPr>
+    <w:rPr>
+      <w:rFonts w:ascii="Palatino Linotype" w:cs="Palatino Linotype" w:eastAsia="Palatino Linotype" w:hAnsi="Palatino Linotype"/>
+      <w:sz w:val="20"/>
+    </w:rPr>
+  </w:style>
+  <w:style w:customStyle="1" w:styleId="Celdatceecrema" w:type="paragraph">
+    <w:name w:val="Celda tceecrema"/>
+    <w:basedOn w:val="Normal"/>
+    <w:qFormat/>
+    <w:pPr>
+      <w:spacing w:after="0"/>
+      <w:jc w:val="center"/>
+      <w:shd w:color="auto" w:fill="FAF9F6" w:val="clear"/>
+    </w:pPr>
+    <w:rPr>
+      <w:rFonts w:ascii="Palatino Linotype" w:cs="Palatino Linotype" w:eastAsia="Palatino Linotype" w:hAnsi="Palatino Linotype"/>
+      <w:sz w:val="20"/>
+    </w:rPr>
+  </w:style>
+  <w:style w:customStyle="1" w:styleId="Celdatceemorado" w:type="paragraph">
+    <w:name w:val="Celda tceemorado"/>
+    <w:basedOn w:val="Normal"/>
+    <w:qFormat/>
+    <w:pPr>
+      <w:spacing w:after="0"/>
+      <w:jc w:val="center"/>
+      <w:shd w:color="auto" w:fill="5F2987" w:val="clear"/>
+    </w:pPr>
+    <w:rPr>
+      <w:rFonts w:ascii="Palatino Linotype" w:cs="Palatino Linotype" w:eastAsia="Palatino Linotype" w:hAnsi="Palatino Linotype"/>
+      <w:color w:val="FFFFFF"/>
+      <w:sz w:val="20"/>
+    </w:rPr>
+  </w:style>
+  <w:style w:customStyle="1" w:styleId="Celdatceeverde" w:type="paragraph">
+    <w:name w:val="Celda tceeverde"/>
+    <w:basedOn w:val="Normal"/>
+    <w:qFormat/>
+    <w:pPr>
+      <w:spacing w:after="0"/>
+      <w:jc w:val="center"/>
+      <w:shd w:color="auto" w:fill="3C7D3A" w:val="clear"/>
+    </w:pPr>
+    <w:rPr>
+      <w:rFonts w:ascii="Palatino Linotype" w:cs="Palatino Linotype" w:eastAsia="Palatino Linotype" w:hAnsi="Palatino Linotype"/>
+      <w:color w:val="FFFFFF"/>
+      <w:sz w:val="20"/>
+    </w:rPr>
+  </w:style>
+  <w:style w:customStyle="1" w:styleId="Celdatceeazul" w:type="paragraph">
+    <w:name w:val="Celda tceeazul"/>
+    <w:basedOn w:val="Normal"/>
+    <w:qFormat/>
+    <w:pPr>
+      <w:spacing w:after="0"/>
+      <w:jc w:val="center"/>
+      <w:shd w:color="auto" w:fill="1F5F99" w:val="clear"/>
+    </w:pPr>
+    <w:rPr>
+      <w:rFonts w:ascii="Palatino Linotype" w:cs="Palatino Linotype" w:eastAsia="Palatino Linotype" w:hAnsi="Palatino Linotype"/>
+      <w:color w:val="FFFFFF"/>
+      <w:sz w:val="20"/>
+    </w:rPr>
+  </w:style>
+  <w:style w:customStyle="1" w:styleId="Celdatceerojo" w:type="paragraph">
+    <w:name w:val="Celda tceerojo"/>
+    <w:basedOn w:val="Normal"/>
+    <w:qFormat/>
+    <w:pPr>
+      <w:spacing w:after="0"/>
+      <w:jc w:val="center"/>
+      <w:shd w:color="auto" w:fill="B22222" w:val="clear"/>
+    </w:pPr>
+    <w:rPr>
+      <w:rFonts w:ascii="Palatino Linotype" w:cs="Palatino Linotype" w:eastAsia="Palatino Linotype" w:hAnsi="Palatino Linotype"/>
+      <w:color w:val="FFFFFF"/>
+      <w:sz w:val="20"/>
+    </w:rPr>
+  </w:style>
+  <w:style w:customStyle="1" w:styleId="Celdatceedorado" w:type="paragraph">
+    <w:name w:val="Celda tceedorado"/>
+    <w:basedOn w:val="Normal"/>
+    <w:qFormat/>
+    <w:pPr>
+      <w:spacing w:after="0"/>
+      <w:jc w:val="center"/>
+      <w:shd w:color="auto" w:fill="B8860B" w:val="clear"/>
+    </w:pPr>
+    <w:rPr>
+      <w:rFonts w:ascii="Palatino Linotype" w:cs="Palatino Linotype" w:eastAsia="Palatino Linotype" w:hAnsi="Palatino Linotype"/>
+      <w:color w:val="FFFFFF"/>
+      <w:sz w:val="20"/>
+    </w:rPr>
+  </w:style>
+  <w:style w:customStyle="1" w:styleId="Celdatceenaranja" w:type="paragraph">
+    <w:name w:val="Celda tceenaranja"/>
+    <w:basedOn w:val="Normal"/>
+    <w:qFormat/>
+    <w:pPr>
+      <w:spacing w:after="0"/>
+      <w:jc w:val="center"/>
+      <w:shd w:color="auto" w:fill="E07B28" w:val="clear"/>
+    </w:pPr>
+    <w:rPr>
+      <w:rFonts w:ascii="Palatino Linotype" w:cs="Palatino Linotype" w:eastAsia="Palatino Linotype" w:hAnsi="Palatino Linotype"/>
+      <w:color w:val="FFFFFF"/>
+      <w:sz w:val="20"/>
+    </w:rPr>
+  </w:style>
+  <w:style w:customStyle="1" w:styleId="Celdatceegris" w:type="paragraph">
+    <w:name w:val="Celda tceegris"/>
+    <w:basedOn w:val="Normal"/>
+    <w:qFormat/>
+    <w:pPr>
+      <w:spacing w:after="0"/>
+      <w:jc w:val="center"/>
+      <w:shd w:color="auto" w:fill="767171" w:val="clear"/>
+    </w:pPr>
+    <w:rPr>
+      <w:rFonts w:ascii="Palatino Linotype" w:cs="Palatino Linotype" w:eastAsia="Palatino Linotype" w:hAnsi="Palatino Linotype"/>
+      <w:color w:val="FFFFFF"/>
+      <w:sz w:val="20"/>
+    </w:rPr>
+  </w:style>
   <w:style w:customStyle="1" w:styleId="Textomorado" w:type="character">
     <w:name w:val="Texto morado"/>
     <w:rPr>

--- a/oposicion/temario/tercer-ejercicio/3A21.docx
+++ b/oposicion/temario/tercer-ejercicio/3A21.docx
@@ -73425,7 +73425,7 @@
       <w:jc w:val="both"/>
     </w:pPr>
     <w:rPr>
-      <w:rFonts w:ascii="Palatino Linotype" w:cs="Palatino Linotype" w:eastAsia="Palatino Linotype" w:hAnsi="Palatino Linotype"/>
+      <w:rFonts w:ascii="TeX Gyre Pagella" w:cs="TeX Gyre Pagella" w:eastAsia="TeX Gyre Pagella" w:hAnsi="TeX Gyre Pagella"/>
       <w:sz w:val="22"/>
     </w:rPr>
   </w:style>
@@ -73440,7 +73440,7 @@
       <w:jc w:val="both"/>
     </w:pPr>
     <w:rPr>
-      <w:rFonts w:ascii="Palatino Linotype" w:cs="Palatino Linotype" w:eastAsia="Palatino Linotype" w:hAnsi="Palatino Linotype"/>
+      <w:rFonts w:ascii="TeX Gyre Pagella" w:cs="TeX Gyre Pagella" w:eastAsia="TeX Gyre Pagella" w:hAnsi="TeX Gyre Pagella"/>
       <w:sz w:val="22"/>
     </w:rPr>
   </w:style>
@@ -73455,7 +73455,7 @@
       <w:jc w:val="both"/>
     </w:pPr>
     <w:rPr>
-      <w:rFonts w:ascii="Palatino Linotype" w:cs="Palatino Linotype" w:eastAsia="Palatino Linotype" w:hAnsi="Palatino Linotype"/>
+      <w:rFonts w:ascii="TeX Gyre Pagella" w:cs="TeX Gyre Pagella" w:eastAsia="TeX Gyre Pagella" w:hAnsi="TeX Gyre Pagella"/>
       <w:sz w:val="22"/>
     </w:rPr>
   </w:style>
@@ -73469,7 +73469,7 @@
       <w:jc w:val="both"/>
     </w:pPr>
     <w:rPr>
-      <w:rFonts w:ascii="Palatino Linotype" w:cs="Palatino Linotype" w:eastAsia="Palatino Linotype" w:hAnsi="Palatino Linotype"/>
+      <w:rFonts w:ascii="TeX Gyre Pagella" w:cs="TeX Gyre Pagella" w:eastAsia="TeX Gyre Pagella" w:hAnsi="TeX Gyre Pagella"/>
       <w:sz w:val="22"/>
     </w:rPr>
   </w:style>
@@ -73489,7 +73489,7 @@
       <w:jc w:val="center"/>
     </w:pPr>
     <w:rPr>
-      <w:rFonts w:ascii="Palatino Linotype" w:cs="Palatino Linotype" w:eastAsia="Palatino Linotype" w:hAnsi="Palatino Linotype"/>
+      <w:rFonts w:ascii="TeX Gyre Pagella" w:cs="TeX Gyre Pagella" w:eastAsia="TeX Gyre Pagella" w:hAnsi="TeX Gyre Pagella"/>
       <w:b/>
       <w:caps/>
       <w:color w:val="5F2987"/>
@@ -73524,7 +73524,7 @@
       <w:jc w:val="center"/>
     </w:pPr>
     <w:rPr>
-      <w:rFonts w:ascii="Palatino Linotype" w:cs="Palatino Linotype" w:eastAsia="Palatino Linotype" w:hAnsi="Palatino Linotype"/>
+      <w:rFonts w:ascii="TeX Gyre Pagella" w:cs="TeX Gyre Pagella" w:eastAsia="TeX Gyre Pagella" w:hAnsi="TeX Gyre Pagella"/>
       <w:b w:val="0"/>
       <w:i/>
       <w:caps w:val="0"/>
@@ -73559,7 +73559,7 @@
       <w:jc w:val="center"/>
     </w:pPr>
     <w:rPr>
-      <w:rFonts w:ascii="Palatino Linotype" w:cs="Palatino Linotype" w:eastAsia="Palatino Linotype" w:hAnsi="Palatino Linotype"/>
+      <w:rFonts w:ascii="TeX Gyre Pagella" w:cs="TeX Gyre Pagella" w:eastAsia="TeX Gyre Pagella" w:hAnsi="TeX Gyre Pagella"/>
       <w:b w:val="0"/>
       <w:i/>
       <w:caps w:val="0"/>
@@ -73580,7 +73580,7 @@
       <w:jc w:val="center"/>
     </w:pPr>
     <w:rPr>
-      <w:rFonts w:ascii="Palatino Linotype" w:cs="Palatino Linotype" w:eastAsia="Palatino Linotype" w:hAnsi="Palatino Linotype"/>
+      <w:rFonts w:ascii="TeX Gyre Pagella" w:cs="TeX Gyre Pagella" w:eastAsia="TeX Gyre Pagella" w:hAnsi="TeX Gyre Pagella"/>
       <w:b w:val="0"/>
       <w:i/>
       <w:caps w:val="0"/>
@@ -73628,7 +73628,7 @@
     <w:qFormat/>
     <w:pPr/>
     <w:rPr>
-      <w:rFonts w:ascii="Palatino Linotype" w:cs="Palatino Linotype" w:eastAsia="Palatino Linotype" w:hAnsi="Palatino Linotype"/>
+      <w:rFonts w:ascii="TeX Gyre Pagella" w:cs="TeX Gyre Pagella" w:eastAsia="TeX Gyre Pagella" w:hAnsi="TeX Gyre Pagella"/>
       <w:sz w:val="20"/>
     </w:rPr>
   </w:style>
@@ -73648,7 +73648,7 @@
       <w:shd w:color="auto" w:fill="5F2987" w:val="clear"/>
     </w:pPr>
     <w:rPr>
-      <w:rFonts w:ascii="Palatino Linotype" w:cs="Palatino Linotype" w:eastAsia="Palatino Linotype" w:hAnsi="Palatino Linotype"/>
+      <w:rFonts w:ascii="TeX Gyre Pagella" w:cs="TeX Gyre Pagella" w:eastAsia="TeX Gyre Pagella" w:hAnsi="TeX Gyre Pagella"/>
       <w:b/>
       <w:caps/>
       <w:color w:val="FFFFFF"/>
@@ -73676,7 +73676,7 @@
       </w:pBdr>
     </w:pPr>
     <w:rPr>
-      <w:rFonts w:ascii="Palatino Linotype" w:cs="Palatino Linotype" w:eastAsia="Palatino Linotype" w:hAnsi="Palatino Linotype"/>
+      <w:rFonts w:ascii="TeX Gyre Pagella" w:cs="TeX Gyre Pagella" w:eastAsia="TeX Gyre Pagella" w:hAnsi="TeX Gyre Pagella"/>
       <w:b/>
       <w:caps w:val="0"/>
       <w:color w:val="5F2987"/>
@@ -73702,7 +73702,7 @@
       <w:outlineLvl w:val="2"/>
     </w:pPr>
     <w:rPr>
-      <w:rFonts w:ascii="Palatino Linotype" w:cs="Palatino Linotype" w:eastAsia="Palatino Linotype" w:hAnsi="Palatino Linotype"/>
+      <w:rFonts w:ascii="TeX Gyre Pagella" w:cs="TeX Gyre Pagella" w:eastAsia="TeX Gyre Pagella" w:hAnsi="TeX Gyre Pagella"/>
       <w:b w:val="0"/>
       <w:i/>
       <w:color w:val="5F2987"/>
@@ -73728,7 +73728,7 @@
       <w:outlineLvl w:val="3"/>
     </w:pPr>
     <w:rPr>
-      <w:rFonts w:ascii="Palatino Linotype" w:cs="Palatino Linotype" w:eastAsia="Palatino Linotype" w:hAnsi="Palatino Linotype"/>
+      <w:rFonts w:ascii="TeX Gyre Pagella" w:cs="TeX Gyre Pagella" w:eastAsia="TeX Gyre Pagella" w:hAnsi="TeX Gyre Pagella"/>
       <w:b w:val="0"/>
       <w:i/>
       <w:iCs/>
@@ -73754,7 +73754,7 @@
       <w:outlineLvl w:val="4"/>
     </w:pPr>
     <w:rPr>
-      <w:rFonts w:ascii="Palatino Linotype" w:cs="Palatino Linotype" w:eastAsia="Palatino Linotype" w:hAnsi="Palatino Linotype"/>
+      <w:rFonts w:ascii="TeX Gyre Pagella" w:cs="TeX Gyre Pagella" w:eastAsia="TeX Gyre Pagella" w:hAnsi="TeX Gyre Pagella"/>
       <w:b w:val="0"/>
       <w:i/>
       <w:color w:val="4A1F6B"/>
@@ -73779,7 +73779,7 @@
       <w:outlineLvl w:val="5"/>
     </w:pPr>
     <w:rPr>
-      <w:rFonts w:ascii="Palatino Linotype" w:cs="Palatino Linotype" w:eastAsia="Palatino Linotype" w:hAnsi="Palatino Linotype"/>
+      <w:rFonts w:ascii="TeX Gyre Pagella" w:cs="TeX Gyre Pagella" w:eastAsia="TeX Gyre Pagella" w:hAnsi="TeX Gyre Pagella"/>
       <w:b w:val="0"/>
       <w:i/>
       <w:iCs/>
@@ -73991,7 +73991,7 @@
     <w:unhideWhenUsed/>
     <w:qFormat/>
     <w:rPr>
-      <w:rFonts w:ascii="Palatino Linotype" w:cs="Palatino Linotype" w:eastAsia="Palatino Linotype" w:hAnsi="Palatino Linotype"/>
+      <w:rFonts w:ascii="TeX Gyre Pagella" w:cs="TeX Gyre Pagella" w:eastAsia="TeX Gyre Pagella" w:hAnsi="TeX Gyre Pagella"/>
       <w:sz w:val="18"/>
     </w:rPr>
   </w:style>
@@ -74078,7 +74078,7 @@
       <w:jc w:val="center"/>
     </w:pPr>
     <w:rPr>
-      <w:rFonts w:ascii="Palatino Linotype" w:cs="Palatino Linotype" w:eastAsia="Palatino Linotype" w:hAnsi="Palatino Linotype"/>
+      <w:rFonts w:ascii="TeX Gyre Pagella" w:cs="TeX Gyre Pagella" w:eastAsia="TeX Gyre Pagella" w:hAnsi="TeX Gyre Pagella"/>
       <w:b w:val="0"/>
       <w:i w:val="0"/>
       <w:color w:val="5F2987"/>
@@ -74093,7 +74093,7 @@
       <w:jc w:val="center"/>
     </w:pPr>
     <w:rPr>
-      <w:rFonts w:ascii="Palatino Linotype" w:cs="Palatino Linotype" w:eastAsia="Palatino Linotype" w:hAnsi="Palatino Linotype"/>
+      <w:rFonts w:ascii="TeX Gyre Pagella" w:cs="TeX Gyre Pagella" w:eastAsia="TeX Gyre Pagella" w:hAnsi="TeX Gyre Pagella"/>
       <w:b w:val="0"/>
       <w:i w:val="0"/>
       <w:color w:val="5F2987"/>
@@ -74108,7 +74108,7 @@
       <w:jc w:val="center"/>
     </w:pPr>
     <w:rPr>
-      <w:rFonts w:ascii="Palatino Linotype" w:cs="Palatino Linotype" w:eastAsia="Palatino Linotype" w:hAnsi="Palatino Linotype"/>
+      <w:rFonts w:ascii="TeX Gyre Pagella" w:cs="TeX Gyre Pagella" w:eastAsia="TeX Gyre Pagella" w:hAnsi="TeX Gyre Pagella"/>
       <w:b w:val="0"/>
       <w:i w:val="0"/>
       <w:color w:val="5F2987"/>
@@ -74191,7 +74191,7 @@
       <w:shd w:color="auto" w:fill="F3EEF7" w:val="clear"/>
     </w:pPr>
     <w:rPr>
-      <w:rFonts w:ascii="Palatino Linotype" w:cs="Palatino Linotype" w:eastAsia="Palatino Linotype" w:hAnsi="Palatino Linotype"/>
+      <w:rFonts w:ascii="TeX Gyre Pagella" w:cs="TeX Gyre Pagella" w:eastAsia="TeX Gyre Pagella" w:hAnsi="TeX Gyre Pagella"/>
       <w:sz w:val="19"/>
     </w:rPr>
   </w:style>
@@ -74209,7 +74209,7 @@
       <w:shd w:color="auto" w:fill="E7E6E6" w:val="clear"/>
     </w:pPr>
     <w:rPr>
-      <w:rFonts w:ascii="Palatino Linotype" w:cs="Palatino Linotype" w:eastAsia="Palatino Linotype" w:hAnsi="Palatino Linotype"/>
+      <w:rFonts w:ascii="TeX Gyre Pagella" w:cs="TeX Gyre Pagella" w:eastAsia="TeX Gyre Pagella" w:hAnsi="TeX Gyre Pagella"/>
       <w:sz w:val="18"/>
     </w:rPr>
   </w:style>
@@ -74227,7 +74227,7 @@
       <w:shd w:color="auto" w:fill="E2EFD9" w:val="clear"/>
     </w:pPr>
     <w:rPr>
-      <w:rFonts w:ascii="Palatino Linotype" w:cs="Palatino Linotype" w:eastAsia="Palatino Linotype" w:hAnsi="Palatino Linotype"/>
+      <w:rFonts w:ascii="TeX Gyre Pagella" w:cs="TeX Gyre Pagella" w:eastAsia="TeX Gyre Pagella" w:hAnsi="TeX Gyre Pagella"/>
       <w:i/>
       <w:sz w:val="22"/>
     </w:rPr>
@@ -74246,7 +74246,7 @@
       <w:shd w:color="auto" w:fill="FAF9F6" w:val="clear"/>
     </w:pPr>
     <w:rPr>
-      <w:rFonts w:ascii="Palatino Linotype" w:cs="Palatino Linotype" w:eastAsia="Palatino Linotype" w:hAnsi="Palatino Linotype"/>
+      <w:rFonts w:ascii="TeX Gyre Pagella" w:cs="TeX Gyre Pagella" w:eastAsia="TeX Gyre Pagella" w:hAnsi="TeX Gyre Pagella"/>
       <w:sz w:val="20"/>
     </w:rPr>
   </w:style>
@@ -74258,7 +74258,7 @@
       <w:jc w:val="center"/>
     </w:pPr>
     <w:rPr>
-      <w:rFonts w:ascii="Palatino Linotype" w:cs="Palatino Linotype" w:eastAsia="Palatino Linotype" w:hAnsi="Palatino Linotype"/>
+      <w:rFonts w:ascii="TeX Gyre Pagella" w:cs="TeX Gyre Pagella" w:eastAsia="TeX Gyre Pagella" w:hAnsi="TeX Gyre Pagella"/>
       <w:i/>
       <w:color w:val="3B3838"/>
       <w:sz w:val="16"/>
@@ -74281,7 +74281,7 @@
       <w:shd w:color="auto" w:fill="F7F3FA" w:val="clear"/>
     </w:pPr>
     <w:rPr>
-      <w:rFonts w:ascii="Palatino Linotype" w:cs="Palatino Linotype" w:eastAsia="Palatino Linotype" w:hAnsi="Palatino Linotype"/>
+      <w:rFonts w:ascii="TeX Gyre Pagella" w:cs="TeX Gyre Pagella" w:eastAsia="TeX Gyre Pagella" w:hAnsi="TeX Gyre Pagella"/>
       <w:color w:val="5F2987"/>
       <w:sz w:val="22"/>
     </w:rPr>
@@ -74303,7 +74303,7 @@
       <w:jc w:val="center"/>
     </w:pPr>
     <w:rPr>
-      <w:rFonts w:ascii="Palatino Linotype" w:cs="Palatino Linotype" w:eastAsia="Palatino Linotype" w:hAnsi="Palatino Linotype"/>
+      <w:rFonts w:ascii="TeX Gyre Pagella" w:cs="TeX Gyre Pagella" w:eastAsia="TeX Gyre Pagella" w:hAnsi="TeX Gyre Pagella"/>
       <w:i/>
       <w:color w:val="767171"/>
       <w:sz w:val="18"/>
@@ -74334,7 +74334,7 @@
       <w:shd w:color="auto" w:fill="E2EFD9" w:val="clear"/>
     </w:pPr>
     <w:rPr>
-      <w:rFonts w:ascii="Palatino Linotype" w:cs="Palatino Linotype" w:eastAsia="Palatino Linotype" w:hAnsi="Palatino Linotype"/>
+      <w:rFonts w:ascii="TeX Gyre Pagella" w:cs="TeX Gyre Pagella" w:eastAsia="TeX Gyre Pagella" w:hAnsi="TeX Gyre Pagella"/>
       <w:sz w:val="20"/>
     </w:rPr>
   </w:style>
@@ -74348,7 +74348,7 @@
       <w:shd w:color="auto" w:fill="DDEBF7" w:val="clear"/>
     </w:pPr>
     <w:rPr>
-      <w:rFonts w:ascii="Palatino Linotype" w:cs="Palatino Linotype" w:eastAsia="Palatino Linotype" w:hAnsi="Palatino Linotype"/>
+      <w:rFonts w:ascii="TeX Gyre Pagella" w:cs="TeX Gyre Pagella" w:eastAsia="TeX Gyre Pagella" w:hAnsi="TeX Gyre Pagella"/>
       <w:sz w:val="20"/>
     </w:rPr>
   </w:style>
@@ -74362,7 +74362,7 @@
       <w:shd w:color="auto" w:fill="FBE4D5" w:val="clear"/>
     </w:pPr>
     <w:rPr>
-      <w:rFonts w:ascii="Palatino Linotype" w:cs="Palatino Linotype" w:eastAsia="Palatino Linotype" w:hAnsi="Palatino Linotype"/>
+      <w:rFonts w:ascii="TeX Gyre Pagella" w:cs="TeX Gyre Pagella" w:eastAsia="TeX Gyre Pagella" w:hAnsi="TeX Gyre Pagella"/>
       <w:sz w:val="20"/>
     </w:rPr>
   </w:style>
@@ -74376,7 +74376,7 @@
       <w:shd w:color="auto" w:fill="F3EEF7" w:val="clear"/>
     </w:pPr>
     <w:rPr>
-      <w:rFonts w:ascii="Palatino Linotype" w:cs="Palatino Linotype" w:eastAsia="Palatino Linotype" w:hAnsi="Palatino Linotype"/>
+      <w:rFonts w:ascii="TeX Gyre Pagella" w:cs="TeX Gyre Pagella" w:eastAsia="TeX Gyre Pagella" w:hAnsi="TeX Gyre Pagella"/>
       <w:sz w:val="20"/>
     </w:rPr>
   </w:style>
@@ -74390,7 +74390,7 @@
       <w:shd w:color="auto" w:fill="E7E6E6" w:val="clear"/>
     </w:pPr>
     <w:rPr>
-      <w:rFonts w:ascii="Palatino Linotype" w:cs="Palatino Linotype" w:eastAsia="Palatino Linotype" w:hAnsi="Palatino Linotype"/>
+      <w:rFonts w:ascii="TeX Gyre Pagella" w:cs="TeX Gyre Pagella" w:eastAsia="TeX Gyre Pagella" w:hAnsi="TeX Gyre Pagella"/>
       <w:sz w:val="20"/>
     </w:rPr>
   </w:style>
@@ -74404,7 +74404,7 @@
       <w:shd w:color="auto" w:fill="FAF9F6" w:val="clear"/>
     </w:pPr>
     <w:rPr>
-      <w:rFonts w:ascii="Palatino Linotype" w:cs="Palatino Linotype" w:eastAsia="Palatino Linotype" w:hAnsi="Palatino Linotype"/>
+      <w:rFonts w:ascii="TeX Gyre Pagella" w:cs="TeX Gyre Pagella" w:eastAsia="TeX Gyre Pagella" w:hAnsi="TeX Gyre Pagella"/>
       <w:sz w:val="20"/>
     </w:rPr>
   </w:style>
@@ -74418,7 +74418,7 @@
       <w:shd w:color="auto" w:fill="5F2987" w:val="clear"/>
     </w:pPr>
     <w:rPr>
-      <w:rFonts w:ascii="Palatino Linotype" w:cs="Palatino Linotype" w:eastAsia="Palatino Linotype" w:hAnsi="Palatino Linotype"/>
+      <w:rFonts w:ascii="TeX Gyre Pagella" w:cs="TeX Gyre Pagella" w:eastAsia="TeX Gyre Pagella" w:hAnsi="TeX Gyre Pagella"/>
       <w:color w:val="FFFFFF"/>
       <w:sz w:val="20"/>
     </w:rPr>
@@ -74433,7 +74433,7 @@
       <w:shd w:color="auto" w:fill="3C7D3A" w:val="clear"/>
     </w:pPr>
     <w:rPr>
-      <w:rFonts w:ascii="Palatino Linotype" w:cs="Palatino Linotype" w:eastAsia="Palatino Linotype" w:hAnsi="Palatino Linotype"/>
+      <w:rFonts w:ascii="TeX Gyre Pagella" w:cs="TeX Gyre Pagella" w:eastAsia="TeX Gyre Pagella" w:hAnsi="TeX Gyre Pagella"/>
       <w:color w:val="FFFFFF"/>
       <w:sz w:val="20"/>
     </w:rPr>
@@ -74448,7 +74448,7 @@
       <w:shd w:color="auto" w:fill="1F5F99" w:val="clear"/>
     </w:pPr>
     <w:rPr>
-      <w:rFonts w:ascii="Palatino Linotype" w:cs="Palatino Linotype" w:eastAsia="Palatino Linotype" w:hAnsi="Palatino Linotype"/>
+      <w:rFonts w:ascii="TeX Gyre Pagella" w:cs="TeX Gyre Pagella" w:eastAsia="TeX Gyre Pagella" w:hAnsi="TeX Gyre Pagella"/>
       <w:color w:val="FFFFFF"/>
       <w:sz w:val="20"/>
     </w:rPr>
@@ -74463,7 +74463,7 @@
       <w:shd w:color="auto" w:fill="B22222" w:val="clear"/>
     </w:pPr>
     <w:rPr>
-      <w:rFonts w:ascii="Palatino Linotype" w:cs="Palatino Linotype" w:eastAsia="Palatino Linotype" w:hAnsi="Palatino Linotype"/>
+      <w:rFonts w:ascii="TeX Gyre Pagella" w:cs="TeX Gyre Pagella" w:eastAsia="TeX Gyre Pagella" w:hAnsi="TeX Gyre Pagella"/>
       <w:color w:val="FFFFFF"/>
       <w:sz w:val="20"/>
     </w:rPr>
@@ -74478,7 +74478,7 @@
       <w:shd w:color="auto" w:fill="B8860B" w:val="clear"/>
     </w:pPr>
     <w:rPr>
-      <w:rFonts w:ascii="Palatino Linotype" w:cs="Palatino Linotype" w:eastAsia="Palatino Linotype" w:hAnsi="Palatino Linotype"/>
+      <w:rFonts w:ascii="TeX Gyre Pagella" w:cs="TeX Gyre Pagella" w:eastAsia="TeX Gyre Pagella" w:hAnsi="TeX Gyre Pagella"/>
       <w:color w:val="FFFFFF"/>
       <w:sz w:val="20"/>
     </w:rPr>
@@ -74493,7 +74493,7 @@
       <w:shd w:color="auto" w:fill="E07B28" w:val="clear"/>
     </w:pPr>
     <w:rPr>
-      <w:rFonts w:ascii="Palatino Linotype" w:cs="Palatino Linotype" w:eastAsia="Palatino Linotype" w:hAnsi="Palatino Linotype"/>
+      <w:rFonts w:ascii="TeX Gyre Pagella" w:cs="TeX Gyre Pagella" w:eastAsia="TeX Gyre Pagella" w:hAnsi="TeX Gyre Pagella"/>
       <w:color w:val="FFFFFF"/>
       <w:sz w:val="20"/>
     </w:rPr>
@@ -74508,7 +74508,7 @@
       <w:shd w:color="auto" w:fill="767171" w:val="clear"/>
     </w:pPr>
     <w:rPr>
-      <w:rFonts w:ascii="Palatino Linotype" w:cs="Palatino Linotype" w:eastAsia="Palatino Linotype" w:hAnsi="Palatino Linotype"/>
+      <w:rFonts w:ascii="TeX Gyre Pagella" w:cs="TeX Gyre Pagella" w:eastAsia="TeX Gyre Pagella" w:hAnsi="TeX Gyre Pagella"/>
       <w:color w:val="FFFFFF"/>
       <w:sz w:val="20"/>
     </w:rPr>

--- a/oposicion/temario/tercer-ejercicio/3A21.docx
+++ b/oposicion/temario/tercer-ejercicio/3A21.docx
@@ -71,6 +71,17 @@
       </w:r>
       <w:r>
         <w:t xml:space="preserve">:</w:t>
+      </w:r>
+    </w:p>
+    <w:p>
+      <w:pPr>
+        <w:numPr>
+          <w:ilvl w:val="1"/>
+          <w:numId w:val="1002"/>
+        </w:numPr>
+      </w:pPr>
+      <w:r>
+        <w:t xml:space="preserve">«Cada uno arrima el ascua a su sardina», dice el refrán: cada cual mira por lo suyo.</w:t>
       </w:r>
     </w:p>
     <w:p>
@@ -35470,7 +35481,7 @@
         <w:t xml:space="preserve">Bastiat</w:t>
       </w:r>
       <w:r>
-        <w:t xml:space="preserve">, París se abastece sin que nadie lo planifique porque los precios coordinan. Millones de decisiones descentralizadas pueden encajar sin que sobre ni falte nada, pero solo con supuestos exigentes: lo que el modelo enseña no es que el mercado siempre funcione, sino por qué funciona cuando lo hace.</w:t>
+        <w:t xml:space="preserve">, París se abastece sin que nadie lo planifique porque los precios coordinan: aunque cada uno arrime el ascua a su sardina, los precios consiguen que se asen todas. Millones de decisiones descentralizadas pueden encajar sin que sobre ni falte nada, pero solo con supuestos exigentes: lo que el modelo enseña no es que el mercado siempre funcione, sino por qué funciona cuando lo hace.</w:t>
       </w:r>
     </w:p>
     <w:p>

--- a/oposicion/temario/tercer-ejercicio/3A21.docx
+++ b/oposicion/temario/tercer-ejercicio/3A21.docx
@@ -1191,17 +1191,23 @@
     </w:p>
     <w:p>
       <w:pPr>
+        <w:keepNext/>
         <w:numPr>
           <w:ilvl w:val="1"/>
           <w:numId w:val="1006"/>
         </w:numPr>
       </w:pPr>
       <w:r>
-        <w:t xml:space="preserve">En el periodo de entreguerras,</w:t>
-      </w:r>
-      <w:r>
-        <w:t xml:space="preserve"> </w:t>
-      </w:r>
+        <w:t xml:space="preserve">En el periodo de entreguerras:</w:t>
+      </w:r>
+    </w:p>
+    <w:p>
+      <w:pPr>
+        <w:numPr>
+          <w:ilvl w:val="2"/>
+          <w:numId w:val="1008"/>
+        </w:numPr>
+      </w:pPr>
       <w:r>
         <w:rPr>
           <w:smallCaps/>
@@ -1227,7 +1233,18 @@
         <w:t xml:space="preserve"> </w:t>
       </w:r>
       <w:r>
-        <w:t xml:space="preserve">(coeficientes fijos y demandas sin utilidad), y en el coloquio matemático de Viena</w:t>
+        <w:t xml:space="preserve">(coeficientes fijos y demandas sin utilidad);</w:t>
+      </w:r>
+    </w:p>
+    <w:p>
+      <w:pPr>
+        <w:numPr>
+          <w:ilvl w:val="2"/>
+          <w:numId w:val="1008"/>
+        </w:numPr>
+      </w:pPr>
+      <w:r>
+        <w:t xml:space="preserve">en el coloquio matemático de Viena,</w:t>
       </w:r>
       <w:r>
         <w:t xml:space="preserve"> </w:t>
@@ -1274,11 +1291,16 @@
         <w:t xml:space="preserve"> </w:t>
       </w:r>
       <w:r>
-        <w:t xml:space="preserve">da las primeras demostraciones de existencia para ese modelo (1935 y 1936).</w:t>
-      </w:r>
-      <w:r>
-        <w:t xml:space="preserve"> </w:t>
-      </w:r>
+        <w:t xml:space="preserve">da las primeras demostraciones de existencia para ese modelo (1935 y 1936);</w:t>
+      </w:r>
+    </w:p>
+    <w:p>
+      <w:pPr>
+        <w:numPr>
+          <w:ilvl w:val="2"/>
+          <w:numId w:val="1008"/>
+        </w:numPr>
+      </w:pPr>
       <w:r>
         <w:rPr>
           <w:smallCaps/>
@@ -1306,11 +1328,16 @@
         <w:t xml:space="preserve"> </w:t>
       </w:r>
       <w:r>
-        <w:t xml:space="preserve">usa por primera vez en economía un teorema de punto fijo, y</w:t>
-      </w:r>
-      <w:r>
-        <w:t xml:space="preserve"> </w:t>
-      </w:r>
+        <w:t xml:space="preserve">usa por primera vez en economía un teorema de punto fijo;</w:t>
+      </w:r>
+    </w:p>
+    <w:p>
+      <w:pPr>
+        <w:numPr>
+          <w:ilvl w:val="2"/>
+          <w:numId w:val="1008"/>
+        </w:numPr>
+      </w:pPr>
       <w:r>
         <w:rPr>
           <w:smallCaps/>
@@ -1625,13 +1652,25 @@
     </w:p>
     <w:p>
       <w:pPr>
+        <w:keepNext/>
         <w:numPr>
           <w:ilvl w:val="1"/>
           <w:numId w:val="1006"/>
         </w:numPr>
       </w:pPr>
       <w:r>
-        <w:t xml:space="preserve">En las décadas siguientes el programa se completa y encuentra sus límites: la estabilidad (</w:t>
+        <w:t xml:space="preserve">En las décadas siguientes el programa se completa y encuentra sus límites:</w:t>
+      </w:r>
+    </w:p>
+    <w:p>
+      <w:pPr>
+        <w:numPr>
+          <w:ilvl w:val="2"/>
+          <w:numId w:val="1009"/>
+        </w:numPr>
+      </w:pPr>
+      <w:r>
+        <w:t xml:space="preserve">la estabilidad (</w:t>
       </w:r>
       <w:r>
         <w:rPr>
@@ -1679,7 +1718,18 @@
         <w:t xml:space="preserve">Scarf</w:t>
       </w:r>
       <w:r>
-        <w:t xml:space="preserve">, 1960), el núcleo (</w:t>
+        <w:t xml:space="preserve">, 1960);</w:t>
+      </w:r>
+    </w:p>
+    <w:p>
+      <w:pPr>
+        <w:numPr>
+          <w:ilvl w:val="2"/>
+          <w:numId w:val="1009"/>
+        </w:numPr>
+      </w:pPr>
+      <w:r>
+        <w:t xml:space="preserve">el núcleo (</w:t>
       </w:r>
       <w:r>
         <w:rPr>
@@ -1703,7 +1753,18 @@
         <w:t xml:space="preserve">Scarf</w:t>
       </w:r>
       <w:r>
-        <w:t xml:space="preserve">, 1963), el cálculo del equilibrio (</w:t>
+        <w:t xml:space="preserve">, 1963);</w:t>
+      </w:r>
+    </w:p>
+    <w:p>
+      <w:pPr>
+        <w:numPr>
+          <w:ilvl w:val="2"/>
+          <w:numId w:val="1009"/>
+        </w:numPr>
+      </w:pPr>
+      <w:r>
+        <w:t xml:space="preserve">el cálculo del equilibrio (</w:t>
       </w:r>
       <w:r>
         <w:rPr>
@@ -1712,7 +1773,18 @@
         <w:t xml:space="preserve">Scarf</w:t>
       </w:r>
       <w:r>
-        <w:t xml:space="preserve">, 1967), las economías regulares (</w:t>
+        <w:t xml:space="preserve">, 1967);</w:t>
+      </w:r>
+    </w:p>
+    <w:p>
+      <w:pPr>
+        <w:numPr>
+          <w:ilvl w:val="2"/>
+          <w:numId w:val="1009"/>
+        </w:numPr>
+      </w:pPr>
+      <w:r>
+        <w:t xml:space="preserve">las economías regulares (</w:t>
       </w:r>
       <w:r>
         <w:rPr>
@@ -1721,7 +1793,18 @@
         <w:t xml:space="preserve">Debreu</w:t>
       </w:r>
       <w:r>
-        <w:t xml:space="preserve">, 1970), el teorema de</w:t>
+        <w:t xml:space="preserve">, 1970);</w:t>
+      </w:r>
+    </w:p>
+    <w:p>
+      <w:pPr>
+        <w:numPr>
+          <w:ilvl w:val="2"/>
+          <w:numId w:val="1009"/>
+        </w:numPr>
+      </w:pPr>
+      <w:r>
+        <w:t xml:space="preserve">el teorema de</w:t>
       </w:r>
       <w:r>
         <w:t xml:space="preserve"> </w:t>
@@ -1754,7 +1837,18 @@
         <w:t xml:space="preserve"> </w:t>
       </w:r>
       <w:r>
-        <w:t xml:space="preserve">(1972-1974) y el equilibrio con mercados secuenciales (</w:t>
+        <w:t xml:space="preserve">(1972-1974);</w:t>
+      </w:r>
+    </w:p>
+    <w:p>
+      <w:pPr>
+        <w:numPr>
+          <w:ilvl w:val="2"/>
+          <w:numId w:val="1009"/>
+        </w:numPr>
+      </w:pPr>
+      <w:r>
+        <w:t xml:space="preserve">el equilibrio con mercados secuenciales (</w:t>
       </w:r>
       <w:r>
         <w:rPr>
@@ -1791,7 +1885,7 @@
       <w:pPr>
         <w:numPr>
           <w:ilvl w:val="1"/>
-          <w:numId w:val="1008"/>
+          <w:numId w:val="1010"/>
         </w:numPr>
       </w:pPr>
       <w:r>
@@ -1802,7 +1896,7 @@
       <w:pPr>
         <w:numPr>
           <w:ilvl w:val="1"/>
-          <w:numId w:val="1008"/>
+          <w:numId w:val="1010"/>
         </w:numPr>
       </w:pPr>
       <w:r>
@@ -1813,7 +1907,7 @@
       <w:pPr>
         <w:numPr>
           <w:ilvl w:val="1"/>
-          <w:numId w:val="1008"/>
+          <w:numId w:val="1010"/>
         </w:numPr>
       </w:pPr>
       <w:r>
@@ -1824,7 +1918,7 @@
       <w:pPr>
         <w:numPr>
           <w:ilvl w:val="1"/>
-          <w:numId w:val="1008"/>
+          <w:numId w:val="1010"/>
         </w:numPr>
       </w:pPr>
       <w:r>
@@ -1867,9 +1961,10 @@
     </w:p>
     <w:p>
       <w:pPr>
+        <w:keepNext/>
         <w:numPr>
           <w:ilvl w:val="1"/>
-          <w:numId w:val="1009"/>
+          <w:numId w:val="1011"/>
         </w:numPr>
       </w:pPr>
       <w:r>
@@ -1880,7 +1975,18 @@
         <w:t xml:space="preserve">I. Construcción del modelo</w:t>
       </w:r>
       <w:r>
-        <w:t xml:space="preserve">: los supuestos del modelo 2×2×2×2 (</w:t>
+        <w:t xml:space="preserve">:</w:t>
+      </w:r>
+    </w:p>
+    <w:p>
+      <w:pPr>
+        <w:numPr>
+          <w:ilvl w:val="2"/>
+          <w:numId w:val="1012"/>
+        </w:numPr>
+      </w:pPr>
+      <w:r>
+        <w:t xml:space="preserve">los supuestos del modelo 2×2×2×2 (</w:t>
       </w:r>
       <w:hyperlink w:anchor="sec_supuestos">
         <w:r>
@@ -1891,7 +1997,18 @@
         </w:r>
       </w:hyperlink>
       <w:r>
-        <w:t xml:space="preserve">); el comportamiento de empresas y consumidores, el exceso de demanda y la ley de</w:t>
+        <w:t xml:space="preserve">);</w:t>
+      </w:r>
+    </w:p>
+    <w:p>
+      <w:pPr>
+        <w:numPr>
+          <w:ilvl w:val="2"/>
+          <w:numId w:val="1012"/>
+        </w:numPr>
+      </w:pPr>
+      <w:r>
+        <w:t xml:space="preserve">el comportamiento de empresas y consumidores, el exceso de demanda y la ley de</w:t>
       </w:r>
       <w:r>
         <w:t xml:space="preserve"> </w:t>
@@ -1917,7 +2034,18 @@
         </w:r>
       </w:hyperlink>
       <w:r>
-        <w:t xml:space="preserve">), y la definición del equilibrio general competitivo (</w:t>
+        <w:t xml:space="preserve">);</w:t>
+      </w:r>
+    </w:p>
+    <w:p>
+      <w:pPr>
+        <w:numPr>
+          <w:ilvl w:val="2"/>
+          <w:numId w:val="1012"/>
+        </w:numPr>
+      </w:pPr>
+      <w:r>
+        <w:t xml:space="preserve">la definición del equilibrio general competitivo (</w:t>
       </w:r>
       <w:hyperlink w:anchor="sec_implicaciones_equilibrio_general">
         <w:r>
@@ -1935,7 +2063,7 @@
       <w:pPr>
         <w:numPr>
           <w:ilvl w:val="1"/>
-          <w:numId w:val="1009"/>
+          <w:numId w:val="1011"/>
         </w:numPr>
       </w:pPr>
       <w:r>
@@ -1987,9 +2115,10 @@
     </w:p>
     <w:p>
       <w:pPr>
+        <w:keepNext/>
         <w:numPr>
           <w:ilvl w:val="1"/>
-          <w:numId w:val="1009"/>
+          <w:numId w:val="1011"/>
         </w:numPr>
       </w:pPr>
       <w:r>
@@ -2000,7 +2129,18 @@
         <w:t xml:space="preserve">III. Otros desarrollos y aplicaciones</w:t>
       </w:r>
       <w:r>
-        <w:t xml:space="preserve">: el intercambio de</w:t>
+        <w:t xml:space="preserve">:</w:t>
+      </w:r>
+    </w:p>
+    <w:p>
+      <w:pPr>
+        <w:numPr>
+          <w:ilvl w:val="2"/>
+          <w:numId w:val="1013"/>
+        </w:numPr>
+      </w:pPr>
+      <w:r>
+        <w:t xml:space="preserve">el intercambio de</w:t>
       </w:r>
       <w:r>
         <w:t xml:space="preserve"> </w:t>
@@ -2037,7 +2177,18 @@
         </w:r>
       </w:hyperlink>
       <w:r>
-        <w:t xml:space="preserve">); el dinero (</w:t>
+        <w:t xml:space="preserve">);</w:t>
+      </w:r>
+    </w:p>
+    <w:p>
+      <w:pPr>
+        <w:numPr>
+          <w:ilvl w:val="2"/>
+          <w:numId w:val="1013"/>
+        </w:numPr>
+      </w:pPr>
+      <w:r>
+        <w:t xml:space="preserve">el dinero (</w:t>
       </w:r>
       <w:hyperlink w:anchor="sec_introduccion_dinero_modelo">
         <w:r>
@@ -2048,7 +2199,18 @@
         </w:r>
       </w:hyperlink>
       <w:r>
-        <w:t xml:space="preserve">); el tiempo y la incertidumbre (</w:t>
+        <w:t xml:space="preserve">);</w:t>
+      </w:r>
+    </w:p>
+    <w:p>
+      <w:pPr>
+        <w:numPr>
+          <w:ilvl w:val="2"/>
+          <w:numId w:val="1013"/>
+        </w:numPr>
+      </w:pPr>
+      <w:r>
+        <w:t xml:space="preserve">el tiempo y la incertidumbre (</w:t>
       </w:r>
       <w:hyperlink w:anchor="sec_equilibrio_general_condiciones">
         <w:r>
@@ -2059,7 +2221,18 @@
         </w:r>
       </w:hyperlink>
       <w:r>
-        <w:t xml:space="preserve">), y los modelos de equilibrio general computable (</w:t>
+        <w:t xml:space="preserve">);</w:t>
+      </w:r>
+    </w:p>
+    <w:p>
+      <w:pPr>
+        <w:numPr>
+          <w:ilvl w:val="2"/>
+          <w:numId w:val="1013"/>
+        </w:numPr>
+      </w:pPr>
+      <w:r>
+        <w:t xml:space="preserve">los modelos de equilibrio general computable (</w:t>
       </w:r>
       <w:hyperlink w:anchor="sec_modelos_equilibrio_general">
         <w:r>
@@ -2075,13 +2248,25 @@
     </w:p>
     <w:p>
       <w:pPr>
+        <w:keepNext/>
         <w:numPr>
           <w:ilvl w:val="0"/>
           <w:numId w:val="1000"/>
         </w:numPr>
       </w:pPr>
       <w:r>
-        <w:t xml:space="preserve">El orden responde a la pregunta del enganche y va del modelo a sus propiedades y de estas a sus límites: primero, si la coordinación por precios es</w:t>
+        <w:t xml:space="preserve">El orden responde a la pregunta del enganche y va del modelo a sus propiedades y de estas a sus límites:</w:t>
+      </w:r>
+    </w:p>
+    <w:p>
+      <w:pPr>
+        <w:numPr>
+          <w:ilvl w:val="1"/>
+          <w:numId w:val="1014"/>
+        </w:numPr>
+      </w:pPr>
+      <w:r>
+        <w:t xml:space="preserve">primero, si la coordinación por precios es</w:t>
       </w:r>
       <w:r>
         <w:t xml:space="preserve"> </w:t>
@@ -2097,7 +2282,18 @@
         <w:t xml:space="preserve"> </w:t>
       </w:r>
       <w:r>
-        <w:t xml:space="preserve">(existencia); después, si es</w:t>
+        <w:t xml:space="preserve">(existencia);</w:t>
+      </w:r>
+    </w:p>
+    <w:p>
+      <w:pPr>
+        <w:numPr>
+          <w:ilvl w:val="1"/>
+          <w:numId w:val="1014"/>
+        </w:numPr>
+      </w:pPr>
+      <w:r>
+        <w:t xml:space="preserve">después, si es</w:t>
       </w:r>
       <w:r>
         <w:t xml:space="preserve"> </w:t>
@@ -2145,7 +2341,18 @@
         <w:t xml:space="preserve"> </w:t>
       </w:r>
       <w:r>
-        <w:t xml:space="preserve">(eficiencia), y por último, cuán</w:t>
+        <w:t xml:space="preserve">(eficiencia);</w:t>
+      </w:r>
+    </w:p>
+    <w:p>
+      <w:pPr>
+        <w:numPr>
+          <w:ilvl w:val="1"/>
+          <w:numId w:val="1014"/>
+        </w:numPr>
+      </w:pPr>
+      <w:r>
+        <w:t xml:space="preserve">por último, cuán</w:t>
       </w:r>
       <w:r>
         <w:t xml:space="preserve"> </w:t>
@@ -2663,7 +2870,7 @@
         <w:keepNext/>
         <w:numPr>
           <w:ilvl w:val="0"/>
-          <w:numId w:val="1010"/>
+          <w:numId w:val="1015"/>
         </w:numPr>
       </w:pPr>
       <w:r>
@@ -2681,7 +2888,7 @@
       <w:pPr>
         <w:numPr>
           <w:ilvl w:val="1"/>
-          <w:numId w:val="1011"/>
+          <w:numId w:val="1016"/>
         </w:numPr>
       </w:pPr>
       <w:r>
@@ -2706,7 +2913,7 @@
       <w:pPr>
         <w:numPr>
           <w:ilvl w:val="0"/>
-          <w:numId w:val="1010"/>
+          <w:numId w:val="1015"/>
         </w:numPr>
       </w:pPr>
       <w:r>
@@ -2830,7 +3037,7 @@
         <w:keepLines/>
         <w:numPr>
           <w:ilvl w:val="0"/>
-          <w:numId w:val="1012"/>
+          <w:numId w:val="1017"/>
         </w:numPr>
       </w:pPr>
       <w:r>
@@ -2881,7 +3088,7 @@
         <w:keepLines/>
         <w:numPr>
           <w:ilvl w:val="0"/>
-          <w:numId w:val="1012"/>
+          <w:numId w:val="1017"/>
         </w:numPr>
       </w:pPr>
       <w:r>
@@ -2940,7 +3147,7 @@
       <w:pPr>
         <w:numPr>
           <w:ilvl w:val="0"/>
-          <w:numId w:val="1013"/>
+          <w:numId w:val="1018"/>
         </w:numPr>
       </w:pPr>
       <w:r>
@@ -3836,7 +4043,7 @@
         <w:keepNext/>
         <w:numPr>
           <w:ilvl w:val="0"/>
-          <w:numId w:val="1014"/>
+          <w:numId w:val="1019"/>
         </w:numPr>
       </w:pPr>
       <w:r>
@@ -3857,7 +4064,7 @@
       <w:pPr>
         <w:numPr>
           <w:ilvl w:val="1"/>
-          <w:numId w:val="1015"/>
+          <w:numId w:val="1020"/>
         </w:numPr>
       </w:pPr>
       <w:r>
@@ -3875,7 +4082,7 @@
       <w:pPr>
         <w:numPr>
           <w:ilvl w:val="1"/>
-          <w:numId w:val="1015"/>
+          <w:numId w:val="1020"/>
         </w:numPr>
       </w:pPr>
       <w:r>
@@ -3899,7 +4106,7 @@
       <w:pPr>
         <w:numPr>
           <w:ilvl w:val="1"/>
-          <w:numId w:val="1015"/>
+          <w:numId w:val="1020"/>
         </w:numPr>
       </w:pPr>
       <w:r>
@@ -3917,7 +4124,7 @@
       <w:pPr>
         <w:numPr>
           <w:ilvl w:val="1"/>
-          <w:numId w:val="1015"/>
+          <w:numId w:val="1020"/>
         </w:numPr>
       </w:pPr>
       <w:r>
@@ -4153,7 +4360,7 @@
       <w:pPr>
         <w:numPr>
           <w:ilvl w:val="0"/>
-          <w:numId w:val="1014"/>
+          <w:numId w:val="1019"/>
         </w:numPr>
       </w:pPr>
       <w:r>
@@ -4178,7 +4385,7 @@
         <w:keepNext/>
         <w:numPr>
           <w:ilvl w:val="0"/>
-          <w:numId w:val="1014"/>
+          <w:numId w:val="1019"/>
         </w:numPr>
       </w:pPr>
       <w:r>
@@ -4220,7 +4427,7 @@
       <w:pPr>
         <w:numPr>
           <w:ilvl w:val="1"/>
-          <w:numId w:val="1016"/>
+          <w:numId w:val="1021"/>
         </w:numPr>
       </w:pPr>
       <w:r>
@@ -4272,7 +4479,7 @@
       <w:pPr>
         <w:numPr>
           <w:ilvl w:val="1"/>
-          <w:numId w:val="1016"/>
+          <w:numId w:val="1021"/>
         </w:numPr>
       </w:pPr>
       <w:r>
@@ -4360,7 +4567,7 @@
       <w:pPr>
         <w:numPr>
           <w:ilvl w:val="1"/>
-          <w:numId w:val="1016"/>
+          <w:numId w:val="1021"/>
         </w:numPr>
       </w:pPr>
       <w:r>
@@ -5123,7 +5330,7 @@
         <w:keepNext/>
         <w:numPr>
           <w:ilvl w:val="1"/>
-          <w:numId w:val="1016"/>
+          <w:numId w:val="1021"/>
         </w:numPr>
       </w:pPr>
       <w:r>
@@ -5370,7 +5577,7 @@
       <w:pPr>
         <w:numPr>
           <w:ilvl w:val="2"/>
-          <w:numId w:val="1017"/>
+          <w:numId w:val="1022"/>
         </w:numPr>
       </w:pPr>
       <w:r>
@@ -5394,7 +5601,7 @@
       <w:pPr>
         <w:numPr>
           <w:ilvl w:val="2"/>
-          <w:numId w:val="1017"/>
+          <w:numId w:val="1022"/>
         </w:numPr>
       </w:pPr>
       <w:r>
@@ -5441,7 +5648,7 @@
       <w:pPr>
         <w:numPr>
           <w:ilvl w:val="2"/>
-          <w:numId w:val="1017"/>
+          <w:numId w:val="1022"/>
         </w:numPr>
       </w:pPr>
       <w:r>
@@ -5479,7 +5686,7 @@
       <w:pPr>
         <w:numPr>
           <w:ilvl w:val="0"/>
-          <w:numId w:val="1014"/>
+          <w:numId w:val="1019"/>
         </w:numPr>
       </w:pPr>
       <w:r>
@@ -5497,7 +5704,7 @@
       <w:pPr>
         <w:numPr>
           <w:ilvl w:val="0"/>
-          <w:numId w:val="1014"/>
+          <w:numId w:val="1019"/>
         </w:numPr>
       </w:pPr>
       <w:r>
@@ -5564,43 +5771,77 @@
     <w:p>
       <w:pPr>
         <w:pStyle w:val="FirstParagraph"/>
-      </w:pPr>
-      <w:r>
-        <w:t xml:space="preserve">Una vez fijados los supuestos, pasamos a obtener el comportamiento de cada tipo de agente: primero las empresas (oferta de bienes y demanda de factores), después los consumidores (demanda de bienes y oferta de factores) y, por último, cómo se juntan las dos cosas en el exceso de demanda y la ley de</w:t>
-      </w:r>
-      <w:r>
-        <w:t xml:space="preserve"> </w:t>
-      </w:r>
-      <w:r>
-        <w:rPr>
-          <w:smallCaps/>
-        </w:rPr>
-        <w:t xml:space="preserve">Walras</w:t>
-      </w:r>
-      <w:r>
-        <w:t xml:space="preserve">.</w:t>
-      </w:r>
-    </w:p>
-    <w:bookmarkStart w:id="63" w:name="sec_productores_oferta"/>
-    <w:p>
-      <w:pPr>
-        <w:pStyle w:val="Heading3"/>
-      </w:pPr>
-      <w:r>
-        <w:t xml:space="preserve">I.2.1.</w:t>
-      </w:r>
-      <w:r>
-        <w:t xml:space="preserve"> </w:t>
-      </w:r>
-      <w:r>
-        <w:t xml:space="preserve">Productores y oferta</w:t>
+        <w:keepNext/>
+      </w:pPr>
+      <w:r>
+        <w:t xml:space="preserve">Una vez fijados los supuestos, pasamos a obtener el comportamiento de cada tipo de agente:</w:t>
       </w:r>
     </w:p>
     <w:p>
       <w:pPr>
         <w:numPr>
           <w:ilvl w:val="0"/>
-          <w:numId w:val="1018"/>
+          <w:numId w:val="1023"/>
+        </w:numPr>
+      </w:pPr>
+      <w:r>
+        <w:t xml:space="preserve">primero, las empresas (oferta de bienes y demanda de factores);</w:t>
+      </w:r>
+    </w:p>
+    <w:p>
+      <w:pPr>
+        <w:numPr>
+          <w:ilvl w:val="0"/>
+          <w:numId w:val="1023"/>
+        </w:numPr>
+      </w:pPr>
+      <w:r>
+        <w:t xml:space="preserve">después, los consumidores (demanda de bienes y oferta de factores);</w:t>
+      </w:r>
+    </w:p>
+    <w:p>
+      <w:pPr>
+        <w:numPr>
+          <w:ilvl w:val="0"/>
+          <w:numId w:val="1023"/>
+        </w:numPr>
+      </w:pPr>
+      <w:r>
+        <w:t xml:space="preserve">por último, cómo se juntan las dos cosas en el exceso de demanda y la ley de</w:t>
+      </w:r>
+      <w:r>
+        <w:t xml:space="preserve"> </w:t>
+      </w:r>
+      <w:r>
+        <w:rPr>
+          <w:smallCaps/>
+        </w:rPr>
+        <w:t xml:space="preserve">Walras</w:t>
+      </w:r>
+      <w:r>
+        <w:t xml:space="preserve">.</w:t>
+      </w:r>
+    </w:p>
+    <w:bookmarkStart w:id="63" w:name="sec_productores_oferta"/>
+    <w:p>
+      <w:pPr>
+        <w:pStyle w:val="Heading3"/>
+      </w:pPr>
+      <w:r>
+        <w:t xml:space="preserve">I.2.1.</w:t>
+      </w:r>
+      <w:r>
+        <w:t xml:space="preserve"> </w:t>
+      </w:r>
+      <w:r>
+        <w:t xml:space="preserve">Productores y oferta</w:t>
+      </w:r>
+    </w:p>
+    <w:p>
+      <w:pPr>
+        <w:numPr>
+          <w:ilvl w:val="0"/>
+          <w:numId w:val="1024"/>
         </w:numPr>
       </w:pPr>
       <w:r>
@@ -5965,7 +6206,7 @@
       <w:pPr>
         <w:numPr>
           <w:ilvl w:val="0"/>
-          <w:numId w:val="1018"/>
+          <w:numId w:val="1024"/>
         </w:numPr>
       </w:pPr>
       <w:r>
@@ -6492,7 +6733,7 @@
       <w:pPr>
         <w:numPr>
           <w:ilvl w:val="0"/>
-          <w:numId w:val="1018"/>
+          <w:numId w:val="1024"/>
         </w:numPr>
       </w:pPr>
       <w:r>
@@ -6862,7 +7103,7 @@
         <w:keepNext/>
         <w:numPr>
           <w:ilvl w:val="0"/>
-          <w:numId w:val="1018"/>
+          <w:numId w:val="1024"/>
         </w:numPr>
       </w:pPr>
       <w:r>
@@ -6923,7 +7164,7 @@
       <w:pPr>
         <w:numPr>
           <w:ilvl w:val="1"/>
-          <w:numId w:val="1019"/>
+          <w:numId w:val="1025"/>
         </w:numPr>
       </w:pPr>
       <w:r>
@@ -7019,7 +7260,7 @@
       <w:pPr>
         <w:numPr>
           <w:ilvl w:val="1"/>
-          <w:numId w:val="1019"/>
+          <w:numId w:val="1025"/>
         </w:numPr>
       </w:pPr>
       <w:r>
@@ -7058,7 +7299,7 @@
       <w:pPr>
         <w:numPr>
           <w:ilvl w:val="1"/>
-          <w:numId w:val="1019"/>
+          <w:numId w:val="1025"/>
         </w:numPr>
       </w:pPr>
       <w:r>
@@ -7648,7 +7889,7 @@
       <w:pPr>
         <w:numPr>
           <w:ilvl w:val="0"/>
-          <w:numId w:val="1020"/>
+          <w:numId w:val="1026"/>
         </w:numPr>
       </w:pPr>
       <w:r>
@@ -8009,7 +8250,7 @@
       <w:pPr>
         <w:numPr>
           <w:ilvl w:val="0"/>
-          <w:numId w:val="1020"/>
+          <w:numId w:val="1026"/>
         </w:numPr>
       </w:pPr>
       <w:r>
@@ -8365,7 +8606,7 @@
         <w:keepNext/>
         <w:numPr>
           <w:ilvl w:val="0"/>
-          <w:numId w:val="1020"/>
+          <w:numId w:val="1026"/>
         </w:numPr>
       </w:pPr>
       <w:r>
@@ -8488,7 +8729,7 @@
       <w:pPr>
         <w:numPr>
           <w:ilvl w:val="1"/>
-          <w:numId w:val="1021"/>
+          <w:numId w:val="1027"/>
         </w:numPr>
       </w:pPr>
       <w:r>
@@ -8499,7 +8740,7 @@
       <w:pPr>
         <w:numPr>
           <w:ilvl w:val="1"/>
-          <w:numId w:val="1021"/>
+          <w:numId w:val="1027"/>
         </w:numPr>
       </w:pPr>
       <w:r>
@@ -8510,7 +8751,7 @@
       <w:pPr>
         <w:numPr>
           <w:ilvl w:val="1"/>
-          <w:numId w:val="1021"/>
+          <w:numId w:val="1027"/>
         </w:numPr>
       </w:pPr>
       <w:r>
@@ -8592,7 +8833,7 @@
       <w:pPr>
         <w:numPr>
           <w:ilvl w:val="1"/>
-          <w:numId w:val="1021"/>
+          <w:numId w:val="1027"/>
         </w:numPr>
       </w:pPr>
       <w:r>
@@ -8749,7 +8990,7 @@
       <w:pPr>
         <w:numPr>
           <w:ilvl w:val="0"/>
-          <w:numId w:val="1020"/>
+          <w:numId w:val="1026"/>
         </w:numPr>
       </w:pPr>
       <w:r>
@@ -8881,7 +9122,7 @@
       <w:pPr>
         <w:numPr>
           <w:ilvl w:val="0"/>
-          <w:numId w:val="1022"/>
+          <w:numId w:val="1028"/>
         </w:numPr>
       </w:pPr>
       <w:r>
@@ -9391,7 +9632,7 @@
         <w:keepNext/>
         <w:numPr>
           <w:ilvl w:val="0"/>
-          <w:numId w:val="1022"/>
+          <w:numId w:val="1028"/>
         </w:numPr>
       </w:pPr>
       <w:r>
@@ -9409,7 +9650,7 @@
       <w:pPr>
         <w:numPr>
           <w:ilvl w:val="1"/>
-          <w:numId w:val="1023"/>
+          <w:numId w:val="1029"/>
         </w:numPr>
       </w:pPr>
       <w:r>
@@ -9433,7 +9674,7 @@
       <w:pPr>
         <w:numPr>
           <w:ilvl w:val="1"/>
-          <w:numId w:val="1023"/>
+          <w:numId w:val="1029"/>
         </w:numPr>
       </w:pPr>
       <w:r>
@@ -9501,7 +9742,7 @@
       <w:pPr>
         <w:numPr>
           <w:ilvl w:val="1"/>
-          <w:numId w:val="1023"/>
+          <w:numId w:val="1029"/>
         </w:numPr>
       </w:pPr>
       <w:r>
@@ -9659,7 +9900,7 @@
       <w:pPr>
         <w:numPr>
           <w:ilvl w:val="1"/>
-          <w:numId w:val="1023"/>
+          <w:numId w:val="1029"/>
         </w:numPr>
       </w:pPr>
       <w:r>
@@ -9684,7 +9925,7 @@
         <w:keepNext/>
         <w:numPr>
           <w:ilvl w:val="0"/>
-          <w:numId w:val="1022"/>
+          <w:numId w:val="1028"/>
         </w:numPr>
       </w:pPr>
       <w:r>
@@ -9702,7 +9943,7 @@
       <w:pPr>
         <w:numPr>
           <w:ilvl w:val="1"/>
-          <w:numId w:val="1024"/>
+          <w:numId w:val="1030"/>
         </w:numPr>
       </w:pPr>
       <w:r>
@@ -9855,7 +10096,7 @@
       <w:pPr>
         <w:numPr>
           <w:ilvl w:val="1"/>
-          <w:numId w:val="1024"/>
+          <w:numId w:val="1030"/>
         </w:numPr>
       </w:pPr>
       <w:r>
@@ -9908,7 +10149,7 @@
       <w:pPr>
         <w:numPr>
           <w:ilvl w:val="1"/>
-          <w:numId w:val="1024"/>
+          <w:numId w:val="1030"/>
         </w:numPr>
       </w:pPr>
       <w:r>
@@ -10017,7 +10258,7 @@
       <w:pPr>
         <w:numPr>
           <w:ilvl w:val="0"/>
-          <w:numId w:val="1022"/>
+          <w:numId w:val="1028"/>
         </w:numPr>
       </w:pPr>
       <w:r>
@@ -10060,7 +10301,7 @@
       <w:pPr>
         <w:numPr>
           <w:ilvl w:val="0"/>
-          <w:numId w:val="1022"/>
+          <w:numId w:val="1028"/>
         </w:numPr>
       </w:pPr>
       <w:r>
@@ -10177,7 +10418,7 @@
       <w:pPr>
         <w:numPr>
           <w:ilvl w:val="0"/>
-          <w:numId w:val="1025"/>
+          <w:numId w:val="1031"/>
         </w:numPr>
       </w:pPr>
       <w:r>
@@ -10644,7 +10885,7 @@
       <w:pPr>
         <w:numPr>
           <w:ilvl w:val="0"/>
-          <w:numId w:val="1025"/>
+          <w:numId w:val="1031"/>
         </w:numPr>
       </w:pPr>
       <w:r>
@@ -11239,7 +11480,7 @@
       <w:pPr>
         <w:numPr>
           <w:ilvl w:val="0"/>
-          <w:numId w:val="1025"/>
+          <w:numId w:val="1031"/>
         </w:numPr>
       </w:pPr>
       <w:r>
@@ -11289,7 +11530,7 @@
         <w:keepNext/>
         <w:numPr>
           <w:ilvl w:val="0"/>
-          <w:numId w:val="1025"/>
+          <w:numId w:val="1031"/>
         </w:numPr>
       </w:pPr>
       <w:r>
@@ -11318,7 +11559,7 @@
       <w:pPr>
         <w:numPr>
           <w:ilvl w:val="1"/>
-          <w:numId w:val="1026"/>
+          <w:numId w:val="1032"/>
         </w:numPr>
       </w:pPr>
       <w:r>
@@ -11345,7 +11586,7 @@
       <w:pPr>
         <w:numPr>
           <w:ilvl w:val="1"/>
-          <w:numId w:val="1026"/>
+          <w:numId w:val="1032"/>
         </w:numPr>
       </w:pPr>
       <w:r>
@@ -11490,7 +11731,7 @@
       <w:pPr>
         <w:numPr>
           <w:ilvl w:val="1"/>
-          <w:numId w:val="1026"/>
+          <w:numId w:val="1032"/>
         </w:numPr>
       </w:pPr>
       <w:r>
@@ -11606,7 +11847,7 @@
       <w:pPr>
         <w:numPr>
           <w:ilvl w:val="1"/>
-          <w:numId w:val="1026"/>
+          <w:numId w:val="1032"/>
         </w:numPr>
       </w:pPr>
       <w:r>
@@ -11644,7 +11885,7 @@
         <w:keepNext/>
         <w:numPr>
           <w:ilvl w:val="0"/>
-          <w:numId w:val="1025"/>
+          <w:numId w:val="1031"/>
         </w:numPr>
       </w:pPr>
       <w:r>
@@ -11715,7 +11956,7 @@
       <w:pPr>
         <w:numPr>
           <w:ilvl w:val="1"/>
-          <w:numId w:val="1027"/>
+          <w:numId w:val="1033"/>
         </w:numPr>
       </w:pPr>
       <w:r>
@@ -11862,7 +12103,7 @@
       <w:pPr>
         <w:numPr>
           <w:ilvl w:val="1"/>
-          <w:numId w:val="1027"/>
+          <w:numId w:val="1033"/>
         </w:numPr>
       </w:pPr>
       <w:r>
@@ -12204,7 +12445,7 @@
       <w:pPr>
         <w:numPr>
           <w:ilvl w:val="0"/>
-          <w:numId w:val="1028"/>
+          <w:numId w:val="1034"/>
         </w:numPr>
       </w:pPr>
       <w:r>
@@ -12563,7 +12804,7 @@
       <w:pPr>
         <w:numPr>
           <w:ilvl w:val="0"/>
-          <w:numId w:val="1028"/>
+          <w:numId w:val="1034"/>
         </w:numPr>
       </w:pPr>
       <w:r>
@@ -12969,7 +13210,7 @@
         <w:keepNext/>
         <w:numPr>
           <w:ilvl w:val="0"/>
-          <w:numId w:val="1028"/>
+          <w:numId w:val="1034"/>
         </w:numPr>
       </w:pPr>
       <w:r>
@@ -12987,7 +13228,7 @@
       <w:pPr>
         <w:numPr>
           <w:ilvl w:val="1"/>
-          <w:numId w:val="1029"/>
+          <w:numId w:val="1035"/>
         </w:numPr>
       </w:pPr>
       <w:r>
@@ -13011,7 +13252,7 @@
       <w:pPr>
         <w:numPr>
           <w:ilvl w:val="1"/>
-          <w:numId w:val="1029"/>
+          <w:numId w:val="1035"/>
         </w:numPr>
       </w:pPr>
       <w:r>
@@ -13122,7 +13363,7 @@
       <w:pPr>
         <w:numPr>
           <w:ilvl w:val="1"/>
-          <w:numId w:val="1029"/>
+          <w:numId w:val="1035"/>
         </w:numPr>
       </w:pPr>
       <w:r>
@@ -13294,7 +13535,7 @@
       <w:pPr>
         <w:numPr>
           <w:ilvl w:val="0"/>
-          <w:numId w:val="1028"/>
+          <w:numId w:val="1034"/>
         </w:numPr>
       </w:pPr>
       <w:r>
@@ -13373,7 +13614,7 @@
         <w:keepNext/>
         <w:numPr>
           <w:ilvl w:val="0"/>
-          <w:numId w:val="1030"/>
+          <w:numId w:val="1036"/>
         </w:numPr>
       </w:pPr>
       <w:r>
@@ -13537,7 +13778,7 @@
       <w:pPr>
         <w:numPr>
           <w:ilvl w:val="1"/>
-          <w:numId w:val="1031"/>
+          <w:numId w:val="1037"/>
         </w:numPr>
       </w:pPr>
       <w:r>
@@ -13578,7 +13819,7 @@
       <w:pPr>
         <w:numPr>
           <w:ilvl w:val="1"/>
-          <w:numId w:val="1031"/>
+          <w:numId w:val="1037"/>
         </w:numPr>
       </w:pPr>
       <w:r>
@@ -13619,7 +13860,7 @@
       <w:pPr>
         <w:numPr>
           <w:ilvl w:val="1"/>
-          <w:numId w:val="1031"/>
+          <w:numId w:val="1037"/>
         </w:numPr>
       </w:pPr>
       <w:r>
@@ -14048,7 +14289,7 @@
       <w:pPr>
         <w:numPr>
           <w:ilvl w:val="0"/>
-          <w:numId w:val="1030"/>
+          <w:numId w:val="1036"/>
         </w:numPr>
       </w:pPr>
       <w:r>
@@ -14377,7 +14618,7 @@
       <w:pPr>
         <w:numPr>
           <w:ilvl w:val="0"/>
-          <w:numId w:val="1030"/>
+          <w:numId w:val="1036"/>
         </w:numPr>
       </w:pPr>
       <w:r>
@@ -14460,7 +14701,7 @@
       <w:pPr>
         <w:numPr>
           <w:ilvl w:val="0"/>
-          <w:numId w:val="1032"/>
+          <w:numId w:val="1038"/>
         </w:numPr>
       </w:pPr>
       <w:r>
@@ -14678,7 +14919,7 @@
       <w:pPr>
         <w:numPr>
           <w:ilvl w:val="0"/>
-          <w:numId w:val="1032"/>
+          <w:numId w:val="1038"/>
         </w:numPr>
       </w:pPr>
       <w:r>
@@ -14846,7 +15087,7 @@
       <w:pPr>
         <w:numPr>
           <w:ilvl w:val="0"/>
-          <w:numId w:val="1032"/>
+          <w:numId w:val="1038"/>
         </w:numPr>
       </w:pPr>
       <w:r>
@@ -14996,7 +15237,7 @@
       <w:pPr>
         <w:numPr>
           <w:ilvl w:val="0"/>
-          <w:numId w:val="1032"/>
+          <w:numId w:val="1038"/>
         </w:numPr>
       </w:pPr>
       <w:r>
@@ -15546,7 +15787,7 @@
       <w:pPr>
         <w:numPr>
           <w:ilvl w:val="0"/>
-          <w:numId w:val="1033"/>
+          <w:numId w:val="1039"/>
         </w:numPr>
       </w:pPr>
       <w:r>
@@ -15578,7 +15819,7 @@
       <w:pPr>
         <w:numPr>
           <w:ilvl w:val="0"/>
-          <w:numId w:val="1033"/>
+          <w:numId w:val="1039"/>
         </w:numPr>
       </w:pPr>
       <w:r>
@@ -15680,320 +15921,10 @@
     </w:p>
     <w:p>
       <w:pPr>
-        <w:numPr>
-          <w:ilvl w:val="0"/>
-          <w:numId w:val="1034"/>
-        </w:numPr>
-      </w:pPr>
-      <w:r>
-        <w:rPr>
-          <w:i/>
-          <w:iCs/>
-        </w:rPr>
-        <w:t xml:space="preserve">Idea</w:t>
-      </w:r>
-      <w:r>
-        <w:t xml:space="preserve">: una vez construido el modelo y definido el equilibrio (bloque </w:t>
-      </w:r>
-      <w:hyperlink w:anchor="sec_construccion_modelo_obtencion">
-        <w:r>
-          <w:rPr>
-            <w:rStyle w:val="Hyperlink"/>
-          </w:rPr>
-          <w:t xml:space="preserve">I</w:t>
-        </w:r>
-      </w:hyperlink>
-      <w:r>
-        <w:t xml:space="preserve">), pasamos a estudiar sus propiedades: primero las positivas, qué dice el equilibrio como descripción de una economía de mercado (</w:t>
-      </w:r>
-      <w:hyperlink w:anchor="sec_analisis_positivo_equilibrio">
-        <w:r>
-          <w:rPr>
-            <w:rStyle w:val="Hyperlink"/>
-          </w:rPr>
-          <w:t xml:space="preserve">II.1</w:t>
-        </w:r>
-      </w:hyperlink>
-      <w:r>
-        <w:t xml:space="preserve">), y después la normativa, si el resultado es deseable (</w:t>
-      </w:r>
-      <w:hyperlink w:anchor="sec_analisis_normativo_equilibrio">
-        <w:r>
-          <w:rPr>
-            <w:rStyle w:val="Hyperlink"/>
-          </w:rPr>
-          <w:t xml:space="preserve">II.2</w:t>
-        </w:r>
-      </w:hyperlink>
-      <w:r>
-        <w:t xml:space="preserve">).</w:t>
-      </w:r>
-    </w:p>
-    <w:p>
-      <w:pPr>
-        <w:numPr>
-          <w:ilvl w:val="0"/>
-          <w:numId w:val="1034"/>
-        </w:numPr>
-      </w:pPr>
-      <w:r>
-        <w:rPr>
-          <w:i/>
-          <w:iCs/>
-        </w:rPr>
-        <w:t xml:space="preserve">Conclusión anticipada</w:t>
-      </w:r>
-      <w:r>
-        <w:t xml:space="preserve">: con supuestos razonables el equilibrio</w:t>
-      </w:r>
-      <w:r>
-        <w:t xml:space="preserve"> </w:t>
-      </w:r>
-      <w:r>
-        <w:rPr>
-          <w:i/>
-          <w:iCs/>
-        </w:rPr>
-        <w:t xml:space="preserve">existe</w:t>
-      </w:r>
-      <w:r>
-        <w:t xml:space="preserve">; pero solo con supuestos fuertes es</w:t>
-      </w:r>
-      <w:r>
-        <w:t xml:space="preserve"> </w:t>
-      </w:r>
-      <w:r>
-        <w:rPr>
-          <w:i/>
-          <w:iCs/>
-        </w:rPr>
-        <w:t xml:space="preserve">único</w:t>
-      </w:r>
-      <w:r>
-        <w:t xml:space="preserve"> </w:t>
-      </w:r>
-      <w:r>
-        <w:t xml:space="preserve">y</w:t>
-      </w:r>
-      <w:r>
-        <w:t xml:space="preserve"> </w:t>
-      </w:r>
-      <w:r>
-        <w:rPr>
-          <w:i/>
-          <w:iCs/>
-        </w:rPr>
-        <w:t xml:space="preserve">estable</w:t>
-      </w:r>
-      <w:r>
-        <w:t xml:space="preserve">, y el teorema de</w:t>
-      </w:r>
-      <w:r>
-        <w:t xml:space="preserve"> </w:t>
-      </w:r>
-      <w:r>
-        <w:rPr>
-          <w:smallCaps/>
-        </w:rPr>
-        <w:t xml:space="preserve">Sonnenschein</w:t>
-      </w:r>
-      <w:r>
-        <w:t xml:space="preserve">-</w:t>
-      </w:r>
-      <w:r>
-        <w:rPr>
-          <w:smallCaps/>
-        </w:rPr>
-        <w:t xml:space="preserve">Mantel</w:t>
-      </w:r>
-      <w:r>
-        <w:t xml:space="preserve">-</w:t>
-      </w:r>
-      <w:r>
-        <w:rPr>
-          <w:smallCaps/>
-        </w:rPr>
-        <w:t xml:space="preserve">Debreu</w:t>
-      </w:r>
-      <w:r>
-        <w:t xml:space="preserve"> </w:t>
-      </w:r>
-      <w:r>
-        <w:t xml:space="preserve">muestra que la racionalidad individual no los garantiza. En cambio, el equilibrio es</w:t>
-      </w:r>
-      <w:r>
-        <w:t xml:space="preserve"> </w:t>
-      </w:r>
-      <w:r>
-        <w:rPr>
-          <w:i/>
-          <w:iCs/>
-        </w:rPr>
-        <w:t xml:space="preserve">eficiente</w:t>
-      </w:r>
-      <w:r>
-        <w:t xml:space="preserve"> </w:t>
-      </w:r>
-      <w:r>
-        <w:t xml:space="preserve">con muy pocos supuestos.</w:t>
-      </w:r>
-    </w:p>
-    <w:p>
-      <w:pPr>
-        <w:pStyle w:val="Notaalopositor"/>
-        <w:keepLines/>
-      </w:pPr>
-      <w:r>
-        <w:rPr>
-          <w:b/>
-          <w:bCs/>
-        </w:rPr>
-        <w:t xml:space="preserve">Nota al opositor. </w:t>
-      </w:r>
-      <w:r>
-        <w:t xml:space="preserve">En el cante: las 3 preguntas y por qué importan (0′30″); la existencia con la intuición del subastador como aplicación del símplice en sí mismo y el punto fijo de</w:t>
-      </w:r>
-      <w:r>
-        <w:t xml:space="preserve"> </w:t>
-      </w:r>
-      <w:r>
-        <w:rPr>
-          <w:smallCaps/>
-        </w:rPr>
-        <w:t xml:space="preserve">Brouwer</w:t>
-      </w:r>
-      <w:r>
-        <w:t xml:space="preserve"> </w:t>
-      </w:r>
-      <w:r>
-        <w:t xml:space="preserve">(gráfico </w:t>
-      </w:r>
-      <w:hyperlink w:anchor="fig_brouwer">
-        <w:r>
-          <w:rPr>
-            <w:rStyle w:val="Hyperlink"/>
-          </w:rPr>
-          <w:t xml:space="preserve">4</w:t>
-        </w:r>
-      </w:hyperlink>
-      <w:r>
-        <w:t xml:space="preserve">) (3′); la unicidad con el gráfico de los equilibrios múltiples (gráfico </w:t>
-      </w:r>
-      <w:hyperlink w:anchor="fig_equilibrios_multiples">
-        <w:r>
-          <w:rPr>
-            <w:rStyle w:val="Hyperlink"/>
-          </w:rPr>
-          <w:t xml:space="preserve">5</w:t>
-        </w:r>
-      </w:hyperlink>
-      <w:r>
-        <w:t xml:space="preserve">), las economías regulares, los sustitutivos brutos y el teorema SMD (2′); la estabilidad con el tanteo, la distancia al equilibrio,</w:t>
-      </w:r>
-      <w:r>
-        <w:t xml:space="preserve"> </w:t>
-      </w:r>
-      <w:r>
-        <w:rPr>
-          <w:smallCaps/>
-        </w:rPr>
-        <w:t xml:space="preserve">Arrow</w:t>
-      </w:r>
-      <w:r>
-        <w:t xml:space="preserve">-</w:t>
-      </w:r>
-      <w:r>
-        <w:rPr>
-          <w:smallCaps/>
-        </w:rPr>
-        <w:t xml:space="preserve">Block</w:t>
-      </w:r>
-      <w:r>
-        <w:t xml:space="preserve">-</w:t>
-      </w:r>
-      <w:r>
-        <w:rPr>
-          <w:smallCaps/>
-        </w:rPr>
-        <w:t xml:space="preserve">Hurwicz</w:t>
-      </w:r>
-      <w:r>
-        <w:t xml:space="preserve"> </w:t>
-      </w:r>
-      <w:r>
-        <w:t xml:space="preserve">y el contraejemplo de</w:t>
-      </w:r>
-      <w:r>
-        <w:t xml:space="preserve"> </w:t>
-      </w:r>
-      <w:r>
-        <w:rPr>
-          <w:smallCaps/>
-        </w:rPr>
-        <w:t xml:space="preserve">Scarf</w:t>
-      </w:r>
-      <w:r>
-        <w:t xml:space="preserve">, con las flechas en el mismo gráfico (1′30″), y el análisis normativo sobre la caja de intercambio: óptimo de</w:t>
-      </w:r>
-      <w:r>
-        <w:t xml:space="preserve"> </w:t>
-      </w:r>
-      <w:r>
-        <w:rPr>
-          <w:smallCaps/>
-        </w:rPr>
-        <w:t xml:space="preserve">Pareto</w:t>
-      </w:r>
-      <w:r>
-        <w:t xml:space="preserve"> </w:t>
-      </w:r>
-      <w:r>
-        <w:t xml:space="preserve">y los 2 teoremas fundamentales con su nombre completo, su idea y sus supuestos, en palabras (2′). Las demostraciones de la existencia, de la unicidad (por el axioma débil y por los sustitutivos brutos) y de la estabilidad del tanteo están en el anexo </w:t>
-      </w:r>
-      <w:hyperlink w:anchor="anexo_existencia">
-        <w:r>
-          <w:rPr>
-            <w:rStyle w:val="Hyperlink"/>
-          </w:rPr>
-          <w:t xml:space="preserve">B</w:t>
-        </w:r>
-      </w:hyperlink>
-      <w:r>
-        <w:t xml:space="preserve">; la estabilidad en un mercado, en el anexo </w:t>
-      </w:r>
-      <w:hyperlink w:anchor="anexo_estabilidad_parcial">
-        <w:r>
-          <w:rPr>
-            <w:rStyle w:val="Hyperlink"/>
-          </w:rPr>
-          <w:t xml:space="preserve">D</w:t>
-        </w:r>
-      </w:hyperlink>
-      <w:r>
-        <w:t xml:space="preserve">; la estática comparativa y los teoremas del bienestar en detalle, en sus anexos.</w:t>
-      </w:r>
-    </w:p>
-    <w:bookmarkStart w:id="138" w:name="sec_analisis_positivo_equilibrio"/>
-    <w:p>
-      <w:pPr>
-        <w:pStyle w:val="Heading2"/>
-      </w:pPr>
-      <w:r>
-        <w:t xml:space="preserve">II.1.</w:t>
-      </w:r>
-      <w:r>
-        <w:t xml:space="preserve"> </w:t>
-      </w:r>
-      <w:r>
-        <w:t xml:space="preserve">Análisis positivo del equilibrio general competitivo</w:t>
-      </w:r>
-    </w:p>
-    <w:p>
-      <w:pPr>
         <w:keepNext/>
         <w:numPr>
           <w:ilvl w:val="0"/>
-          <w:numId w:val="1035"/>
+          <w:numId w:val="1040"/>
         </w:numPr>
       </w:pPr>
       <w:r>
@@ -16001,35 +15932,350 @@
           <w:i/>
           <w:iCs/>
         </w:rPr>
-        <w:t xml:space="preserve">Las 3 preguntas</w:t>
-      </w:r>
-      <w:r>
-        <w:t xml:space="preserve">: un modelo que pretende explicar los precios tiene que responder a 3:</w:t>
+        <w:t xml:space="preserve">Idea</w:t>
+      </w:r>
+      <w:r>
+        <w:t xml:space="preserve">: una vez construido el modelo y definido el equilibrio (bloque </w:t>
+      </w:r>
+      <w:hyperlink w:anchor="sec_construccion_modelo_obtencion">
+        <w:r>
+          <w:rPr>
+            <w:rStyle w:val="Hyperlink"/>
+          </w:rPr>
+          <w:t xml:space="preserve">I</w:t>
+        </w:r>
+      </w:hyperlink>
+      <w:r>
+        <w:t xml:space="preserve">), pasamos a estudiar sus propiedades:</w:t>
       </w:r>
     </w:p>
     <w:p>
       <w:pPr>
         <w:numPr>
           <w:ilvl w:val="1"/>
-          <w:numId w:val="1036"/>
+          <w:numId w:val="1041"/>
         </w:numPr>
+      </w:pPr>
+      <w:r>
+        <w:t xml:space="preserve">primero, las positivas: qué dice el equilibrio como descripción de una economía de mercado (</w:t>
+      </w:r>
+      <w:hyperlink w:anchor="sec_analisis_positivo_equilibrio">
+        <w:r>
+          <w:rPr>
+            <w:rStyle w:val="Hyperlink"/>
+          </w:rPr>
+          <w:t xml:space="preserve">II.1</w:t>
+        </w:r>
+      </w:hyperlink>
+      <w:r>
+        <w:t xml:space="preserve">);</w:t>
+      </w:r>
+    </w:p>
+    <w:p>
+      <w:pPr>
+        <w:numPr>
+          <w:ilvl w:val="1"/>
+          <w:numId w:val="1041"/>
+        </w:numPr>
+      </w:pPr>
+      <w:r>
+        <w:t xml:space="preserve">después, la normativa: si el resultado es deseable (</w:t>
+      </w:r>
+      <w:hyperlink w:anchor="sec_analisis_normativo_equilibrio">
+        <w:r>
+          <w:rPr>
+            <w:rStyle w:val="Hyperlink"/>
+          </w:rPr>
+          <w:t xml:space="preserve">II.2</w:t>
+        </w:r>
+      </w:hyperlink>
+      <w:r>
+        <w:t xml:space="preserve">).</w:t>
+      </w:r>
+    </w:p>
+    <w:p>
+      <w:pPr>
+        <w:numPr>
+          <w:ilvl w:val="0"/>
+          <w:numId w:val="1040"/>
+        </w:numPr>
+      </w:pPr>
+      <w:r>
+        <w:rPr>
+          <w:i/>
+          <w:iCs/>
+        </w:rPr>
+        <w:t xml:space="preserve">Conclusión anticipada</w:t>
+      </w:r>
+      <w:r>
+        <w:t xml:space="preserve">: con supuestos razonables el equilibrio</w:t>
+      </w:r>
+      <w:r>
+        <w:t xml:space="preserve"> </w:t>
+      </w:r>
+      <w:r>
+        <w:rPr>
+          <w:i/>
+          <w:iCs/>
+        </w:rPr>
+        <w:t xml:space="preserve">existe</w:t>
+      </w:r>
+      <w:r>
+        <w:t xml:space="preserve">; pero solo con supuestos fuertes es</w:t>
+      </w:r>
+      <w:r>
+        <w:t xml:space="preserve"> </w:t>
+      </w:r>
+      <w:r>
+        <w:rPr>
+          <w:i/>
+          <w:iCs/>
+        </w:rPr>
+        <w:t xml:space="preserve">único</w:t>
+      </w:r>
+      <w:r>
+        <w:t xml:space="preserve"> </w:t>
+      </w:r>
+      <w:r>
+        <w:t xml:space="preserve">y</w:t>
+      </w:r>
+      <w:r>
+        <w:t xml:space="preserve"> </w:t>
+      </w:r>
+      <w:r>
+        <w:rPr>
+          <w:i/>
+          <w:iCs/>
+        </w:rPr>
+        <w:t xml:space="preserve">estable</w:t>
+      </w:r>
+      <w:r>
+        <w:t xml:space="preserve">, y el teorema de</w:t>
+      </w:r>
+      <w:r>
+        <w:t xml:space="preserve"> </w:t>
+      </w:r>
+      <w:r>
+        <w:rPr>
+          <w:smallCaps/>
+        </w:rPr>
+        <w:t xml:space="preserve">Sonnenschein</w:t>
+      </w:r>
+      <w:r>
+        <w:t xml:space="preserve">-</w:t>
+      </w:r>
+      <w:r>
+        <w:rPr>
+          <w:smallCaps/>
+        </w:rPr>
+        <w:t xml:space="preserve">Mantel</w:t>
+      </w:r>
+      <w:r>
+        <w:t xml:space="preserve">-</w:t>
+      </w:r>
+      <w:r>
+        <w:rPr>
+          <w:smallCaps/>
+        </w:rPr>
+        <w:t xml:space="preserve">Debreu</w:t>
+      </w:r>
+      <w:r>
+        <w:t xml:space="preserve"> </w:t>
+      </w:r>
+      <w:r>
+        <w:t xml:space="preserve">muestra que la racionalidad individual no los garantiza. En cambio, el equilibrio es</w:t>
+      </w:r>
+      <w:r>
+        <w:t xml:space="preserve"> </w:t>
+      </w:r>
+      <w:r>
+        <w:rPr>
+          <w:i/>
+          <w:iCs/>
+        </w:rPr>
+        <w:t xml:space="preserve">eficiente</w:t>
+      </w:r>
+      <w:r>
+        <w:t xml:space="preserve"> </w:t>
+      </w:r>
+      <w:r>
+        <w:t xml:space="preserve">con muy pocos supuestos.</w:t>
+      </w:r>
+    </w:p>
+    <w:p>
+      <w:pPr>
+        <w:pStyle w:val="Notaalopositor"/>
+        <w:keepLines/>
       </w:pPr>
       <w:r>
         <w:rPr>
           <w:b/>
           <w:bCs/>
         </w:rPr>
-        <w:t xml:space="preserve">existencia</w:t>
-      </w:r>
-      <w:r>
-        <w:t xml:space="preserve">: ¿hay algún vector de precios que vacíe todos los mercados? Si no, el modelo no describe nada y no puede servir para valorar el mercado como mecanismo de asignación;</w:t>
+        <w:t xml:space="preserve">Nota al opositor. </w:t>
+      </w:r>
+      <w:r>
+        <w:t xml:space="preserve">En el cante: las 3 preguntas y por qué importan (0′30″); la existencia con la intuición del subastador como aplicación del símplice en sí mismo y el punto fijo de</w:t>
+      </w:r>
+      <w:r>
+        <w:t xml:space="preserve"> </w:t>
+      </w:r>
+      <w:r>
+        <w:rPr>
+          <w:smallCaps/>
+        </w:rPr>
+        <w:t xml:space="preserve">Brouwer</w:t>
+      </w:r>
+      <w:r>
+        <w:t xml:space="preserve"> </w:t>
+      </w:r>
+      <w:r>
+        <w:t xml:space="preserve">(gráfico </w:t>
+      </w:r>
+      <w:hyperlink w:anchor="fig_brouwer">
+        <w:r>
+          <w:rPr>
+            <w:rStyle w:val="Hyperlink"/>
+          </w:rPr>
+          <w:t xml:space="preserve">4</w:t>
+        </w:r>
+      </w:hyperlink>
+      <w:r>
+        <w:t xml:space="preserve">) (3′); la unicidad con el gráfico de los equilibrios múltiples (gráfico </w:t>
+      </w:r>
+      <w:hyperlink w:anchor="fig_equilibrios_multiples">
+        <w:r>
+          <w:rPr>
+            <w:rStyle w:val="Hyperlink"/>
+          </w:rPr>
+          <w:t xml:space="preserve">5</w:t>
+        </w:r>
+      </w:hyperlink>
+      <w:r>
+        <w:t xml:space="preserve">), las economías regulares, los sustitutivos brutos y el teorema SMD (2′); la estabilidad con el tanteo, la distancia al equilibrio,</w:t>
+      </w:r>
+      <w:r>
+        <w:t xml:space="preserve"> </w:t>
+      </w:r>
+      <w:r>
+        <w:rPr>
+          <w:smallCaps/>
+        </w:rPr>
+        <w:t xml:space="preserve">Arrow</w:t>
+      </w:r>
+      <w:r>
+        <w:t xml:space="preserve">-</w:t>
+      </w:r>
+      <w:r>
+        <w:rPr>
+          <w:smallCaps/>
+        </w:rPr>
+        <w:t xml:space="preserve">Block</w:t>
+      </w:r>
+      <w:r>
+        <w:t xml:space="preserve">-</w:t>
+      </w:r>
+      <w:r>
+        <w:rPr>
+          <w:smallCaps/>
+        </w:rPr>
+        <w:t xml:space="preserve">Hurwicz</w:t>
+      </w:r>
+      <w:r>
+        <w:t xml:space="preserve"> </w:t>
+      </w:r>
+      <w:r>
+        <w:t xml:space="preserve">y el contraejemplo de</w:t>
+      </w:r>
+      <w:r>
+        <w:t xml:space="preserve"> </w:t>
+      </w:r>
+      <w:r>
+        <w:rPr>
+          <w:smallCaps/>
+        </w:rPr>
+        <w:t xml:space="preserve">Scarf</w:t>
+      </w:r>
+      <w:r>
+        <w:t xml:space="preserve">, con las flechas en el mismo gráfico (1′30″), y el análisis normativo sobre la caja de intercambio: óptimo de</w:t>
+      </w:r>
+      <w:r>
+        <w:t xml:space="preserve"> </w:t>
+      </w:r>
+      <w:r>
+        <w:rPr>
+          <w:smallCaps/>
+        </w:rPr>
+        <w:t xml:space="preserve">Pareto</w:t>
+      </w:r>
+      <w:r>
+        <w:t xml:space="preserve"> </w:t>
+      </w:r>
+      <w:r>
+        <w:t xml:space="preserve">y los 2 teoremas fundamentales con su nombre completo, su idea y sus supuestos, en palabras (2′). Las demostraciones de la existencia, de la unicidad (por el axioma débil y por los sustitutivos brutos) y de la estabilidad del tanteo están en el anexo </w:t>
+      </w:r>
+      <w:hyperlink w:anchor="anexo_existencia">
+        <w:r>
+          <w:rPr>
+            <w:rStyle w:val="Hyperlink"/>
+          </w:rPr>
+          <w:t xml:space="preserve">B</w:t>
+        </w:r>
+      </w:hyperlink>
+      <w:r>
+        <w:t xml:space="preserve">; la estabilidad en un mercado, en el anexo </w:t>
+      </w:r>
+      <w:hyperlink w:anchor="anexo_estabilidad_parcial">
+        <w:r>
+          <w:rPr>
+            <w:rStyle w:val="Hyperlink"/>
+          </w:rPr>
+          <w:t xml:space="preserve">D</w:t>
+        </w:r>
+      </w:hyperlink>
+      <w:r>
+        <w:t xml:space="preserve">; la estática comparativa y los teoremas del bienestar en detalle, en sus anexos.</w:t>
+      </w:r>
+    </w:p>
+    <w:bookmarkStart w:id="138" w:name="sec_analisis_positivo_equilibrio"/>
+    <w:p>
+      <w:pPr>
+        <w:pStyle w:val="Heading2"/>
+      </w:pPr>
+      <w:r>
+        <w:t xml:space="preserve">II.1.</w:t>
+      </w:r>
+      <w:r>
+        <w:t xml:space="preserve"> </w:t>
+      </w:r>
+      <w:r>
+        <w:t xml:space="preserve">Análisis positivo del equilibrio general competitivo</w:t>
+      </w:r>
+    </w:p>
+    <w:p>
+      <w:pPr>
+        <w:keepNext/>
+        <w:numPr>
+          <w:ilvl w:val="0"/>
+          <w:numId w:val="1042"/>
+        </w:numPr>
+      </w:pPr>
+      <w:r>
+        <w:rPr>
+          <w:i/>
+          <w:iCs/>
+        </w:rPr>
+        <w:t xml:space="preserve">Las 3 preguntas</w:t>
+      </w:r>
+      <w:r>
+        <w:t xml:space="preserve">: un modelo que pretende explicar los precios tiene que responder a 3:</w:t>
       </w:r>
     </w:p>
     <w:p>
       <w:pPr>
         <w:numPr>
           <w:ilvl w:val="1"/>
-          <w:numId w:val="1036"/>
+          <w:numId w:val="1043"/>
         </w:numPr>
       </w:pPr>
       <w:r>
@@ -16037,17 +16283,17 @@
           <w:b/>
           <w:bCs/>
         </w:rPr>
-        <w:t xml:space="preserve">unicidad</w:t>
-      </w:r>
-      <w:r>
-        <w:t xml:space="preserve">: ¿hay solo uno? Si hay varios, el modelo no predice cuál se alcanza y la estática comparativa pierde sentido;</w:t>
+        <w:t xml:space="preserve">existencia</w:t>
+      </w:r>
+      <w:r>
+        <w:t xml:space="preserve">: ¿hay algún vector de precios que vacíe todos los mercados? Si no, el modelo no describe nada y no puede servir para valorar el mercado como mecanismo de asignación;</w:t>
       </w:r>
     </w:p>
     <w:p>
       <w:pPr>
         <w:numPr>
           <w:ilvl w:val="1"/>
-          <w:numId w:val="1036"/>
+          <w:numId w:val="1043"/>
         </w:numPr>
       </w:pPr>
       <w:r>
@@ -16055,6 +16301,24 @@
           <w:b/>
           <w:bCs/>
         </w:rPr>
+        <w:t xml:space="preserve">unicidad</w:t>
+      </w:r>
+      <w:r>
+        <w:t xml:space="preserve">: ¿hay solo uno? Si hay varios, el modelo no predice cuál se alcanza y la estática comparativa pierde sentido;</w:t>
+      </w:r>
+    </w:p>
+    <w:p>
+      <w:pPr>
+        <w:numPr>
+          <w:ilvl w:val="1"/>
+          <w:numId w:val="1043"/>
+        </w:numPr>
+      </w:pPr>
+      <w:r>
+        <w:rPr>
+          <w:b/>
+          <w:bCs/>
+        </w:rPr>
         <w:t xml:space="preserve">estabilidad</w:t>
       </w:r>
       <w:r>
@@ -16063,9 +16327,10 @@
     </w:p>
     <w:p>
       <w:pPr>
+        <w:keepNext/>
         <w:numPr>
           <w:ilvl w:val="0"/>
-          <w:numId w:val="1035"/>
+          <w:numId w:val="1042"/>
         </w:numPr>
       </w:pPr>
       <w:r>
@@ -16076,7 +16341,40 @@
         <w:t xml:space="preserve">El orden</w:t>
       </w:r>
       <w:r>
-        <w:t xml:space="preserve">: cada pregunta presupone la anterior. Primero, si hay algún equilibrio; después, cuántos hay, y por último, si la economía llega a alguno.</w:t>
+        <w:t xml:space="preserve">: cada pregunta presupone la anterior:</w:t>
+      </w:r>
+    </w:p>
+    <w:p>
+      <w:pPr>
+        <w:numPr>
+          <w:ilvl w:val="1"/>
+          <w:numId w:val="1044"/>
+        </w:numPr>
+      </w:pPr>
+      <w:r>
+        <w:t xml:space="preserve">primero, si hay algún equilibrio;</w:t>
+      </w:r>
+    </w:p>
+    <w:p>
+      <w:pPr>
+        <w:numPr>
+          <w:ilvl w:val="1"/>
+          <w:numId w:val="1044"/>
+        </w:numPr>
+      </w:pPr>
+      <w:r>
+        <w:t xml:space="preserve">después, cuántos hay;</w:t>
+      </w:r>
+    </w:p>
+    <w:p>
+      <w:pPr>
+        <w:numPr>
+          <w:ilvl w:val="1"/>
+          <w:numId w:val="1044"/>
+        </w:numPr>
+      </w:pPr>
+      <w:r>
+        <w:t xml:space="preserve">por último, si la economía llega a alguno.</w:t>
       </w:r>
     </w:p>
     <w:bookmarkStart w:id="113" w:name="sec_existencia"/>
@@ -16107,7 +16405,7 @@
       <w:pPr>
         <w:numPr>
           <w:ilvl w:val="0"/>
-          <w:numId w:val="1037"/>
+          <w:numId w:val="1045"/>
         </w:numPr>
       </w:pPr>
       <w:r>
@@ -16131,7 +16429,7 @@
       <w:pPr>
         <w:numPr>
           <w:ilvl w:val="0"/>
-          <w:numId w:val="1037"/>
+          <w:numId w:val="1045"/>
         </w:numPr>
       </w:pPr>
       <w:r>
@@ -16215,7 +16513,7 @@
       <w:pPr>
         <w:numPr>
           <w:ilvl w:val="0"/>
-          <w:numId w:val="1037"/>
+          <w:numId w:val="1045"/>
         </w:numPr>
       </w:pPr>
       <w:r>
@@ -16282,7 +16580,7 @@
       <w:pPr>
         <w:numPr>
           <w:ilvl w:val="0"/>
-          <w:numId w:val="1037"/>
+          <w:numId w:val="1045"/>
         </w:numPr>
       </w:pPr>
       <w:r>
@@ -16558,7 +16856,7 @@
       <w:pPr>
         <w:numPr>
           <w:ilvl w:val="0"/>
-          <w:numId w:val="1038"/>
+          <w:numId w:val="1046"/>
         </w:numPr>
       </w:pPr>
       <w:r>
@@ -16653,7 +16951,7 @@
       <w:pPr>
         <w:numPr>
           <w:ilvl w:val="0"/>
-          <w:numId w:val="1038"/>
+          <w:numId w:val="1046"/>
         </w:numPr>
       </w:pPr>
       <w:r>
@@ -17128,37 +17426,79 @@
         <w:keepNext/>
       </w:pPr>
       <w:r>
-        <w:t xml:space="preserve">La prueba tiene 3 pasos: un conjunto de precios con las propiedades que pide</w:t>
-      </w:r>
-      <w:r>
-        <w:t xml:space="preserve"> </w:t>
-      </w:r>
-      <w:r>
-        <w:rPr>
-          <w:smallCaps/>
-        </w:rPr>
-        <w:t xml:space="preserve">Brouwer</w:t>
-      </w:r>
-      <w:r>
-        <w:t xml:space="preserve">, una función continua de ese conjunto en sí mismo que imita al subastador y la comprobación de que su punto fijo es un equilibrio. Aquí va la intuición de cada paso; la demostración completa, en el anexo </w:t>
-      </w:r>
-      <w:hyperlink w:anchor="anexo_existencia">
-        <w:r>
-          <w:rPr>
-            <w:rStyle w:val="Hyperlink"/>
-          </w:rPr>
-          <w:t xml:space="preserve">B</w:t>
-        </w:r>
-      </w:hyperlink>
-      <w:r>
-        <w:t xml:space="preserve">.</w:t>
+        <w:t xml:space="preserve">La prueba tiene 3 pasos:</w:t>
       </w:r>
     </w:p>
     <w:p>
       <w:pPr>
         <w:numPr>
           <w:ilvl w:val="0"/>
-          <w:numId w:val="1039"/>
+          <w:numId w:val="1047"/>
+        </w:numPr>
+      </w:pPr>
+      <w:r>
+        <w:t xml:space="preserve">un conjunto de precios con las propiedades que pide</w:t>
+      </w:r>
+      <w:r>
+        <w:t xml:space="preserve"> </w:t>
+      </w:r>
+      <w:r>
+        <w:rPr>
+          <w:smallCaps/>
+        </w:rPr>
+        <w:t xml:space="preserve">Brouwer</w:t>
+      </w:r>
+      <w:r>
+        <w:t xml:space="preserve">;</w:t>
+      </w:r>
+    </w:p>
+    <w:p>
+      <w:pPr>
+        <w:numPr>
+          <w:ilvl w:val="0"/>
+          <w:numId w:val="1047"/>
+        </w:numPr>
+      </w:pPr>
+      <w:r>
+        <w:t xml:space="preserve">una función continua de ese conjunto en sí mismo que imita al subastador;</w:t>
+      </w:r>
+    </w:p>
+    <w:p>
+      <w:pPr>
+        <w:numPr>
+          <w:ilvl w:val="0"/>
+          <w:numId w:val="1047"/>
+        </w:numPr>
+      </w:pPr>
+      <w:r>
+        <w:t xml:space="preserve">la comprobación de que su punto fijo es un equilibrio.</w:t>
+      </w:r>
+    </w:p>
+    <w:p>
+      <w:pPr>
+        <w:pStyle w:val="FirstParagraph"/>
+        <w:keepNext/>
+      </w:pPr>
+      <w:r>
+        <w:t xml:space="preserve">Aquí va la intuición de cada paso; la demostración completa, en el anexo </w:t>
+      </w:r>
+      <w:hyperlink w:anchor="anexo_existencia">
+        <w:r>
+          <w:rPr>
+            <w:rStyle w:val="Hyperlink"/>
+          </w:rPr>
+          <w:t xml:space="preserve">B</w:t>
+        </w:r>
+      </w:hyperlink>
+      <w:r>
+        <w:t xml:space="preserve">.</w:t>
+      </w:r>
+    </w:p>
+    <w:p>
+      <w:pPr>
+        <w:numPr>
+          <w:ilvl w:val="0"/>
+          <w:numId w:val="1048"/>
         </w:numPr>
       </w:pPr>
       <w:r>
@@ -17333,7 +17673,7 @@
       <w:pPr>
         <w:numPr>
           <w:ilvl w:val="0"/>
-          <w:numId w:val="1039"/>
+          <w:numId w:val="1048"/>
         </w:numPr>
       </w:pPr>
       <w:r>
@@ -17871,7 +18211,7 @@
       <w:pPr>
         <w:numPr>
           <w:ilvl w:val="0"/>
-          <w:numId w:val="1039"/>
+          <w:numId w:val="1048"/>
         </w:numPr>
       </w:pPr>
       <w:r>
@@ -17933,7 +18273,7 @@
       <w:pPr>
         <w:numPr>
           <w:ilvl w:val="0"/>
-          <w:numId w:val="1040"/>
+          <w:numId w:val="1049"/>
         </w:numPr>
       </w:pPr>
       <w:r>
@@ -17957,7 +18297,7 @@
       <w:pPr>
         <w:numPr>
           <w:ilvl w:val="0"/>
-          <w:numId w:val="1040"/>
+          <w:numId w:val="1049"/>
         </w:numPr>
       </w:pPr>
       <w:r>
@@ -17992,7 +18332,7 @@
       <w:pPr>
         <w:numPr>
           <w:ilvl w:val="0"/>
-          <w:numId w:val="1041"/>
+          <w:numId w:val="1050"/>
         </w:numPr>
       </w:pPr>
       <w:r>
@@ -18024,7 +18364,7 @@
       <w:pPr>
         <w:numPr>
           <w:ilvl w:val="0"/>
-          <w:numId w:val="1041"/>
+          <w:numId w:val="1050"/>
         </w:numPr>
       </w:pPr>
       <w:r>
@@ -18202,7 +18542,7 @@
       <w:pPr>
         <w:numPr>
           <w:ilvl w:val="0"/>
-          <w:numId w:val="1042"/>
+          <w:numId w:val="1051"/>
         </w:numPr>
       </w:pPr>
       <w:r>
@@ -18322,7 +18662,7 @@
       <w:pPr>
         <w:numPr>
           <w:ilvl w:val="0"/>
-          <w:numId w:val="1042"/>
+          <w:numId w:val="1051"/>
         </w:numPr>
       </w:pPr>
       <w:r>
@@ -18352,7 +18692,7 @@
       <w:pPr>
         <w:numPr>
           <w:ilvl w:val="0"/>
-          <w:numId w:val="1042"/>
+          <w:numId w:val="1051"/>
         </w:numPr>
       </w:pPr>
       <w:r>
@@ -18695,7 +19035,7 @@
       <w:pPr>
         <w:numPr>
           <w:ilvl w:val="0"/>
-          <w:numId w:val="1043"/>
+          <w:numId w:val="1052"/>
         </w:numPr>
       </w:pPr>
       <w:r>
@@ -18795,7 +19135,7 @@
         <w:keepNext/>
         <w:numPr>
           <w:ilvl w:val="0"/>
-          <w:numId w:val="1043"/>
+          <w:numId w:val="1052"/>
         </w:numPr>
       </w:pPr>
       <w:r>
@@ -18824,7 +19164,7 @@
       <w:pPr>
         <w:numPr>
           <w:ilvl w:val="1"/>
-          <w:numId w:val="1044"/>
+          <w:numId w:val="1053"/>
         </w:numPr>
       </w:pPr>
       <w:r>
@@ -18991,7 +19331,7 @@
       <w:pPr>
         <w:numPr>
           <w:ilvl w:val="1"/>
-          <w:numId w:val="1044"/>
+          <w:numId w:val="1053"/>
         </w:numPr>
       </w:pPr>
       <w:r>
@@ -19020,7 +19360,7 @@
         <w:keepNext/>
         <w:numPr>
           <w:ilvl w:val="0"/>
-          <w:numId w:val="1045"/>
+          <w:numId w:val="1054"/>
         </w:numPr>
       </w:pPr>
       <w:r>
@@ -19054,7 +19394,7 @@
       <w:pPr>
         <w:numPr>
           <w:ilvl w:val="1"/>
-          <w:numId w:val="1046"/>
+          <w:numId w:val="1055"/>
         </w:numPr>
       </w:pPr>
       <w:r>
@@ -19065,7 +19405,7 @@
       <w:pPr>
         <w:numPr>
           <w:ilvl w:val="1"/>
-          <w:numId w:val="1046"/>
+          <w:numId w:val="1055"/>
         </w:numPr>
       </w:pPr>
       <w:r>
@@ -19076,7 +19416,7 @@
       <w:pPr>
         <w:numPr>
           <w:ilvl w:val="0"/>
-          <w:numId w:val="1045"/>
+          <w:numId w:val="1054"/>
         </w:numPr>
       </w:pPr>
       <w:r>
@@ -19435,7 +19775,7 @@
       <w:pPr>
         <w:numPr>
           <w:ilvl w:val="0"/>
-          <w:numId w:val="1045"/>
+          <w:numId w:val="1054"/>
         </w:numPr>
       </w:pPr>
       <w:r>
@@ -19506,7 +19846,7 @@
       <w:pPr>
         <w:numPr>
           <w:ilvl w:val="0"/>
-          <w:numId w:val="1045"/>
+          <w:numId w:val="1054"/>
         </w:numPr>
       </w:pPr>
       <w:r>
@@ -19938,7 +20278,7 @@
       <w:pPr>
         <w:numPr>
           <w:ilvl w:val="0"/>
-          <w:numId w:val="1045"/>
+          <w:numId w:val="1054"/>
         </w:numPr>
       </w:pPr>
       <w:r>
@@ -19977,7 +20317,7 @@
       <w:pPr>
         <w:numPr>
           <w:ilvl w:val="0"/>
-          <w:numId w:val="1047"/>
+          <w:numId w:val="1056"/>
         </w:numPr>
       </w:pPr>
       <w:r>
@@ -20066,7 +20406,7 @@
       <w:pPr>
         <w:numPr>
           <w:ilvl w:val="0"/>
-          <w:numId w:val="1047"/>
+          <w:numId w:val="1056"/>
         </w:numPr>
       </w:pPr>
       <w:r>
@@ -20117,7 +20457,7 @@
       <w:pPr>
         <w:numPr>
           <w:ilvl w:val="0"/>
-          <w:numId w:val="1048"/>
+          <w:numId w:val="1057"/>
         </w:numPr>
       </w:pPr>
       <w:r>
@@ -20209,7 +20549,7 @@
       <w:pPr>
         <w:numPr>
           <w:ilvl w:val="0"/>
-          <w:numId w:val="1048"/>
+          <w:numId w:val="1057"/>
         </w:numPr>
       </w:pPr>
       <w:r>
@@ -20395,7 +20735,7 @@
       <w:pPr>
         <w:numPr>
           <w:ilvl w:val="0"/>
-          <w:numId w:val="1048"/>
+          <w:numId w:val="1057"/>
         </w:numPr>
       </w:pPr>
       <w:r>
@@ -20519,7 +20859,7 @@
         <w:keepNext/>
         <w:numPr>
           <w:ilvl w:val="0"/>
-          <w:numId w:val="1049"/>
+          <w:numId w:val="1058"/>
         </w:numPr>
       </w:pPr>
       <w:r>
@@ -20553,7 +20893,7 @@
       <w:pPr>
         <w:numPr>
           <w:ilvl w:val="1"/>
-          <w:numId w:val="1050"/>
+          <w:numId w:val="1059"/>
         </w:numPr>
       </w:pPr>
       <w:r>
@@ -20584,7 +20924,7 @@
       <w:pPr>
         <w:numPr>
           <w:ilvl w:val="1"/>
-          <w:numId w:val="1050"/>
+          <w:numId w:val="1059"/>
         </w:numPr>
       </w:pPr>
       <w:r>
@@ -20619,7 +20959,7 @@
         <w:keepNext/>
         <w:numPr>
           <w:ilvl w:val="0"/>
-          <w:numId w:val="1049"/>
+          <w:numId w:val="1058"/>
         </w:numPr>
       </w:pPr>
       <w:r>
@@ -20637,7 +20977,7 @@
       <w:pPr>
         <w:numPr>
           <w:ilvl w:val="1"/>
-          <w:numId w:val="1051"/>
+          <w:numId w:val="1060"/>
         </w:numPr>
       </w:pPr>
       <w:r>
@@ -20660,7 +21000,7 @@
       <w:pPr>
         <w:numPr>
           <w:ilvl w:val="1"/>
-          <w:numId w:val="1051"/>
+          <w:numId w:val="1060"/>
         </w:numPr>
       </w:pPr>
       <w:r>
@@ -20719,7 +21059,7 @@
         <w:keepNext/>
         <w:numPr>
           <w:ilvl w:val="0"/>
-          <w:numId w:val="1049"/>
+          <w:numId w:val="1058"/>
         </w:numPr>
       </w:pPr>
       <w:r>
@@ -20737,7 +21077,7 @@
       <w:pPr>
         <w:numPr>
           <w:ilvl w:val="1"/>
-          <w:numId w:val="1052"/>
+          <w:numId w:val="1061"/>
         </w:numPr>
       </w:pPr>
       <w:r>
@@ -20758,7 +21098,7 @@
       <w:pPr>
         <w:numPr>
           <w:ilvl w:val="1"/>
-          <w:numId w:val="1052"/>
+          <w:numId w:val="1061"/>
         </w:numPr>
       </w:pPr>
       <w:r>
@@ -20826,7 +21166,7 @@
       <w:pPr>
         <w:numPr>
           <w:ilvl w:val="0"/>
-          <w:numId w:val="1049"/>
+          <w:numId w:val="1058"/>
         </w:numPr>
       </w:pPr>
       <w:r>
@@ -20863,7 +21203,7 @@
       <w:pPr>
         <w:numPr>
           <w:ilvl w:val="0"/>
-          <w:numId w:val="1053"/>
+          <w:numId w:val="1062"/>
         </w:numPr>
       </w:pPr>
       <w:r>
@@ -21208,7 +21548,7 @@
       <w:pPr>
         <w:numPr>
           <w:ilvl w:val="0"/>
-          <w:numId w:val="1053"/>
+          <w:numId w:val="1062"/>
         </w:numPr>
       </w:pPr>
       <w:r>
@@ -21247,7 +21587,7 @@
       <w:pPr>
         <w:numPr>
           <w:ilvl w:val="0"/>
-          <w:numId w:val="1054"/>
+          <w:numId w:val="1063"/>
         </w:numPr>
       </w:pPr>
       <w:r>
@@ -21293,7 +21633,7 @@
       <w:pPr>
         <w:numPr>
           <w:ilvl w:val="0"/>
-          <w:numId w:val="1054"/>
+          <w:numId w:val="1063"/>
         </w:numPr>
       </w:pPr>
       <w:r>
@@ -21909,7 +22249,7 @@
       <w:pPr>
         <w:numPr>
           <w:ilvl w:val="0"/>
-          <w:numId w:val="1054"/>
+          <w:numId w:val="1063"/>
         </w:numPr>
       </w:pPr>
       <w:r>
@@ -22060,7 +22400,7 @@
       <w:pPr>
         <w:numPr>
           <w:ilvl w:val="0"/>
-          <w:numId w:val="1054"/>
+          <w:numId w:val="1063"/>
         </w:numPr>
       </w:pPr>
       <w:r>
@@ -22285,7 +22625,7 @@
       <w:pPr>
         <w:numPr>
           <w:ilvl w:val="0"/>
-          <w:numId w:val="1055"/>
+          <w:numId w:val="1064"/>
         </w:numPr>
       </w:pPr>
       <w:r>
@@ -22481,7 +22821,7 @@
       <w:pPr>
         <w:numPr>
           <w:ilvl w:val="0"/>
-          <w:numId w:val="1055"/>
+          <w:numId w:val="1064"/>
         </w:numPr>
       </w:pPr>
       <w:r>
@@ -22564,7 +22904,7 @@
       <w:pPr>
         <w:numPr>
           <w:ilvl w:val="0"/>
-          <w:numId w:val="1056"/>
+          <w:numId w:val="1065"/>
         </w:numPr>
       </w:pPr>
       <w:r>
@@ -22635,7 +22975,7 @@
       <w:pPr>
         <w:numPr>
           <w:ilvl w:val="0"/>
-          <w:numId w:val="1056"/>
+          <w:numId w:val="1065"/>
         </w:numPr>
       </w:pPr>
       <w:r>
@@ -22765,7 +23105,7 @@
       <w:pPr>
         <w:numPr>
           <w:ilvl w:val="0"/>
-          <w:numId w:val="1057"/>
+          <w:numId w:val="1066"/>
         </w:numPr>
       </w:pPr>
       <w:r>
@@ -22853,9 +23193,10 @@
     </w:p>
     <w:p>
       <w:pPr>
+        <w:keepNext/>
         <w:numPr>
           <w:ilvl w:val="0"/>
-          <w:numId w:val="1057"/>
+          <w:numId w:val="1066"/>
         </w:numPr>
       </w:pPr>
       <w:r>
@@ -22866,7 +23207,40 @@
         <w:t xml:space="preserve">Ventajas y límites</w:t>
       </w:r>
       <w:r>
-        <w:t xml:space="preserve">: es un criterio ordinal, que no exige comparar utilidades, y basado en pocos juicios de valor, pero</w:t>
+        <w:t xml:space="preserve">: es un criterio:</w:t>
+      </w:r>
+    </w:p>
+    <w:p>
+      <w:pPr>
+        <w:numPr>
+          <w:ilvl w:val="1"/>
+          <w:numId w:val="1067"/>
+        </w:numPr>
+      </w:pPr>
+      <w:r>
+        <w:t xml:space="preserve">ordinal, que no exige comparar utilidades;</w:t>
+      </w:r>
+    </w:p>
+    <w:p>
+      <w:pPr>
+        <w:numPr>
+          <w:ilvl w:val="1"/>
+          <w:numId w:val="1067"/>
+        </w:numPr>
+      </w:pPr>
+      <w:r>
+        <w:t xml:space="preserve">basado en pocos juicios de valor;</w:t>
+      </w:r>
+    </w:p>
+    <w:p>
+      <w:pPr>
+        <w:numPr>
+          <w:ilvl w:val="1"/>
+          <w:numId w:val="1067"/>
+        </w:numPr>
+      </w:pPr>
+      <w:r>
+        <w:t xml:space="preserve">pero</w:t>
       </w:r>
       <w:r>
         <w:t xml:space="preserve"> </w:t>
@@ -22931,7 +23305,7 @@
       <w:pPr>
         <w:numPr>
           <w:ilvl w:val="0"/>
-          <w:numId w:val="1057"/>
+          <w:numId w:val="1066"/>
         </w:numPr>
       </w:pPr>
       <w:r>
@@ -23144,7 +23518,7 @@
       <w:pPr>
         <w:numPr>
           <w:ilvl w:val="0"/>
-          <w:numId w:val="1058"/>
+          <w:numId w:val="1068"/>
         </w:numPr>
       </w:pPr>
       <w:r>
@@ -23342,7 +23716,7 @@
       <w:pPr>
         <w:numPr>
           <w:ilvl w:val="0"/>
-          <w:numId w:val="1059"/>
+          <w:numId w:val="1069"/>
         </w:numPr>
       </w:pPr>
       <w:r>
@@ -23388,7 +23762,7 @@
       <w:pPr>
         <w:numPr>
           <w:ilvl w:val="0"/>
-          <w:numId w:val="1059"/>
+          <w:numId w:val="1069"/>
         </w:numPr>
       </w:pPr>
       <w:r>
@@ -23431,7 +23805,7 @@
       <w:pPr>
         <w:numPr>
           <w:ilvl w:val="0"/>
-          <w:numId w:val="1059"/>
+          <w:numId w:val="1069"/>
         </w:numPr>
       </w:pPr>
       <w:r>
@@ -23468,7 +23842,7 @@
         <w:keepNext/>
         <w:numPr>
           <w:ilvl w:val="0"/>
-          <w:numId w:val="1059"/>
+          <w:numId w:val="1069"/>
         </w:numPr>
       </w:pPr>
       <w:r>
@@ -23500,7 +23874,7 @@
       <w:pPr>
         <w:numPr>
           <w:ilvl w:val="1"/>
-          <w:numId w:val="1060"/>
+          <w:numId w:val="1070"/>
         </w:numPr>
       </w:pPr>
       <w:r>
@@ -23511,7 +23885,7 @@
       <w:pPr>
         <w:numPr>
           <w:ilvl w:val="1"/>
-          <w:numId w:val="1060"/>
+          <w:numId w:val="1070"/>
         </w:numPr>
       </w:pPr>
       <w:r>
@@ -23522,7 +23896,7 @@
       <w:pPr>
         <w:numPr>
           <w:ilvl w:val="1"/>
-          <w:numId w:val="1060"/>
+          <w:numId w:val="1070"/>
         </w:numPr>
       </w:pPr>
       <w:r>
@@ -23558,7 +23932,7 @@
       <w:pPr>
         <w:numPr>
           <w:ilvl w:val="0"/>
-          <w:numId w:val="1059"/>
+          <w:numId w:val="1069"/>
         </w:numPr>
       </w:pPr>
       <w:r>
@@ -23605,7 +23979,7 @@
       <w:pPr>
         <w:numPr>
           <w:ilvl w:val="0"/>
-          <w:numId w:val="1061"/>
+          <w:numId w:val="1071"/>
         </w:numPr>
       </w:pPr>
       <w:r>
@@ -23684,7 +24058,7 @@
       <w:pPr>
         <w:numPr>
           <w:ilvl w:val="0"/>
-          <w:numId w:val="1061"/>
+          <w:numId w:val="1071"/>
         </w:numPr>
       </w:pPr>
       <w:r>
@@ -23787,7 +24161,7 @@
       <w:pPr>
         <w:numPr>
           <w:ilvl w:val="0"/>
-          <w:numId w:val="1061"/>
+          <w:numId w:val="1071"/>
         </w:numPr>
       </w:pPr>
       <w:r>
@@ -23805,7 +24179,7 @@
       <w:pPr>
         <w:numPr>
           <w:ilvl w:val="0"/>
-          <w:numId w:val="1061"/>
+          <w:numId w:val="1071"/>
         </w:numPr>
       </w:pPr>
       <w:r>
@@ -23836,7 +24210,7 @@
       <w:pPr>
         <w:numPr>
           <w:ilvl w:val="0"/>
-          <w:numId w:val="1061"/>
+          <w:numId w:val="1071"/>
         </w:numPr>
       </w:pPr>
       <w:r>
@@ -24107,7 +24481,7 @@
       <w:pPr>
         <w:numPr>
           <w:ilvl w:val="0"/>
-          <w:numId w:val="1062"/>
+          <w:numId w:val="1072"/>
         </w:numPr>
       </w:pPr>
       <w:r>
@@ -24224,7 +24598,7 @@
       <w:pPr>
         <w:numPr>
           <w:ilvl w:val="0"/>
-          <w:numId w:val="1062"/>
+          <w:numId w:val="1072"/>
         </w:numPr>
       </w:pPr>
       <w:r>
@@ -24377,9 +24751,10 @@
     </w:p>
     <w:p>
       <w:pPr>
+        <w:keepNext/>
         <w:numPr>
           <w:ilvl w:val="0"/>
-          <w:numId w:val="1063"/>
+          <w:numId w:val="1073"/>
         </w:numPr>
       </w:pPr>
       <w:r>
@@ -24435,7 +24810,18 @@
         <w:t xml:space="preserve"> </w:t>
       </w:r>
       <w:r>
-        <w:t xml:space="preserve">necesitaban: el subastador y los precios dados (</w:t>
+        <w:t xml:space="preserve">necesitaban:</w:t>
+      </w:r>
+    </w:p>
+    <w:p>
+      <w:pPr>
+        <w:numPr>
+          <w:ilvl w:val="1"/>
+          <w:numId w:val="1074"/>
+        </w:numPr>
+      </w:pPr>
+      <w:r>
+        <w:t xml:space="preserve">el subastador y los precios dados (</w:t>
       </w:r>
       <w:hyperlink w:anchor="sec_teoria_intercambio_edgeworth">
         <w:r>
@@ -24463,7 +24849,18 @@
         </w:r>
       </w:hyperlink>
       <w:r>
-        <w:t xml:space="preserve">), la convexidad (</w:t>
+        <w:t xml:space="preserve">);</w:t>
+      </w:r>
+    </w:p>
+    <w:p>
+      <w:pPr>
+        <w:numPr>
+          <w:ilvl w:val="1"/>
+          <w:numId w:val="1074"/>
+        </w:numPr>
+      </w:pPr>
+      <w:r>
+        <w:t xml:space="preserve">la convexidad (</w:t>
       </w:r>
       <w:hyperlink w:anchor="sec_enfoque_nucleo_debreu">
         <w:r>
@@ -24474,7 +24871,18 @@
         </w:r>
       </w:hyperlink>
       <w:r>
-        <w:t xml:space="preserve">), la ausencia de dinero (</w:t>
+        <w:t xml:space="preserve">);</w:t>
+      </w:r>
+    </w:p>
+    <w:p>
+      <w:pPr>
+        <w:numPr>
+          <w:ilvl w:val="1"/>
+          <w:numId w:val="1074"/>
+        </w:numPr>
+      </w:pPr>
+      <w:r>
+        <w:t xml:space="preserve">la ausencia de dinero (</w:t>
       </w:r>
       <w:hyperlink w:anchor="sec_introduccion_dinero_modelo">
         <w:r>
@@ -24485,7 +24893,18 @@
         </w:r>
       </w:hyperlink>
       <w:r>
-        <w:t xml:space="preserve">) y la de tiempo e incertidumbre (</w:t>
+        <w:t xml:space="preserve">);</w:t>
+      </w:r>
+    </w:p>
+    <w:p>
+      <w:pPr>
+        <w:numPr>
+          <w:ilvl w:val="1"/>
+          <w:numId w:val="1074"/>
+        </w:numPr>
+      </w:pPr>
+      <w:r>
+        <w:t xml:space="preserve">la de tiempo e incertidumbre (</w:t>
       </w:r>
       <w:hyperlink w:anchor="sec_equilibrio_general_condiciones">
         <w:r>
@@ -24493,17 +24912,6 @@
             <w:rStyle w:val="Hyperlink"/>
           </w:rPr>
           <w:t xml:space="preserve">III.4</w:t>
-        </w:r>
-      </w:hyperlink>
-      <w:r>
-        <w:t xml:space="preserve">); el último muestra cómo se usa el modelo en la práctica (</w:t>
-      </w:r>
-      <w:hyperlink w:anchor="sec_modelos_equilibrio_general">
-        <w:r>
-          <w:rPr>
-            <w:rStyle w:val="Hyperlink"/>
-          </w:rPr>
-          <w:t xml:space="preserve">III.5</w:t>
         </w:r>
       </w:hyperlink>
       <w:r>
@@ -24514,7 +24922,29 @@
       <w:pPr>
         <w:numPr>
           <w:ilvl w:val="0"/>
-          <w:numId w:val="1063"/>
+          <w:numId w:val="1073"/>
+        </w:numPr>
+      </w:pPr>
+      <w:r>
+        <w:t xml:space="preserve">El último apartado muestra cómo se usa el modelo en la práctica (</w:t>
+      </w:r>
+      <w:hyperlink w:anchor="sec_modelos_equilibrio_general">
+        <w:r>
+          <w:rPr>
+            <w:rStyle w:val="Hyperlink"/>
+          </w:rPr>
+          <w:t xml:space="preserve">III.5</w:t>
+        </w:r>
+      </w:hyperlink>
+      <w:r>
+        <w:t xml:space="preserve">).</w:t>
+      </w:r>
+    </w:p>
+    <w:p>
+      <w:pPr>
+        <w:numPr>
+          <w:ilvl w:val="0"/>
+          <w:numId w:val="1073"/>
         </w:numPr>
       </w:pPr>
       <w:r>
@@ -24807,7 +25237,7 @@
       <w:pPr>
         <w:numPr>
           <w:ilvl w:val="0"/>
-          <w:numId w:val="1064"/>
+          <w:numId w:val="1075"/>
         </w:numPr>
       </w:pPr>
       <w:r>
@@ -24888,7 +25318,7 @@
       <w:pPr>
         <w:numPr>
           <w:ilvl w:val="0"/>
-          <w:numId w:val="1065"/>
+          <w:numId w:val="1076"/>
         </w:numPr>
       </w:pPr>
       <w:r>
@@ -24956,7 +25386,7 @@
         <w:keepNext/>
         <w:numPr>
           <w:ilvl w:val="0"/>
-          <w:numId w:val="1066"/>
+          <w:numId w:val="1077"/>
         </w:numPr>
       </w:pPr>
       <w:r>
@@ -24967,7 +25397,7 @@
       <w:pPr>
         <w:numPr>
           <w:ilvl w:val="1"/>
-          <w:numId w:val="1067"/>
+          <w:numId w:val="1078"/>
         </w:numPr>
       </w:pPr>
       <w:r>
@@ -25019,7 +25449,7 @@
       <w:pPr>
         <w:numPr>
           <w:ilvl w:val="1"/>
-          <w:numId w:val="1067"/>
+          <w:numId w:val="1078"/>
         </w:numPr>
       </w:pPr>
       <w:r>
@@ -25273,7 +25703,7 @@
       <w:pPr>
         <w:numPr>
           <w:ilvl w:val="0"/>
-          <w:numId w:val="1068"/>
+          <w:numId w:val="1079"/>
         </w:numPr>
       </w:pPr>
       <w:r>
@@ -25374,7 +25804,7 @@
       <w:pPr>
         <w:numPr>
           <w:ilvl w:val="0"/>
-          <w:numId w:val="1068"/>
+          <w:numId w:val="1079"/>
         </w:numPr>
       </w:pPr>
       <w:r>
@@ -25451,7 +25881,7 @@
       <w:pPr>
         <w:numPr>
           <w:ilvl w:val="0"/>
-          <w:numId w:val="1069"/>
+          <w:numId w:val="1080"/>
         </w:numPr>
       </w:pPr>
       <w:r>
@@ -25544,7 +25974,7 @@
       <w:pPr>
         <w:numPr>
           <w:ilvl w:val="0"/>
-          <w:numId w:val="1070"/>
+          <w:numId w:val="1081"/>
         </w:numPr>
       </w:pPr>
       <w:r>
@@ -25679,7 +26109,7 @@
       <w:pPr>
         <w:numPr>
           <w:ilvl w:val="0"/>
-          <w:numId w:val="1071"/>
+          <w:numId w:val="1082"/>
         </w:numPr>
       </w:pPr>
       <w:r>
@@ -25697,7 +26127,18 @@
         <w:t xml:space="preserve"> </w:t>
       </w:r>
       <w:r>
-        <w:t xml:space="preserve">consumidores; cualquier grupo (</w:t>
+        <w:t xml:space="preserve">consumidores.</w:t>
+      </w:r>
+    </w:p>
+    <w:p>
+      <w:pPr>
+        <w:numPr>
+          <w:ilvl w:val="0"/>
+          <w:numId w:val="1082"/>
+        </w:numPr>
+      </w:pPr>
+      <w:r>
+        <w:t xml:space="preserve">Cualquier grupo (</w:t>
       </w:r>
       <w:r>
         <w:rPr>
@@ -25767,7 +26208,18 @@
         <w:t xml:space="preserve"> </w:t>
       </w:r>
       <w:r>
-        <w:t xml:space="preserve">puede repartirse sus propias dotaciones; los acuerdos son vinculantes y formar coaliciones no cuesta nada.</w:t>
+        <w:t xml:space="preserve">puede repartirse sus propias dotaciones.</w:t>
+      </w:r>
+    </w:p>
+    <w:p>
+      <w:pPr>
+        <w:numPr>
+          <w:ilvl w:val="0"/>
+          <w:numId w:val="1082"/>
+        </w:numPr>
+      </w:pPr>
+      <w:r>
+        <w:t xml:space="preserve">Los acuerdos son vinculantes y formar coaliciones no cuesta nada.</w:t>
       </w:r>
     </w:p>
     <w:bookmarkEnd w:id="169"/>
@@ -25784,7 +26236,7 @@
       <w:pPr>
         <w:numPr>
           <w:ilvl w:val="0"/>
-          <w:numId w:val="1072"/>
+          <w:numId w:val="1083"/>
         </w:numPr>
       </w:pPr>
       <w:r>
@@ -26230,7 +26682,7 @@
         <w:keepNext/>
         <w:numPr>
           <w:ilvl w:val="0"/>
-          <w:numId w:val="1072"/>
+          <w:numId w:val="1083"/>
         </w:numPr>
       </w:pPr>
       <w:r>
@@ -26248,7 +26700,7 @@
       <w:pPr>
         <w:numPr>
           <w:ilvl w:val="1"/>
-          <w:numId w:val="1073"/>
+          <w:numId w:val="1084"/>
         </w:numPr>
       </w:pPr>
       <w:r>
@@ -26289,7 +26741,7 @@
       <w:pPr>
         <w:numPr>
           <w:ilvl w:val="0"/>
-          <w:numId w:val="1074"/>
+          <w:numId w:val="1085"/>
         </w:numPr>
       </w:pPr>
       <w:r>
@@ -26310,7 +26762,7 @@
       <w:pPr>
         <w:numPr>
           <w:ilvl w:val="0"/>
-          <w:numId w:val="1074"/>
+          <w:numId w:val="1085"/>
         </w:numPr>
       </w:pPr>
       <w:r>
@@ -26506,7 +26958,7 @@
       <w:pPr>
         <w:numPr>
           <w:ilvl w:val="0"/>
-          <w:numId w:val="1074"/>
+          <w:numId w:val="1085"/>
         </w:numPr>
       </w:pPr>
       <w:r>
@@ -26535,7 +26987,7 @@
       <w:pPr>
         <w:numPr>
           <w:ilvl w:val="0"/>
-          <w:numId w:val="1075"/>
+          <w:numId w:val="1086"/>
         </w:numPr>
       </w:pPr>
       <w:r>
@@ -26614,7 +27066,7 @@
       <w:pPr>
         <w:numPr>
           <w:ilvl w:val="0"/>
-          <w:numId w:val="1076"/>
+          <w:numId w:val="1087"/>
         </w:numPr>
       </w:pPr>
       <w:r>
@@ -26666,7 +27118,7 @@
       <w:pPr>
         <w:numPr>
           <w:ilvl w:val="0"/>
-          <w:numId w:val="1077"/>
+          <w:numId w:val="1088"/>
         </w:numPr>
       </w:pPr>
       <w:r>
@@ -26684,7 +27136,7 @@
       <w:pPr>
         <w:numPr>
           <w:ilvl w:val="0"/>
-          <w:numId w:val="1077"/>
+          <w:numId w:val="1088"/>
         </w:numPr>
       </w:pPr>
       <w:r>
@@ -26713,7 +27165,7 @@
       <w:pPr>
         <w:numPr>
           <w:ilvl w:val="0"/>
-          <w:numId w:val="1077"/>
+          <w:numId w:val="1088"/>
         </w:numPr>
       </w:pPr>
       <w:r>
@@ -26859,9 +27311,10 @@
     </w:p>
     <w:p>
       <w:pPr>
+        <w:keepNext/>
         <w:numPr>
           <w:ilvl w:val="0"/>
-          <w:numId w:val="1077"/>
+          <w:numId w:val="1088"/>
         </w:numPr>
       </w:pPr>
       <w:r>
@@ -26872,7 +27325,29 @@
         <w:t xml:space="preserve">Valoración</w:t>
       </w:r>
       <w:r>
-        <w:t xml:space="preserve">: aparecen 2 problemas que no tiene el modelo competitivo: el equilibrio puede depender de qué bien se elige como numerario (las empresas maximizan beneficios medidos en una unidad concreta) y puede no existir, porque las funciones de reacción no tienen por qué ser continuas</w:t>
+        <w:t xml:space="preserve">: aparecen 2 problemas que no tiene el modelo competitivo:</w:t>
+      </w:r>
+    </w:p>
+    <w:p>
+      <w:pPr>
+        <w:numPr>
+          <w:ilvl w:val="1"/>
+          <w:numId w:val="1089"/>
+        </w:numPr>
+      </w:pPr>
+      <w:r>
+        <w:t xml:space="preserve">el equilibrio puede depender de qué bien se elige como numerario (las empresas maximizan beneficios medidos en una unidad concreta);</w:t>
+      </w:r>
+    </w:p>
+    <w:p>
+      <w:pPr>
+        <w:numPr>
+          <w:ilvl w:val="1"/>
+          <w:numId w:val="1089"/>
+        </w:numPr>
+      </w:pPr>
+      <w:r>
+        <w:t xml:space="preserve">puede no existir, porque las funciones de reacción no tienen por qué ser continuas</w:t>
       </w:r>
       <w:r>
         <w:t xml:space="preserve"> </w:t>
@@ -26936,7 +27411,18 @@
         <w:t xml:space="preserve">)</w:t>
       </w:r>
       <w:r>
-        <w:t xml:space="preserve">. Pero el poder de mercado se diluye al crecer la economía: la ganancia que un consumidor obtiene manipulando los precios tiende a 0 con el número de agentes</w:t>
+        <w:t xml:space="preserve">.</w:t>
+      </w:r>
+    </w:p>
+    <w:p>
+      <w:pPr>
+        <w:numPr>
+          <w:ilvl w:val="0"/>
+          <w:numId w:val="1088"/>
+        </w:numPr>
+      </w:pPr>
+      <w:r>
+        <w:t xml:space="preserve">Pero el poder de mercado se diluye al crecer la economía: la ganancia que un consumidor obtiene manipulando los precios tiende a 0 con el número de agentes</w:t>
       </w:r>
       <w:r>
         <w:t xml:space="preserve"> </w:t>
@@ -27815,28 +28301,10 @@
     </w:p>
     <w:p>
       <w:pPr>
-        <w:numPr>
-          <w:ilvl w:val="0"/>
-          <w:numId w:val="1078"/>
-        </w:numPr>
-      </w:pPr>
-      <w:r>
-        <w:rPr>
-          <w:i/>
-          <w:iCs/>
-        </w:rPr>
-        <w:t xml:space="preserve">La idea en palabras</w:t>
-      </w:r>
-      <w:r>
-        <w:t xml:space="preserve">: la convexidad dice 2 cosas sencillas. Los consumidores prefieren las mezclas a los extremos (una cesta con algo de todo a otra con mucho de un bien y nada del otro), y en la producción no hay ventajas de tamaño (producir el doble cuesta al menos el doble). Gracias a ella, cuando un precio cambia un poco, lo que cada agente quiere comprar o vender cambia también un poco, sin saltos. Y como la respuesta es suave, siempre hay un precio en el que la oferta y la demanda se encuentran.</w:t>
-      </w:r>
-    </w:p>
-    <w:p>
-      <w:pPr>
         <w:keepNext/>
         <w:numPr>
           <w:ilvl w:val="0"/>
-          <w:numId w:val="1078"/>
+          <w:numId w:val="1090"/>
         </w:numPr>
       </w:pPr>
       <w:r>
@@ -27844,17 +28312,51 @@
           <w:i/>
           <w:iCs/>
         </w:rPr>
-        <w:t xml:space="preserve">Qué pasa sin ella</w:t>
-      </w:r>
-      <w:r>
-        <w:t xml:space="preserve">: la respuesta a los precios da saltos, y el precio que vacía el mercado puede no existir: a un precio sobra demanda y, al subirlo un poco, sobra oferta, sin pasar por el punto en que se igualan. Ocurre por 2 vías:</w:t>
+        <w:t xml:space="preserve">La idea en palabras</w:t>
+      </w:r>
+      <w:r>
+        <w:t xml:space="preserve">: la convexidad dice 2 cosas sencillas:</w:t>
       </w:r>
     </w:p>
     <w:p>
       <w:pPr>
         <w:numPr>
           <w:ilvl w:val="1"/>
-          <w:numId w:val="1079"/>
+          <w:numId w:val="1091"/>
+        </w:numPr>
+      </w:pPr>
+      <w:r>
+        <w:t xml:space="preserve">los consumidores prefieren las mezclas a los extremos (una cesta con algo de todo a otra con mucho de un bien y nada del otro);</w:t>
+      </w:r>
+    </w:p>
+    <w:p>
+      <w:pPr>
+        <w:numPr>
+          <w:ilvl w:val="1"/>
+          <w:numId w:val="1091"/>
+        </w:numPr>
+      </w:pPr>
+      <w:r>
+        <w:t xml:space="preserve">en la producción no hay ventajas de tamaño (producir el doble cuesta al menos el doble).</w:t>
+      </w:r>
+    </w:p>
+    <w:p>
+      <w:pPr>
+        <w:numPr>
+          <w:ilvl w:val="0"/>
+          <w:numId w:val="1090"/>
+        </w:numPr>
+      </w:pPr>
+      <w:r>
+        <w:t xml:space="preserve">Gracias a ella, cuando un precio cambia un poco, lo que cada agente quiere comprar o vender cambia también un poco, sin saltos. Y como la respuesta es suave, siempre hay un precio en el que la oferta y la demanda se encuentran.</w:t>
+      </w:r>
+    </w:p>
+    <w:p>
+      <w:pPr>
+        <w:keepNext/>
+        <w:numPr>
+          <w:ilvl w:val="0"/>
+          <w:numId w:val="1090"/>
         </w:numPr>
       </w:pPr>
       <w:r>
@@ -27862,17 +28364,17 @@
           <w:i/>
           <w:iCs/>
         </w:rPr>
-        <w:t xml:space="preserve">Preferencias no convexas</w:t>
-      </w:r>
-      <w:r>
-        <w:t xml:space="preserve">: el consumidor pasa de golpe de una cesta a otra muy distinta.</w:t>
+        <w:t xml:space="preserve">Qué pasa sin ella</w:t>
+      </w:r>
+      <w:r>
+        <w:t xml:space="preserve">: la respuesta a los precios da saltos, y el precio que vacía el mercado puede no existir: a un precio sobra demanda y, al subirlo un poco, sobra oferta, sin pasar por el punto en que se igualan. Ocurre por 2 vías:</w:t>
       </w:r>
     </w:p>
     <w:p>
       <w:pPr>
         <w:numPr>
           <w:ilvl w:val="1"/>
-          <w:numId w:val="1079"/>
+          <w:numId w:val="1092"/>
         </w:numPr>
       </w:pPr>
       <w:r>
@@ -27880,6 +28382,24 @@
           <w:i/>
           <w:iCs/>
         </w:rPr>
+        <w:t xml:space="preserve">Preferencias no convexas</w:t>
+      </w:r>
+      <w:r>
+        <w:t xml:space="preserve">: el consumidor pasa de golpe de una cesta a otra muy distinta.</w:t>
+      </w:r>
+    </w:p>
+    <w:p>
+      <w:pPr>
+        <w:numPr>
+          <w:ilvl w:val="1"/>
+          <w:numId w:val="1092"/>
+        </w:numPr>
+      </w:pPr>
+      <w:r>
+        <w:rPr>
+          <w:i/>
+          <w:iCs/>
+        </w:rPr>
         <w:t xml:space="preserve">Rendimientos crecientes</w:t>
       </w:r>
       <w:r>
@@ -27921,7 +28441,7 @@
       <w:pPr>
         <w:numPr>
           <w:ilvl w:val="0"/>
-          <w:numId w:val="1078"/>
+          <w:numId w:val="1090"/>
         </w:numPr>
       </w:pPr>
       <w:r>
@@ -27982,7 +28502,7 @@
       <w:pPr>
         <w:numPr>
           <w:ilvl w:val="0"/>
-          <w:numId w:val="1078"/>
+          <w:numId w:val="1090"/>
         </w:numPr>
       </w:pPr>
       <w:r>
@@ -28087,7 +28607,7 @@
       <w:pPr>
         <w:numPr>
           <w:ilvl w:val="0"/>
-          <w:numId w:val="1078"/>
+          <w:numId w:val="1090"/>
         </w:numPr>
       </w:pPr>
       <w:r>
@@ -28125,7 +28645,7 @@
         <w:keepLines/>
         <w:numPr>
           <w:ilvl w:val="0"/>
-          <w:numId w:val="1080"/>
+          <w:numId w:val="1093"/>
         </w:numPr>
       </w:pPr>
       <w:r>
@@ -28195,7 +28715,7 @@
         <w:keepLines/>
         <w:numPr>
           <w:ilvl w:val="0"/>
-          <w:numId w:val="1080"/>
+          <w:numId w:val="1093"/>
         </w:numPr>
       </w:pPr>
       <w:r>
@@ -28373,7 +28893,7 @@
         <w:keepLines/>
         <w:numPr>
           <w:ilvl w:val="0"/>
-          <w:numId w:val="1080"/>
+          <w:numId w:val="1093"/>
         </w:numPr>
       </w:pPr>
       <w:r>
@@ -28624,7 +29144,7 @@
         <w:keepLines/>
         <w:numPr>
           <w:ilvl w:val="0"/>
-          <w:numId w:val="1080"/>
+          <w:numId w:val="1093"/>
         </w:numPr>
       </w:pPr>
       <w:r>
@@ -28747,119 +29267,10 @@
     </w:p>
     <w:p>
       <w:pPr>
-        <w:numPr>
-          <w:ilvl w:val="0"/>
-          <w:numId w:val="1081"/>
-        </w:numPr>
-      </w:pPr>
-      <w:r>
-        <w:rPr>
-          <w:i/>
-          <w:iCs/>
-        </w:rPr>
-        <w:t xml:space="preserve">Las funciones del dinero</w:t>
-      </w:r>
-      <w:r>
-        <w:t xml:space="preserve">: el dinero se define por lo que hace: es</w:t>
-      </w:r>
-      <w:r>
-        <w:t xml:space="preserve"> </w:t>
-      </w:r>
-      <w:r>
-        <w:rPr>
-          <w:i/>
-          <w:iCs/>
-        </w:rPr>
-        <w:t xml:space="preserve">medio de cambio</w:t>
-      </w:r>
-      <w:r>
-        <w:t xml:space="preserve"> </w:t>
-      </w:r>
-      <w:r>
-        <w:t xml:space="preserve">(con él se paga y se evita el trueque),</w:t>
-      </w:r>
-      <w:r>
-        <w:t xml:space="preserve"> </w:t>
-      </w:r>
-      <w:r>
-        <w:rPr>
-          <w:i/>
-          <w:iCs/>
-        </w:rPr>
-        <w:t xml:space="preserve">depósito de valor</w:t>
-      </w:r>
-      <w:r>
-        <w:t xml:space="preserve"> </w:t>
-      </w:r>
-      <w:r>
-        <w:t xml:space="preserve">(traslada poder de compra al futuro) y</w:t>
-      </w:r>
-      <w:r>
-        <w:t xml:space="preserve"> </w:t>
-      </w:r>
-      <w:r>
-        <w:rPr>
-          <w:i/>
-          <w:iCs/>
-        </w:rPr>
-        <w:t xml:space="preserve">unidad de cuenta</w:t>
-      </w:r>
-      <w:r>
-        <w:t xml:space="preserve"> </w:t>
-      </w:r>
-      <w:r>
-        <w:t xml:space="preserve">(en él se miden los precios)</w:t>
-      </w:r>
-      <w:r>
-        <w:t xml:space="preserve"> </w:t>
-      </w:r>
-      <w:hyperlink r:id="rId183">
-        <w:r>
-          <w:rPr>
-            <w:rStyle w:val="Referenciaatema"/>
-          </w:rPr>
-          <w:t xml:space="preserve">[ver tema 3.A.35]</w:t>
-        </w:r>
-      </w:hyperlink>
-      <w:r>
-        <w:t xml:space="preserve">.</w:t>
-      </w:r>
-    </w:p>
-    <w:p>
-      <w:pPr>
-        <w:numPr>
-          <w:ilvl w:val="0"/>
-          <w:numId w:val="1081"/>
-        </w:numPr>
-      </w:pPr>
-      <w:r>
-        <w:rPr>
-          <w:i/>
-          <w:iCs/>
-        </w:rPr>
-        <w:t xml:space="preserve">El dinero en el modelo estudiado hasta aquí</w:t>
-      </w:r>
-      <w:r>
-        <w:t xml:space="preserve">: solo cumple la tercera función, y ni siquiera como dinero, sino como numerario: un bien cualquiera en el que se expresan los demás precios (</w:t>
-      </w:r>
-      <w:hyperlink w:anchor="sec_ley_walras">
-        <w:r>
-          <w:rPr>
-            <w:rStyle w:val="Hyperlink"/>
-          </w:rPr>
-          <w:t xml:space="preserve">I.2.4</w:t>
-        </w:r>
-      </w:hyperlink>
-      <w:r>
-        <w:t xml:space="preserve">). Los bienes se intercambian en régimen de trueque, aunque organizado por el subastador, y los precios absolutos quedan indeterminados.</w:t>
-      </w:r>
-    </w:p>
-    <w:p>
-      <w:pPr>
         <w:keepNext/>
         <w:numPr>
           <w:ilvl w:val="0"/>
-          <w:numId w:val="1081"/>
+          <w:numId w:val="1094"/>
         </w:numPr>
       </w:pPr>
       <w:r>
@@ -28867,106 +29278,184 @@
           <w:i/>
           <w:iCs/>
         </w:rPr>
-        <w:t xml:space="preserve">Por qué no tiene sitio</w:t>
-      </w:r>
-      <w:r>
-        <w:t xml:space="preserve">: en el modelo de</w:t>
-      </w:r>
-      <w:r>
-        <w:t xml:space="preserve"> </w:t>
-      </w:r>
-      <w:r>
-        <w:rPr>
-          <w:smallCaps/>
-        </w:rPr>
-        <w:t xml:space="preserve">Arrow</w:t>
-      </w:r>
-      <w:r>
-        <w:t xml:space="preserve">-</w:t>
-      </w:r>
-      <w:r>
-        <w:rPr>
-          <w:smallCaps/>
-        </w:rPr>
-        <w:t xml:space="preserve">Debreu</w:t>
-      </w:r>
-      <w:r>
-        <w:t xml:space="preserve"> </w:t>
-      </w:r>
-      <w:r>
-        <w:t xml:space="preserve">no hay ninguna razón para querer dinero.</w:t>
+        <w:t xml:space="preserve">Las funciones del dinero</w:t>
+      </w:r>
+      <w:r>
+        <w:t xml:space="preserve">: el dinero se define por lo que hace</w:t>
+      </w:r>
+      <w:r>
+        <w:t xml:space="preserve"> </w:t>
+      </w:r>
+      <w:hyperlink r:id="rId183">
+        <w:r>
+          <w:rPr>
+            <w:rStyle w:val="Referenciaatema"/>
+          </w:rPr>
+          <w:t xml:space="preserve">[ver tema 3.A.35]</w:t>
+        </w:r>
+      </w:hyperlink>
+      <w:r>
+        <w:t xml:space="preserve">:</w:t>
       </w:r>
     </w:p>
     <w:p>
       <w:pPr>
         <w:numPr>
           <w:ilvl w:val="1"/>
-          <w:numId w:val="1082"/>
+          <w:numId w:val="1095"/>
         </w:numPr>
       </w:pPr>
+      <w:r>
+        <w:t xml:space="preserve">es</w:t>
+      </w:r>
+      <w:r>
+        <w:t xml:space="preserve"> </w:t>
+      </w:r>
       <w:r>
         <w:rPr>
           <w:i/>
           <w:iCs/>
         </w:rPr>
-        <w:t xml:space="preserve">No da utilidad</w:t>
-      </w:r>
-      <w:r>
-        <w:t xml:space="preserve">: un billete no se consume; solo vale por lo que permite comprar.</w:t>
+        <w:t xml:space="preserve">medio de cambio</w:t>
+      </w:r>
+      <w:r>
+        <w:t xml:space="preserve"> </w:t>
+      </w:r>
+      <w:r>
+        <w:t xml:space="preserve">(con él se paga y se evita el trueque);</w:t>
       </w:r>
     </w:p>
     <w:p>
       <w:pPr>
         <w:numPr>
           <w:ilvl w:val="1"/>
-          <w:numId w:val="1082"/>
+          <w:numId w:val="1095"/>
         </w:numPr>
       </w:pPr>
+      <w:r>
+        <w:t xml:space="preserve">es</w:t>
+      </w:r>
+      <w:r>
+        <w:t xml:space="preserve"> </w:t>
+      </w:r>
       <w:r>
         <w:rPr>
           <w:i/>
           <w:iCs/>
         </w:rPr>
-        <w:t xml:space="preserve">No hace falta como medio de cambio</w:t>
-      </w:r>
-      <w:r>
-        <w:t xml:space="preserve">: el subastador casa a la vez todas las ofertas y demandas, y cada agente tiene una sola restricción presupuestaria; nadie tiene que buscar a alguien que quiera justo lo que él ofrece.</w:t>
+        <w:t xml:space="preserve">depósito de valor</w:t>
+      </w:r>
+      <w:r>
+        <w:t xml:space="preserve"> </w:t>
+      </w:r>
+      <w:r>
+        <w:t xml:space="preserve">(traslada poder de compra al futuro);</w:t>
       </w:r>
     </w:p>
     <w:p>
       <w:pPr>
         <w:numPr>
           <w:ilvl w:val="1"/>
-          <w:numId w:val="1082"/>
+          <w:numId w:val="1095"/>
         </w:numPr>
       </w:pPr>
+      <w:r>
+        <w:t xml:space="preserve">es</w:t>
+      </w:r>
+      <w:r>
+        <w:t xml:space="preserve"> </w:t>
+      </w:r>
       <w:r>
         <w:rPr>
           <w:i/>
           <w:iCs/>
         </w:rPr>
-        <w:t xml:space="preserve">No hace falta como depósito de valor</w:t>
-      </w:r>
-      <w:r>
-        <w:t xml:space="preserve">: todos los intercambios, presentes y futuros, se acuerdan de una vez en el momento inicial (</w:t>
-      </w:r>
-      <w:hyperlink w:anchor="sec_equilibrio_general_condiciones">
+        <w:t xml:space="preserve">unidad de cuenta</w:t>
+      </w:r>
+      <w:r>
+        <w:t xml:space="preserve"> </w:t>
+      </w:r>
+      <w:r>
+        <w:t xml:space="preserve">(en él se miden los precios).</w:t>
+      </w:r>
+    </w:p>
+    <w:p>
+      <w:pPr>
+        <w:numPr>
+          <w:ilvl w:val="0"/>
+          <w:numId w:val="1094"/>
+        </w:numPr>
+      </w:pPr>
+      <w:r>
+        <w:rPr>
+          <w:i/>
+          <w:iCs/>
+        </w:rPr>
+        <w:t xml:space="preserve">El dinero en el modelo estudiado hasta aquí</w:t>
+      </w:r>
+      <w:r>
+        <w:t xml:space="preserve">: solo cumple la tercera función, y ni siquiera como dinero, sino como numerario: un bien cualquiera en el que se expresan los demás precios (</w:t>
+      </w:r>
+      <w:hyperlink w:anchor="sec_ley_walras">
         <w:r>
           <w:rPr>
             <w:rStyle w:val="Hyperlink"/>
           </w:rPr>
-          <w:t xml:space="preserve">III.4</w:t>
+          <w:t xml:space="preserve">I.2.4</w:t>
         </w:r>
       </w:hyperlink>
       <w:r>
-        <w:t xml:space="preserve">), así que no hay que guardar poder de compra para más adelante.</w:t>
+        <w:t xml:space="preserve">). Los bienes se intercambian en régimen de trueque, aunque organizado por el subastador, y los precios absolutos quedan indeterminados.</w:t>
+      </w:r>
+    </w:p>
+    <w:p>
+      <w:pPr>
+        <w:keepNext/>
+        <w:numPr>
+          <w:ilvl w:val="0"/>
+          <w:numId w:val="1094"/>
+        </w:numPr>
+      </w:pPr>
+      <w:r>
+        <w:rPr>
+          <w:i/>
+          <w:iCs/>
+        </w:rPr>
+        <w:t xml:space="preserve">Por qué no tiene sitio</w:t>
+      </w:r>
+      <w:r>
+        <w:t xml:space="preserve">: en el modelo de</w:t>
+      </w:r>
+      <w:r>
+        <w:t xml:space="preserve"> </w:t>
+      </w:r>
+      <w:r>
+        <w:rPr>
+          <w:smallCaps/>
+        </w:rPr>
+        <w:t xml:space="preserve">Arrow</w:t>
+      </w:r>
+      <w:r>
+        <w:t xml:space="preserve">-</w:t>
+      </w:r>
+      <w:r>
+        <w:rPr>
+          <w:smallCaps/>
+        </w:rPr>
+        <w:t xml:space="preserve">Debreu</w:t>
+      </w:r>
+      <w:r>
+        <w:t xml:space="preserve"> </w:t>
+      </w:r>
+      <w:r>
+        <w:t xml:space="preserve">no hay ninguna razón para querer dinero.</w:t>
       </w:r>
     </w:p>
     <w:p>
       <w:pPr>
         <w:numPr>
           <w:ilvl w:val="1"/>
-          <w:numId w:val="1082"/>
+          <w:numId w:val="1096"/>
         </w:numPr>
       </w:pPr>
       <w:r>
@@ -28974,6 +29463,71 @@
           <w:i/>
           <w:iCs/>
         </w:rPr>
+        <w:t xml:space="preserve">No da utilidad</w:t>
+      </w:r>
+      <w:r>
+        <w:t xml:space="preserve">: un billete no se consume; solo vale por lo que permite comprar.</w:t>
+      </w:r>
+    </w:p>
+    <w:p>
+      <w:pPr>
+        <w:numPr>
+          <w:ilvl w:val="1"/>
+          <w:numId w:val="1096"/>
+        </w:numPr>
+      </w:pPr>
+      <w:r>
+        <w:rPr>
+          <w:i/>
+          <w:iCs/>
+        </w:rPr>
+        <w:t xml:space="preserve">No hace falta como medio de cambio</w:t>
+      </w:r>
+      <w:r>
+        <w:t xml:space="preserve">: el subastador casa a la vez todas las ofertas y demandas, y cada agente tiene una sola restricción presupuestaria; nadie tiene que buscar a alguien que quiera justo lo que él ofrece.</w:t>
+      </w:r>
+    </w:p>
+    <w:p>
+      <w:pPr>
+        <w:numPr>
+          <w:ilvl w:val="1"/>
+          <w:numId w:val="1096"/>
+        </w:numPr>
+      </w:pPr>
+      <w:r>
+        <w:rPr>
+          <w:i/>
+          <w:iCs/>
+        </w:rPr>
+        <w:t xml:space="preserve">No hace falta como depósito de valor</w:t>
+      </w:r>
+      <w:r>
+        <w:t xml:space="preserve">: todos los intercambios, presentes y futuros, se acuerdan de una vez en el momento inicial (</w:t>
+      </w:r>
+      <w:hyperlink w:anchor="sec_equilibrio_general_condiciones">
+        <w:r>
+          <w:rPr>
+            <w:rStyle w:val="Hyperlink"/>
+          </w:rPr>
+          <w:t xml:space="preserve">III.4</w:t>
+        </w:r>
+      </w:hyperlink>
+      <w:r>
+        <w:t xml:space="preserve">), así que no hay que guardar poder de compra para más adelante.</w:t>
+      </w:r>
+    </w:p>
+    <w:p>
+      <w:pPr>
+        <w:numPr>
+          <w:ilvl w:val="1"/>
+          <w:numId w:val="1096"/>
+        </w:numPr>
+      </w:pPr>
+      <w:r>
+        <w:rPr>
+          <w:i/>
+          <w:iCs/>
+        </w:rPr>
         <w:t xml:space="preserve">No queda nada que determinar</w:t>
       </w:r>
       <w:r>
@@ -28984,7 +29538,7 @@
       <w:pPr>
         <w:numPr>
           <w:ilvl w:val="0"/>
-          <w:numId w:val="1081"/>
+          <w:numId w:val="1094"/>
         </w:numPr>
       </w:pPr>
       <w:r>
@@ -29002,7 +29556,7 @@
       <w:pPr>
         <w:numPr>
           <w:ilvl w:val="0"/>
-          <w:numId w:val="1081"/>
+          <w:numId w:val="1094"/>
         </w:numPr>
       </w:pPr>
       <w:r>
@@ -29101,7 +29655,7 @@
         <w:keepLines/>
         <w:numPr>
           <w:ilvl w:val="0"/>
-          <w:numId w:val="1083"/>
+          <w:numId w:val="1097"/>
         </w:numPr>
       </w:pPr>
       <w:r>
@@ -29154,7 +29708,7 @@
         <w:keepLines/>
         <w:numPr>
           <w:ilvl w:val="0"/>
-          <w:numId w:val="1083"/>
+          <w:numId w:val="1097"/>
         </w:numPr>
       </w:pPr>
       <w:r>
@@ -29206,7 +29760,7 @@
         <w:keepLines/>
         <w:numPr>
           <w:ilvl w:val="0"/>
-          <w:numId w:val="1083"/>
+          <w:numId w:val="1097"/>
         </w:numPr>
       </w:pPr>
       <w:r>
@@ -29287,7 +29841,7 @@
       <w:pPr>
         <w:numPr>
           <w:ilvl w:val="0"/>
-          <w:numId w:val="1084"/>
+          <w:numId w:val="1098"/>
         </w:numPr>
       </w:pPr>
       <w:r>
@@ -29453,7 +30007,7 @@
       <w:pPr>
         <w:numPr>
           <w:ilvl w:val="0"/>
-          <w:numId w:val="1084"/>
+          <w:numId w:val="1098"/>
         </w:numPr>
       </w:pPr>
       <w:r>
@@ -29508,7 +30062,7 @@
       <w:pPr>
         <w:numPr>
           <w:ilvl w:val="0"/>
-          <w:numId w:val="1084"/>
+          <w:numId w:val="1098"/>
         </w:numPr>
       </w:pPr>
       <w:r>
@@ -29564,7 +30118,7 @@
       <w:pPr>
         <w:numPr>
           <w:ilvl w:val="0"/>
-          <w:numId w:val="1085"/>
+          <w:numId w:val="1099"/>
         </w:numPr>
       </w:pPr>
       <w:r>
@@ -29952,7 +30506,7 @@
       <w:pPr>
         <w:numPr>
           <w:ilvl w:val="1"/>
-          <w:numId w:val="1086"/>
+          <w:numId w:val="1100"/>
         </w:numPr>
       </w:pPr>
       <w:r>
@@ -29993,7 +30547,7 @@
       <w:pPr>
         <w:numPr>
           <w:ilvl w:val="1"/>
-          <w:numId w:val="1086"/>
+          <w:numId w:val="1100"/>
         </w:numPr>
       </w:pPr>
       <w:r>
@@ -30082,7 +30636,7 @@
         <w:keepNext/>
         <w:numPr>
           <w:ilvl w:val="0"/>
-          <w:numId w:val="1085"/>
+          <w:numId w:val="1099"/>
         </w:numPr>
       </w:pPr>
       <w:r>
@@ -30100,7 +30654,7 @@
       <w:pPr>
         <w:numPr>
           <w:ilvl w:val="1"/>
-          <w:numId w:val="1087"/>
+          <w:numId w:val="1101"/>
         </w:numPr>
       </w:pPr>
       <w:r>
@@ -30149,7 +30703,7 @@
       <w:pPr>
         <w:numPr>
           <w:ilvl w:val="1"/>
-          <w:numId w:val="1087"/>
+          <w:numId w:val="1101"/>
         </w:numPr>
       </w:pPr>
       <w:r>
@@ -30398,7 +30952,7 @@
       <w:pPr>
         <w:numPr>
           <w:ilvl w:val="1"/>
-          <w:numId w:val="1087"/>
+          <w:numId w:val="1101"/>
         </w:numPr>
       </w:pPr>
       <w:r>
@@ -30473,7 +31027,7 @@
         <w:keepNext/>
         <w:numPr>
           <w:ilvl w:val="0"/>
-          <w:numId w:val="1085"/>
+          <w:numId w:val="1099"/>
         </w:numPr>
       </w:pPr>
       <w:r>
@@ -30536,7 +31090,7 @@
       <w:pPr>
         <w:numPr>
           <w:ilvl w:val="1"/>
-          <w:numId w:val="1088"/>
+          <w:numId w:val="1102"/>
         </w:numPr>
       </w:pPr>
       <w:r>
@@ -30626,7 +31180,7 @@
       <w:pPr>
         <w:numPr>
           <w:ilvl w:val="1"/>
-          <w:numId w:val="1088"/>
+          <w:numId w:val="1102"/>
         </w:numPr>
       </w:pPr>
       <w:r>
@@ -30687,7 +31241,7 @@
       <w:pPr>
         <w:numPr>
           <w:ilvl w:val="1"/>
-          <w:numId w:val="1088"/>
+          <w:numId w:val="1102"/>
         </w:numPr>
       </w:pPr>
       <w:r>
@@ -30706,7 +31260,7 @@
         <w:keepNext/>
         <w:numPr>
           <w:ilvl w:val="0"/>
-          <w:numId w:val="1085"/>
+          <w:numId w:val="1099"/>
         </w:numPr>
       </w:pPr>
       <w:r>
@@ -30836,7 +31390,7 @@
       <w:pPr>
         <w:numPr>
           <w:ilvl w:val="1"/>
-          <w:numId w:val="1089"/>
+          <w:numId w:val="1103"/>
         </w:numPr>
       </w:pPr>
       <w:r>
@@ -30854,7 +31408,7 @@
       <w:pPr>
         <w:numPr>
           <w:ilvl w:val="1"/>
-          <w:numId w:val="1089"/>
+          <w:numId w:val="1103"/>
         </w:numPr>
       </w:pPr>
       <w:r>
@@ -31331,7 +31885,7 @@
       <w:pPr>
         <w:numPr>
           <w:ilvl w:val="0"/>
-          <w:numId w:val="1090"/>
+          <w:numId w:val="1104"/>
         </w:numPr>
       </w:pPr>
       <w:r>
@@ -31376,7 +31930,7 @@
       <w:pPr>
         <w:numPr>
           <w:ilvl w:val="0"/>
-          <w:numId w:val="1090"/>
+          <w:numId w:val="1104"/>
         </w:numPr>
       </w:pPr>
       <w:r>
@@ -31536,7 +32090,7 @@
       <w:pPr>
         <w:numPr>
           <w:ilvl w:val="0"/>
-          <w:numId w:val="1090"/>
+          <w:numId w:val="1104"/>
         </w:numPr>
       </w:pPr>
       <w:r>
@@ -31554,7 +32108,7 @@
       <w:pPr>
         <w:numPr>
           <w:ilvl w:val="0"/>
-          <w:numId w:val="1090"/>
+          <w:numId w:val="1104"/>
         </w:numPr>
       </w:pPr>
       <w:r>
@@ -31619,7 +32173,7 @@
       <w:pPr>
         <w:numPr>
           <w:ilvl w:val="0"/>
-          <w:numId w:val="1090"/>
+          <w:numId w:val="1104"/>
         </w:numPr>
       </w:pPr>
       <w:r>
@@ -31694,7 +32248,7 @@
       <w:pPr>
         <w:numPr>
           <w:ilvl w:val="0"/>
-          <w:numId w:val="1091"/>
+          <w:numId w:val="1105"/>
         </w:numPr>
       </w:pPr>
       <w:r>
@@ -31774,7 +32328,7 @@
       <w:pPr>
         <w:numPr>
           <w:ilvl w:val="0"/>
-          <w:numId w:val="1091"/>
+          <w:numId w:val="1105"/>
         </w:numPr>
       </w:pPr>
       <w:r>
@@ -31825,7 +32379,7 @@
         <w:keepNext/>
         <w:numPr>
           <w:ilvl w:val="0"/>
-          <w:numId w:val="1091"/>
+          <w:numId w:val="1105"/>
         </w:numPr>
       </w:pPr>
       <w:r>
@@ -31864,7 +32418,7 @@
       <w:pPr>
         <w:numPr>
           <w:ilvl w:val="1"/>
-          <w:numId w:val="1092"/>
+          <w:numId w:val="1106"/>
         </w:numPr>
       </w:pPr>
       <w:r>
@@ -31920,7 +32474,7 @@
       <w:pPr>
         <w:numPr>
           <w:ilvl w:val="1"/>
-          <w:numId w:val="1092"/>
+          <w:numId w:val="1106"/>
         </w:numPr>
       </w:pPr>
       <w:r>
@@ -31984,7 +32538,7 @@
       <w:pPr>
         <w:numPr>
           <w:ilvl w:val="1"/>
-          <w:numId w:val="1092"/>
+          <w:numId w:val="1106"/>
         </w:numPr>
       </w:pPr>
       <w:r>
@@ -32051,7 +32605,7 @@
       <w:pPr>
         <w:numPr>
           <w:ilvl w:val="1"/>
-          <w:numId w:val="1092"/>
+          <w:numId w:val="1106"/>
         </w:numPr>
       </w:pPr>
       <w:r>
@@ -32173,7 +32727,7 @@
       <w:pPr>
         <w:numPr>
           <w:ilvl w:val="0"/>
-          <w:numId w:val="1093"/>
+          <w:numId w:val="1107"/>
         </w:numPr>
       </w:pPr>
       <w:r>
@@ -32234,7 +32788,7 @@
       <w:pPr>
         <w:numPr>
           <w:ilvl w:val="0"/>
-          <w:numId w:val="1093"/>
+          <w:numId w:val="1107"/>
         </w:numPr>
       </w:pPr>
       <w:r>
@@ -32285,7 +32839,7 @@
       <w:pPr>
         <w:numPr>
           <w:ilvl w:val="0"/>
-          <w:numId w:val="1094"/>
+          <w:numId w:val="1108"/>
         </w:numPr>
       </w:pPr>
       <w:r>
@@ -32392,7 +32946,7 @@
       <w:pPr>
         <w:numPr>
           <w:ilvl w:val="0"/>
-          <w:numId w:val="1094"/>
+          <w:numId w:val="1108"/>
         </w:numPr>
       </w:pPr>
       <w:r>
@@ -32500,7 +33054,7 @@
       <w:pPr>
         <w:numPr>
           <w:ilvl w:val="0"/>
-          <w:numId w:val="1094"/>
+          <w:numId w:val="1108"/>
         </w:numPr>
       </w:pPr>
       <w:r>
@@ -32551,7 +33105,7 @@
       <w:pPr>
         <w:numPr>
           <w:ilvl w:val="0"/>
-          <w:numId w:val="1094"/>
+          <w:numId w:val="1108"/>
         </w:numPr>
       </w:pPr>
       <w:r>
@@ -32579,7 +33133,7 @@
       <w:pPr>
         <w:numPr>
           <w:ilvl w:val="0"/>
-          <w:numId w:val="1095"/>
+          <w:numId w:val="1109"/>
         </w:numPr>
       </w:pPr>
       <w:r>
@@ -32700,7 +33254,7 @@
       <w:pPr>
         <w:numPr>
           <w:ilvl w:val="0"/>
-          <w:numId w:val="1095"/>
+          <w:numId w:val="1109"/>
         </w:numPr>
       </w:pPr>
       <w:r>
@@ -32937,7 +33491,7 @@
       <w:pPr>
         <w:numPr>
           <w:ilvl w:val="1"/>
-          <w:numId w:val="1096"/>
+          <w:numId w:val="1110"/>
         </w:numPr>
       </w:pPr>
       <w:r>
@@ -32989,7 +33543,7 @@
       <w:pPr>
         <w:numPr>
           <w:ilvl w:val="1"/>
-          <w:numId w:val="1096"/>
+          <w:numId w:val="1110"/>
         </w:numPr>
       </w:pPr>
       <w:r>
@@ -33103,7 +33657,7 @@
       <w:pPr>
         <w:numPr>
           <w:ilvl w:val="0"/>
-          <w:numId w:val="1097"/>
+          <w:numId w:val="1111"/>
         </w:numPr>
       </w:pPr>
       <w:r>
@@ -33122,7 +33676,7 @@
         <w:keepNext/>
         <w:numPr>
           <w:ilvl w:val="0"/>
-          <w:numId w:val="1097"/>
+          <w:numId w:val="1111"/>
         </w:numPr>
       </w:pPr>
       <w:r>
@@ -33210,7 +33764,7 @@
       <w:pPr>
         <w:numPr>
           <w:ilvl w:val="1"/>
-          <w:numId w:val="1098"/>
+          <w:numId w:val="1112"/>
         </w:numPr>
       </w:pPr>
       <w:r>
@@ -33249,7 +33803,7 @@
       <w:pPr>
         <w:numPr>
           <w:ilvl w:val="1"/>
-          <w:numId w:val="1098"/>
+          <w:numId w:val="1112"/>
         </w:numPr>
       </w:pPr>
       <w:r>
@@ -33361,7 +33915,7 @@
       <w:pPr>
         <w:numPr>
           <w:ilvl w:val="0"/>
-          <w:numId w:val="1097"/>
+          <w:numId w:val="1111"/>
         </w:numPr>
       </w:pPr>
       <w:r>
@@ -33460,7 +34014,7 @@
         <w:keepNext/>
         <w:numPr>
           <w:ilvl w:val="0"/>
-          <w:numId w:val="1099"/>
+          <w:numId w:val="1113"/>
         </w:numPr>
       </w:pPr>
       <w:r>
@@ -33490,7 +34044,7 @@
       <w:pPr>
         <w:numPr>
           <w:ilvl w:val="1"/>
-          <w:numId w:val="1100"/>
+          <w:numId w:val="1114"/>
         </w:numPr>
       </w:pPr>
       <w:r>
@@ -33609,7 +34163,7 @@
       <w:pPr>
         <w:numPr>
           <w:ilvl w:val="1"/>
-          <w:numId w:val="1100"/>
+          <w:numId w:val="1114"/>
         </w:numPr>
       </w:pPr>
       <w:r>
@@ -33657,7 +34211,7 @@
       <w:pPr>
         <w:numPr>
           <w:ilvl w:val="1"/>
-          <w:numId w:val="1100"/>
+          <w:numId w:val="1114"/>
         </w:numPr>
       </w:pPr>
       <w:r>
@@ -33833,7 +34387,7 @@
       <w:pPr>
         <w:numPr>
           <w:ilvl w:val="0"/>
-          <w:numId w:val="1099"/>
+          <w:numId w:val="1113"/>
         </w:numPr>
       </w:pPr>
       <w:r>
@@ -33875,7 +34429,7 @@
       <w:pPr>
         <w:numPr>
           <w:ilvl w:val="0"/>
-          <w:numId w:val="1101"/>
+          <w:numId w:val="1115"/>
         </w:numPr>
       </w:pPr>
       <w:r>
@@ -33928,7 +34482,7 @@
       <w:pPr>
         <w:numPr>
           <w:ilvl w:val="0"/>
-          <w:numId w:val="1102"/>
+          <w:numId w:val="1116"/>
         </w:numPr>
       </w:pPr>
       <w:r>
@@ -34025,7 +34579,7 @@
         <w:keepNext/>
         <w:numPr>
           <w:ilvl w:val="0"/>
-          <w:numId w:val="1103"/>
+          <w:numId w:val="1117"/>
         </w:numPr>
       </w:pPr>
       <w:r>
@@ -34052,7 +34606,7 @@
       <w:pPr>
         <w:numPr>
           <w:ilvl w:val="1"/>
-          <w:numId w:val="1104"/>
+          <w:numId w:val="1118"/>
         </w:numPr>
       </w:pPr>
       <w:r>
@@ -34163,161 +34717,11 @@
       <w:pPr>
         <w:numPr>
           <w:ilvl w:val="1"/>
-          <w:numId w:val="1104"/>
+          <w:numId w:val="1118"/>
         </w:numPr>
       </w:pPr>
       <w:r>
         <w:t xml:space="preserve">la capacidad de cálculo de los ordenadores y unas estadísticas nacionales cada vez más detalladas.</w:t>
-      </w:r>
-    </w:p>
-    <w:p>
-      <w:pPr>
-        <w:numPr>
-          <w:ilvl w:val="0"/>
-          <w:numId w:val="1103"/>
-        </w:numPr>
-      </w:pPr>
-      <w:r>
-        <w:rPr>
-          <w:i/>
-          <w:iCs/>
-        </w:rPr>
-        <w:t xml:space="preserve">Metodología</w:t>
-      </w:r>
-      <w:r>
-        <w:t xml:space="preserve"> </w:t>
-      </w:r>
-      <w:r>
-        <w:t xml:space="preserve">(</w:t>
-      </w:r>
-      <w:hyperlink w:anchor="ref_ShovenWhalley1992Applying">
-        <w:r>
-          <w:rPr>
-            <w:rStyle w:val="Hyperlink"/>
-            <w:smallCaps/>
-          </w:rPr>
-          <w:t xml:space="preserve">Shoven</w:t>
-        </w:r>
-        <w:r>
-          <w:rPr>
-            <w:rStyle w:val="Hyperlink"/>
-          </w:rPr>
-          <w:t xml:space="preserve"> </w:t>
-        </w:r>
-        <w:r>
-          <w:rPr>
-            <w:rStyle w:val="Hyperlink"/>
-          </w:rPr>
-          <w:t xml:space="preserve">y</w:t>
-        </w:r>
-        <w:r>
-          <w:rPr>
-            <w:rStyle w:val="Hyperlink"/>
-          </w:rPr>
-          <w:t xml:space="preserve"> </w:t>
-        </w:r>
-        <w:r>
-          <w:rPr>
-            <w:rStyle w:val="Hyperlink"/>
-            <w:smallCaps/>
-          </w:rPr>
-          <w:t xml:space="preserve">Whalley</w:t>
-        </w:r>
-        <w:r>
-          <w:rPr>
-            <w:rStyle w:val="Hyperlink"/>
-          </w:rPr>
-          <w:t xml:space="preserve">, 1992</w:t>
-        </w:r>
-      </w:hyperlink>
-      <w:r>
-        <w:t xml:space="preserve">)</w:t>
-      </w:r>
-      <w:r>
-        <w:t xml:space="preserve">: se eligen formas funcionales (CES,</w:t>
-      </w:r>
-      <w:r>
-        <w:t xml:space="preserve"> </w:t>
-      </w:r>
-      <w:r>
-        <w:rPr>
-          <w:smallCaps/>
-        </w:rPr>
-        <w:t xml:space="preserve">Leontief</w:t>
-      </w:r>
-      <w:r>
-        <w:t xml:space="preserve">)</w:t>
-      </w:r>
-      <w:r>
-        <w:t xml:space="preserve"> </w:t>
-      </w:r>
-      <w:hyperlink r:id="rId45">
-        <w:r>
-          <w:rPr>
-            <w:rStyle w:val="Referenciaatema"/>
-          </w:rPr>
-          <w:t xml:space="preserve">[ver tema 3.A.11]</w:t>
-        </w:r>
-      </w:hyperlink>
-      <w:r>
-        <w:t xml:space="preserve">; se</w:t>
-      </w:r>
-      <w:r>
-        <w:t xml:space="preserve"> </w:t>
-      </w:r>
-      <w:r>
-        <w:rPr>
-          <w:i/>
-          <w:iCs/>
-        </w:rPr>
-        <w:t xml:space="preserve">calibran</w:t>
-      </w:r>
-      <w:r>
-        <w:t xml:space="preserve"> </w:t>
-      </w:r>
-      <w:r>
-        <w:t xml:space="preserve">sus parámetros para que el modelo reproduzca un año base recogido en una matriz de contabilidad social, que amplía las tablas</w:t>
-      </w:r>
-      <w:r>
-        <w:t xml:space="preserve"> </w:t>
-      </w:r>
-      <w:r>
-        <w:rPr>
-          <w:i/>
-          <w:iCs/>
-        </w:rPr>
-        <w:t xml:space="preserve">input-output</w:t>
-      </w:r>
-      <w:r>
-        <w:t xml:space="preserve"> </w:t>
-      </w:r>
-      <w:hyperlink r:id="rId207">
-        <w:r>
-          <w:rPr>
-            <w:rStyle w:val="Referenciaatema"/>
-          </w:rPr>
-          <w:t xml:space="preserve">[ver tema 3.A.31]</w:t>
-        </w:r>
-      </w:hyperlink>
-      <w:r>
-        <w:t xml:space="preserve">, y se simula la política (arancel, impuesto, precio del carbono) comparando el nuevo equilibrio con el de referencia: es estática comparativa (anexo </w:t>
-      </w:r>
-      <w:hyperlink w:anchor="anexo_estatica">
-        <w:r>
-          <w:rPr>
-            <w:rStyle w:val="Hyperlink"/>
-          </w:rPr>
-          <w:t xml:space="preserve">E</w:t>
-        </w:r>
-      </w:hyperlink>
-      <w:r>
-        <w:t xml:space="preserve">) a gran escala.</w:t>
-      </w:r>
-      <w:r>
-        <w:rPr>
-          <w:rStyle w:val="FootnoteReference"/>
-        </w:rPr>
-        <w:footnoteReference w:id="208"/>
       </w:r>
     </w:p>
     <w:p>
@@ -34325,7 +34729,191 @@
         <w:keepNext/>
         <w:numPr>
           <w:ilvl w:val="0"/>
-          <w:numId w:val="1103"/>
+          <w:numId w:val="1117"/>
+        </w:numPr>
+      </w:pPr>
+      <w:r>
+        <w:rPr>
+          <w:i/>
+          <w:iCs/>
+        </w:rPr>
+        <w:t xml:space="preserve">Metodología</w:t>
+      </w:r>
+      <w:r>
+        <w:t xml:space="preserve"> </w:t>
+      </w:r>
+      <w:r>
+        <w:t xml:space="preserve">(</w:t>
+      </w:r>
+      <w:hyperlink w:anchor="ref_ShovenWhalley1992Applying">
+        <w:r>
+          <w:rPr>
+            <w:rStyle w:val="Hyperlink"/>
+            <w:smallCaps/>
+          </w:rPr>
+          <w:t xml:space="preserve">Shoven</w:t>
+        </w:r>
+        <w:r>
+          <w:rPr>
+            <w:rStyle w:val="Hyperlink"/>
+          </w:rPr>
+          <w:t xml:space="preserve"> </w:t>
+        </w:r>
+        <w:r>
+          <w:rPr>
+            <w:rStyle w:val="Hyperlink"/>
+          </w:rPr>
+          <w:t xml:space="preserve">y</w:t>
+        </w:r>
+        <w:r>
+          <w:rPr>
+            <w:rStyle w:val="Hyperlink"/>
+          </w:rPr>
+          <w:t xml:space="preserve"> </w:t>
+        </w:r>
+        <w:r>
+          <w:rPr>
+            <w:rStyle w:val="Hyperlink"/>
+            <w:smallCaps/>
+          </w:rPr>
+          <w:t xml:space="preserve">Whalley</w:t>
+        </w:r>
+        <w:r>
+          <w:rPr>
+            <w:rStyle w:val="Hyperlink"/>
+          </w:rPr>
+          <w:t xml:space="preserve">, 1992</w:t>
+        </w:r>
+      </w:hyperlink>
+      <w:r>
+        <w:t xml:space="preserve">)</w:t>
+      </w:r>
+      <w:r>
+        <w:t xml:space="preserve">:</w:t>
+      </w:r>
+    </w:p>
+    <w:p>
+      <w:pPr>
+        <w:numPr>
+          <w:ilvl w:val="1"/>
+          <w:numId w:val="1119"/>
+        </w:numPr>
+      </w:pPr>
+      <w:r>
+        <w:t xml:space="preserve">se eligen formas funcionales (CES,</w:t>
+      </w:r>
+      <w:r>
+        <w:t xml:space="preserve"> </w:t>
+      </w:r>
+      <w:r>
+        <w:rPr>
+          <w:smallCaps/>
+        </w:rPr>
+        <w:t xml:space="preserve">Leontief</w:t>
+      </w:r>
+      <w:r>
+        <w:t xml:space="preserve">)</w:t>
+      </w:r>
+      <w:r>
+        <w:t xml:space="preserve"> </w:t>
+      </w:r>
+      <w:hyperlink r:id="rId45">
+        <w:r>
+          <w:rPr>
+            <w:rStyle w:val="Referenciaatema"/>
+          </w:rPr>
+          <w:t xml:space="preserve">[ver tema 3.A.11]</w:t>
+        </w:r>
+      </w:hyperlink>
+      <w:r>
+        <w:t xml:space="preserve">;</w:t>
+      </w:r>
+    </w:p>
+    <w:p>
+      <w:pPr>
+        <w:numPr>
+          <w:ilvl w:val="1"/>
+          <w:numId w:val="1119"/>
+        </w:numPr>
+      </w:pPr>
+      <w:r>
+        <w:t xml:space="preserve">se</w:t>
+      </w:r>
+      <w:r>
+        <w:t xml:space="preserve"> </w:t>
+      </w:r>
+      <w:r>
+        <w:rPr>
+          <w:i/>
+          <w:iCs/>
+        </w:rPr>
+        <w:t xml:space="preserve">calibran</w:t>
+      </w:r>
+      <w:r>
+        <w:t xml:space="preserve"> </w:t>
+      </w:r>
+      <w:r>
+        <w:t xml:space="preserve">sus parámetros para que el modelo reproduzca un año base recogido en una matriz de contabilidad social, que amplía las tablas</w:t>
+      </w:r>
+      <w:r>
+        <w:t xml:space="preserve"> </w:t>
+      </w:r>
+      <w:r>
+        <w:rPr>
+          <w:i/>
+          <w:iCs/>
+        </w:rPr>
+        <w:t xml:space="preserve">input-output</w:t>
+      </w:r>
+      <w:r>
+        <w:t xml:space="preserve"> </w:t>
+      </w:r>
+      <w:hyperlink r:id="rId207">
+        <w:r>
+          <w:rPr>
+            <w:rStyle w:val="Referenciaatema"/>
+          </w:rPr>
+          <w:t xml:space="preserve">[ver tema 3.A.31]</w:t>
+        </w:r>
+      </w:hyperlink>
+      <w:r>
+        <w:t xml:space="preserve">;</w:t>
+      </w:r>
+    </w:p>
+    <w:p>
+      <w:pPr>
+        <w:numPr>
+          <w:ilvl w:val="1"/>
+          <w:numId w:val="1119"/>
+        </w:numPr>
+      </w:pPr>
+      <w:r>
+        <w:t xml:space="preserve">se simula la política (arancel, impuesto, precio del carbono) comparando el nuevo equilibrio con el de referencia: es estática comparativa (anexo </w:t>
+      </w:r>
+      <w:hyperlink w:anchor="anexo_estatica">
+        <w:r>
+          <w:rPr>
+            <w:rStyle w:val="Hyperlink"/>
+          </w:rPr>
+          <w:t xml:space="preserve">E</w:t>
+        </w:r>
+      </w:hyperlink>
+      <w:r>
+        <w:t xml:space="preserve">) a gran escala.</w:t>
+      </w:r>
+      <w:r>
+        <w:rPr>
+          <w:rStyle w:val="FootnoteReference"/>
+        </w:rPr>
+        <w:footnoteReference w:id="208"/>
+      </w:r>
+    </w:p>
+    <w:p>
+      <w:pPr>
+        <w:keepNext/>
+        <w:numPr>
+          <w:ilvl w:val="0"/>
+          <w:numId w:val="1117"/>
         </w:numPr>
       </w:pPr>
       <w:r>
@@ -34344,7 +34932,7 @@
         <w:keepNext/>
         <w:numPr>
           <w:ilvl w:val="1"/>
-          <w:numId w:val="1105"/>
+          <w:numId w:val="1120"/>
         </w:numPr>
       </w:pPr>
       <w:r>
@@ -34362,7 +34950,7 @@
       <w:pPr>
         <w:numPr>
           <w:ilvl w:val="2"/>
-          <w:numId w:val="1106"/>
+          <w:numId w:val="1121"/>
         </w:numPr>
       </w:pPr>
       <w:r>
@@ -34416,7 +35004,7 @@
       <w:pPr>
         <w:numPr>
           <w:ilvl w:val="2"/>
-          <w:numId w:val="1106"/>
+          <w:numId w:val="1121"/>
         </w:numPr>
       </w:pPr>
       <w:r>
@@ -34481,7 +35069,7 @@
       <w:pPr>
         <w:numPr>
           <w:ilvl w:val="2"/>
-          <w:numId w:val="1106"/>
+          <w:numId w:val="1121"/>
         </w:numPr>
       </w:pPr>
       <w:r>
@@ -34552,7 +35140,7 @@
       <w:pPr>
         <w:numPr>
           <w:ilvl w:val="2"/>
-          <w:numId w:val="1106"/>
+          <w:numId w:val="1121"/>
         </w:numPr>
       </w:pPr>
       <w:r>
@@ -34617,7 +35205,7 @@
       <w:pPr>
         <w:numPr>
           <w:ilvl w:val="1"/>
-          <w:numId w:val="1105"/>
+          <w:numId w:val="1120"/>
         </w:numPr>
       </w:pPr>
       <w:r>
@@ -34738,7 +35326,7 @@
         <w:keepNext/>
         <w:numPr>
           <w:ilvl w:val="1"/>
-          <w:numId w:val="1105"/>
+          <w:numId w:val="1120"/>
         </w:numPr>
       </w:pPr>
       <w:r>
@@ -34770,7 +35358,7 @@
       <w:pPr>
         <w:numPr>
           <w:ilvl w:val="2"/>
-          <w:numId w:val="1107"/>
+          <w:numId w:val="1122"/>
         </w:numPr>
       </w:pPr>
       <w:r>
@@ -34814,7 +35402,7 @@
       <w:pPr>
         <w:numPr>
           <w:ilvl w:val="2"/>
-          <w:numId w:val="1107"/>
+          <w:numId w:val="1122"/>
         </w:numPr>
       </w:pPr>
       <w:r>
@@ -34858,7 +35446,7 @@
       <w:pPr>
         <w:numPr>
           <w:ilvl w:val="2"/>
-          <w:numId w:val="1107"/>
+          <w:numId w:val="1122"/>
         </w:numPr>
       </w:pPr>
       <w:r>
@@ -34908,7 +35496,7 @@
       <w:pPr>
         <w:numPr>
           <w:ilvl w:val="0"/>
-          <w:numId w:val="1103"/>
+          <w:numId w:val="1117"/>
         </w:numPr>
       </w:pPr>
       <w:r>
@@ -34937,7 +35525,7 @@
       <w:pPr>
         <w:numPr>
           <w:ilvl w:val="0"/>
-          <w:numId w:val="1103"/>
+          <w:numId w:val="1117"/>
         </w:numPr>
       </w:pPr>
       <w:r>
@@ -34976,7 +35564,7 @@
         <w:keepNext/>
         <w:numPr>
           <w:ilvl w:val="0"/>
-          <w:numId w:val="1108"/>
+          <w:numId w:val="1123"/>
         </w:numPr>
       </w:pPr>
       <w:r>
@@ -34996,7 +35584,7 @@
       <w:pPr>
         <w:numPr>
           <w:ilvl w:val="1"/>
-          <w:numId w:val="1109"/>
+          <w:numId w:val="1124"/>
         </w:numPr>
       </w:pPr>
       <w:r>
@@ -35035,7 +35623,7 @@
       <w:pPr>
         <w:numPr>
           <w:ilvl w:val="1"/>
-          <w:numId w:val="1109"/>
+          <w:numId w:val="1124"/>
         </w:numPr>
       </w:pPr>
       <w:r>
@@ -35087,7 +35675,7 @@
       <w:pPr>
         <w:numPr>
           <w:ilvl w:val="1"/>
-          <w:numId w:val="1109"/>
+          <w:numId w:val="1124"/>
         </w:numPr>
       </w:pPr>
       <w:r>
@@ -35136,7 +35724,7 @@
       <w:pPr>
         <w:numPr>
           <w:ilvl w:val="0"/>
-          <w:numId w:val="1108"/>
+          <w:numId w:val="1123"/>
         </w:numPr>
       </w:pPr>
       <w:r>
@@ -35245,7 +35833,7 @@
         <w:keepNext/>
         <w:numPr>
           <w:ilvl w:val="0"/>
-          <w:numId w:val="1108"/>
+          <w:numId w:val="1123"/>
         </w:numPr>
       </w:pPr>
       <w:r>
@@ -35265,7 +35853,7 @@
       <w:pPr>
         <w:numPr>
           <w:ilvl w:val="1"/>
-          <w:numId w:val="1110"/>
+          <w:numId w:val="1125"/>
         </w:numPr>
       </w:pPr>
       <w:r>
@@ -35290,7 +35878,7 @@
       <w:pPr>
         <w:numPr>
           <w:ilvl w:val="1"/>
-          <w:numId w:val="1110"/>
+          <w:numId w:val="1125"/>
         </w:numPr>
       </w:pPr>
       <w:r>
@@ -35328,143 +35916,199 @@
         <w:t xml:space="preserve"> </w:t>
       </w:r>
       <w:r>
-        <w:t xml:space="preserve">parten de los supuestos de este modelo para ver qué pasa cuando no se cumplen; el diseño de mecanismos (</w:t>
-      </w:r>
-      <w:r>
-        <w:rPr>
-          <w:smallCaps/>
-        </w:rPr>
-        <w:t xml:space="preserve">Hurwicz</w:t>
-      </w:r>
-      <w:r>
-        <w:t xml:space="preserve">,</w:t>
-      </w:r>
-      <w:r>
-        <w:t xml:space="preserve"> </w:t>
-      </w:r>
-      <w:r>
-        <w:rPr>
-          <w:smallCaps/>
-        </w:rPr>
-        <w:t xml:space="preserve">Myerson</w:t>
-      </w:r>
-      <w:r>
-        <w:t xml:space="preserve">) y el debate del cálculo socialista (</w:t>
-      </w:r>
-      <w:r>
-        <w:rPr>
-          <w:smallCaps/>
-        </w:rPr>
-        <w:t xml:space="preserve">Lange</w:t>
-      </w:r>
-      <w:r>
-        <w:t xml:space="preserve">,</w:t>
-      </w:r>
-      <w:r>
-        <w:t xml:space="preserve"> </w:t>
-      </w:r>
-      <w:r>
-        <w:rPr>
-          <w:smallCaps/>
-        </w:rPr>
-        <w:t xml:space="preserve">Hayek</w:t>
-      </w:r>
-      <w:r>
-        <w:t xml:space="preserve">) preguntan qué mecanismo asigna bien con información dispersa, y la elección del óptimo social,</w:t>
-      </w:r>
-      <w:r>
-        <w:t xml:space="preserve"> </w:t>
-      </w:r>
-      <w:hyperlink r:id="rId141">
-        <w:r>
-          <w:rPr>
-            <w:rStyle w:val="Referenciaatema"/>
-          </w:rPr>
-          <w:t xml:space="preserve">[ver tema 3.A.24]</w:t>
-        </w:r>
-      </w:hyperlink>
-      <w:r>
-        <w:t xml:space="preserve">. La teoría de la negociación (</w:t>
-      </w:r>
-      <w:r>
-        <w:rPr>
-          <w:smallCaps/>
-        </w:rPr>
-        <w:t xml:space="preserve">Nash</w:t>
-      </w:r>
-      <w:r>
-        <w:t xml:space="preserve">,</w:t>
-      </w:r>
-      <w:r>
-        <w:t xml:space="preserve"> </w:t>
-      </w:r>
-      <w:r>
-        <w:rPr>
-          <w:smallCaps/>
-        </w:rPr>
-        <w:t xml:space="preserve">Rubinstein</w:t>
-      </w:r>
-      <w:r>
-        <w:t xml:space="preserve">) elige entre los acuerdos que</w:t>
-      </w:r>
-      <w:r>
-        <w:t xml:space="preserve"> </w:t>
-      </w:r>
-      <w:r>
-        <w:rPr>
-          <w:smallCaps/>
-        </w:rPr>
-        <w:t xml:space="preserve">Edgeworth</w:t>
-      </w:r>
-      <w:r>
-        <w:t xml:space="preserve"> </w:t>
-      </w:r>
-      <w:r>
-        <w:t xml:space="preserve">deja abiertos</w:t>
-      </w:r>
-      <w:r>
-        <w:t xml:space="preserve"> </w:t>
-      </w:r>
-      <w:hyperlink r:id="rId95">
-        <w:r>
-          <w:rPr>
-            <w:rStyle w:val="Referenciaatema"/>
-          </w:rPr>
-          <w:t xml:space="preserve">[ver tema 3.A.14]</w:t>
-        </w:r>
-      </w:hyperlink>
-      <w:r>
-        <w:t xml:space="preserve">, y la teoría de la demanda de dinero da al dinero la función que aquí le falta</w:t>
-      </w:r>
-      <w:r>
-        <w:t xml:space="preserve"> </w:t>
-      </w:r>
-      <w:hyperlink r:id="rId183">
-        <w:r>
-          <w:rPr>
-            <w:rStyle w:val="Referenciaatema"/>
-          </w:rPr>
-          <w:t xml:space="preserve">[ver tema 3.A.35]</w:t>
-        </w:r>
-      </w:hyperlink>
-      <w:r>
-        <w:t xml:space="preserve">.</w:t>
+        <w:t xml:space="preserve">parten de los supuestos de este modelo para ver qué pasa cuando no se cumplen.</w:t>
       </w:r>
     </w:p>
     <w:p>
       <w:pPr>
         <w:numPr>
           <w:ilvl w:val="1"/>
-          <w:numId w:val="1110"/>
+          <w:numId w:val="1125"/>
         </w:numPr>
       </w:pPr>
       <w:r>
-        <w:t xml:space="preserve">El modelo ha sido criticado: la escuela austriaca ve la competencia como un proceso de descubrimiento y no como un estado; los teóricos del desequilibrio (</w:t>
+        <w:t xml:space="preserve">El diseño de mecanismos (</w:t>
       </w:r>
       <w:r>
         <w:rPr>
           <w:smallCaps/>
         </w:rPr>
+        <w:t xml:space="preserve">Hurwicz</w:t>
+      </w:r>
+      <w:r>
+        <w:t xml:space="preserve">,</w:t>
+      </w:r>
+      <w:r>
+        <w:t xml:space="preserve"> </w:t>
+      </w:r>
+      <w:r>
+        <w:rPr>
+          <w:smallCaps/>
+        </w:rPr>
+        <w:t xml:space="preserve">Myerson</w:t>
+      </w:r>
+      <w:r>
+        <w:t xml:space="preserve">) y el debate del cálculo socialista (</w:t>
+      </w:r>
+      <w:r>
+        <w:rPr>
+          <w:smallCaps/>
+        </w:rPr>
+        <w:t xml:space="preserve">Lange</w:t>
+      </w:r>
+      <w:r>
+        <w:t xml:space="preserve">,</w:t>
+      </w:r>
+      <w:r>
+        <w:t xml:space="preserve"> </w:t>
+      </w:r>
+      <w:r>
+        <w:rPr>
+          <w:smallCaps/>
+        </w:rPr>
+        <w:t xml:space="preserve">Hayek</w:t>
+      </w:r>
+      <w:r>
+        <w:t xml:space="preserve">) preguntan qué mecanismo asigna bien con información dispersa, y la elección del óptimo social,</w:t>
+      </w:r>
+      <w:r>
+        <w:t xml:space="preserve"> </w:t>
+      </w:r>
+      <w:hyperlink r:id="rId141">
+        <w:r>
+          <w:rPr>
+            <w:rStyle w:val="Referenciaatema"/>
+          </w:rPr>
+          <w:t xml:space="preserve">[ver tema 3.A.24]</w:t>
+        </w:r>
+      </w:hyperlink>
+      <w:r>
+        <w:t xml:space="preserve">.</w:t>
+      </w:r>
+    </w:p>
+    <w:p>
+      <w:pPr>
+        <w:numPr>
+          <w:ilvl w:val="1"/>
+          <w:numId w:val="1125"/>
+        </w:numPr>
+      </w:pPr>
+      <w:r>
+        <w:t xml:space="preserve">La teoría de la negociación (</w:t>
+      </w:r>
+      <w:r>
+        <w:rPr>
+          <w:smallCaps/>
+        </w:rPr>
+        <w:t xml:space="preserve">Nash</w:t>
+      </w:r>
+      <w:r>
+        <w:t xml:space="preserve">,</w:t>
+      </w:r>
+      <w:r>
+        <w:t xml:space="preserve"> </w:t>
+      </w:r>
+      <w:r>
+        <w:rPr>
+          <w:smallCaps/>
+        </w:rPr>
+        <w:t xml:space="preserve">Rubinstein</w:t>
+      </w:r>
+      <w:r>
+        <w:t xml:space="preserve">) elige entre los acuerdos que</w:t>
+      </w:r>
+      <w:r>
+        <w:t xml:space="preserve"> </w:t>
+      </w:r>
+      <w:r>
+        <w:rPr>
+          <w:smallCaps/>
+        </w:rPr>
+        <w:t xml:space="preserve">Edgeworth</w:t>
+      </w:r>
+      <w:r>
+        <w:t xml:space="preserve"> </w:t>
+      </w:r>
+      <w:r>
+        <w:t xml:space="preserve">deja abiertos</w:t>
+      </w:r>
+      <w:r>
+        <w:t xml:space="preserve"> </w:t>
+      </w:r>
+      <w:hyperlink r:id="rId95">
+        <w:r>
+          <w:rPr>
+            <w:rStyle w:val="Referenciaatema"/>
+          </w:rPr>
+          <w:t xml:space="preserve">[ver tema 3.A.14]</w:t>
+        </w:r>
+      </w:hyperlink>
+      <w:r>
+        <w:t xml:space="preserve">.</w:t>
+      </w:r>
+    </w:p>
+    <w:p>
+      <w:pPr>
+        <w:numPr>
+          <w:ilvl w:val="1"/>
+          <w:numId w:val="1125"/>
+        </w:numPr>
+      </w:pPr>
+      <w:r>
+        <w:t xml:space="preserve">La teoría de la demanda de dinero da al dinero la función que aquí le falta</w:t>
+      </w:r>
+      <w:r>
+        <w:t xml:space="preserve"> </w:t>
+      </w:r>
+      <w:hyperlink r:id="rId183">
+        <w:r>
+          <w:rPr>
+            <w:rStyle w:val="Referenciaatema"/>
+          </w:rPr>
+          <w:t xml:space="preserve">[ver tema 3.A.35]</w:t>
+        </w:r>
+      </w:hyperlink>
+      <w:r>
+        <w:t xml:space="preserve">.</w:t>
+      </w:r>
+    </w:p>
+    <w:p>
+      <w:pPr>
+        <w:keepNext/>
+        <w:numPr>
+          <w:ilvl w:val="1"/>
+          <w:numId w:val="1125"/>
+        </w:numPr>
+      </w:pPr>
+      <w:r>
+        <w:t xml:space="preserve">El modelo ha sido criticado:</w:t>
+      </w:r>
+    </w:p>
+    <w:p>
+      <w:pPr>
+        <w:numPr>
+          <w:ilvl w:val="2"/>
+          <w:numId w:val="1126"/>
+        </w:numPr>
+      </w:pPr>
+      <w:r>
+        <w:t xml:space="preserve">la escuela austriaca ve la competencia como un proceso de descubrimiento y no como un estado;</w:t>
+      </w:r>
+    </w:p>
+    <w:p>
+      <w:pPr>
+        <w:numPr>
+          <w:ilvl w:val="2"/>
+          <w:numId w:val="1126"/>
+        </w:numPr>
+      </w:pPr>
+      <w:r>
+        <w:t xml:space="preserve">los teóricos del desequilibrio (</w:t>
+      </w:r>
+      <w:r>
+        <w:rPr>
+          <w:smallCaps/>
+        </w:rPr>
         <w:t xml:space="preserve">Clower</w:t>
       </w:r>
       <w:r>
@@ -35496,9 +36140,14 @@
       <w:r>
         <w:t xml:space="preserve">;</w:t>
       </w:r>
-      <w:r>
-        <w:t xml:space="preserve"> </w:t>
-      </w:r>
+    </w:p>
+    <w:p>
+      <w:pPr>
+        <w:numPr>
+          <w:ilvl w:val="2"/>
+          <w:numId w:val="1126"/>
+        </w:numPr>
+      </w:pPr>
       <w:r>
         <w:rPr>
           <w:smallCaps/>
@@ -35526,7 +36175,18 @@
         <w:t xml:space="preserve"> </w:t>
       </w:r>
       <w:r>
-        <w:t xml:space="preserve">subraya los problemas de agregación; la economía conductual, con</w:t>
+        <w:t xml:space="preserve">subraya los problemas de agregación;</w:t>
+      </w:r>
+    </w:p>
+    <w:p>
+      <w:pPr>
+        <w:numPr>
+          <w:ilvl w:val="2"/>
+          <w:numId w:val="1126"/>
+        </w:numPr>
+      </w:pPr>
+      <w:r>
+        <w:t xml:space="preserve">la economía conductual, con</w:t>
       </w:r>
       <w:r>
         <w:t xml:space="preserve"> </w:t>
@@ -35568,14 +36228,25 @@
         <w:t xml:space="preserve">)</w:t>
       </w:r>
       <w:r>
-        <w:t xml:space="preserve">, y la macroeconomía financiera, las restricciones de crédito que el modelo ignora.</w:t>
+        <w:t xml:space="preserve">;</w:t>
+      </w:r>
+    </w:p>
+    <w:p>
+      <w:pPr>
+        <w:numPr>
+          <w:ilvl w:val="2"/>
+          <w:numId w:val="1126"/>
+        </w:numPr>
+      </w:pPr>
+      <w:r>
+        <w:t xml:space="preserve">la macroeconomía financiera, las restricciones de crédito que el modelo ignora.</w:t>
       </w:r>
     </w:p>
     <w:p>
       <w:pPr>
         <w:numPr>
           <w:ilvl w:val="0"/>
-          <w:numId w:val="1108"/>
+          <w:numId w:val="1123"/>
         </w:numPr>
       </w:pPr>
       <w:r>
@@ -35595,7 +36266,7 @@
       <w:pPr>
         <w:numPr>
           <w:ilvl w:val="0"/>
-          <w:numId w:val="1108"/>
+          <w:numId w:val="1123"/>
         </w:numPr>
       </w:pPr>
       <w:r>
@@ -35694,7 +36365,7 @@
       <w:pPr>
         <w:numPr>
           <w:ilvl w:val="0"/>
-          <w:numId w:val="1111"/>
+          <w:numId w:val="1127"/>
         </w:numPr>
       </w:pPr>
       <w:r>
@@ -36424,7 +37095,7 @@
       <w:pPr>
         <w:numPr>
           <w:ilvl w:val="0"/>
-          <w:numId w:val="1111"/>
+          <w:numId w:val="1127"/>
         </w:numPr>
       </w:pPr>
       <w:r>
@@ -36882,7 +37553,7 @@
       <w:pPr>
         <w:numPr>
           <w:ilvl w:val="0"/>
-          <w:numId w:val="1111"/>
+          <w:numId w:val="1127"/>
         </w:numPr>
       </w:pPr>
       <w:r>
@@ -37271,7 +37942,7 @@
         <w:keepNext/>
         <w:numPr>
           <w:ilvl w:val="0"/>
-          <w:numId w:val="1112"/>
+          <w:numId w:val="1128"/>
         </w:numPr>
       </w:pPr>
       <w:r>
@@ -37314,7 +37985,7 @@
       <w:pPr>
         <w:numPr>
           <w:ilvl w:val="1"/>
-          <w:numId w:val="1113"/>
+          <w:numId w:val="1129"/>
         </w:numPr>
       </w:pPr>
       <w:r>
@@ -37537,7 +38208,7 @@
       <w:pPr>
         <w:numPr>
           <w:ilvl w:val="1"/>
-          <w:numId w:val="1113"/>
+          <w:numId w:val="1129"/>
         </w:numPr>
       </w:pPr>
       <w:r>
@@ -37712,7 +38383,7 @@
       <w:pPr>
         <w:numPr>
           <w:ilvl w:val="0"/>
-          <w:numId w:val="1112"/>
+          <w:numId w:val="1128"/>
         </w:numPr>
       </w:pPr>
       <w:r>
@@ -37833,9 +38504,14 @@
       <w:r>
         <w:t xml:space="preserve">(si no, la inacción es mejor).</w:t>
       </w:r>
-      <w:r>
-        <w:t xml:space="preserve"> </w:t>
-      </w:r>
+    </w:p>
+    <w:p>
+      <w:pPr>
+        <w:numPr>
+          <w:ilvl w:val="0"/>
+          <w:numId w:val="1128"/>
+        </w:numPr>
+      </w:pPr>
       <w:r>
         <w:rPr>
           <w:i/>
@@ -37900,7 +38576,25 @@
         </m:r>
       </m:oMath>
       <w:r>
-        <w:t xml:space="preserve">: la empresa produce en el tramo creciente del coste marginal. Resultado: la oferta</w:t>
+        <w:t xml:space="preserve">: la empresa produce en el tramo creciente del coste marginal.</w:t>
+      </w:r>
+    </w:p>
+    <w:p>
+      <w:pPr>
+        <w:numPr>
+          <w:ilvl w:val="0"/>
+          <w:numId w:val="1128"/>
+        </w:numPr>
+      </w:pPr>
+      <w:r>
+        <w:rPr>
+          <w:i/>
+          <w:iCs/>
+        </w:rPr>
+        <w:t xml:space="preserve">Resultado</w:t>
+      </w:r>
+      <w:r>
+        <w:t xml:space="preserve">: la oferta</w:t>
       </w:r>
       <w:r>
         <w:t xml:space="preserve"> </w:t>
@@ -38176,6 +38870,7 @@
     <w:p>
       <w:pPr>
         <w:pStyle w:val="FirstParagraph"/>
+        <w:keepNext/>
       </w:pPr>
       <w:r>
         <w:t xml:space="preserve">Este anexo recoge, paso a paso, las 3 demostraciones cuya intuición se cuenta en el apartado </w:t>
@@ -38189,80 +38884,113 @@
         </w:r>
       </w:hyperlink>
       <w:r>
-        <w:t xml:space="preserve">: la existencia con el teorema de</w:t>
-      </w:r>
-      <w:r>
-        <w:t xml:space="preserve"> </w:t>
-      </w:r>
-      <w:r>
-        <w:rPr>
-          <w:smallCaps/>
-        </w:rPr>
-        <w:t xml:space="preserve">Brouwer</w:t>
-      </w:r>
-      <w:r>
-        <w:t xml:space="preserve"> </w:t>
-      </w:r>
-      <w:r>
-        <w:t xml:space="preserve">(</w:t>
-      </w:r>
-      <w:hyperlink w:anchor="anexo_demostracion_existencia">
-        <w:r>
-          <w:rPr>
-            <w:rStyle w:val="Hyperlink"/>
-          </w:rPr>
-          <w:t xml:space="preserve">B.1</w:t>
-        </w:r>
-      </w:hyperlink>
-      <w:r>
-        <w:t xml:space="preserve">), la unicidad por el axioma débil y por los sustitutivos brutos (</w:t>
-      </w:r>
-      <w:hyperlink w:anchor="anexo_unicidad">
-        <w:r>
-          <w:rPr>
-            <w:rStyle w:val="Hyperlink"/>
-          </w:rPr>
-          <w:t xml:space="preserve">B.2</w:t>
-        </w:r>
-      </w:hyperlink>
-      <w:r>
-        <w:t xml:space="preserve">) y la estabilidad del tanteo con la distancia al equilibrio (</w:t>
-      </w:r>
-      <w:hyperlink w:anchor="anexo_estabilidad">
-        <w:r>
-          <w:rPr>
-            <w:rStyle w:val="Hyperlink"/>
-          </w:rPr>
-          <w:t xml:space="preserve">B.3</w:t>
-        </w:r>
-      </w:hyperlink>
-      <w:r>
-        <w:t xml:space="preserve">).</w:t>
-      </w:r>
-    </w:p>
-    <w:bookmarkStart w:id="229" w:name="anexo_demostracion_existencia"/>
-    <w:p>
-      <w:pPr>
-        <w:pStyle w:val="Heading2"/>
-      </w:pPr>
-      <w:r>
-        <w:t xml:space="preserve">B.1. Demostración de la existencia</w:t>
-      </w:r>
-    </w:p>
-    <w:bookmarkStart w:id="222" w:name="los_teoremas_del_punto_fijo"/>
-    <w:p>
-      <w:pPr>
-        <w:pStyle w:val="Heading4"/>
-      </w:pPr>
-      <w:r>
-        <w:t xml:space="preserve">Los teoremas del punto fijo</w:t>
+        <w:t xml:space="preserve">:</w:t>
       </w:r>
     </w:p>
     <w:p>
       <w:pPr>
         <w:numPr>
           <w:ilvl w:val="0"/>
-          <w:numId w:val="1114"/>
+          <w:numId w:val="1130"/>
+        </w:numPr>
+      </w:pPr>
+      <w:r>
+        <w:t xml:space="preserve">la existencia con el teorema de</w:t>
+      </w:r>
+      <w:r>
+        <w:t xml:space="preserve"> </w:t>
+      </w:r>
+      <w:r>
+        <w:rPr>
+          <w:smallCaps/>
+        </w:rPr>
+        <w:t xml:space="preserve">Brouwer</w:t>
+      </w:r>
+      <w:r>
+        <w:t xml:space="preserve"> </w:t>
+      </w:r>
+      <w:r>
+        <w:t xml:space="preserve">(</w:t>
+      </w:r>
+      <w:hyperlink w:anchor="anexo_demostracion_existencia">
+        <w:r>
+          <w:rPr>
+            <w:rStyle w:val="Hyperlink"/>
+          </w:rPr>
+          <w:t xml:space="preserve">B.1</w:t>
+        </w:r>
+      </w:hyperlink>
+      <w:r>
+        <w:t xml:space="preserve">);</w:t>
+      </w:r>
+    </w:p>
+    <w:p>
+      <w:pPr>
+        <w:numPr>
+          <w:ilvl w:val="0"/>
+          <w:numId w:val="1130"/>
+        </w:numPr>
+      </w:pPr>
+      <w:r>
+        <w:t xml:space="preserve">la unicidad por el axioma débil y por los sustitutivos brutos (</w:t>
+      </w:r>
+      <w:hyperlink w:anchor="anexo_unicidad">
+        <w:r>
+          <w:rPr>
+            <w:rStyle w:val="Hyperlink"/>
+          </w:rPr>
+          <w:t xml:space="preserve">B.2</w:t>
+        </w:r>
+      </w:hyperlink>
+      <w:r>
+        <w:t xml:space="preserve">);</w:t>
+      </w:r>
+    </w:p>
+    <w:p>
+      <w:pPr>
+        <w:numPr>
+          <w:ilvl w:val="0"/>
+          <w:numId w:val="1130"/>
+        </w:numPr>
+      </w:pPr>
+      <w:r>
+        <w:t xml:space="preserve">la estabilidad del tanteo con la distancia al equilibrio (</w:t>
+      </w:r>
+      <w:hyperlink w:anchor="anexo_estabilidad">
+        <w:r>
+          <w:rPr>
+            <w:rStyle w:val="Hyperlink"/>
+          </w:rPr>
+          <w:t xml:space="preserve">B.3</w:t>
+        </w:r>
+      </w:hyperlink>
+      <w:r>
+        <w:t xml:space="preserve">).</w:t>
+      </w:r>
+    </w:p>
+    <w:bookmarkStart w:id="229" w:name="anexo_demostracion_existencia"/>
+    <w:p>
+      <w:pPr>
+        <w:pStyle w:val="Heading2"/>
+      </w:pPr>
+      <w:r>
+        <w:t xml:space="preserve">B.1. Demostración de la existencia</w:t>
+      </w:r>
+    </w:p>
+    <w:bookmarkStart w:id="222" w:name="los_teoremas_del_punto_fijo"/>
+    <w:p>
+      <w:pPr>
+        <w:pStyle w:val="Heading4"/>
+      </w:pPr>
+      <w:r>
+        <w:t xml:space="preserve">Los teoremas del punto fijo</w:t>
+      </w:r>
+    </w:p>
+    <w:p>
+      <w:pPr>
+        <w:numPr>
+          <w:ilvl w:val="0"/>
+          <w:numId w:val="1131"/>
         </w:numPr>
       </w:pPr>
       <w:r>
@@ -38407,7 +39135,7 @@
       <w:pPr>
         <w:numPr>
           <w:ilvl w:val="0"/>
-          <w:numId w:val="1114"/>
+          <w:numId w:val="1131"/>
         </w:numPr>
       </w:pPr>
       <w:r>
@@ -38426,7 +39154,7 @@
         <w:keepNext/>
         <w:numPr>
           <w:ilvl w:val="0"/>
-          <w:numId w:val="1114"/>
+          <w:numId w:val="1131"/>
         </w:numPr>
       </w:pPr>
       <w:r>
@@ -38474,7 +39202,7 @@
       <w:pPr>
         <w:numPr>
           <w:ilvl w:val="1"/>
-          <w:numId w:val="1115"/>
+          <w:numId w:val="1132"/>
         </w:numPr>
       </w:pPr>
       <w:r>
@@ -38797,7 +39525,7 @@
       <w:pPr>
         <w:numPr>
           <w:ilvl w:val="1"/>
-          <w:numId w:val="1115"/>
+          <w:numId w:val="1132"/>
         </w:numPr>
       </w:pPr>
       <w:r>
@@ -39006,9 +39734,10 @@
     </w:p>
     <w:p>
       <w:pPr>
+        <w:keepNext/>
         <w:numPr>
           <w:ilvl w:val="0"/>
-          <w:numId w:val="1114"/>
+          <w:numId w:val="1131"/>
         </w:numPr>
       </w:pPr>
       <w:r>
@@ -39019,7 +39748,40 @@
         <w:t xml:space="preserve">Lo que hay que comprobar</w:t>
       </w:r>
       <w:r>
-        <w:t xml:space="preserve">: que existe un conjunto de precios no vacío, cerrado, acotado y convexo (paso 1) y una función continua de ese conjunto en sí mismo (paso 2); entonces</w:t>
+        <w:t xml:space="preserve">:</w:t>
+      </w:r>
+    </w:p>
+    <w:p>
+      <w:pPr>
+        <w:numPr>
+          <w:ilvl w:val="1"/>
+          <w:numId w:val="1133"/>
+        </w:numPr>
+      </w:pPr>
+      <w:r>
+        <w:t xml:space="preserve">que existe un conjunto de precios no vacío, cerrado, acotado y convexo (paso 1);</w:t>
+      </w:r>
+    </w:p>
+    <w:p>
+      <w:pPr>
+        <w:numPr>
+          <w:ilvl w:val="1"/>
+          <w:numId w:val="1133"/>
+        </w:numPr>
+      </w:pPr>
+      <w:r>
+        <w:t xml:space="preserve">que existe una función continua de ese conjunto en sí mismo (paso 2);</w:t>
+      </w:r>
+    </w:p>
+    <w:p>
+      <w:pPr>
+        <w:numPr>
+          <w:ilvl w:val="1"/>
+          <w:numId w:val="1133"/>
+        </w:numPr>
+      </w:pPr>
+      <w:r>
+        <w:t xml:space="preserve">entonces</w:t>
       </w:r>
       <w:r>
         <w:t xml:space="preserve"> </w:t>
@@ -39051,7 +39813,7 @@
       <w:pPr>
         <w:numPr>
           <w:ilvl w:val="0"/>
-          <w:numId w:val="1116"/>
+          <w:numId w:val="1134"/>
         </w:numPr>
       </w:pPr>
       <w:r>
@@ -39195,7 +39957,7 @@
       <w:pPr>
         <w:numPr>
           <w:ilvl w:val="0"/>
-          <w:numId w:val="1116"/>
+          <w:numId w:val="1134"/>
         </w:numPr>
       </w:pPr>
       <w:r>
@@ -39296,7 +40058,7 @@
       <w:pPr>
         <w:numPr>
           <w:ilvl w:val="0"/>
-          <w:numId w:val="1117"/>
+          <w:numId w:val="1135"/>
         </w:numPr>
       </w:pPr>
       <w:r>
@@ -39618,7 +40380,7 @@
         <w:keepNext/>
         <w:numPr>
           <w:ilvl w:val="0"/>
-          <w:numId w:val="1117"/>
+          <w:numId w:val="1135"/>
         </w:numPr>
       </w:pPr>
       <w:r>
@@ -39636,7 +40398,7 @@
       <w:pPr>
         <w:numPr>
           <w:ilvl w:val="1"/>
-          <w:numId w:val="1118"/>
+          <w:numId w:val="1136"/>
         </w:numPr>
       </w:pPr>
       <w:r>
@@ -39714,7 +40476,7 @@
       <w:pPr>
         <w:numPr>
           <w:ilvl w:val="1"/>
-          <w:numId w:val="1118"/>
+          <w:numId w:val="1136"/>
         </w:numPr>
       </w:pPr>
       <w:r>
@@ -39784,7 +40546,7 @@
       <w:pPr>
         <w:numPr>
           <w:ilvl w:val="1"/>
-          <w:numId w:val="1118"/>
+          <w:numId w:val="1136"/>
         </w:numPr>
       </w:pPr>
       <w:r>
@@ -39802,7 +40564,7 @@
       <w:pPr>
         <w:numPr>
           <w:ilvl w:val="1"/>
-          <w:numId w:val="1118"/>
+          <w:numId w:val="1136"/>
         </w:numPr>
       </w:pPr>
       <w:r>
@@ -40048,7 +40810,7 @@
         <w:keepNext/>
         <w:numPr>
           <w:ilvl w:val="0"/>
-          <w:numId w:val="1119"/>
+          <w:numId w:val="1137"/>
         </w:numPr>
       </w:pPr>
       <w:r>
@@ -40093,7 +40855,7 @@
       <w:pPr>
         <w:numPr>
           <w:ilvl w:val="1"/>
-          <w:numId w:val="1120"/>
+          <w:numId w:val="1138"/>
         </w:numPr>
       </w:pPr>
       <w:r>
@@ -40176,7 +40938,7 @@
       <w:pPr>
         <w:numPr>
           <w:ilvl w:val="1"/>
-          <w:numId w:val="1120"/>
+          <w:numId w:val="1138"/>
         </w:numPr>
       </w:pPr>
       <w:r>
@@ -40236,7 +40998,7 @@
       <w:pPr>
         <w:numPr>
           <w:ilvl w:val="1"/>
-          <w:numId w:val="1120"/>
+          <w:numId w:val="1138"/>
         </w:numPr>
       </w:pPr>
       <w:r>
@@ -40380,7 +41142,7 @@
       <w:pPr>
         <w:numPr>
           <w:ilvl w:val="0"/>
-          <w:numId w:val="1119"/>
+          <w:numId w:val="1137"/>
         </w:numPr>
       </w:pPr>
       <w:r>
@@ -40533,7 +41295,7 @@
       <w:pPr>
         <w:numPr>
           <w:ilvl w:val="0"/>
-          <w:numId w:val="1119"/>
+          <w:numId w:val="1137"/>
         </w:numPr>
       </w:pPr>
       <w:r>
@@ -40889,7 +41651,7 @@
       <w:pPr>
         <w:numPr>
           <w:ilvl w:val="0"/>
-          <w:numId w:val="1119"/>
+          <w:numId w:val="1137"/>
         </w:numPr>
       </w:pPr>
       <w:r>
@@ -41332,7 +42094,7 @@
       <w:pPr>
         <w:numPr>
           <w:ilvl w:val="0"/>
-          <w:numId w:val="1119"/>
+          <w:numId w:val="1137"/>
         </w:numPr>
       </w:pPr>
       <m:oMath>
@@ -41390,7 +42152,7 @@
       <w:pPr>
         <w:numPr>
           <w:ilvl w:val="0"/>
-          <w:numId w:val="1119"/>
+          <w:numId w:val="1137"/>
         </w:numPr>
       </w:pPr>
       <m:oMath>
@@ -41453,7 +42215,7 @@
       <w:pPr>
         <w:numPr>
           <w:ilvl w:val="0"/>
-          <w:numId w:val="1119"/>
+          <w:numId w:val="1137"/>
         </w:numPr>
       </w:pPr>
       <w:r>
@@ -42243,7 +43005,7 @@
       <w:pPr>
         <w:numPr>
           <w:ilvl w:val="0"/>
-          <w:numId w:val="1121"/>
+          <w:numId w:val="1139"/>
         </w:numPr>
       </w:pPr>
       <w:r>
@@ -42580,7 +43342,7 @@
       <w:pPr>
         <w:numPr>
           <w:ilvl w:val="0"/>
-          <w:numId w:val="1121"/>
+          <w:numId w:val="1139"/>
         </w:numPr>
       </w:pPr>
       <w:r>
@@ -42954,7 +43716,7 @@
       <w:pPr>
         <w:numPr>
           <w:ilvl w:val="0"/>
-          <w:numId w:val="1121"/>
+          <w:numId w:val="1139"/>
         </w:numPr>
       </w:pPr>
       <w:r>
@@ -43523,7 +44285,7 @@
       <w:pPr>
         <w:numPr>
           <w:ilvl w:val="0"/>
-          <w:numId w:val="1121"/>
+          <w:numId w:val="1139"/>
         </w:numPr>
       </w:pPr>
       <w:r>
@@ -43790,7 +44552,7 @@
       <w:pPr>
         <w:numPr>
           <w:ilvl w:val="0"/>
-          <w:numId w:val="1122"/>
+          <w:numId w:val="1140"/>
         </w:numPr>
       </w:pPr>
       <w:r>
@@ -43870,7 +44632,7 @@
       <w:pPr>
         <w:numPr>
           <w:ilvl w:val="0"/>
-          <w:numId w:val="1123"/>
+          <w:numId w:val="1141"/>
         </w:numPr>
       </w:pPr>
       <w:r>
@@ -44256,7 +45018,7 @@
       <w:pPr>
         <w:numPr>
           <w:ilvl w:val="0"/>
-          <w:numId w:val="1123"/>
+          <w:numId w:val="1141"/>
         </w:numPr>
       </w:pPr>
       <w:r>
@@ -44758,7 +45520,7 @@
       <w:pPr>
         <w:numPr>
           <w:ilvl w:val="0"/>
-          <w:numId w:val="1123"/>
+          <w:numId w:val="1141"/>
         </w:numPr>
       </w:pPr>
       <w:r>
@@ -44898,7 +45660,7 @@
       <w:pPr>
         <w:numPr>
           <w:ilvl w:val="0"/>
-          <w:numId w:val="1123"/>
+          <w:numId w:val="1141"/>
         </w:numPr>
       </w:pPr>
       <w:r>
@@ -45019,7 +45781,7 @@
       <w:pPr>
         <w:numPr>
           <w:ilvl w:val="0"/>
-          <w:numId w:val="1124"/>
+          <w:numId w:val="1142"/>
         </w:numPr>
       </w:pPr>
       <w:r>
@@ -45345,7 +46107,7 @@
       <w:pPr>
         <w:numPr>
           <w:ilvl w:val="0"/>
-          <w:numId w:val="1124"/>
+          <w:numId w:val="1142"/>
         </w:numPr>
       </w:pPr>
       <w:r>
@@ -46005,7 +46767,7 @@
       <w:pPr>
         <w:numPr>
           <w:ilvl w:val="0"/>
-          <w:numId w:val="1124"/>
+          <w:numId w:val="1142"/>
         </w:numPr>
       </w:pPr>
       <w:r>
@@ -46193,7 +46955,7 @@
       <w:pPr>
         <w:numPr>
           <w:ilvl w:val="0"/>
-          <w:numId w:val="1124"/>
+          <w:numId w:val="1142"/>
         </w:numPr>
       </w:pPr>
       <w:r>
@@ -46659,7 +47421,7 @@
       <w:pPr>
         <w:numPr>
           <w:ilvl w:val="0"/>
-          <w:numId w:val="1124"/>
+          <w:numId w:val="1142"/>
         </w:numPr>
       </w:pPr>
       <w:r>
@@ -46698,7 +47460,7 @@
       <w:pPr>
         <w:numPr>
           <w:ilvl w:val="0"/>
-          <w:numId w:val="1125"/>
+          <w:numId w:val="1143"/>
         </w:numPr>
       </w:pPr>
       <w:r>
@@ -47117,7 +47879,7 @@
       <w:pPr>
         <w:numPr>
           <w:ilvl w:val="0"/>
-          <w:numId w:val="1125"/>
+          <w:numId w:val="1143"/>
         </w:numPr>
       </w:pPr>
       <w:r>
@@ -47488,7 +48250,7 @@
       <w:pPr>
         <w:numPr>
           <w:ilvl w:val="0"/>
-          <w:numId w:val="1126"/>
+          <w:numId w:val="1144"/>
         </w:numPr>
       </w:pPr>
       <w:r>
@@ -47531,7 +48293,7 @@
       <w:pPr>
         <w:numPr>
           <w:ilvl w:val="0"/>
-          <w:numId w:val="1126"/>
+          <w:numId w:val="1144"/>
         </w:numPr>
       </w:pPr>
       <w:r>
@@ -47649,7 +48411,7 @@
       <w:pPr>
         <w:numPr>
           <w:ilvl w:val="0"/>
-          <w:numId w:val="1127"/>
+          <w:numId w:val="1145"/>
         </w:numPr>
       </w:pPr>
       <w:r>
@@ -47692,7 +48454,7 @@
       <w:pPr>
         <w:numPr>
           <w:ilvl w:val="0"/>
-          <w:numId w:val="1128"/>
+          <w:numId w:val="1146"/>
         </w:numPr>
       </w:pPr>
       <w:r>
@@ -47756,7 +48518,7 @@
       <w:pPr>
         <w:numPr>
           <w:ilvl w:val="0"/>
-          <w:numId w:val="1128"/>
+          <w:numId w:val="1146"/>
         </w:numPr>
       </w:pPr>
       <w:r>
@@ -47932,7 +48694,7 @@
       <w:pPr>
         <w:numPr>
           <w:ilvl w:val="0"/>
-          <w:numId w:val="1129"/>
+          <w:numId w:val="1147"/>
         </w:numPr>
       </w:pPr>
       <w:r>
@@ -48118,7 +48880,7 @@
       <w:pPr>
         <w:numPr>
           <w:ilvl w:val="0"/>
-          <w:numId w:val="1129"/>
+          <w:numId w:val="1147"/>
         </w:numPr>
       </w:pPr>
       <w:r>
@@ -48571,7 +49333,7 @@
       <w:pPr>
         <w:numPr>
           <w:ilvl w:val="0"/>
-          <w:numId w:val="1129"/>
+          <w:numId w:val="1147"/>
         </w:numPr>
       </w:pPr>
       <w:r>
@@ -48802,7 +49564,7 @@
       <w:pPr>
         <w:numPr>
           <w:ilvl w:val="0"/>
-          <w:numId w:val="1129"/>
+          <w:numId w:val="1147"/>
         </w:numPr>
       </w:pPr>
       <w:r>
@@ -48937,7 +49699,7 @@
       <w:pPr>
         <w:numPr>
           <w:ilvl w:val="0"/>
-          <w:numId w:val="1129"/>
+          <w:numId w:val="1147"/>
         </w:numPr>
       </w:pPr>
       <w:r>
@@ -49503,7 +50265,7 @@
       <w:pPr>
         <w:numPr>
           <w:ilvl w:val="0"/>
-          <w:numId w:val="1130"/>
+          <w:numId w:val="1148"/>
         </w:numPr>
       </w:pPr>
       <w:r>
@@ -49606,7 +50368,7 @@
       <w:pPr>
         <w:numPr>
           <w:ilvl w:val="0"/>
-          <w:numId w:val="1130"/>
+          <w:numId w:val="1148"/>
         </w:numPr>
       </w:pPr>
       <w:r>
@@ -49648,7 +50410,7 @@
       <w:pPr>
         <w:numPr>
           <w:ilvl w:val="0"/>
-          <w:numId w:val="1131"/>
+          <w:numId w:val="1149"/>
         </w:numPr>
       </w:pPr>
       <w:r>
@@ -49690,7 +50452,7 @@
       <w:pPr>
         <w:numPr>
           <w:ilvl w:val="0"/>
-          <w:numId w:val="1132"/>
+          <w:numId w:val="1150"/>
         </w:numPr>
       </w:pPr>
       <w:r>
@@ -49862,7 +50624,7 @@
       <w:pPr>
         <w:numPr>
           <w:ilvl w:val="0"/>
-          <w:numId w:val="1132"/>
+          <w:numId w:val="1150"/>
         </w:numPr>
       </w:pPr>
       <w:r>
@@ -49892,7 +50654,7 @@
       <w:pPr>
         <w:numPr>
           <w:ilvl w:val="0"/>
-          <w:numId w:val="1132"/>
+          <w:numId w:val="1150"/>
         </w:numPr>
       </w:pPr>
       <w:r>
@@ -50223,7 +50985,7 @@
       <w:pPr>
         <w:numPr>
           <w:ilvl w:val="0"/>
-          <w:numId w:val="1133"/>
+          <w:numId w:val="1151"/>
         </w:numPr>
       </w:pPr>
       <w:r>
@@ -50699,7 +51461,7 @@
       <w:pPr>
         <w:numPr>
           <w:ilvl w:val="0"/>
-          <w:numId w:val="1133"/>
+          <w:numId w:val="1151"/>
         </w:numPr>
       </w:pPr>
       <w:r>
@@ -50953,7 +51715,7 @@
       <w:pPr>
         <w:numPr>
           <w:ilvl w:val="0"/>
-          <w:numId w:val="1133"/>
+          <w:numId w:val="1151"/>
         </w:numPr>
       </w:pPr>
       <w:r>
@@ -51483,7 +52245,7 @@
       <w:pPr>
         <w:numPr>
           <w:ilvl w:val="0"/>
-          <w:numId w:val="1133"/>
+          <w:numId w:val="1151"/>
         </w:numPr>
       </w:pPr>
       <w:r>
@@ -51662,7 +52424,7 @@
       <w:pPr>
         <w:numPr>
           <w:ilvl w:val="0"/>
-          <w:numId w:val="1133"/>
+          <w:numId w:val="1151"/>
         </w:numPr>
       </w:pPr>
       <w:r>
@@ -52536,9 +53298,10 @@
     </w:p>
     <w:p>
       <w:pPr>
+        <w:keepNext/>
         <w:numPr>
           <w:ilvl w:val="0"/>
-          <w:numId w:val="1134"/>
+          <w:numId w:val="1152"/>
         </w:numPr>
       </w:pPr>
       <w:r>
@@ -52597,11 +53360,16 @@
         </m:acc>
       </m:oMath>
       <w:r>
-        <w:t xml:space="preserve">.</w:t>
-      </w:r>
-      <w:r>
-        <w:t xml:space="preserve"> </w:t>
-      </w:r>
+        <w:t xml:space="preserve">. Aportaciones:</w:t>
+      </w:r>
+    </w:p>
+    <w:p>
+      <w:pPr>
+        <w:numPr>
+          <w:ilvl w:val="1"/>
+          <w:numId w:val="1153"/>
+        </w:numPr>
+      </w:pPr>
       <w:r>
         <w:rPr>
           <w:smallCaps/>
@@ -52631,9 +53399,14 @@
       <w:r>
         <w:t xml:space="preserve">propone unas condiciones estáticas de estabilidad «perfecta», mercado a mercado;</w:t>
       </w:r>
-      <w:r>
-        <w:t xml:space="preserve"> </w:t>
-      </w:r>
+    </w:p>
+    <w:p>
+      <w:pPr>
+        <w:numPr>
+          <w:ilvl w:val="1"/>
+          <w:numId w:val="1153"/>
+        </w:numPr>
+      </w:pPr>
       <w:r>
         <w:rPr>
           <w:smallCaps/>
@@ -52676,11 +53449,16 @@
         <w:t xml:space="preserve"> </w:t>
       </w:r>
       <w:r>
-        <w:t xml:space="preserve">no son ni necesarias ni suficientes, y</w:t>
-      </w:r>
-      <w:r>
-        <w:t xml:space="preserve"> </w:t>
-      </w:r>
+        <w:t xml:space="preserve">no son ni necesarias ni suficientes;</w:t>
+      </w:r>
+    </w:p>
+    <w:p>
+      <w:pPr>
+        <w:numPr>
+          <w:ilvl w:val="1"/>
+          <w:numId w:val="1153"/>
+        </w:numPr>
+      </w:pPr>
       <w:r>
         <w:rPr>
           <w:smallCaps/>
@@ -52715,7 +53493,7 @@
       <w:pPr>
         <w:numPr>
           <w:ilvl w:val="0"/>
-          <w:numId w:val="1134"/>
+          <w:numId w:val="1152"/>
         </w:numPr>
       </w:pPr>
       <w:r>
@@ -52859,7 +53637,7 @@
       <w:pPr>
         <w:numPr>
           <w:ilvl w:val="0"/>
-          <w:numId w:val="1135"/>
+          <w:numId w:val="1154"/>
         </w:numPr>
       </w:pPr>
       <w:r>
@@ -52912,7 +53690,7 @@
         <w:keepNext/>
         <w:numPr>
           <w:ilvl w:val="0"/>
-          <w:numId w:val="1135"/>
+          <w:numId w:val="1154"/>
         </w:numPr>
       </w:pPr>
       <w:r>
@@ -52930,7 +53708,7 @@
       <w:pPr>
         <w:numPr>
           <w:ilvl w:val="1"/>
-          <w:numId w:val="1136"/>
+          <w:numId w:val="1155"/>
         </w:numPr>
       </w:pPr>
       <w:r>
@@ -52954,7 +53732,7 @@
       <w:pPr>
         <w:numPr>
           <w:ilvl w:val="1"/>
-          <w:numId w:val="1136"/>
+          <w:numId w:val="1155"/>
         </w:numPr>
       </w:pPr>
       <w:r>
@@ -52978,7 +53756,7 @@
       <w:pPr>
         <w:numPr>
           <w:ilvl w:val="1"/>
-          <w:numId w:val="1136"/>
+          <w:numId w:val="1155"/>
         </w:numPr>
       </w:pPr>
       <w:r>
@@ -53006,7 +53784,7 @@
         <w:keepNext/>
         <w:numPr>
           <w:ilvl w:val="0"/>
-          <w:numId w:val="1135"/>
+          <w:numId w:val="1154"/>
         </w:numPr>
       </w:pPr>
       <w:r>
@@ -53024,7 +53802,7 @@
       <w:pPr>
         <w:numPr>
           <w:ilvl w:val="1"/>
-          <w:numId w:val="1137"/>
+          <w:numId w:val="1156"/>
         </w:numPr>
       </w:pPr>
       <w:r>
@@ -53048,7 +53826,7 @@
       <w:pPr>
         <w:numPr>
           <w:ilvl w:val="1"/>
-          <w:numId w:val="1137"/>
+          <w:numId w:val="1156"/>
         </w:numPr>
       </w:pPr>
       <w:r>
@@ -53066,7 +53844,7 @@
       <w:pPr>
         <w:numPr>
           <w:ilvl w:val="1"/>
-          <w:numId w:val="1137"/>
+          <w:numId w:val="1156"/>
         </w:numPr>
       </w:pPr>
       <w:r>
@@ -53090,7 +53868,7 @@
       <w:pPr>
         <w:numPr>
           <w:ilvl w:val="1"/>
-          <w:numId w:val="1137"/>
+          <w:numId w:val="1156"/>
         </w:numPr>
       </w:pPr>
       <w:r>
@@ -53178,7 +53956,7 @@
       <w:pPr>
         <w:numPr>
           <w:ilvl w:val="1"/>
-          <w:numId w:val="1137"/>
+          <w:numId w:val="1156"/>
         </w:numPr>
       </w:pPr>
       <w:r>
@@ -53216,7 +53994,7 @@
       <w:pPr>
         <w:numPr>
           <w:ilvl w:val="0"/>
-          <w:numId w:val="1135"/>
+          <w:numId w:val="1154"/>
         </w:numPr>
       </w:pPr>
       <w:r>
@@ -53353,7 +54131,7 @@
         <w:keepNext/>
         <w:numPr>
           <w:ilvl w:val="0"/>
-          <w:numId w:val="1138"/>
+          <w:numId w:val="1157"/>
         </w:numPr>
       </w:pPr>
       <w:r>
@@ -53439,7 +54217,7 @@
       <w:pPr>
         <w:numPr>
           <w:ilvl w:val="1"/>
-          <w:numId w:val="1139"/>
+          <w:numId w:val="1158"/>
         </w:numPr>
       </w:pPr>
       <w:r>
@@ -53457,7 +54235,7 @@
       <w:pPr>
         <w:numPr>
           <w:ilvl w:val="1"/>
-          <w:numId w:val="1139"/>
+          <w:numId w:val="1158"/>
         </w:numPr>
       </w:pPr>
       <w:r>
@@ -53475,7 +54253,7 @@
       <w:pPr>
         <w:numPr>
           <w:ilvl w:val="1"/>
-          <w:numId w:val="1139"/>
+          <w:numId w:val="1158"/>
         </w:numPr>
       </w:pPr>
       <w:r>
@@ -53493,7 +54271,7 @@
       <w:pPr>
         <w:numPr>
           <w:ilvl w:val="1"/>
-          <w:numId w:val="1139"/>
+          <w:numId w:val="1158"/>
         </w:numPr>
       </w:pPr>
       <w:r>
@@ -53793,7 +54571,7 @@
         <w:keepNext/>
         <w:numPr>
           <w:ilvl w:val="0"/>
-          <w:numId w:val="1138"/>
+          <w:numId w:val="1157"/>
         </w:numPr>
       </w:pPr>
       <w:r>
@@ -53885,7 +54663,7 @@
       <w:pPr>
         <w:numPr>
           <w:ilvl w:val="1"/>
-          <w:numId w:val="1140"/>
+          <w:numId w:val="1159"/>
         </w:numPr>
       </w:pPr>
       <w:r>
@@ -54118,7 +54896,7 @@
       <w:pPr>
         <w:numPr>
           <w:ilvl w:val="1"/>
-          <w:numId w:val="1140"/>
+          <w:numId w:val="1159"/>
         </w:numPr>
       </w:pPr>
       <w:r>
@@ -54243,7 +55021,7 @@
       <w:pPr>
         <w:numPr>
           <w:ilvl w:val="1"/>
-          <w:numId w:val="1140"/>
+          <w:numId w:val="1159"/>
         </w:numPr>
       </w:pPr>
       <w:r>
@@ -54550,7 +55328,7 @@
       <w:pPr>
         <w:numPr>
           <w:ilvl w:val="1"/>
-          <w:numId w:val="1140"/>
+          <w:numId w:val="1159"/>
         </w:numPr>
       </w:pPr>
       <w:r>
@@ -54784,7 +55562,7 @@
       <w:pPr>
         <w:numPr>
           <w:ilvl w:val="0"/>
-          <w:numId w:val="1138"/>
+          <w:numId w:val="1157"/>
         </w:numPr>
       </w:pPr>
       <w:r>
@@ -54829,7 +55607,7 @@
       <w:pPr>
         <w:numPr>
           <w:ilvl w:val="0"/>
-          <w:numId w:val="1138"/>
+          <w:numId w:val="1157"/>
         </w:numPr>
       </w:pPr>
       <w:r>
@@ -54873,7 +55651,7 @@
       <w:pPr>
         <w:numPr>
           <w:ilvl w:val="0"/>
-          <w:numId w:val="1138"/>
+          <w:numId w:val="1157"/>
         </w:numPr>
       </w:pPr>
       <w:r>
@@ -54919,7 +55697,7 @@
       <w:pPr>
         <w:numPr>
           <w:ilvl w:val="0"/>
-          <w:numId w:val="1138"/>
+          <w:numId w:val="1157"/>
         </w:numPr>
       </w:pPr>
       <w:r>
@@ -55125,7 +55903,7 @@
         <w:keepNext/>
         <w:numPr>
           <w:ilvl w:val="0"/>
-          <w:numId w:val="1141"/>
+          <w:numId w:val="1160"/>
         </w:numPr>
       </w:pPr>
       <w:r>
@@ -55197,7 +55975,7 @@
       <w:pPr>
         <w:numPr>
           <w:ilvl w:val="1"/>
-          <w:numId w:val="1142"/>
+          <w:numId w:val="1161"/>
         </w:numPr>
       </w:pPr>
       <w:r>
@@ -55407,7 +56185,7 @@
       <w:pPr>
         <w:numPr>
           <w:ilvl w:val="1"/>
-          <w:numId w:val="1142"/>
+          <w:numId w:val="1161"/>
         </w:numPr>
       </w:pPr>
       <w:r>
@@ -55648,7 +56426,7 @@
       <w:pPr>
         <w:numPr>
           <w:ilvl w:val="0"/>
-          <w:numId w:val="1141"/>
+          <w:numId w:val="1160"/>
         </w:numPr>
       </w:pPr>
       <w:r>
@@ -55691,7 +56469,7 @@
       <w:pPr>
         <w:numPr>
           <w:ilvl w:val="0"/>
-          <w:numId w:val="1141"/>
+          <w:numId w:val="1160"/>
         </w:numPr>
       </w:pPr>
       <w:r>
@@ -56524,7 +57302,7 @@
       <w:pPr>
         <w:numPr>
           <w:ilvl w:val="0"/>
-          <w:numId w:val="1143"/>
+          <w:numId w:val="1162"/>
         </w:numPr>
       </w:pPr>
       <w:r>
@@ -56542,7 +57320,7 @@
       <w:pPr>
         <w:numPr>
           <w:ilvl w:val="0"/>
-          <w:numId w:val="1143"/>
+          <w:numId w:val="1162"/>
         </w:numPr>
       </w:pPr>
       <w:r>
@@ -56659,7 +57437,7 @@
       <w:pPr>
         <w:numPr>
           <w:ilvl w:val="0"/>
-          <w:numId w:val="1144"/>
+          <w:numId w:val="1163"/>
         </w:numPr>
       </w:pPr>
       <w:r>
@@ -57180,7 +57958,7 @@
       <w:pPr>
         <w:numPr>
           <w:ilvl w:val="0"/>
-          <w:numId w:val="1144"/>
+          <w:numId w:val="1163"/>
         </w:numPr>
       </w:pPr>
       <w:r>
@@ -57553,7 +58331,7 @@
       <w:pPr>
         <w:numPr>
           <w:ilvl w:val="0"/>
-          <w:numId w:val="1144"/>
+          <w:numId w:val="1163"/>
         </w:numPr>
       </w:pPr>
       <w:r>
@@ -57916,7 +58694,7 @@
       <w:pPr>
         <w:numPr>
           <w:ilvl w:val="0"/>
-          <w:numId w:val="1144"/>
+          <w:numId w:val="1163"/>
         </w:numPr>
       </w:pPr>
       <w:r>
@@ -58722,7 +59500,7 @@
       <w:pPr>
         <w:numPr>
           <w:ilvl w:val="1"/>
-          <w:numId w:val="1145"/>
+          <w:numId w:val="1164"/>
         </w:numPr>
       </w:pPr>
       <w:r>
@@ -59576,7 +60354,7 @@
       <w:pPr>
         <w:numPr>
           <w:ilvl w:val="0"/>
-          <w:numId w:val="1144"/>
+          <w:numId w:val="1163"/>
         </w:numPr>
       </w:pPr>
       <w:r>
@@ -60188,7 +60966,7 @@
       <w:pPr>
         <w:numPr>
           <w:ilvl w:val="1"/>
-          <w:numId w:val="1146"/>
+          <w:numId w:val="1165"/>
         </w:numPr>
       </w:pPr>
       <w:r>
@@ -60854,7 +61632,7 @@
       <w:pPr>
         <w:numPr>
           <w:ilvl w:val="0"/>
-          <w:numId w:val="1144"/>
+          <w:numId w:val="1163"/>
         </w:numPr>
       </w:pPr>
       <w:r>
@@ -61246,7 +62024,7 @@
       <w:pPr>
         <w:numPr>
           <w:ilvl w:val="0"/>
-          <w:numId w:val="1147"/>
+          <w:numId w:val="1166"/>
         </w:numPr>
       </w:pPr>
       <w:r>
@@ -61354,7 +62132,7 @@
       <w:pPr>
         <w:numPr>
           <w:ilvl w:val="0"/>
-          <w:numId w:val="1147"/>
+          <w:numId w:val="1166"/>
         </w:numPr>
       </w:pPr>
       <w:r>
@@ -61572,9 +62350,10 @@
     </w:p>
     <w:p>
       <w:pPr>
+        <w:keepNext/>
         <w:numPr>
           <w:ilvl w:val="0"/>
-          <w:numId w:val="1147"/>
+          <w:numId w:val="1166"/>
         </w:numPr>
       </w:pPr>
       <w:r>
@@ -61587,9 +62366,14 @@
       <w:r>
         <w:t xml:space="preserve">:</w:t>
       </w:r>
-      <w:r>
-        <w:t xml:space="preserve"> </w:t>
-      </w:r>
+    </w:p>
+    <w:p>
+      <w:pPr>
+        <w:numPr>
+          <w:ilvl w:val="1"/>
+          <w:numId w:val="1167"/>
+        </w:numPr>
+      </w:pPr>
       <w:r>
         <w:rPr>
           <w:smallCaps/>
@@ -61602,9 +62386,14 @@
       <w:r>
         <w:t xml:space="preserve">(1935-1936);</w:t>
       </w:r>
-      <w:r>
-        <w:t xml:space="preserve"> </w:t>
-      </w:r>
+    </w:p>
+    <w:p>
+      <w:pPr>
+        <w:numPr>
+          <w:ilvl w:val="1"/>
+          <w:numId w:val="1167"/>
+        </w:numPr>
+      </w:pPr>
       <w:r>
         <w:rPr>
           <w:smallCaps/>
@@ -61647,9 +62436,14 @@
       <w:r>
         <w:t xml:space="preserve">(1954) con punto fijo;</w:t>
       </w:r>
-      <w:r>
-        <w:t xml:space="preserve"> </w:t>
-      </w:r>
+    </w:p>
+    <w:p>
+      <w:pPr>
+        <w:numPr>
+          <w:ilvl w:val="1"/>
+          <w:numId w:val="1167"/>
+        </w:numPr>
+      </w:pPr>
       <w:r>
         <w:rPr>
           <w:smallCaps/>
@@ -61675,7 +62469,18 @@
         <w:t xml:space="preserve"> </w:t>
       </w:r>
       <w:r>
-        <w:t xml:space="preserve">(correspondencias). Basta</w:t>
+        <w:t xml:space="preserve">(correspondencias).</w:t>
+      </w:r>
+    </w:p>
+    <w:p>
+      <w:pPr>
+        <w:numPr>
+          <w:ilvl w:val="0"/>
+          <w:numId w:val="1166"/>
+        </w:numPr>
+      </w:pPr>
+      <w:r>
+        <w:t xml:space="preserve">Para la existencia basta</w:t>
       </w:r>
       <w:r>
         <w:t xml:space="preserve"> </w:t>
@@ -61713,9 +62518,10 @@
     </w:p>
     <w:p>
       <w:pPr>
+        <w:keepNext/>
         <w:numPr>
           <w:ilvl w:val="0"/>
-          <w:numId w:val="1147"/>
+          <w:numId w:val="1166"/>
         </w:numPr>
       </w:pPr>
       <w:r>
@@ -61726,7 +62532,18 @@
         <w:t xml:space="preserve">Unicidad y estabilidad</w:t>
       </w:r>
       <w:r>
-        <w:t xml:space="preserve">: sustitutivos brutos</w:t>
+        <w:t xml:space="preserve">:</w:t>
+      </w:r>
+    </w:p>
+    <w:p>
+      <w:pPr>
+        <w:numPr>
+          <w:ilvl w:val="1"/>
+          <w:numId w:val="1168"/>
+        </w:numPr>
+      </w:pPr>
+      <w:r>
+        <w:t xml:space="preserve">sustitutivos brutos</w:t>
       </w:r>
       <w:r>
         <w:t xml:space="preserve"> </w:t>
@@ -61779,7 +62596,18 @@
         <w:t xml:space="preserve">Hurwicz</w:t>
       </w:r>
       <w:r>
-        <w:t xml:space="preserve">, 1959); contraejemplo de</w:t>
+        <w:t xml:space="preserve">, 1959);</w:t>
+      </w:r>
+    </w:p>
+    <w:p>
+      <w:pPr>
+        <w:numPr>
+          <w:ilvl w:val="1"/>
+          <w:numId w:val="1168"/>
+        </w:numPr>
+      </w:pPr>
+      <w:r>
+        <w:t xml:space="preserve">contraejemplo de</w:t>
       </w:r>
       <w:r>
         <w:t xml:space="preserve"> </w:t>
@@ -61794,7 +62622,18 @@
         <w:t xml:space="preserve"> </w:t>
       </w:r>
       <w:r>
-        <w:t xml:space="preserve">(1960) con 3 bienes complementarios; economías regulares: número finito e impar de equilibrios (</w:t>
+        <w:t xml:space="preserve">(1960) con 3 bienes complementarios;</w:t>
+      </w:r>
+    </w:p>
+    <w:p>
+      <w:pPr>
+        <w:numPr>
+          <w:ilvl w:val="1"/>
+          <w:numId w:val="1168"/>
+        </w:numPr>
+      </w:pPr>
+      <w:r>
+        <w:t xml:space="preserve">economías regulares: número finito e impar de equilibrios (</w:t>
       </w:r>
       <w:r>
         <w:rPr>
@@ -61803,14 +62642,25 @@
         <w:t xml:space="preserve">Debreu</w:t>
       </w:r>
       <w:r>
-        <w:t xml:space="preserve">, 1970); SMD (1972-1974).</w:t>
+        <w:t xml:space="preserve">, 1970);</w:t>
+      </w:r>
+    </w:p>
+    <w:p>
+      <w:pPr>
+        <w:numPr>
+          <w:ilvl w:val="1"/>
+          <w:numId w:val="1168"/>
+        </w:numPr>
+      </w:pPr>
+      <w:r>
+        <w:t xml:space="preserve">SMD (1972-1974).</w:t>
       </w:r>
     </w:p>
     <w:p>
       <w:pPr>
         <w:numPr>
           <w:ilvl w:val="0"/>
-          <w:numId w:val="1147"/>
+          <w:numId w:val="1166"/>
         </w:numPr>
       </w:pPr>
       <w:r>
@@ -61828,7 +62678,7 @@
       <w:pPr>
         <w:numPr>
           <w:ilvl w:val="0"/>
-          <w:numId w:val="1147"/>
+          <w:numId w:val="1166"/>
         </w:numPr>
       </w:pPr>
       <w:r>
@@ -61882,7 +62732,7 @@
       <w:pPr>
         <w:numPr>
           <w:ilvl w:val="0"/>
-          <w:numId w:val="1147"/>
+          <w:numId w:val="1166"/>
         </w:numPr>
       </w:pPr>
       <w:r>
@@ -62041,7 +62891,7 @@
       <w:pPr>
         <w:numPr>
           <w:ilvl w:val="0"/>
-          <w:numId w:val="1148"/>
+          <w:numId w:val="1169"/>
         </w:numPr>
       </w:pPr>
       <w:r>
@@ -62052,7 +62902,7 @@
       <w:pPr>
         <w:numPr>
           <w:ilvl w:val="0"/>
-          <w:numId w:val="1148"/>
+          <w:numId w:val="1169"/>
         </w:numPr>
       </w:pPr>
       <w:r>
@@ -62063,7 +62913,7 @@
       <w:pPr>
         <w:numPr>
           <w:ilvl w:val="0"/>
-          <w:numId w:val="1148"/>
+          <w:numId w:val="1169"/>
         </w:numPr>
       </w:pPr>
       <w:r>
@@ -62104,7 +62954,7 @@
       <w:pPr>
         <w:numPr>
           <w:ilvl w:val="0"/>
-          <w:numId w:val="1148"/>
+          <w:numId w:val="1169"/>
         </w:numPr>
       </w:pPr>
       <w:r>
@@ -62115,7 +62965,7 @@
       <w:pPr>
         <w:numPr>
           <w:ilvl w:val="0"/>
-          <w:numId w:val="1148"/>
+          <w:numId w:val="1169"/>
         </w:numPr>
       </w:pPr>
       <w:r>
@@ -62153,7 +63003,7 @@
       <w:pPr>
         <w:numPr>
           <w:ilvl w:val="0"/>
-          <w:numId w:val="1148"/>
+          <w:numId w:val="1169"/>
         </w:numPr>
       </w:pPr>
       <w:r>
@@ -62191,7 +63041,7 @@
       <w:pPr>
         <w:numPr>
           <w:ilvl w:val="0"/>
-          <w:numId w:val="1148"/>
+          <w:numId w:val="1169"/>
         </w:numPr>
       </w:pPr>
       <w:r>
@@ -62202,7 +63052,7 @@
       <w:pPr>
         <w:numPr>
           <w:ilvl w:val="0"/>
-          <w:numId w:val="1148"/>
+          <w:numId w:val="1169"/>
         </w:numPr>
       </w:pPr>
       <w:r>
@@ -72906,6 +73756,24 @@
     <w:abstractNumId w:val="991"/>
   </w:num>
   <w:num w:numId="1021">
+    <w:abstractNumId w:val="991"/>
+  </w:num>
+  <w:num w:numId="1022">
+    <w:abstractNumId w:val="991"/>
+  </w:num>
+  <w:num w:numId="1023">
+    <w:abstractNumId w:val="991"/>
+  </w:num>
+  <w:num w:numId="1024">
+    <w:abstractNumId w:val="991"/>
+  </w:num>
+  <w:num w:numId="1025">
+    <w:abstractNumId w:val="991"/>
+  </w:num>
+  <w:num w:numId="1026">
+    <w:abstractNumId w:val="991"/>
+  </w:num>
+  <w:num w:numId="1027">
     <w:abstractNumId w:val="99411"/>
     <w:lvlOverride w:ilvl="0">
       <w:startOverride w:val="1"/>
@@ -72935,10 +73803,10 @@
       <w:startOverride w:val="1"/>
     </w:lvlOverride>
   </w:num>
-  <w:num w:numId="1022">
+  <w:num w:numId="1028">
     <w:abstractNumId w:val="991"/>
   </w:num>
-  <w:num w:numId="1023">
+  <w:num w:numId="1029">
     <w:abstractNumId w:val="99411"/>
     <w:lvlOverride w:ilvl="0">
       <w:startOverride w:val="1"/>
@@ -72968,7 +73836,7 @@
       <w:startOverride w:val="1"/>
     </w:lvlOverride>
   </w:num>
-  <w:num w:numId="1024">
+  <w:num w:numId="1030">
     <w:abstractNumId w:val="99411"/>
     <w:lvlOverride w:ilvl="0">
       <w:startOverride w:val="1"/>
@@ -72998,10 +73866,10 @@
       <w:startOverride w:val="1"/>
     </w:lvlOverride>
   </w:num>
-  <w:num w:numId="1025">
+  <w:num w:numId="1031">
     <w:abstractNumId w:val="991"/>
   </w:num>
-  <w:num w:numId="1026">
+  <w:num w:numId="1032">
     <w:abstractNumId w:val="99411"/>
     <w:lvlOverride w:ilvl="0">
       <w:startOverride w:val="1"/>
@@ -73031,19 +73899,19 @@
       <w:startOverride w:val="1"/>
     </w:lvlOverride>
   </w:num>
-  <w:num w:numId="1027">
+  <w:num w:numId="1033">
     <w:abstractNumId w:val="991"/>
   </w:num>
-  <w:num w:numId="1028">
+  <w:num w:numId="1034">
     <w:abstractNumId w:val="991"/>
   </w:num>
-  <w:num w:numId="1029">
+  <w:num w:numId="1035">
     <w:abstractNumId w:val="991"/>
   </w:num>
-  <w:num w:numId="1030">
+  <w:num w:numId="1036">
     <w:abstractNumId w:val="991"/>
   </w:num>
-  <w:num w:numId="1031">
+  <w:num w:numId="1037">
     <w:abstractNumId w:val="99411"/>
     <w:lvlOverride w:ilvl="0">
       <w:startOverride w:val="1"/>
@@ -73073,24 +73941,6 @@
       <w:startOverride w:val="1"/>
     </w:lvlOverride>
   </w:num>
-  <w:num w:numId="1032">
-    <w:abstractNumId w:val="991"/>
-  </w:num>
-  <w:num w:numId="1033">
-    <w:abstractNumId w:val="991"/>
-  </w:num>
-  <w:num w:numId="1034">
-    <w:abstractNumId w:val="991"/>
-  </w:num>
-  <w:num w:numId="1035">
-    <w:abstractNumId w:val="991"/>
-  </w:num>
-  <w:num w:numId="1036">
-    <w:abstractNumId w:val="991"/>
-  </w:num>
-  <w:num w:numId="1037">
-    <w:abstractNumId w:val="991"/>
-  </w:num>
   <w:num w:numId="1038">
     <w:abstractNumId w:val="991"/>
   </w:num>
@@ -73119,7 +73969,34 @@
     <w:abstractNumId w:val="991"/>
   </w:num>
   <w:num w:numId="1047">
-    <w:abstractNumId w:val="991"/>
+    <w:abstractNumId w:val="99411"/>
+    <w:lvlOverride w:ilvl="0">
+      <w:startOverride w:val="1"/>
+    </w:lvlOverride>
+    <w:lvlOverride w:ilvl="1">
+      <w:startOverride w:val="1"/>
+    </w:lvlOverride>
+    <w:lvlOverride w:ilvl="2">
+      <w:startOverride w:val="1"/>
+    </w:lvlOverride>
+    <w:lvlOverride w:ilvl="3">
+      <w:startOverride w:val="1"/>
+    </w:lvlOverride>
+    <w:lvlOverride w:ilvl="4">
+      <w:startOverride w:val="1"/>
+    </w:lvlOverride>
+    <w:lvlOverride w:ilvl="5">
+      <w:startOverride w:val="1"/>
+    </w:lvlOverride>
+    <w:lvlOverride w:ilvl="6">
+      <w:startOverride w:val="1"/>
+    </w:lvlOverride>
+    <w:lvlOverride w:ilvl="7">
+      <w:startOverride w:val="1"/>
+    </w:lvlOverride>
+    <w:lvlOverride w:ilvl="8">
+      <w:startOverride w:val="1"/>
+    </w:lvlOverride>
   </w:num>
   <w:num w:numId="1048">
     <w:abstractNumId w:val="991"/>
@@ -73200,34 +74077,7 @@
     <w:abstractNumId w:val="991"/>
   </w:num>
   <w:num w:numId="1074">
-    <w:abstractNumId w:val="99411"/>
-    <w:lvlOverride w:ilvl="0">
-      <w:startOverride w:val="1"/>
-    </w:lvlOverride>
-    <w:lvlOverride w:ilvl="1">
-      <w:startOverride w:val="1"/>
-    </w:lvlOverride>
-    <w:lvlOverride w:ilvl="2">
-      <w:startOverride w:val="1"/>
-    </w:lvlOverride>
-    <w:lvlOverride w:ilvl="3">
-      <w:startOverride w:val="1"/>
-    </w:lvlOverride>
-    <w:lvlOverride w:ilvl="4">
-      <w:startOverride w:val="1"/>
-    </w:lvlOverride>
-    <w:lvlOverride w:ilvl="5">
-      <w:startOverride w:val="1"/>
-    </w:lvlOverride>
-    <w:lvlOverride w:ilvl="6">
-      <w:startOverride w:val="1"/>
-    </w:lvlOverride>
-    <w:lvlOverride w:ilvl="7">
-      <w:startOverride w:val="1"/>
-    </w:lvlOverride>
-    <w:lvlOverride w:ilvl="8">
-      <w:startOverride w:val="1"/>
-    </w:lvlOverride>
+    <w:abstractNumId w:val="991"/>
   </w:num>
   <w:num w:numId="1075">
     <w:abstractNumId w:val="991"/>
@@ -73260,7 +74110,34 @@
     <w:abstractNumId w:val="991"/>
   </w:num>
   <w:num w:numId="1085">
-    <w:abstractNumId w:val="991"/>
+    <w:abstractNumId w:val="99411"/>
+    <w:lvlOverride w:ilvl="0">
+      <w:startOverride w:val="1"/>
+    </w:lvlOverride>
+    <w:lvlOverride w:ilvl="1">
+      <w:startOverride w:val="1"/>
+    </w:lvlOverride>
+    <w:lvlOverride w:ilvl="2">
+      <w:startOverride w:val="1"/>
+    </w:lvlOverride>
+    <w:lvlOverride w:ilvl="3">
+      <w:startOverride w:val="1"/>
+    </w:lvlOverride>
+    <w:lvlOverride w:ilvl="4">
+      <w:startOverride w:val="1"/>
+    </w:lvlOverride>
+    <w:lvlOverride w:ilvl="5">
+      <w:startOverride w:val="1"/>
+    </w:lvlOverride>
+    <w:lvlOverride w:ilvl="6">
+      <w:startOverride w:val="1"/>
+    </w:lvlOverride>
+    <w:lvlOverride w:ilvl="7">
+      <w:startOverride w:val="1"/>
+    </w:lvlOverride>
+    <w:lvlOverride w:ilvl="8">
+      <w:startOverride w:val="1"/>
+    </w:lvlOverride>
   </w:num>
   <w:num w:numId="1086">
     <w:abstractNumId w:val="991"/>
@@ -73272,13 +74149,67 @@
     <w:abstractNumId w:val="991"/>
   </w:num>
   <w:num w:numId="1089">
-    <w:abstractNumId w:val="991"/>
+    <w:abstractNumId w:val="99411"/>
+    <w:lvlOverride w:ilvl="0">
+      <w:startOverride w:val="1"/>
+    </w:lvlOverride>
+    <w:lvlOverride w:ilvl="1">
+      <w:startOverride w:val="1"/>
+    </w:lvlOverride>
+    <w:lvlOverride w:ilvl="2">
+      <w:startOverride w:val="1"/>
+    </w:lvlOverride>
+    <w:lvlOverride w:ilvl="3">
+      <w:startOverride w:val="1"/>
+    </w:lvlOverride>
+    <w:lvlOverride w:ilvl="4">
+      <w:startOverride w:val="1"/>
+    </w:lvlOverride>
+    <w:lvlOverride w:ilvl="5">
+      <w:startOverride w:val="1"/>
+    </w:lvlOverride>
+    <w:lvlOverride w:ilvl="6">
+      <w:startOverride w:val="1"/>
+    </w:lvlOverride>
+    <w:lvlOverride w:ilvl="7">
+      <w:startOverride w:val="1"/>
+    </w:lvlOverride>
+    <w:lvlOverride w:ilvl="8">
+      <w:startOverride w:val="1"/>
+    </w:lvlOverride>
   </w:num>
   <w:num w:numId="1090">
     <w:abstractNumId w:val="991"/>
   </w:num>
   <w:num w:numId="1091">
-    <w:abstractNumId w:val="991"/>
+    <w:abstractNumId w:val="99411"/>
+    <w:lvlOverride w:ilvl="0">
+      <w:startOverride w:val="1"/>
+    </w:lvlOverride>
+    <w:lvlOverride w:ilvl="1">
+      <w:startOverride w:val="1"/>
+    </w:lvlOverride>
+    <w:lvlOverride w:ilvl="2">
+      <w:startOverride w:val="1"/>
+    </w:lvlOverride>
+    <w:lvlOverride w:ilvl="3">
+      <w:startOverride w:val="1"/>
+    </w:lvlOverride>
+    <w:lvlOverride w:ilvl="4">
+      <w:startOverride w:val="1"/>
+    </w:lvlOverride>
+    <w:lvlOverride w:ilvl="5">
+      <w:startOverride w:val="1"/>
+    </w:lvlOverride>
+    <w:lvlOverride w:ilvl="6">
+      <w:startOverride w:val="1"/>
+    </w:lvlOverride>
+    <w:lvlOverride w:ilvl="7">
+      <w:startOverride w:val="1"/>
+    </w:lvlOverride>
+    <w:lvlOverride w:ilvl="8">
+      <w:startOverride w:val="1"/>
+    </w:lvlOverride>
   </w:num>
   <w:num w:numId="1092">
     <w:abstractNumId w:val="991"/>
@@ -73344,6 +74275,24 @@
     <w:abstractNumId w:val="991"/>
   </w:num>
   <w:num w:numId="1113">
+    <w:abstractNumId w:val="991"/>
+  </w:num>
+  <w:num w:numId="1114">
+    <w:abstractNumId w:val="991"/>
+  </w:num>
+  <w:num w:numId="1115">
+    <w:abstractNumId w:val="991"/>
+  </w:num>
+  <w:num w:numId="1116">
+    <w:abstractNumId w:val="991"/>
+  </w:num>
+  <w:num w:numId="1117">
+    <w:abstractNumId w:val="991"/>
+  </w:num>
+  <w:num w:numId="1118">
+    <w:abstractNumId w:val="991"/>
+  </w:num>
+  <w:num w:numId="1119">
     <w:abstractNumId w:val="99411"/>
     <w:lvlOverride w:ilvl="0">
       <w:startOverride w:val="1"/>
@@ -73373,51 +74322,6 @@
       <w:startOverride w:val="1"/>
     </w:lvlOverride>
   </w:num>
-  <w:num w:numId="1114">
-    <w:abstractNumId w:val="991"/>
-  </w:num>
-  <w:num w:numId="1115">
-    <w:abstractNumId w:val="991"/>
-  </w:num>
-  <w:num w:numId="1116">
-    <w:abstractNumId w:val="991"/>
-  </w:num>
-  <w:num w:numId="1117">
-    <w:abstractNumId w:val="991"/>
-  </w:num>
-  <w:num w:numId="1118">
-    <w:abstractNumId w:val="99411"/>
-    <w:lvlOverride w:ilvl="0">
-      <w:startOverride w:val="1"/>
-    </w:lvlOverride>
-    <w:lvlOverride w:ilvl="1">
-      <w:startOverride w:val="1"/>
-    </w:lvlOverride>
-    <w:lvlOverride w:ilvl="2">
-      <w:startOverride w:val="1"/>
-    </w:lvlOverride>
-    <w:lvlOverride w:ilvl="3">
-      <w:startOverride w:val="1"/>
-    </w:lvlOverride>
-    <w:lvlOverride w:ilvl="4">
-      <w:startOverride w:val="1"/>
-    </w:lvlOverride>
-    <w:lvlOverride w:ilvl="5">
-      <w:startOverride w:val="1"/>
-    </w:lvlOverride>
-    <w:lvlOverride w:ilvl="6">
-      <w:startOverride w:val="1"/>
-    </w:lvlOverride>
-    <w:lvlOverride w:ilvl="7">
-      <w:startOverride w:val="1"/>
-    </w:lvlOverride>
-    <w:lvlOverride w:ilvl="8">
-      <w:startOverride w:val="1"/>
-    </w:lvlOverride>
-  </w:num>
-  <w:num w:numId="1119">
-    <w:abstractNumId w:val="991"/>
-  </w:num>
   <w:num w:numId="1120">
     <w:abstractNumId w:val="991"/>
   </w:num>
@@ -73431,34 +74335,7 @@
     <w:abstractNumId w:val="991"/>
   </w:num>
   <w:num w:numId="1124">
-    <w:abstractNumId w:val="99411"/>
-    <w:lvlOverride w:ilvl="0">
-      <w:startOverride w:val="1"/>
-    </w:lvlOverride>
-    <w:lvlOverride w:ilvl="1">
-      <w:startOverride w:val="1"/>
-    </w:lvlOverride>
-    <w:lvlOverride w:ilvl="2">
-      <w:startOverride w:val="1"/>
-    </w:lvlOverride>
-    <w:lvlOverride w:ilvl="3">
-      <w:startOverride w:val="1"/>
-    </w:lvlOverride>
-    <w:lvlOverride w:ilvl="4">
-      <w:startOverride w:val="1"/>
-    </w:lvlOverride>
-    <w:lvlOverride w:ilvl="5">
-      <w:startOverride w:val="1"/>
-    </w:lvlOverride>
-    <w:lvlOverride w:ilvl="6">
-      <w:startOverride w:val="1"/>
-    </w:lvlOverride>
-    <w:lvlOverride w:ilvl="7">
-      <w:startOverride w:val="1"/>
-    </w:lvlOverride>
-    <w:lvlOverride w:ilvl="8">
-      <w:startOverride w:val="1"/>
-    </w:lvlOverride>
+    <w:abstractNumId w:val="991"/>
   </w:num>
   <w:num w:numId="1125">
     <w:abstractNumId w:val="991"/>
@@ -73578,6 +74455,21 @@
     </w:lvlOverride>
   </w:num>
   <w:num w:numId="1137">
+    <w:abstractNumId w:val="991"/>
+  </w:num>
+  <w:num w:numId="1138">
+    <w:abstractNumId w:val="991"/>
+  </w:num>
+  <w:num w:numId="1139">
+    <w:abstractNumId w:val="991"/>
+  </w:num>
+  <w:num w:numId="1140">
+    <w:abstractNumId w:val="991"/>
+  </w:num>
+  <w:num w:numId="1141">
+    <w:abstractNumId w:val="991"/>
+  </w:num>
+  <w:num w:numId="1142">
     <w:abstractNumId w:val="99411"/>
     <w:lvlOverride w:ilvl="0">
       <w:startOverride w:val="1"/>
@@ -73607,10 +74499,19 @@
       <w:startOverride w:val="1"/>
     </w:lvlOverride>
   </w:num>
-  <w:num w:numId="1138">
+  <w:num w:numId="1143">
     <w:abstractNumId w:val="991"/>
   </w:num>
-  <w:num w:numId="1139">
+  <w:num w:numId="1144">
+    <w:abstractNumId w:val="991"/>
+  </w:num>
+  <w:num w:numId="1145">
+    <w:abstractNumId w:val="991"/>
+  </w:num>
+  <w:num w:numId="1146">
+    <w:abstractNumId w:val="991"/>
+  </w:num>
+  <w:num w:numId="1147">
     <w:abstractNumId w:val="99411"/>
     <w:lvlOverride w:ilvl="0">
       <w:startOverride w:val="1"/>
@@ -73640,7 +74541,16 @@
       <w:startOverride w:val="1"/>
     </w:lvlOverride>
   </w:num>
-  <w:num w:numId="1140">
+  <w:num w:numId="1148">
+    <w:abstractNumId w:val="991"/>
+  </w:num>
+  <w:num w:numId="1149">
+    <w:abstractNumId w:val="991"/>
+  </w:num>
+  <w:num w:numId="1150">
+    <w:abstractNumId w:val="991"/>
+  </w:num>
+  <w:num w:numId="1151">
     <w:abstractNumId w:val="99411"/>
     <w:lvlOverride w:ilvl="0">
       <w:startOverride w:val="1"/>
@@ -73670,28 +74580,166 @@
       <w:startOverride w:val="1"/>
     </w:lvlOverride>
   </w:num>
-  <w:num w:numId="1141">
+  <w:num w:numId="1152">
     <w:abstractNumId w:val="991"/>
   </w:num>
-  <w:num w:numId="1142">
+  <w:num w:numId="1153">
     <w:abstractNumId w:val="991"/>
   </w:num>
-  <w:num w:numId="1143">
+  <w:num w:numId="1154">
     <w:abstractNumId w:val="991"/>
   </w:num>
-  <w:num w:numId="1144">
+  <w:num w:numId="1155">
+    <w:abstractNumId w:val="99411"/>
+    <w:lvlOverride w:ilvl="0">
+      <w:startOverride w:val="1"/>
+    </w:lvlOverride>
+    <w:lvlOverride w:ilvl="1">
+      <w:startOverride w:val="1"/>
+    </w:lvlOverride>
+    <w:lvlOverride w:ilvl="2">
+      <w:startOverride w:val="1"/>
+    </w:lvlOverride>
+    <w:lvlOverride w:ilvl="3">
+      <w:startOverride w:val="1"/>
+    </w:lvlOverride>
+    <w:lvlOverride w:ilvl="4">
+      <w:startOverride w:val="1"/>
+    </w:lvlOverride>
+    <w:lvlOverride w:ilvl="5">
+      <w:startOverride w:val="1"/>
+    </w:lvlOverride>
+    <w:lvlOverride w:ilvl="6">
+      <w:startOverride w:val="1"/>
+    </w:lvlOverride>
+    <w:lvlOverride w:ilvl="7">
+      <w:startOverride w:val="1"/>
+    </w:lvlOverride>
+    <w:lvlOverride w:ilvl="8">
+      <w:startOverride w:val="1"/>
+    </w:lvlOverride>
+  </w:num>
+  <w:num w:numId="1156">
+    <w:abstractNumId w:val="99411"/>
+    <w:lvlOverride w:ilvl="0">
+      <w:startOverride w:val="1"/>
+    </w:lvlOverride>
+    <w:lvlOverride w:ilvl="1">
+      <w:startOverride w:val="1"/>
+    </w:lvlOverride>
+    <w:lvlOverride w:ilvl="2">
+      <w:startOverride w:val="1"/>
+    </w:lvlOverride>
+    <w:lvlOverride w:ilvl="3">
+      <w:startOverride w:val="1"/>
+    </w:lvlOverride>
+    <w:lvlOverride w:ilvl="4">
+      <w:startOverride w:val="1"/>
+    </w:lvlOverride>
+    <w:lvlOverride w:ilvl="5">
+      <w:startOverride w:val="1"/>
+    </w:lvlOverride>
+    <w:lvlOverride w:ilvl="6">
+      <w:startOverride w:val="1"/>
+    </w:lvlOverride>
+    <w:lvlOverride w:ilvl="7">
+      <w:startOverride w:val="1"/>
+    </w:lvlOverride>
+    <w:lvlOverride w:ilvl="8">
+      <w:startOverride w:val="1"/>
+    </w:lvlOverride>
+  </w:num>
+  <w:num w:numId="1157">
     <w:abstractNumId w:val="991"/>
   </w:num>
-  <w:num w:numId="1145">
+  <w:num w:numId="1158">
+    <w:abstractNumId w:val="99411"/>
+    <w:lvlOverride w:ilvl="0">
+      <w:startOverride w:val="1"/>
+    </w:lvlOverride>
+    <w:lvlOverride w:ilvl="1">
+      <w:startOverride w:val="1"/>
+    </w:lvlOverride>
+    <w:lvlOverride w:ilvl="2">
+      <w:startOverride w:val="1"/>
+    </w:lvlOverride>
+    <w:lvlOverride w:ilvl="3">
+      <w:startOverride w:val="1"/>
+    </w:lvlOverride>
+    <w:lvlOverride w:ilvl="4">
+      <w:startOverride w:val="1"/>
+    </w:lvlOverride>
+    <w:lvlOverride w:ilvl="5">
+      <w:startOverride w:val="1"/>
+    </w:lvlOverride>
+    <w:lvlOverride w:ilvl="6">
+      <w:startOverride w:val="1"/>
+    </w:lvlOverride>
+    <w:lvlOverride w:ilvl="7">
+      <w:startOverride w:val="1"/>
+    </w:lvlOverride>
+    <w:lvlOverride w:ilvl="8">
+      <w:startOverride w:val="1"/>
+    </w:lvlOverride>
+  </w:num>
+  <w:num w:numId="1159">
+    <w:abstractNumId w:val="99411"/>
+    <w:lvlOverride w:ilvl="0">
+      <w:startOverride w:val="1"/>
+    </w:lvlOverride>
+    <w:lvlOverride w:ilvl="1">
+      <w:startOverride w:val="1"/>
+    </w:lvlOverride>
+    <w:lvlOverride w:ilvl="2">
+      <w:startOverride w:val="1"/>
+    </w:lvlOverride>
+    <w:lvlOverride w:ilvl="3">
+      <w:startOverride w:val="1"/>
+    </w:lvlOverride>
+    <w:lvlOverride w:ilvl="4">
+      <w:startOverride w:val="1"/>
+    </w:lvlOverride>
+    <w:lvlOverride w:ilvl="5">
+      <w:startOverride w:val="1"/>
+    </w:lvlOverride>
+    <w:lvlOverride w:ilvl="6">
+      <w:startOverride w:val="1"/>
+    </w:lvlOverride>
+    <w:lvlOverride w:ilvl="7">
+      <w:startOverride w:val="1"/>
+    </w:lvlOverride>
+    <w:lvlOverride w:ilvl="8">
+      <w:startOverride w:val="1"/>
+    </w:lvlOverride>
+  </w:num>
+  <w:num w:numId="1160">
     <w:abstractNumId w:val="991"/>
   </w:num>
-  <w:num w:numId="1146">
+  <w:num w:numId="1161">
     <w:abstractNumId w:val="991"/>
   </w:num>
-  <w:num w:numId="1147">
+  <w:num w:numId="1162">
     <w:abstractNumId w:val="991"/>
   </w:num>
-  <w:num w:numId="1148">
+  <w:num w:numId="1163">
+    <w:abstractNumId w:val="991"/>
+  </w:num>
+  <w:num w:numId="1164">
+    <w:abstractNumId w:val="991"/>
+  </w:num>
+  <w:num w:numId="1165">
+    <w:abstractNumId w:val="991"/>
+  </w:num>
+  <w:num w:numId="1166">
+    <w:abstractNumId w:val="991"/>
+  </w:num>
+  <w:num w:numId="1167">
+    <w:abstractNumId w:val="991"/>
+  </w:num>
+  <w:num w:numId="1168">
+    <w:abstractNumId w:val="991"/>
+  </w:num>
+  <w:num w:numId="1169">
     <w:abstractNumId w:val="991"/>
   </w:num>
 </w:numbering>

--- a/oposicion/temario/tercer-ejercicio/3A21.docx
+++ b/oposicion/temario/tercer-ejercicio/3A21.docx
@@ -23703,7 +23703,7 @@
         <w:t xml:space="preserve">.</w:t>
       </w:r>
     </w:p>
-    <w:bookmarkStart w:id="145" w:name="primer_teorema_fundamental_de_la_e_75521"/>
+    <w:bookmarkStart w:id="146" w:name="primer_teorema_fundamental_de_la_e_75521"/>
     <w:p>
       <w:pPr>
         <w:pStyle w:val="Heading4"/>
@@ -23900,7 +23900,32 @@
         </w:numPr>
       </w:pPr>
       <w:r>
-        <w:t xml:space="preserve">precios comunes a todos, sin impuestos que abran cuñas entre ellos.</w:t>
+        <w:t xml:space="preserve">precios comunes a todos, sin impuestos que abran cuñas entre ellos;</w:t>
+      </w:r>
+    </w:p>
+    <w:p>
+      <w:pPr>
+        <w:numPr>
+          <w:ilvl w:val="1"/>
+          <w:numId w:val="1070"/>
+        </w:numPr>
+      </w:pPr>
+      <w:r>
+        <w:t xml:space="preserve">información perfecta y simétrica: todos observan lo que entra en el intercambio</w:t>
+      </w:r>
+      <w:r>
+        <w:t xml:space="preserve"> </w:t>
+      </w:r>
+      <w:hyperlink r:id="rId144">
+        <w:r>
+          <w:rPr>
+            <w:rStyle w:val="Referenciaatema"/>
+          </w:rPr>
+          <w:t xml:space="preserve">[ver tema 3.A.13]</w:t>
+        </w:r>
+      </w:hyperlink>
+      <w:r>
+        <w:t xml:space="preserve">.</w:t>
       </w:r>
     </w:p>
     <w:p>
@@ -23962,10 +23987,10 @@
         <w:rPr>
           <w:rStyle w:val="FootnoteReference"/>
         </w:rPr>
-        <w:footnoteReference w:id="144"/>
-      </w:r>
-    </w:p>
-    <w:bookmarkEnd w:id="145"/>
+        <w:footnoteReference w:id="145"/>
+      </w:r>
+    </w:p>
+    <w:bookmarkEnd w:id="146"/>
     <w:bookmarkStart w:id="151" w:name="segundo_teorema_fundamental_de_la__07156"/>
     <w:p>
       <w:pPr>
@@ -24224,7 +24249,7 @@
         <w:t xml:space="preserve">: cómo hacer esas transferencias. Las de suma fija que dependen de las características de cada uno no son factibles (la información es privada) y los impuestos reales distorsionan, de modo que reaparece el dilema entre equidad y eficiencia.</w:t>
       </w:r>
     </w:p>
-    <w:bookmarkStart w:id="149" w:name="fig_caja_intercambio_teoremas"/>
+    <w:bookmarkStart w:id="150" w:name="fig_caja_intercambio_teoremas"/>
     <w:p>
       <w:pPr>
         <w:pStyle w:val="ImageCaption"/>
@@ -24342,18 +24367,18 @@
           <wp:inline>
             <wp:extent cx="4476750" cy="3187759"/>
             <wp:effectExtent b="0" l="0" r="0" t="0"/>
-            <wp:docPr descr="Gráfico 6.– Los teoremas del bienestar en la caja de Edgeworth: el equilibrio E en la curva de contrato (1TFEB) y el paso de \vec{\omega} a \vec{\omega}' para alcanzar E' (2TFEB)" title="" id="147" name="Picture"/>
+            <wp:docPr descr="Gráfico 6.– Los teoremas del bienestar en la caja de Edgeworth: el equilibrio E en la curva de contrato (1TFEB) y el paso de \vec{\omega} a \vec{\omega}' para alcanzar E' (2TFEB)" title="" id="148" name="Picture"/>
             <a:graphic>
               <a:graphicData uri="http://schemas.openxmlformats.org/drawingml/2006/picture">
                 <pic:pic>
                   <pic:nvPicPr>
-                    <pic:cNvPr descr="C:\Users\vgutierrez\Documents\src\victorgutierrezmarcos.github.io-revision\oposicion\temario\fuentes\3A21\graficos/caja-intercambio-teoremas.png" id="148" name="Picture"/>
+                    <pic:cNvPr descr="C:\Users\vgutierrez\Documents\src\victorgutierrezmarcos.github.io-revision\oposicion\temario\fuentes\3A21\graficos/caja-intercambio-teoremas.png" id="149" name="Picture"/>
                     <pic:cNvPicPr>
                       <a:picLocks noChangeArrowheads="1" noChangeAspect="1"/>
                     </pic:cNvPicPr>
                   </pic:nvPicPr>
                   <pic:blipFill>
-                    <a:blip r:embed="rId146"/>
+                    <a:blip r:embed="rId147"/>
                     <a:stretch>
                       <a:fillRect/>
                     </a:stretch>
@@ -24380,7 +24405,7 @@
         </w:drawing>
       </w:r>
     </w:p>
-    <w:bookmarkEnd w:id="149"/>
+    <w:bookmarkEnd w:id="150"/>
     <w:p>
       <w:pPr>
         <w:pStyle w:val="Piedeimagen"/>
@@ -24553,7 +24578,7 @@
       <w:r>
         <w:t xml:space="preserve"> </w:t>
       </w:r>
-      <w:hyperlink r:id="rId150">
+      <w:hyperlink r:id="rId144">
         <w:r>
           <w:rPr>
             <w:rStyle w:val="Referenciaatema"/>
@@ -28142,7 +28167,7 @@
       <w:r>
         <w:t xml:space="preserve"> </w:t>
       </w:r>
-      <w:hyperlink r:id="rId150">
+      <w:hyperlink r:id="rId144">
         <w:r>
           <w:rPr>
             <w:rStyle w:val="Referenciaatema"/>
@@ -34527,7 +34552,7 @@
       <w:r>
         <w:t xml:space="preserve"> </w:t>
       </w:r>
-      <w:hyperlink r:id="rId150">
+      <w:hyperlink r:id="rId144">
         <w:r>
           <w:rPr>
             <w:rStyle w:val="Referenciaatema"/>
@@ -35904,7 +35929,7 @@
       <w:r>
         <w:t xml:space="preserve"> </w:t>
       </w:r>
-      <w:hyperlink r:id="rId150">
+      <w:hyperlink r:id="rId144">
         <w:r>
           <w:rPr>
             <w:rStyle w:val="Referenciaatema"/>
@@ -54243,10 +54268,10 @@
           <w:i/>
           <w:iCs/>
         </w:rPr>
-        <w:t xml:space="preserve">ausencia de poder de mercado</w:t>
-      </w:r>
-      <w:r>
-        <w:t xml:space="preserve">: todos los agentes son precio-aceptantes;</w:t>
+        <w:t xml:space="preserve">mercados completos</w:t>
+      </w:r>
+      <w:r>
+        <w:t xml:space="preserve">: todos los bienes tienen mercado y precio; no hay externalidades ni bienes públicos;</w:t>
       </w:r>
     </w:p>
     <w:p>
@@ -54261,10 +54286,10 @@
           <w:i/>
           <w:iCs/>
         </w:rPr>
-        <w:t xml:space="preserve">mercados completos</w:t>
-      </w:r>
-      <w:r>
-        <w:t xml:space="preserve">: todos los bienes tienen mercado y precio; no hay externalidades ni bienes públicos;</w:t>
+        <w:t xml:space="preserve">ausencia de poder de mercado</w:t>
+      </w:r>
+      <w:r>
+        <w:t xml:space="preserve">: todos los agentes son precio-aceptantes;</w:t>
       </w:r>
     </w:p>
     <w:p>
@@ -54282,7 +54307,39 @@
         <w:t xml:space="preserve">precios comunes</w:t>
       </w:r>
       <w:r>
-        <w:t xml:space="preserve">: todos se enfrentan a los mismos precios; no hay impuestos que abran cuñas entre ellos.</w:t>
+        <w:t xml:space="preserve">: todos se enfrentan a los mismos precios; no hay impuestos que abran cuñas entre ellos;</w:t>
+      </w:r>
+    </w:p>
+    <w:p>
+      <w:pPr>
+        <w:numPr>
+          <w:ilvl w:val="1"/>
+          <w:numId w:val="1158"/>
+        </w:numPr>
+      </w:pPr>
+      <w:r>
+        <w:rPr>
+          <w:i/>
+          <w:iCs/>
+        </w:rPr>
+        <w:t xml:space="preserve">información perfecta y simétrica</w:t>
+      </w:r>
+      <w:r>
+        <w:t xml:space="preserve">: todos observan lo que entra en el intercambio: su calidad, su precio y lo que hace cada parte</w:t>
+      </w:r>
+      <w:r>
+        <w:t xml:space="preserve"> </w:t>
+      </w:r>
+      <w:hyperlink r:id="rId144">
+        <w:r>
+          <w:rPr>
+            <w:rStyle w:val="Referenciaatema"/>
+          </w:rPr>
+          <w:t xml:space="preserve">[ver tema 3.A.13]</w:t>
+        </w:r>
+      </w:hyperlink>
+      <w:r>
+        <w:t xml:space="preserve">.</w:t>
       </w:r>
     </w:p>
     <w:p>
@@ -72061,7 +72118,7 @@
       </w:r>
     </w:p>
   </w:footnote>
-  <w:footnote w:id="144">
+  <w:footnote w:id="145">
     <w:p>
       <w:pPr>
         <w:pStyle w:val="FootnoteText"/>

--- a/oposicion/temario/tercer-ejercicio/3A21.docx
+++ b/oposicion/temario/tercer-ejercicio/3A21.docx
@@ -3227,6 +3227,7 @@
           <w:p>
             <w:pPr>
               <w:pStyle w:val="Celdatceeazulpalido"/>
+              <w:keepNext/>
               <w:jc w:val="center"/>
             </w:pPr>
             <w:r>
@@ -3246,6 +3247,7 @@
           <w:p>
             <w:pPr>
               <w:pStyle w:val="Celdatceeazulpalido"/>
+              <w:keepNext/>
               <w:jc w:val="center"/>
             </w:pPr>
             <w:r>
@@ -3296,6 +3298,7 @@
           <w:p>
             <w:pPr>
               <w:pStyle w:val="Celdatceeazulpalido"/>
+              <w:keepNext/>
               <w:jc w:val="center"/>
             </w:pPr>
             <w:r>
@@ -7784,7 +7787,7 @@
           <wp:inline>
             <wp:extent cx="5364072" cy="2223307"/>
             <wp:effectExtent b="0" l="0" r="0" t="0"/>
-            <wp:docPr descr="Gráfico 1.– Caja de Edgeworth de la producción y FPP con los precios: la recta isocoste (w_L/w_K) en la curva de contrato y la recta de precios (p_X/p_Y) tangente a la FPP" title="" id="60" name="Picture"/>
+            <wp:docPr descr="Gráfico 1.– Caja de Edgeworth de la producción y FPP con los precios: la recta isocoste (wL/wK) en la curva de contrato y la recta de precios (pX/pY) tangente a la FPP" title="" id="60" name="Picture"/>
             <a:graphic>
               <a:graphicData uri="http://schemas.openxmlformats.org/drawingml/2006/picture">
                 <pic:pic>
@@ -24367,7 +24370,7 @@
           <wp:inline>
             <wp:extent cx="4476750" cy="3187759"/>
             <wp:effectExtent b="0" l="0" r="0" t="0"/>
-            <wp:docPr descr="Gráfico 6.– Los teoremas del bienestar en la caja de Edgeworth: el equilibrio E en la curva de contrato (1TFEB) y el paso de \vec{\omega} a \vec{\omega}' para alcanzar E' (2TFEB)" title="" id="148" name="Picture"/>
+            <wp:docPr descr="Gráfico 6.– Los teoremas del bienestar en la caja de Edgeworth: el equilibrio E en la curva de contrato (1TFEB) y el paso de ω a ω' para alcanzar E' (2TFEB)" title="" id="148" name="Picture"/>
             <a:graphic>
               <a:graphicData uri="http://schemas.openxmlformats.org/drawingml/2006/picture">
                 <pic:pic>
@@ -38778,7 +38781,7 @@
           <wp:inline>
             <wp:extent cx="3282950" cy="1960761"/>
             <wp:effectExtent b="0" l="0" r="0" t="0"/>
-            <wp:docPr descr="Gráfico 9.– Maximización del beneficio en 2 etapas: la empresa produce donde p=\mathrm{CMg}, por encima del mínimo del coste medio" title="" id="217" name="Picture"/>
+            <wp:docPr descr="Gráfico 9.– Maximización del beneficio en 2 etapas: la empresa produce donde p=CMg, por encima del mínimo del coste medio" title="" id="217" name="Picture"/>
             <a:graphic>
               <a:graphicData uri="http://schemas.openxmlformats.org/drawingml/2006/picture">
                 <pic:pic>
@@ -56774,9 +56777,19 @@
         </w:trPr>
         <w:tc>
           <w:tcPr>
+            <w:shd w:val="clear" w:color="auto" w:fill="DDEBF7"/>
             <w:vAlign w:val="center"/>
           </w:tcPr>
-          <w:p/>
+          <w:p>
+            <w:pPr>
+              <w:pStyle w:val="Celdatceeazulpalido"/>
+              <w:keepNext/>
+              <w:jc w:val="center"/>
+            </w:pPr>
+            <w:r>
+              <w:t/>
+            </w:r>
+          </w:p>
         </w:tc>
         <w:tc>
           <w:tcPr>
@@ -56786,6 +56799,7 @@
           <w:p>
             <w:pPr>
               <w:pStyle w:val="Celdatceeazulpalido"/>
+              <w:keepNext/>
               <w:jc w:val="center"/>
             </w:pPr>
             <w:r>
@@ -56815,6 +56829,7 @@
           <w:p>
             <w:pPr>
               <w:pStyle w:val="Celdatceeazulpalido"/>
+              <w:keepNext/>
               <w:jc w:val="center"/>
             </w:pPr>
             <w:r>
@@ -56844,6 +56859,7 @@
           <w:p>
             <w:pPr>
               <w:pStyle w:val="Celdatceeazulpalido"/>
+              <w:keepNext/>
               <w:jc w:val="center"/>
             </w:pPr>
             <w:r>
@@ -61795,7 +61811,7 @@
           <wp:inline>
             <wp:extent cx="2984500" cy="2183512"/>
             <wp:effectExtent b="0" l="0" r="0" t="0"/>
-            <wp:docPr descr="Gráfico 11.– Curvas de coste unitario y efecto de una subida de p_X sobre los precios de los factores (Stolper-Samuelson)" title="" id="256" name="Picture"/>
+            <wp:docPr descr="Gráfico 11.– Curvas de coste unitario y efecto de una subida de pX sobre los precios de los factores (Stolper-Samuelson)" title="" id="256" name="Picture"/>
             <a:graphic>
               <a:graphicData uri="http://schemas.openxmlformats.org/drawingml/2006/picture">
                 <pic:pic>
@@ -75749,7 +75765,7 @@
     </w:pPr>
     <w:rPr>
       <w:rFonts w:ascii="TeX Gyre Pagella" w:cs="TeX Gyre Pagella" w:eastAsia="TeX Gyre Pagella" w:hAnsi="TeX Gyre Pagella"/>
-      <w:sz w:val="20"/>
+      <w:sz w:val="22"/>
     </w:rPr>
   </w:style>
   <w:style w:customStyle="1" w:styleId="Celdatceeazulpalido" w:type="paragraph">
@@ -75763,7 +75779,7 @@
     </w:pPr>
     <w:rPr>
       <w:rFonts w:ascii="TeX Gyre Pagella" w:cs="TeX Gyre Pagella" w:eastAsia="TeX Gyre Pagella" w:hAnsi="TeX Gyre Pagella"/>
-      <w:sz w:val="20"/>
+      <w:sz w:val="22"/>
     </w:rPr>
   </w:style>
   <w:style w:customStyle="1" w:styleId="Celdatceesalmon" w:type="paragraph">
@@ -75777,7 +75793,7 @@
     </w:pPr>
     <w:rPr>
       <w:rFonts w:ascii="TeX Gyre Pagella" w:cs="TeX Gyre Pagella" w:eastAsia="TeX Gyre Pagella" w:hAnsi="TeX Gyre Pagella"/>
-      <w:sz w:val="20"/>
+      <w:sz w:val="22"/>
     </w:rPr>
   </w:style>
   <w:style w:customStyle="1" w:styleId="Celdatceemoradopalido" w:type="paragraph">
@@ -75791,7 +75807,7 @@
     </w:pPr>
     <w:rPr>
       <w:rFonts w:ascii="TeX Gyre Pagella" w:cs="TeX Gyre Pagella" w:eastAsia="TeX Gyre Pagella" w:hAnsi="TeX Gyre Pagella"/>
-      <w:sz w:val="20"/>
+      <w:sz w:val="22"/>
     </w:rPr>
   </w:style>
   <w:style w:customStyle="1" w:styleId="Celdatceegrisclaro" w:type="paragraph">
@@ -75805,7 +75821,7 @@
     </w:pPr>
     <w:rPr>
       <w:rFonts w:ascii="TeX Gyre Pagella" w:cs="TeX Gyre Pagella" w:eastAsia="TeX Gyre Pagella" w:hAnsi="TeX Gyre Pagella"/>
-      <w:sz w:val="20"/>
+      <w:sz w:val="22"/>
     </w:rPr>
   </w:style>
   <w:style w:customStyle="1" w:styleId="Celdatceecrema" w:type="paragraph">
@@ -75819,7 +75835,7 @@
     </w:pPr>
     <w:rPr>
       <w:rFonts w:ascii="TeX Gyre Pagella" w:cs="TeX Gyre Pagella" w:eastAsia="TeX Gyre Pagella" w:hAnsi="TeX Gyre Pagella"/>
-      <w:sz w:val="20"/>
+      <w:sz w:val="22"/>
     </w:rPr>
   </w:style>
   <w:style w:customStyle="1" w:styleId="Celdatceemorado" w:type="paragraph">
@@ -75834,7 +75850,7 @@
     <w:rPr>
       <w:rFonts w:ascii="TeX Gyre Pagella" w:cs="TeX Gyre Pagella" w:eastAsia="TeX Gyre Pagella" w:hAnsi="TeX Gyre Pagella"/>
       <w:color w:val="FFFFFF"/>
-      <w:sz w:val="20"/>
+      <w:sz w:val="22"/>
     </w:rPr>
   </w:style>
   <w:style w:customStyle="1" w:styleId="Celdatceeverde" w:type="paragraph">
@@ -75849,7 +75865,7 @@
     <w:rPr>
       <w:rFonts w:ascii="TeX Gyre Pagella" w:cs="TeX Gyre Pagella" w:eastAsia="TeX Gyre Pagella" w:hAnsi="TeX Gyre Pagella"/>
       <w:color w:val="FFFFFF"/>
-      <w:sz w:val="20"/>
+      <w:sz w:val="22"/>
     </w:rPr>
   </w:style>
   <w:style w:customStyle="1" w:styleId="Celdatceeazul" w:type="paragraph">
@@ -75864,7 +75880,7 @@
     <w:rPr>
       <w:rFonts w:ascii="TeX Gyre Pagella" w:cs="TeX Gyre Pagella" w:eastAsia="TeX Gyre Pagella" w:hAnsi="TeX Gyre Pagella"/>
       <w:color w:val="FFFFFF"/>
-      <w:sz w:val="20"/>
+      <w:sz w:val="22"/>
     </w:rPr>
   </w:style>
   <w:style w:customStyle="1" w:styleId="Celdatceerojo" w:type="paragraph">
@@ -75879,7 +75895,7 @@
     <w:rPr>
       <w:rFonts w:ascii="TeX Gyre Pagella" w:cs="TeX Gyre Pagella" w:eastAsia="TeX Gyre Pagella" w:hAnsi="TeX Gyre Pagella"/>
       <w:color w:val="FFFFFF"/>
-      <w:sz w:val="20"/>
+      <w:sz w:val="22"/>
     </w:rPr>
   </w:style>
   <w:style w:customStyle="1" w:styleId="Celdatceedorado" w:type="paragraph">
@@ -75894,7 +75910,7 @@
     <w:rPr>
       <w:rFonts w:ascii="TeX Gyre Pagella" w:cs="TeX Gyre Pagella" w:eastAsia="TeX Gyre Pagella" w:hAnsi="TeX Gyre Pagella"/>
       <w:color w:val="FFFFFF"/>
-      <w:sz w:val="20"/>
+      <w:sz w:val="22"/>
     </w:rPr>
   </w:style>
   <w:style w:customStyle="1" w:styleId="Celdatceenaranja" w:type="paragraph">
@@ -75909,7 +75925,7 @@
     <w:rPr>
       <w:rFonts w:ascii="TeX Gyre Pagella" w:cs="TeX Gyre Pagella" w:eastAsia="TeX Gyre Pagella" w:hAnsi="TeX Gyre Pagella"/>
       <w:color w:val="FFFFFF"/>
-      <w:sz w:val="20"/>
+      <w:sz w:val="22"/>
     </w:rPr>
   </w:style>
   <w:style w:customStyle="1" w:styleId="Celdatceegris" w:type="paragraph">
@@ -75924,7 +75940,7 @@
     <w:rPr>
       <w:rFonts w:ascii="TeX Gyre Pagella" w:cs="TeX Gyre Pagella" w:eastAsia="TeX Gyre Pagella" w:hAnsi="TeX Gyre Pagella"/>
       <w:color w:val="FFFFFF"/>
-      <w:sz w:val="20"/>
+      <w:sz w:val="22"/>
     </w:rPr>
   </w:style>
   <w:style w:customStyle="1" w:styleId="Textomorado" w:type="character">

--- a/oposicion/temario/tercer-ejercicio/3A21.docx
+++ b/oposicion/temario/tercer-ejercicio/3A21.docx
@@ -10085,7 +10085,7 @@
           <w:rPr>
             <w:rStyle w:val="Hyperlink"/>
           </w:rPr>
-          <w:t xml:space="preserve">, 1995, párr. 4.B</w:t>
+          <w:t xml:space="preserve">, 1995, § 4.B</w:t>
         </w:r>
       </w:hyperlink>
       <w:r>
@@ -10247,7 +10247,7 @@
           <w:rPr>
             <w:rStyle w:val="Hyperlink"/>
           </w:rPr>
-          <w:t xml:space="preserve">, 1995, párr. 4.C</w:t>
+          <w:t xml:space="preserve">, 1995, § 4.C</w:t>
         </w:r>
       </w:hyperlink>
       <w:r>
@@ -19002,7 +19002,7 @@
           <w:rPr>
             <w:rStyle w:val="Hyperlink"/>
           </w:rPr>
-          <w:t xml:space="preserve">1995, párr. 17.D</w:t>
+          <w:t xml:space="preserve">1995, § 17.D</w:t>
         </w:r>
       </w:hyperlink>
       <w:r>
@@ -19939,7 +19939,7 @@
           <w:rPr>
             <w:rStyle w:val="Hyperlink"/>
           </w:rPr>
-          <w:t xml:space="preserve">, 1995, párr. 17.F</w:t>
+          <w:t xml:space="preserve">, 1995, § 17.F</w:t>
         </w:r>
       </w:hyperlink>
       <w:r>
@@ -20395,7 +20395,7 @@
           <w:rPr>
             <w:rStyle w:val="Hyperlink"/>
           </w:rPr>
-          <w:t xml:space="preserve">, 1995, párr. 17.G</w:t>
+          <w:t xml:space="preserve">, 1995, § 17.G</w:t>
         </w:r>
       </w:hyperlink>
       <w:r>
@@ -20535,7 +20535,7 @@
           <w:rPr>
             <w:rStyle w:val="Hyperlink"/>
           </w:rPr>
-          <w:t xml:space="preserve">, 1995, párr. 4.C</w:t>
+          <w:t xml:space="preserve">, 1995, § 4.C</w:t>
         </w:r>
       </w:hyperlink>
       <w:r>
@@ -20813,7 +20813,7 @@
           <w:rPr>
             <w:rStyle w:val="Hyperlink"/>
           </w:rPr>
-          <w:t xml:space="preserve">, 1995, párr. 17.E</w:t>
+          <w:t xml:space="preserve">, 1995, § 17.E</w:t>
         </w:r>
       </w:hyperlink>
       <w:r>
@@ -29156,7 +29156,7 @@
           <w:rPr>
             <w:rStyle w:val="Hyperlink"/>
           </w:rPr>
-          <w:t xml:space="preserve">, 1995, párr. 17.I</w:t>
+          <w:t xml:space="preserve">, 1995, § 17.I</w:t>
         </w:r>
       </w:hyperlink>
       <w:r>
@@ -39750,7 +39750,7 @@
           <w:rPr>
             <w:rStyle w:val="Hyperlink"/>
           </w:rPr>
-          <w:t xml:space="preserve">, 1995, párr. 17.C</w:t>
+          <w:t xml:space="preserve">, 1995, § 17.C</w:t>
         </w:r>
       </w:hyperlink>
       <w:r>
@@ -47893,7 +47893,7 @@
           <w:rPr>
             <w:rStyle w:val="Hyperlink"/>
           </w:rPr>
-          <w:t xml:space="preserve">, 1995, párr. 17.F</w:t>
+          <w:t xml:space="preserve">, 1995, § 17.F</w:t>
         </w:r>
       </w:hyperlink>
       <w:r>
@@ -48411,7 +48411,7 @@
           <w:rPr>
             <w:rStyle w:val="Hyperlink"/>
           </w:rPr>
-          <w:t xml:space="preserve">, 1995, párr. 4.C</w:t>
+          <w:t xml:space="preserve">, 1995, § 4.C</w:t>
         </w:r>
       </w:hyperlink>
       <w:r>
@@ -50379,7 +50379,7 @@
           <w:rPr>
             <w:rStyle w:val="Hyperlink"/>
           </w:rPr>
-          <w:t xml:space="preserve">, 1995, párr. 17.F</w:t>
+          <w:t xml:space="preserve">, 1995, § 17.F</w:t>
         </w:r>
       </w:hyperlink>
       <w:r>
@@ -50989,7 +50989,7 @@
           <w:rPr>
             <w:rStyle w:val="Hyperlink"/>
           </w:rPr>
-          <w:t xml:space="preserve">, 1995, párr. 17.H</w:t>
+          <w:t xml:space="preserve">, 1995, § 17.H</w:t>
         </w:r>
       </w:hyperlink>
       <w:r>
@@ -54709,7 +54709,7 @@
           <w:rPr>
             <w:rStyle w:val="Hyperlink"/>
           </w:rPr>
-          <w:t xml:space="preserve">, 1995, párr. 16.C</w:t>
+          <w:t xml:space="preserve">, 1995, § 16.C</w:t>
         </w:r>
       </w:hyperlink>
       <w:r>
@@ -58017,7 +58017,7 @@
           <w:rPr>
             <w:rStyle w:val="Hyperlink"/>
           </w:rPr>
-          <w:t xml:space="preserve">, 1995, párr. 17.G</w:t>
+          <w:t xml:space="preserve">, 1995, § 17.G</w:t>
         </w:r>
       </w:hyperlink>
       <w:r>
@@ -69413,7 +69413,7 @@
           <w:rPr>
             <w:rStyle w:val="Hyperlink"/>
           </w:rPr>
-          <w:t xml:space="preserve">, 1874, párr. 126, 127</w:t>
+          <w:t xml:space="preserve">, 1874, §§ 126, 127</w:t>
         </w:r>
       </w:hyperlink>
       <w:r>
@@ -71451,7 +71451,7 @@
           <w:rPr>
             <w:rStyle w:val="Hyperlink"/>
           </w:rPr>
-          <w:t xml:space="preserve">, 1995, párr. 17.C</w:t>
+          <w:t xml:space="preserve">, 1995, § 17.C</w:t>
         </w:r>
       </w:hyperlink>
       <w:r>
@@ -73182,7 +73182,7 @@
           <w:rPr>
             <w:rStyle w:val="Hyperlink"/>
           </w:rPr>
-          <w:t xml:space="preserve">1995, párr. 17.C</w:t>
+          <w:t xml:space="preserve">1995, § 17.C</w:t>
         </w:r>
       </w:hyperlink>
       <w:r>

--- a/oposicion/temario/tercer-ejercicio/3A21.docx
+++ b/oposicion/temario/tercer-ejercicio/3A21.docx
@@ -8,6 +8,28 @@
       </w:pPr>
       <w:r>
         <w:t xml:space="preserve">3.A.21: La teoría del equilibrio general.</w:t>
+      </w:r>
+    </w:p>
+    <w:p>
+      <w:pPr>
+        <w:spacing w:before="0" w:after="200"/>
+      </w:pPr>
+      <w:r>
+        <w:rPr>
+          <w:b/>
+          <w:smallCaps/>
+          <w:color w:val="5F2987"/>
+          <w:sz w:val="16"/>
+        </w:rPr>
+        <w:t xml:space="preserve">Exclusivo · uso personal. </w:t>
+      </w:r>
+      <w:r>
+        <w:rPr>
+          <w:i/>
+          <w:color w:val="767171"/>
+          <w:sz w:val="16"/>
+        </w:rPr>
+        <w:t xml:space="preserve">Material exclusivo de victorgutierrezmarcos.es y la app Oposición TCEE · DCE. Puedes usarlo libremente para tu estudio personal. No se autoriza su incorporación a otras plataformas, aplicaciones o servicios. Condiciones: https://www.victorgutierrezmarcos.es/condiciones-materiales.html</w:t>
       </w:r>
     </w:p>
     <w:p>
@@ -67928,7 +67950,7 @@
         <w:color w:val="767171"/>
         <w:sz w:val="14"/>
       </w:rPr>
-      <w:t xml:space="preserve">© 2026 Víctor Gutiérrez Marcos · CC BY-NC-ND 4.0</w:t>
+      <w:t xml:space="preserve">© 2026 Víctor Gutiérrez Marcos · Exclusivo de victorgutierrezmarcos.es y la app Oposición TCEE · DCE</w:t>
     </w:r>
     <w:r>
       <w:tab/>
@@ -67986,7 +68008,7 @@
         <w:color w:val="767171"/>
         <w:sz w:val="14"/>
       </w:rPr>
-      <w:t xml:space="preserve">© 2026 Víctor Gutiérrez Marcos · CC BY-NC-ND 4.0</w:t>
+      <w:t xml:space="preserve">© 2026 Víctor Gutiérrez Marcos · Exclusivo de victorgutierrezmarcos.es y la app Oposición TCEE · DCE</w:t>
     </w:r>
     <w:r>
       <w:tab/>
@@ -68052,7 +68074,7 @@
         <w:color w:val="767171"/>
         <w:sz w:val="14"/>
       </w:rPr>
-      <w:t xml:space="preserve">© 2026 Víctor Gutiérrez Marcos · CC BY-NC-ND 4.0</w:t>
+      <w:t xml:space="preserve">© 2026 Víctor Gutiérrez Marcos · Exclusivo de victorgutierrezmarcos.es y la app Oposición TCEE · DCE</w:t>
     </w:r>
     <w:r>
       <w:tab/>
